--- a/Tài Liệu/SCI_SE_03.ProjectUserStory.docx
+++ b/Tài Liệu/SCI_SE_03.ProjectUserStory.docx
@@ -1,6 +1,6 @@
 
 <file path=word/document.xml><?xml version="1.0" encoding="utf-8"?>
-<w:document xmlns:wpc="http://schemas.microsoft.com/office/word/2010/wordprocessingCanvas" xmlns:cx="http://schemas.microsoft.com/office/drawing/2014/chartex" xmlns:mc="http://schemas.openxmlformats.org/markup-compatibility/2006" xmlns:o="urn:schemas-microsoft-com:office:office" xmlns:r="http://schemas.openxmlformats.org/officeDocument/2006/relationships" xmlns:m="http://schemas.openxmlformats.org/officeDocument/2006/math" xmlns:v="urn:schemas-microsoft-com:vml" xmlns:wp14="http://schemas.microsoft.com/office/word/2010/wordprocessingDrawing" xmlns:wp="http://schemas.openxmlformats.org/drawingml/2006/wordprocessingDrawing" xmlns:w10="urn:schemas-microsoft-com:office:word" xmlns:w="http://schemas.openxmlformats.org/wordprocessingml/2006/main" xmlns:w14="http://schemas.microsoft.com/office/word/2010/wordml" xmlns:w15="http://schemas.microsoft.com/office/word/2012/wordml" xmlns:w16se="http://schemas.microsoft.com/office/word/2015/wordml/symex" xmlns:wpg="http://schemas.microsoft.com/office/word/2010/wordprocessingGroup" xmlns:wpi="http://schemas.microsoft.com/office/word/2010/wordprocessingInk" xmlns:wne="http://schemas.microsoft.com/office/word/2006/wordml" xmlns:wps="http://schemas.microsoft.com/office/word/2010/wordprocessingShape" mc:Ignorable="w14 w15 w16se wp14">
+<w:document xmlns:wpc="http://schemas.microsoft.com/office/word/2010/wordprocessingCanvas" xmlns:cx="http://schemas.microsoft.com/office/drawing/2014/chartex" xmlns:cx1="http://schemas.microsoft.com/office/drawing/2015/9/8/chartex" xmlns:cx2="http://schemas.microsoft.com/office/drawing/2015/10/21/chartex" xmlns:cx3="http://schemas.microsoft.com/office/drawing/2016/5/9/chartex" xmlns:cx4="http://schemas.microsoft.com/office/drawing/2016/5/10/chartex" xmlns:cx5="http://schemas.microsoft.com/office/drawing/2016/5/11/chartex" xmlns:cx6="http://schemas.microsoft.com/office/drawing/2016/5/12/chartex" xmlns:cx7="http://schemas.microsoft.com/office/drawing/2016/5/13/chartex" xmlns:cx8="http://schemas.microsoft.com/office/drawing/2016/5/14/chartex" xmlns:mc="http://schemas.openxmlformats.org/markup-compatibility/2006" xmlns:aink="http://schemas.microsoft.com/office/drawing/2016/ink" xmlns:am3d="http://schemas.microsoft.com/office/drawing/2017/model3d" xmlns:o="urn:schemas-microsoft-com:office:office" xmlns:oel="http://schemas.microsoft.com/office/2019/extlst" xmlns:r="http://schemas.openxmlformats.org/officeDocument/2006/relationships" xmlns:m="http://schemas.openxmlformats.org/officeDocument/2006/math" xmlns:v="urn:schemas-microsoft-com:vml" xmlns:wp14="http://schemas.microsoft.com/office/word/2010/wordprocessingDrawing" xmlns:wp="http://schemas.openxmlformats.org/drawingml/2006/wordprocessingDrawing" xmlns:w10="urn:schemas-microsoft-com:office:word" xmlns:w="http://schemas.openxmlformats.org/wordprocessingml/2006/main" xmlns:w14="http://schemas.microsoft.com/office/word/2010/wordml" xmlns:w15="http://schemas.microsoft.com/office/word/2012/wordml" xmlns:w16cex="http://schemas.microsoft.com/office/word/2018/wordml/cex" xmlns:w16cid="http://schemas.microsoft.com/office/word/2016/wordml/cid" xmlns:w16="http://schemas.microsoft.com/office/word/2018/wordml" xmlns:w16du="http://schemas.microsoft.com/office/word/2023/wordml/word16du" xmlns:w16sdtdh="http://schemas.microsoft.com/office/word/2020/wordml/sdtdatahash" xmlns:w16sdtfl="http://schemas.microsoft.com/office/word/2024/wordml/sdtformatlock" xmlns:w16se="http://schemas.microsoft.com/office/word/2015/wordml/symex" xmlns:wpg="http://schemas.microsoft.com/office/word/2010/wordprocessingGroup" xmlns:wpi="http://schemas.microsoft.com/office/word/2010/wordprocessingInk" xmlns:wne="http://schemas.microsoft.com/office/word/2006/wordml" xmlns:wps="http://schemas.microsoft.com/office/word/2010/wordprocessingShape" mc:Ignorable="w14 w15 w16se w16cid w16 w16cex w16sdtdh w16sdtfl w16du wp14">
   <w:body>
     <w:p>
       <w:pPr>
@@ -162,7 +162,7 @@
           <w:lang w:val="vi-VN" w:eastAsia="vi-VN"/>
         </w:rPr>
         <w:drawing>
-          <wp:inline distT="0" distB="0" distL="0" distR="0" wp14:anchorId="085294AA" wp14:editId="631DF102">
+          <wp:inline distT="0" distB="0" distL="0" distR="0" wp14:anchorId="5002449D" wp14:editId="020F127B">
             <wp:extent cx="1038225" cy="942756"/>
             <wp:effectExtent l="0" t="0" r="0" b="0"/>
             <wp:docPr id="4" name="Picture 4" descr="logodtu_100"/>
@@ -3455,8 +3455,6 @@
               </w:rPr>
               <w:t>Cường, Phạm Đình Vân Ly</w:t>
             </w:r>
-            <w:bookmarkStart w:id="0" w:name="_GoBack"/>
-            <w:bookmarkEnd w:id="0"/>
           </w:p>
         </w:tc>
         <w:tc>
@@ -10401,7 +10399,7 @@
           <w:lang w:val="vi-VN"/>
         </w:rPr>
       </w:pPr>
-      <w:bookmarkStart w:id="1" w:name="_Toc226742475"/>
+      <w:bookmarkStart w:id="0" w:name="_Toc226742475"/>
       <w:r>
         <w:rPr>
           <w:rFonts w:ascii="Times New Roman" w:hAnsi="Times New Roman" w:cs="Times New Roman"/>
@@ -10415,7 +10413,7 @@
         <w:lastRenderedPageBreak/>
         <w:t>GIỚI THIỆU</w:t>
       </w:r>
-      <w:bookmarkEnd w:id="1"/>
+      <w:bookmarkEnd w:id="0"/>
       <w:r>
         <w:rPr>
           <w:rFonts w:ascii="Times New Roman" w:hAnsi="Times New Roman" w:cs="Times New Roman"/>
@@ -10445,7 +10443,7 @@
           <w:lang w:val="vi-VN"/>
         </w:rPr>
       </w:pPr>
-      <w:bookmarkStart w:id="2" w:name="_Toc226742476"/>
+      <w:bookmarkStart w:id="1" w:name="_Toc226742476"/>
       <w:r>
         <w:rPr>
           <w:rFonts w:ascii="Times New Roman" w:hAnsi="Times New Roman" w:cs="Times New Roman"/>
@@ -10456,7 +10454,7 @@
         </w:rPr>
         <w:t>Mục đích tài liệu</w:t>
       </w:r>
-      <w:bookmarkEnd w:id="2"/>
+      <w:bookmarkEnd w:id="1"/>
     </w:p>
     <w:p>
       <w:pPr>
@@ -10697,7 +10695,7 @@
           <w:lang w:val="vi-VN"/>
         </w:rPr>
       </w:pPr>
-      <w:bookmarkStart w:id="3" w:name="_Toc226742477"/>
+      <w:bookmarkStart w:id="2" w:name="_Toc226742477"/>
       <w:r>
         <w:rPr>
           <w:rFonts w:ascii="Times New Roman" w:hAnsi="Times New Roman" w:cs="Times New Roman"/>
@@ -10708,7 +10706,7 @@
         </w:rPr>
         <w:t>Mục tiêu hệ thống</w:t>
       </w:r>
-      <w:bookmarkEnd w:id="3"/>
+      <w:bookmarkEnd w:id="2"/>
     </w:p>
     <w:p>
       <w:pPr>
@@ -11076,7 +11074,7 @@
           <w:lang w:val="vi-VN"/>
         </w:rPr>
       </w:pPr>
-      <w:bookmarkStart w:id="4" w:name="_Toc226742478"/>
+      <w:bookmarkStart w:id="3" w:name="_Toc226742478"/>
       <w:r>
         <w:rPr>
           <w:rFonts w:ascii="Times New Roman" w:hAnsi="Times New Roman" w:cs="Times New Roman"/>
@@ -11087,7 +11085,7 @@
         </w:rPr>
         <w:t>Ràng buộc</w:t>
       </w:r>
-      <w:bookmarkEnd w:id="4"/>
+      <w:bookmarkEnd w:id="3"/>
     </w:p>
     <w:p>
       <w:pPr>
@@ -11189,7 +11187,7 @@
           <w:lang w:val="vi-VN"/>
         </w:rPr>
       </w:pPr>
-      <w:bookmarkStart w:id="5" w:name="_Toc226742479"/>
+      <w:bookmarkStart w:id="4" w:name="_Toc226742479"/>
       <w:r>
         <w:rPr>
           <w:rFonts w:ascii="Times New Roman" w:hAnsi="Times New Roman" w:cs="Times New Roman"/>
@@ -11200,7 +11198,7 @@
         </w:rPr>
         <w:t>Công cụ và phương pháp quản lý hệ thống</w:t>
       </w:r>
-      <w:bookmarkEnd w:id="5"/>
+      <w:bookmarkEnd w:id="4"/>
     </w:p>
     <w:p>
       <w:pPr>
@@ -11380,7 +11378,7 @@
           <w:lang w:val="vi-VN"/>
         </w:rPr>
       </w:pPr>
-      <w:bookmarkStart w:id="6" w:name="_Toc226742480"/>
+      <w:bookmarkStart w:id="5" w:name="_Toc226742480"/>
       <w:r>
         <w:rPr>
           <w:rFonts w:ascii="Times New Roman" w:hAnsi="Times New Roman" w:cs="Times New Roman"/>
@@ -11394,7 +11392,7 @@
         <w:lastRenderedPageBreak/>
         <w:t>USER STORY TRONG HỆ THỐNG</w:t>
       </w:r>
-      <w:bookmarkEnd w:id="6"/>
+      <w:bookmarkEnd w:id="5"/>
     </w:p>
     <w:p>
       <w:pPr>
@@ -11412,7 +11410,7 @@
           <w:lang w:val="vi-VN"/>
         </w:rPr>
       </w:pPr>
-      <w:bookmarkStart w:id="7" w:name="_Toc226742481"/>
+      <w:bookmarkStart w:id="6" w:name="_Toc226742481"/>
       <w:r>
         <w:rPr>
           <w:rFonts w:ascii="Times New Roman" w:hAnsi="Times New Roman" w:cs="Times New Roman"/>
@@ -11423,7 +11421,7 @@
         </w:rPr>
         <w:t>Đăng nhập</w:t>
       </w:r>
-      <w:bookmarkEnd w:id="7"/>
+      <w:bookmarkEnd w:id="6"/>
     </w:p>
     <w:tbl>
       <w:tblPr>
@@ -12236,7 +12234,7 @@
           <w:lang w:val="vi-VN"/>
         </w:rPr>
       </w:pPr>
-      <w:bookmarkStart w:id="8" w:name="_Toc226742482"/>
+      <w:bookmarkStart w:id="7" w:name="_Toc226742482"/>
       <w:r>
         <w:rPr>
           <w:rFonts w:ascii="Times New Roman" w:hAnsi="Times New Roman" w:cs="Times New Roman"/>
@@ -12248,7 +12246,7 @@
         <w:lastRenderedPageBreak/>
         <w:t>Đăng ký</w:t>
       </w:r>
-      <w:bookmarkEnd w:id="8"/>
+      <w:bookmarkEnd w:id="7"/>
     </w:p>
     <w:tbl>
       <w:tblPr>
@@ -12804,16 +12802,52 @@
                 <w:szCs w:val="26"/>
                 <w:lang w:val="vi-VN"/>
               </w:rPr>
-              <w:t>Sau khi đã nhập thông tin hợp lệ, người dùng click vào “đăng ký”</w:t>
-            </w:r>
-            <w:r>
-              <w:rPr>
-                <w:noProof/>
-                <w:sz w:val="26"/>
-                <w:szCs w:val="26"/>
-                <w:lang w:val="vi-VN"/>
-              </w:rPr>
-              <w:t xml:space="preserve"> hệ thống sẽ gửi mã OTP về mail hoặc số điện thoại </w:t>
+              <w:t>Sau khi đã nhập thông tin hợp lệ, người dùng click vào “</w:t>
+            </w:r>
+            <w:r>
+              <w:rPr>
+                <w:noProof/>
+                <w:sz w:val="26"/>
+                <w:szCs w:val="26"/>
+                <w:lang w:val="vi-VN"/>
+              </w:rPr>
+              <w:t>Đ</w:t>
+            </w:r>
+            <w:r>
+              <w:rPr>
+                <w:noProof/>
+                <w:sz w:val="26"/>
+                <w:szCs w:val="26"/>
+                <w:lang w:val="vi-VN"/>
+              </w:rPr>
+              <w:t>ăng ký”</w:t>
+            </w:r>
+            <w:r>
+              <w:rPr>
+                <w:noProof/>
+                <w:sz w:val="26"/>
+                <w:szCs w:val="26"/>
+                <w:lang w:val="vi-VN"/>
+              </w:rPr>
+              <w:t xml:space="preserve"> hệ thống sẽ gửi mã OTP về </w:t>
+            </w:r>
+            <w:r>
+              <w:rPr>
+                <w:noProof/>
+                <w:sz w:val="26"/>
+                <w:szCs w:val="26"/>
+                <w:lang w:val="vi-VN"/>
+              </w:rPr>
+              <w:t>e</w:t>
+            </w:r>
+            <w:r>
+              <w:rPr>
+                <w:noProof/>
+                <w:sz w:val="26"/>
+                <w:szCs w:val="26"/>
+                <w:lang w:val="vi-VN"/>
+              </w:rPr>
+              <w:t xml:space="preserve">mail hoặc số điện thoại </w:t>
             </w:r>
             <w:r>
               <w:rPr>
@@ -12850,7 +12884,57 @@
                 <w:szCs w:val="26"/>
                 <w:lang w:val="vi-VN"/>
               </w:rPr>
-              <w:t>Mã xác nhận có hiệu lực trong vòng 60 phút</w:t>
+              <w:t>O</w:t>
+            </w:r>
+            <w:r>
+              <w:rPr>
+                <w:rStyle w:val="Strong"/>
+                <w:b w:val="0"/>
+                <w:noProof/>
+                <w:lang w:val="vi-VN"/>
+              </w:rPr>
+              <w:t>TP</w:t>
+            </w:r>
+            <w:r>
+              <w:rPr>
+                <w:rStyle w:val="Strong"/>
+                <w:noProof/>
+                <w:lang w:val="vi-VN"/>
+              </w:rPr>
+              <w:t xml:space="preserve"> </w:t>
+            </w:r>
+            <w:r>
+              <w:rPr>
+                <w:rStyle w:val="Strong"/>
+                <w:b w:val="0"/>
+                <w:noProof/>
+                <w:sz w:val="26"/>
+                <w:szCs w:val="26"/>
+                <w:lang w:val="vi-VN"/>
+              </w:rPr>
+              <w:t xml:space="preserve">có hiệu lực trong vòng </w:t>
+            </w:r>
+            <w:r>
+              <w:rPr>
+                <w:rStyle w:val="Strong"/>
+                <w:b w:val="0"/>
+                <w:noProof/>
+                <w:sz w:val="26"/>
+                <w:szCs w:val="26"/>
+                <w:lang w:val="vi-VN"/>
+              </w:rPr>
+              <w:t>12</w:t>
+            </w:r>
+            <w:r>
+              <w:rPr>
+                <w:rStyle w:val="Strong"/>
+                <w:b w:val="0"/>
+                <w:noProof/>
+                <w:sz w:val="26"/>
+                <w:szCs w:val="26"/>
+                <w:lang w:val="vi-VN"/>
+              </w:rPr>
+              <w:t>0 giây</w:t>
             </w:r>
             <w:r>
               <w:rPr>
@@ -13056,7 +13140,67 @@
                 <w:szCs w:val="26"/>
                 <w:lang w:val="vi-VN"/>
               </w:rPr>
-              <w:t>Mã xác nhận chỉ có hiệu lực trong vòng 60 phút.</w:t>
+              <w:t xml:space="preserve">OTP </w:t>
+            </w:r>
+            <w:r>
+              <w:rPr>
+                <w:rStyle w:val="Strong"/>
+                <w:rFonts w:ascii="Times New Roman" w:hAnsi="Times New Roman" w:cs="Times New Roman"/>
+                <w:b w:val="0"/>
+                <w:noProof/>
+                <w:sz w:val="26"/>
+                <w:szCs w:val="26"/>
+                <w:lang w:val="vi-VN"/>
+              </w:rPr>
+              <w:t xml:space="preserve">chỉ có hiệu lực trong vòng </w:t>
+            </w:r>
+            <w:r>
+              <w:rPr>
+                <w:rStyle w:val="Strong"/>
+                <w:rFonts w:ascii="Times New Roman" w:hAnsi="Times New Roman" w:cs="Times New Roman"/>
+                <w:b w:val="0"/>
+                <w:noProof/>
+                <w:sz w:val="26"/>
+                <w:szCs w:val="26"/>
+                <w:lang w:val="vi-VN"/>
+              </w:rPr>
+              <w:t>12</w:t>
+            </w:r>
+            <w:r>
+              <w:rPr>
+                <w:rStyle w:val="Strong"/>
+                <w:rFonts w:ascii="Times New Roman" w:hAnsi="Times New Roman" w:cs="Times New Roman"/>
+                <w:b w:val="0"/>
+                <w:noProof/>
+                <w:sz w:val="26"/>
+                <w:szCs w:val="26"/>
+                <w:lang w:val="vi-VN"/>
+              </w:rPr>
+              <w:t xml:space="preserve">0 </w:t>
+            </w:r>
+            <w:r>
+              <w:rPr>
+                <w:rStyle w:val="Strong"/>
+                <w:rFonts w:ascii="Times New Roman" w:hAnsi="Times New Roman" w:cs="Times New Roman"/>
+                <w:b w:val="0"/>
+                <w:noProof/>
+                <w:sz w:val="26"/>
+                <w:szCs w:val="26"/>
+                <w:lang w:val="vi-VN"/>
+              </w:rPr>
+              <w:t>giây</w:t>
+            </w:r>
+            <w:r>
+              <w:rPr>
+                <w:rStyle w:val="Strong"/>
+                <w:rFonts w:ascii="Times New Roman" w:hAnsi="Times New Roman" w:cs="Times New Roman"/>
+                <w:b w:val="0"/>
+                <w:noProof/>
+                <w:sz w:val="26"/>
+                <w:szCs w:val="26"/>
+                <w:lang w:val="vi-VN"/>
+              </w:rPr>
+              <w:t>.</w:t>
             </w:r>
           </w:p>
           <w:p>
@@ -13104,7 +13248,7 @@
           <w:lang w:val="vi-VN"/>
         </w:rPr>
       </w:pPr>
-      <w:bookmarkStart w:id="9" w:name="_Toc226742483"/>
+      <w:bookmarkStart w:id="8" w:name="_Toc226742483"/>
       <w:r>
         <w:rPr>
           <w:rFonts w:ascii="Times New Roman" w:hAnsi="Times New Roman" w:cs="Times New Roman"/>
@@ -13116,7 +13260,7 @@
         <w:lastRenderedPageBreak/>
         <w:t>Quên mật khẩu</w:t>
       </w:r>
-      <w:bookmarkEnd w:id="9"/>
+      <w:bookmarkEnd w:id="8"/>
     </w:p>
     <w:tbl>
       <w:tblPr>
@@ -13520,7 +13664,7 @@
                 <w:szCs w:val="26"/>
                 <w:lang w:val="vi-VN"/>
               </w:rPr>
-              <w:t>mã xác nhận (OTP)</w:t>
+              <w:t>OTP</w:t>
             </w:r>
             <w:r>
               <w:rPr>
@@ -13575,7 +13719,7 @@
                 <w:szCs w:val="26"/>
                 <w:lang w:val="vi-VN"/>
               </w:rPr>
-              <w:t>Mã x</w:t>
+              <w:t xml:space="preserve">OTP </w:t>
             </w:r>
             <w:r>
               <w:rPr>
@@ -13586,7 +13730,18 @@
                 <w:szCs w:val="26"/>
                 <w:lang w:val="vi-VN"/>
               </w:rPr>
-              <w:t>ác nhận có hiệu lực trong vòng 60</w:t>
+              <w:t xml:space="preserve">có hiệu lực trong vòng </w:t>
+            </w:r>
+            <w:r>
+              <w:rPr>
+                <w:rStyle w:val="Strong"/>
+                <w:b w:val="0"/>
+                <w:noProof/>
+                <w:sz w:val="26"/>
+                <w:szCs w:val="26"/>
+                <w:lang w:val="vi-VN"/>
+              </w:rPr>
+              <w:t>120</w:t>
             </w:r>
             <w:r>
               <w:rPr>
@@ -13650,18 +13805,36 @@
                 <w:szCs w:val="26"/>
                 <w:lang w:val="vi-VN"/>
               </w:rPr>
-              <w:t xml:space="preserve">nhập </w:t>
+              <w:t>nhập</w:t>
+            </w:r>
+            <w:r>
+              <w:rPr>
+                <w:noProof/>
+                <w:sz w:val="26"/>
+                <w:szCs w:val="26"/>
+                <w:lang w:val="vi-VN"/>
+              </w:rPr>
+              <w:t xml:space="preserve"> </w:t>
             </w:r>
             <w:r>
               <w:rPr>
                 <w:rStyle w:val="Strong"/>
                 <w:b w:val="0"/>
-                <w:noProof/>
-                <w:sz w:val="26"/>
-                <w:szCs w:val="26"/>
-                <w:lang w:val="vi-VN"/>
-              </w:rPr>
-              <w:t>mã xác nhận hợp lệ</w:t>
+                <w:bCs w:val="0"/>
+                <w:lang w:val="vi-VN"/>
+              </w:rPr>
+              <w:t xml:space="preserve">OTP </w:t>
+            </w:r>
+            <w:r>
+              <w:rPr>
+                <w:rStyle w:val="Strong"/>
+                <w:b w:val="0"/>
+                <w:noProof/>
+                <w:sz w:val="26"/>
+                <w:szCs w:val="26"/>
+                <w:lang w:val="vi-VN"/>
+              </w:rPr>
+              <w:t>hợp lệ</w:t>
             </w:r>
             <w:r>
               <w:rPr>
@@ -13848,7 +14021,7 @@
                 <w:szCs w:val="26"/>
                 <w:lang w:val="vi-VN"/>
               </w:rPr>
-              <w:t>đ</w:t>
+              <w:t>Đ</w:t>
             </w:r>
             <w:r>
               <w:rPr>
@@ -13929,30 +14102,78 @@
               <w:rPr>
                 <w:rStyle w:val="Strong"/>
                 <w:b w:val="0"/>
-                <w:noProof/>
-                <w:sz w:val="26"/>
-                <w:szCs w:val="26"/>
-                <w:lang w:val="vi-VN"/>
-              </w:rPr>
-              <w:t>mã xác nhận sai hoặc đã hết hạn</w:t>
-            </w:r>
-            <w:r>
-              <w:rPr>
-                <w:noProof/>
-                <w:sz w:val="26"/>
-                <w:szCs w:val="26"/>
-                <w:lang w:val="vi-VN"/>
-              </w:rPr>
-              <w:t>, hệ thống yêu cầu nhập lại mã xác nhận</w:t>
-            </w:r>
-            <w:r>
-              <w:rPr>
-                <w:noProof/>
-                <w:sz w:val="26"/>
-                <w:szCs w:val="26"/>
-                <w:lang w:val="vi-VN"/>
-              </w:rPr>
-              <w:t xml:space="preserve"> hoặc yêu cầu gửi lại mã xác nhận qua email</w:t>
+                <w:bCs w:val="0"/>
+                <w:lang w:val="vi-VN"/>
+              </w:rPr>
+              <w:t xml:space="preserve">OTP </w:t>
+            </w:r>
+            <w:r>
+              <w:rPr>
+                <w:rStyle w:val="Strong"/>
+                <w:b w:val="0"/>
+                <w:noProof/>
+                <w:sz w:val="26"/>
+                <w:szCs w:val="26"/>
+                <w:lang w:val="vi-VN"/>
+              </w:rPr>
+              <w:t>sai hoặc đã hết hạn</w:t>
+            </w:r>
+            <w:r>
+              <w:rPr>
+                <w:noProof/>
+                <w:sz w:val="26"/>
+                <w:szCs w:val="26"/>
+                <w:lang w:val="vi-VN"/>
+              </w:rPr>
+              <w:t xml:space="preserve">, hệ thống yêu cầu nhập lại </w:t>
+            </w:r>
+            <w:r>
+              <w:rPr>
+                <w:noProof/>
+                <w:sz w:val="26"/>
+                <w:szCs w:val="26"/>
+                <w:lang w:val="vi-VN"/>
+              </w:rPr>
+              <w:t>O</w:t>
+            </w:r>
+            <w:r>
+              <w:rPr>
+                <w:lang w:val="vi-VN"/>
+              </w:rPr>
+              <w:t xml:space="preserve">TP </w:t>
+            </w:r>
+            <w:r>
+              <w:rPr>
+                <w:noProof/>
+                <w:sz w:val="26"/>
+                <w:szCs w:val="26"/>
+                <w:lang w:val="vi-VN"/>
+              </w:rPr>
+              <w:t xml:space="preserve">hoặc yêu cầu gửi lại </w:t>
+            </w:r>
+            <w:r>
+              <w:rPr>
+                <w:noProof/>
+                <w:sz w:val="26"/>
+                <w:szCs w:val="26"/>
+                <w:lang w:val="vi-VN"/>
+              </w:rPr>
+              <w:t>O</w:t>
+            </w:r>
+            <w:r>
+              <w:rPr>
+                <w:lang w:val="vi-VN"/>
+              </w:rPr>
+              <w:t xml:space="preserve">TP </w:t>
+            </w:r>
+            <w:r>
+              <w:rPr>
+                <w:noProof/>
+                <w:sz w:val="26"/>
+                <w:szCs w:val="26"/>
+                <w:lang w:val="vi-VN"/>
+              </w:rPr>
+              <w:t>qua email</w:t>
             </w:r>
             <w:r>
               <w:rPr>
@@ -14062,7 +14283,22 @@
                 <w:szCs w:val="26"/>
                 <w:lang w:val="vi-VN"/>
               </w:rPr>
-              <w:t xml:space="preserve">Mã xác nhận chỉ </w:t>
+              <w:t>O</w:t>
+            </w:r>
+            <w:r>
+              <w:rPr>
+                <w:lang w:val="vi-VN"/>
+              </w:rPr>
+              <w:t xml:space="preserve">TP </w:t>
+            </w:r>
+            <w:r>
+              <w:rPr>
+                <w:noProof/>
+                <w:sz w:val="26"/>
+                <w:szCs w:val="26"/>
+                <w:lang w:val="vi-VN"/>
+              </w:rPr>
+              <w:t xml:space="preserve">chỉ </w:t>
             </w:r>
             <w:r>
               <w:rPr>
@@ -14073,7 +14309,7 @@
                 <w:szCs w:val="26"/>
                 <w:lang w:val="vi-VN"/>
               </w:rPr>
-              <w:t>có hiệu lực trong 60</w:t>
+              <w:t xml:space="preserve">có hiệu lực trong </w:t>
             </w:r>
             <w:r>
               <w:rPr>
@@ -14084,7 +14320,29 @@
                 <w:szCs w:val="26"/>
                 <w:lang w:val="vi-VN"/>
               </w:rPr>
-              <w:t xml:space="preserve"> phút</w:t>
+              <w:t>12</w:t>
+            </w:r>
+            <w:r>
+              <w:rPr>
+                <w:rStyle w:val="Strong"/>
+                <w:b w:val="0"/>
+                <w:noProof/>
+                <w:sz w:val="26"/>
+                <w:szCs w:val="26"/>
+                <w:lang w:val="vi-VN"/>
+              </w:rPr>
+              <w:t>0</w:t>
+            </w:r>
+            <w:r>
+              <w:rPr>
+                <w:rStyle w:val="Strong"/>
+                <w:b w:val="0"/>
+                <w:noProof/>
+                <w:sz w:val="26"/>
+                <w:szCs w:val="26"/>
+                <w:lang w:val="vi-VN"/>
+              </w:rPr>
+              <w:t xml:space="preserve"> giây</w:t>
             </w:r>
             <w:r>
               <w:rPr>
@@ -14112,7 +14370,7 @@
           <w:lang w:val="vi-VN"/>
         </w:rPr>
       </w:pPr>
-      <w:bookmarkStart w:id="10" w:name="_Toc226742484"/>
+      <w:bookmarkStart w:id="9" w:name="_Toc226742484"/>
       <w:r>
         <w:rPr>
           <w:rFonts w:ascii="Times New Roman" w:hAnsi="Times New Roman" w:cs="Times New Roman"/>
@@ -14150,7 +14408,7 @@
         <w:lastRenderedPageBreak/>
         <w:t>Thống kê hệ thống</w:t>
       </w:r>
-      <w:bookmarkEnd w:id="10"/>
+      <w:bookmarkEnd w:id="9"/>
     </w:p>
     <w:tbl>
       <w:tblPr>
@@ -14956,7 +15214,7 @@
           <w:lang w:val="vi-VN"/>
         </w:rPr>
       </w:pPr>
-      <w:bookmarkStart w:id="11" w:name="_Toc226742485"/>
+      <w:bookmarkStart w:id="10" w:name="_Toc226742485"/>
       <w:r>
         <w:rPr>
           <w:rFonts w:ascii="Times New Roman" w:hAnsi="Times New Roman" w:cs="Times New Roman"/>
@@ -14968,7 +15226,7 @@
         <w:lastRenderedPageBreak/>
         <w:t>Quản lý đơn hàng hệ thống</w:t>
       </w:r>
-      <w:bookmarkEnd w:id="11"/>
+      <w:bookmarkEnd w:id="10"/>
     </w:p>
     <w:tbl>
       <w:tblPr>
@@ -15448,7 +15706,27 @@
                 <w:szCs w:val="26"/>
                 <w:lang w:val="vi-VN"/>
               </w:rPr>
-              <w:t>Admin bấm vào “xem” để xem chi tiết từng đơn hàng.</w:t>
+              <w:t>Admin bấm vào “</w:t>
+            </w:r>
+            <w:r>
+              <w:rPr>
+                <w:rFonts w:ascii="Times New Roman" w:eastAsia="Times New Roman" w:hAnsi="Times New Roman" w:cs="Times New Roman"/>
+                <w:noProof/>
+                <w:sz w:val="26"/>
+                <w:szCs w:val="26"/>
+                <w:lang w:val="vi-VN"/>
+              </w:rPr>
+              <w:t>X</w:t>
+            </w:r>
+            <w:r>
+              <w:rPr>
+                <w:rFonts w:ascii="Times New Roman" w:eastAsia="Times New Roman" w:hAnsi="Times New Roman" w:cs="Times New Roman"/>
+                <w:noProof/>
+                <w:sz w:val="26"/>
+                <w:szCs w:val="26"/>
+                <w:lang w:val="vi-VN"/>
+              </w:rPr>
+              <w:t>em” để xem chi tiết từng đơn hàng.</w:t>
             </w:r>
           </w:p>
           <w:p>
@@ -15578,7 +15856,7 @@
           <w:lang w:val="vi-VN"/>
         </w:rPr>
       </w:pPr>
-      <w:bookmarkStart w:id="12" w:name="_Toc226742486"/>
+      <w:bookmarkStart w:id="11" w:name="_Toc226742486"/>
       <w:r>
         <w:rPr>
           <w:rFonts w:ascii="Times New Roman" w:hAnsi="Times New Roman" w:cs="Times New Roman"/>
@@ -15599,7 +15877,7 @@
         </w:rPr>
         <w:t xml:space="preserve"> hệ thống</w:t>
       </w:r>
-      <w:bookmarkEnd w:id="12"/>
+      <w:bookmarkEnd w:id="11"/>
     </w:p>
     <w:tbl>
       <w:tblPr>
@@ -16414,7 +16692,7 @@
           <w:lang w:val="vi-VN"/>
         </w:rPr>
       </w:pPr>
-      <w:bookmarkStart w:id="13" w:name="_Toc226742487"/>
+      <w:bookmarkStart w:id="12" w:name="_Toc226742487"/>
       <w:r>
         <w:rPr>
           <w:rFonts w:ascii="Times New Roman" w:hAnsi="Times New Roman" w:cs="Times New Roman"/>
@@ -16426,7 +16704,7 @@
         <w:lastRenderedPageBreak/>
         <w:t>Quản lý tài khoản</w:t>
       </w:r>
-      <w:bookmarkEnd w:id="13"/>
+      <w:bookmarkEnd w:id="12"/>
       <w:r>
         <w:rPr>
           <w:rFonts w:ascii="Times New Roman" w:hAnsi="Times New Roman" w:cs="Times New Roman"/>
@@ -17209,7 +17487,7 @@
           <w:lang w:val="vi-VN"/>
         </w:rPr>
       </w:pPr>
-      <w:bookmarkStart w:id="14" w:name="_Toc226742488"/>
+      <w:bookmarkStart w:id="13" w:name="_Toc226742488"/>
       <w:r>
         <w:rPr>
           <w:rFonts w:ascii="Times New Roman" w:hAnsi="Times New Roman" w:cs="Times New Roman"/>
@@ -17221,7 +17499,7 @@
         <w:lastRenderedPageBreak/>
         <w:t>Quản lý doanh thu hệ thống</w:t>
       </w:r>
-      <w:bookmarkEnd w:id="14"/>
+      <w:bookmarkEnd w:id="13"/>
     </w:p>
     <w:tbl>
       <w:tblPr>
@@ -18002,7 +18280,7 @@
           <w:lang w:val="vi-VN"/>
         </w:rPr>
       </w:pPr>
-      <w:bookmarkStart w:id="15" w:name="_Toc226742489"/>
+      <w:bookmarkStart w:id="14" w:name="_Toc226742489"/>
       <w:r>
         <w:rPr>
           <w:rFonts w:ascii="Times New Roman" w:hAnsi="Times New Roman" w:cs="Times New Roman"/>
@@ -18014,7 +18292,7 @@
         <w:lastRenderedPageBreak/>
         <w:t>Quản lý khuyến mãi hệ thống</w:t>
       </w:r>
-      <w:bookmarkEnd w:id="15"/>
+      <w:bookmarkEnd w:id="14"/>
     </w:p>
     <w:tbl>
       <w:tblPr>
@@ -18589,7 +18867,7 @@
           <w:lang w:val="vi-VN"/>
         </w:rPr>
       </w:pPr>
-      <w:bookmarkStart w:id="16" w:name="_Toc226742490"/>
+      <w:bookmarkStart w:id="15" w:name="_Toc226742490"/>
       <w:r>
         <w:rPr>
           <w:rFonts w:ascii="Times New Roman" w:hAnsi="Times New Roman" w:cs="Times New Roman"/>
@@ -18601,7 +18879,7 @@
         <w:lastRenderedPageBreak/>
         <w:t>Quản lý yêu cầu hỗ trợ</w:t>
       </w:r>
-      <w:bookmarkEnd w:id="16"/>
+      <w:bookmarkEnd w:id="15"/>
     </w:p>
     <w:tbl>
       <w:tblPr>
@@ -19140,7 +19418,7 @@
           <w:lang w:val="vi-VN"/>
         </w:rPr>
       </w:pPr>
-      <w:bookmarkStart w:id="17" w:name="_Toc226742491"/>
+      <w:bookmarkStart w:id="16" w:name="_Toc226742491"/>
       <w:r>
         <w:rPr>
           <w:rFonts w:ascii="Times New Roman" w:hAnsi="Times New Roman" w:cs="Times New Roman"/>
@@ -19172,7 +19450,7 @@
         </w:rPr>
         <w:t xml:space="preserve"> báo cáo/ khiếu nại</w:t>
       </w:r>
-      <w:bookmarkEnd w:id="17"/>
+      <w:bookmarkEnd w:id="16"/>
     </w:p>
     <w:tbl>
       <w:tblPr>
@@ -19245,20 +19523,18 @@
               </w:rPr>
               <w:t>Quản lý báo cáo/</w:t>
             </w:r>
-          </w:p>
-          <w:p>
-            <w:pPr>
-              <w:spacing w:line="360" w:lineRule="auto"/>
-              <w:rPr>
-                <w:rFonts w:ascii="Times New Roman" w:hAnsi="Times New Roman" w:cs="Times New Roman"/>
-                <w:b/>
-                <w:bCs/>
-                <w:noProof/>
-                <w:sz w:val="26"/>
-                <w:szCs w:val="26"/>
-                <w:lang w:val="vi-VN"/>
-              </w:rPr>
-            </w:pPr>
+            <w:r>
+              <w:rPr>
+                <w:rFonts w:ascii="Times New Roman" w:hAnsi="Times New Roman" w:cs="Times New Roman"/>
+                <w:b/>
+                <w:bCs/>
+                <w:noProof/>
+                <w:sz w:val="26"/>
+                <w:szCs w:val="26"/>
+                <w:lang w:val="vi-VN"/>
+              </w:rPr>
+              <w:t xml:space="preserve"> </w:t>
+            </w:r>
             <w:r>
               <w:rPr>
                 <w:rFonts w:ascii="Times New Roman" w:hAnsi="Times New Roman" w:cs="Times New Roman"/>
@@ -19509,7 +19785,29 @@
                 <w:szCs w:val="26"/>
                 <w:lang w:val="vi-VN"/>
               </w:rPr>
-              <w:t>Khi truy cập trang báo cáo khiếu nại, hệ thống hiển thi danh sách báo cáo/khiếu nại người dùng đã gửi.</w:t>
+              <w:t xml:space="preserve">Khi truy cập trang báo cáo khiếu nại, hệ thống hiển </w:t>
+            </w:r>
+            <w:r>
+              <w:rPr>
+                <w:rFonts w:ascii="Times New Roman" w:hAnsi="Times New Roman" w:cs="Times New Roman"/>
+                <w:bCs/>
+                <w:noProof/>
+                <w:sz w:val="26"/>
+                <w:szCs w:val="26"/>
+                <w:lang w:val="vi-VN"/>
+              </w:rPr>
+              <w:t>thị</w:t>
+            </w:r>
+            <w:r>
+              <w:rPr>
+                <w:rFonts w:ascii="Times New Roman" w:hAnsi="Times New Roman" w:cs="Times New Roman"/>
+                <w:bCs/>
+                <w:noProof/>
+                <w:sz w:val="26"/>
+                <w:szCs w:val="26"/>
+                <w:lang w:val="vi-VN"/>
+              </w:rPr>
+              <w:t xml:space="preserve"> danh sách báo cáo/khiếu nại người dùng đã gửi.</w:t>
             </w:r>
           </w:p>
           <w:p>
@@ -19718,7 +20016,7 @@
           <w:lang w:val="vi-VN"/>
         </w:rPr>
       </w:pPr>
-      <w:bookmarkStart w:id="18" w:name="_Toc226742492"/>
+      <w:bookmarkStart w:id="17" w:name="_Toc226742492"/>
       <w:r>
         <w:rPr>
           <w:rFonts w:ascii="Times New Roman" w:hAnsi="Times New Roman" w:cs="Times New Roman"/>
@@ -19730,7 +20028,7 @@
         <w:lastRenderedPageBreak/>
         <w:t>Tổng quan cửa hàng</w:t>
       </w:r>
-      <w:bookmarkEnd w:id="18"/>
+      <w:bookmarkEnd w:id="17"/>
     </w:p>
     <w:tbl>
       <w:tblPr>
@@ -20255,12 +20553,23 @@
             <w:r>
               <w:rPr>
                 <w:rFonts w:ascii="Times New Roman" w:eastAsia="Times New Roman" w:hAnsi="Times New Roman" w:cs="Times New Roman"/>
-                <w:noProof/>
-                <w:sz w:val="26"/>
-                <w:szCs w:val="26"/>
-                <w:lang w:val="vi-VN"/>
-              </w:rPr>
-              <w:t xml:space="preserve">xem </w:t>
+                <w:bCs/>
+                <w:noProof/>
+                <w:sz w:val="26"/>
+                <w:szCs w:val="26"/>
+                <w:lang w:val="vi-VN"/>
+              </w:rPr>
+              <w:t>X</w:t>
+            </w:r>
+            <w:r>
+              <w:rPr>
+                <w:rFonts w:ascii="Times New Roman" w:eastAsia="Times New Roman" w:hAnsi="Times New Roman" w:cs="Times New Roman"/>
+                <w:noProof/>
+                <w:sz w:val="26"/>
+                <w:szCs w:val="26"/>
+                <w:lang w:val="vi-VN"/>
+              </w:rPr>
+              <w:t xml:space="preserve">em </w:t>
             </w:r>
             <w:r>
               <w:rPr>
@@ -20458,7 +20767,7 @@
           <w:lang w:val="vi-VN"/>
         </w:rPr>
       </w:pPr>
-      <w:bookmarkStart w:id="19" w:name="_Toc226742493"/>
+      <w:bookmarkStart w:id="18" w:name="_Toc226742493"/>
       <w:r>
         <w:rPr>
           <w:rFonts w:ascii="Times New Roman" w:hAnsi="Times New Roman" w:cs="Times New Roman"/>
@@ -20470,7 +20779,7 @@
         <w:lastRenderedPageBreak/>
         <w:t>Quản lý doanh thu cửa hàng</w:t>
       </w:r>
-      <w:bookmarkEnd w:id="19"/>
+      <w:bookmarkEnd w:id="18"/>
     </w:p>
     <w:tbl>
       <w:tblPr>
@@ -20841,7 +21150,18 @@
                 <w:szCs w:val="26"/>
                 <w:lang w:val="vi-VN"/>
               </w:rPr>
-              <w:t>doanh thu hôm nay, thực nhận, tổng số đơn hàng, tỉ lệ hủy/hoàn</w:t>
+              <w:t>doanh thu hôm nay, thực nhận, tổng số đơn hàng, tỉ lệ hủy/</w:t>
+            </w:r>
+            <w:r>
+              <w:rPr>
+                <w:rFonts w:ascii="Times New Roman" w:eastAsia="Times New Roman" w:hAnsi="Times New Roman" w:cs="Times New Roman"/>
+                <w:bCs/>
+                <w:noProof/>
+                <w:sz w:val="26"/>
+                <w:szCs w:val="26"/>
+                <w:lang w:val="vi-VN"/>
+              </w:rPr>
+              <w:t>hoàn.</w:t>
             </w:r>
           </w:p>
           <w:p>
@@ -21028,12 +21348,23 @@
             <w:r>
               <w:rPr>
                 <w:rFonts w:ascii="Times New Roman" w:eastAsia="Times New Roman" w:hAnsi="Times New Roman" w:cs="Times New Roman"/>
-                <w:noProof/>
-                <w:sz w:val="26"/>
-                <w:szCs w:val="26"/>
-                <w:lang w:val="vi-VN"/>
-              </w:rPr>
-              <w:t xml:space="preserve">xem </w:t>
+                <w:bCs/>
+                <w:noProof/>
+                <w:sz w:val="26"/>
+                <w:szCs w:val="26"/>
+                <w:lang w:val="vi-VN"/>
+              </w:rPr>
+              <w:t>X</w:t>
+            </w:r>
+            <w:r>
+              <w:rPr>
+                <w:rFonts w:ascii="Times New Roman" w:eastAsia="Times New Roman" w:hAnsi="Times New Roman" w:cs="Times New Roman"/>
+                <w:noProof/>
+                <w:sz w:val="26"/>
+                <w:szCs w:val="26"/>
+                <w:lang w:val="vi-VN"/>
+              </w:rPr>
+              <w:t xml:space="preserve">em </w:t>
             </w:r>
             <w:r>
               <w:rPr>
@@ -21202,7 +21533,7 @@
           <w:lang w:val="vi-VN"/>
         </w:rPr>
       </w:pPr>
-      <w:bookmarkStart w:id="20" w:name="_Toc226742494"/>
+      <w:bookmarkStart w:id="19" w:name="_Toc226742494"/>
       <w:r>
         <w:rPr>
           <w:rFonts w:ascii="Times New Roman" w:hAnsi="Times New Roman" w:cs="Times New Roman"/>
@@ -21214,7 +21545,7 @@
         <w:lastRenderedPageBreak/>
         <w:t>Quản lý menu cửa hàng</w:t>
       </w:r>
-      <w:bookmarkEnd w:id="20"/>
+      <w:bookmarkEnd w:id="19"/>
     </w:p>
     <w:tbl>
       <w:tblPr>
@@ -21672,7 +22003,18 @@
                 <w:szCs w:val="26"/>
                 <w:lang w:val="vi-VN"/>
               </w:rPr>
-              <w:t>bán chạy nhất, giá cao nhất, giá thấp nhất</w:t>
+              <w:t xml:space="preserve">bán chạy nhất, giá cao nhất, giá thấp </w:t>
+            </w:r>
+            <w:r>
+              <w:rPr>
+                <w:rStyle w:val="Strong"/>
+                <w:b w:val="0"/>
+                <w:noProof/>
+                <w:sz w:val="26"/>
+                <w:szCs w:val="26"/>
+                <w:lang w:val="vi-VN"/>
+              </w:rPr>
+              <w:t>nhất</w:t>
             </w:r>
           </w:p>
           <w:p>
@@ -21831,6 +22173,15 @@
             </w:r>
             <w:r>
               <w:rPr>
+                <w:noProof/>
+                <w:sz w:val="26"/>
+                <w:szCs w:val="26"/>
+                <w:lang w:val="vi-VN"/>
+              </w:rPr>
+              <w:t>“</w:t>
+            </w:r>
+            <w:r>
+              <w:rPr>
                 <w:rStyle w:val="Strong"/>
                 <w:b w:val="0"/>
                 <w:noProof/>
@@ -21838,7 +22189,7 @@
                 <w:szCs w:val="26"/>
                 <w:lang w:val="vi-VN"/>
               </w:rPr>
-              <w:t>Sửa</w:t>
+              <w:t>Sửa”</w:t>
             </w:r>
             <w:r>
               <w:rPr>
@@ -21896,6 +22247,15 @@
             </w:r>
             <w:r>
               <w:rPr>
+                <w:noProof/>
+                <w:sz w:val="26"/>
+                <w:szCs w:val="26"/>
+                <w:lang w:val="vi-VN"/>
+              </w:rPr>
+              <w:t>“</w:t>
+            </w:r>
+            <w:r>
+              <w:rPr>
                 <w:rStyle w:val="Strong"/>
                 <w:b w:val="0"/>
                 <w:noProof/>
@@ -21903,7 +22263,18 @@
                 <w:szCs w:val="26"/>
                 <w:lang w:val="vi-VN"/>
               </w:rPr>
-              <w:t>Xóa,</w:t>
+              <w:t>Xóa”</w:t>
+            </w:r>
+            <w:r>
+              <w:rPr>
+                <w:rStyle w:val="Strong"/>
+                <w:b w:val="0"/>
+                <w:noProof/>
+                <w:sz w:val="26"/>
+                <w:szCs w:val="26"/>
+                <w:lang w:val="vi-VN"/>
+              </w:rPr>
+              <w:t>,</w:t>
             </w:r>
             <w:r>
               <w:rPr>
@@ -22169,7 +22540,7 @@
           <w:lang w:val="vi-VN"/>
         </w:rPr>
       </w:pPr>
-      <w:bookmarkStart w:id="21" w:name="_Toc226742495"/>
+      <w:bookmarkStart w:id="20" w:name="_Toc226742495"/>
       <w:r>
         <w:rPr>
           <w:rFonts w:ascii="Times New Roman" w:hAnsi="Times New Roman" w:cs="Times New Roman"/>
@@ -22181,7 +22552,7 @@
         <w:lastRenderedPageBreak/>
         <w:t>Quản lý đơn hàng của cửa hàng</w:t>
       </w:r>
-      <w:bookmarkEnd w:id="21"/>
+      <w:bookmarkEnd w:id="20"/>
     </w:p>
     <w:tbl>
       <w:tblPr>
@@ -22549,7 +22920,51 @@
                 <w:szCs w:val="26"/>
                 <w:lang w:val="vi-VN"/>
               </w:rPr>
-              <w:t>Trong tab chờ xác nhận, hệ thống hiển thị danh sách các đơn hàng đã đặt người dùng có thể từ chối hoặc xác nhận đơn.</w:t>
+              <w:t xml:space="preserve">Trong tab chờ xác nhận, hệ thống hiển thị danh sách các đơn hàng đã </w:t>
+            </w:r>
+            <w:r>
+              <w:rPr>
+                <w:rFonts w:ascii="Times New Roman" w:hAnsi="Times New Roman" w:cs="Times New Roman"/>
+                <w:bCs/>
+                <w:noProof/>
+                <w:sz w:val="26"/>
+                <w:szCs w:val="26"/>
+                <w:lang w:val="vi-VN"/>
+              </w:rPr>
+              <w:t>đặt,</w:t>
+            </w:r>
+            <w:r>
+              <w:rPr>
+                <w:rFonts w:ascii="Times New Roman" w:hAnsi="Times New Roman" w:cs="Times New Roman"/>
+                <w:bCs/>
+                <w:noProof/>
+                <w:sz w:val="26"/>
+                <w:szCs w:val="26"/>
+                <w:lang w:val="vi-VN"/>
+              </w:rPr>
+              <w:t xml:space="preserve"> </w:t>
+            </w:r>
+            <w:r>
+              <w:rPr>
+                <w:rFonts w:ascii="Times New Roman" w:hAnsi="Times New Roman" w:cs="Times New Roman"/>
+                <w:bCs/>
+                <w:noProof/>
+                <w:sz w:val="26"/>
+                <w:szCs w:val="26"/>
+                <w:lang w:val="vi-VN"/>
+              </w:rPr>
+              <w:t>chủ cửa hàng</w:t>
+            </w:r>
+            <w:r>
+              <w:rPr>
+                <w:rFonts w:ascii="Times New Roman" w:hAnsi="Times New Roman" w:cs="Times New Roman"/>
+                <w:bCs/>
+                <w:noProof/>
+                <w:sz w:val="26"/>
+                <w:szCs w:val="26"/>
+                <w:lang w:val="vi-VN"/>
+              </w:rPr>
+              <w:t xml:space="preserve"> có thể từ chối hoặc xác nhận đơn.</w:t>
             </w:r>
           </w:p>
           <w:p>
@@ -22709,7 +23124,29 @@
                 <w:szCs w:val="26"/>
                 <w:lang w:val="vi-VN"/>
               </w:rPr>
-              <w:t xml:space="preserve">Trong tab đang chuẩn bị, hệ thống hiển thị danh sách các đơn hàng đã xác nhận </w:t>
+              <w:t xml:space="preserve">Trong tab đang chuẩn bị, hệ thống hiển thị danh sách các đơn hàng đã xác </w:t>
+            </w:r>
+            <w:r>
+              <w:rPr>
+                <w:rFonts w:ascii="Times New Roman" w:hAnsi="Times New Roman" w:cs="Times New Roman"/>
+                <w:bCs/>
+                <w:noProof/>
+                <w:sz w:val="26"/>
+                <w:szCs w:val="26"/>
+                <w:lang w:val="vi-VN"/>
+              </w:rPr>
+              <w:t>nhận,</w:t>
+            </w:r>
+            <w:r>
+              <w:rPr>
+                <w:rFonts w:ascii="Times New Roman" w:hAnsi="Times New Roman" w:cs="Times New Roman"/>
+                <w:bCs/>
+                <w:noProof/>
+                <w:sz w:val="26"/>
+                <w:szCs w:val="26"/>
+                <w:lang w:val="vi-VN"/>
+              </w:rPr>
+              <w:t xml:space="preserve"> </w:t>
             </w:r>
             <w:r>
               <w:rPr>
@@ -22741,7 +23178,29 @@
                 <w:szCs w:val="26"/>
                 <w:lang w:val="vi-VN"/>
               </w:rPr>
-              <w:t>có thể bấm giao nếu đang hàng đã hoàn thành xong hoặc gia hạn thời gian nếu đơn hàng chưa hoàn thành.</w:t>
+              <w:t xml:space="preserve">có thể bấm giao nếu </w:t>
+            </w:r>
+            <w:r>
+              <w:rPr>
+                <w:rFonts w:ascii="Times New Roman" w:hAnsi="Times New Roman" w:cs="Times New Roman"/>
+                <w:bCs/>
+                <w:noProof/>
+                <w:sz w:val="26"/>
+                <w:szCs w:val="26"/>
+                <w:lang w:val="vi-VN"/>
+              </w:rPr>
+              <w:t>đơn</w:t>
+            </w:r>
+            <w:r>
+              <w:rPr>
+                <w:rFonts w:ascii="Times New Roman" w:hAnsi="Times New Roman" w:cs="Times New Roman"/>
+                <w:bCs/>
+                <w:noProof/>
+                <w:sz w:val="26"/>
+                <w:szCs w:val="26"/>
+                <w:lang w:val="vi-VN"/>
+              </w:rPr>
+              <w:t xml:space="preserve"> hàng đã hoàn thành xong hoặc gia hạn thời gian nếu đơn hàng chưa hoàn thành.</w:t>
             </w:r>
           </w:p>
           <w:p>
@@ -23513,7 +23972,7 @@
           <w:lang w:val="vi-VN"/>
         </w:rPr>
       </w:pPr>
-      <w:bookmarkStart w:id="22" w:name="_Toc226742496"/>
+      <w:bookmarkStart w:id="21" w:name="_Toc226742496"/>
       <w:r>
         <w:rPr>
           <w:rFonts w:ascii="Times New Roman" w:hAnsi="Times New Roman" w:cs="Times New Roman"/>
@@ -23525,7 +23984,7 @@
         <w:lastRenderedPageBreak/>
         <w:t>Quản lý khuyến mãi cửa hàng</w:t>
       </w:r>
-      <w:bookmarkEnd w:id="22"/>
+      <w:bookmarkEnd w:id="21"/>
     </w:p>
     <w:tbl>
       <w:tblPr>
@@ -24326,7 +24785,27 @@
                 <w:szCs w:val="26"/>
                 <w:lang w:val="vi-VN"/>
               </w:rPr>
-              <w:t xml:space="preserve">Khi chương trình khuyến mãi sắp đến thời gian mã khuyến mãi ở trạng thái sắp diễn ra, </w:t>
+              <w:t xml:space="preserve">Khi chương trình khuyến mãi sắp đến thời </w:t>
+            </w:r>
+            <w:r>
+              <w:rPr>
+                <w:rFonts w:ascii="Times New Roman" w:eastAsia="Times New Roman" w:hAnsi="Times New Roman" w:cs="Times New Roman"/>
+                <w:noProof/>
+                <w:sz w:val="26"/>
+                <w:szCs w:val="26"/>
+                <w:lang w:val="vi-VN"/>
+              </w:rPr>
+              <w:t>gian,</w:t>
+            </w:r>
+            <w:r>
+              <w:rPr>
+                <w:rFonts w:ascii="Times New Roman" w:eastAsia="Times New Roman" w:hAnsi="Times New Roman" w:cs="Times New Roman"/>
+                <w:noProof/>
+                <w:sz w:val="26"/>
+                <w:szCs w:val="26"/>
+                <w:lang w:val="vi-VN"/>
+              </w:rPr>
+              <w:t xml:space="preserve"> mã khuyến mãi ở trạng thái sắp diễn ra, </w:t>
             </w:r>
             <w:r>
               <w:rPr>
@@ -24614,7 +25093,7 @@
           <w:lang w:val="vi-VN"/>
         </w:rPr>
       </w:pPr>
-      <w:bookmarkStart w:id="23" w:name="_Toc226742497"/>
+      <w:bookmarkStart w:id="22" w:name="_Toc226742497"/>
       <w:r>
         <w:rPr>
           <w:rFonts w:ascii="Times New Roman" w:hAnsi="Times New Roman" w:cs="Times New Roman"/>
@@ -24626,7 +25105,7 @@
         <w:lastRenderedPageBreak/>
         <w:t>Tìm kiếm</w:t>
       </w:r>
-      <w:bookmarkEnd w:id="23"/>
+      <w:bookmarkEnd w:id="22"/>
     </w:p>
     <w:tbl>
       <w:tblPr>
@@ -25339,7 +25818,7 @@
           <w:lang w:val="vi-VN"/>
         </w:rPr>
       </w:pPr>
-      <w:bookmarkStart w:id="24" w:name="_Toc226742498"/>
+      <w:bookmarkStart w:id="23" w:name="_Toc226742498"/>
       <w:r>
         <w:rPr>
           <w:rFonts w:ascii="Times New Roman" w:hAnsi="Times New Roman" w:cs="Times New Roman"/>
@@ -25361,7 +25840,7 @@
         </w:rPr>
         <w:t xml:space="preserve"> cá nhân</w:t>
       </w:r>
-      <w:bookmarkEnd w:id="24"/>
+      <w:bookmarkEnd w:id="23"/>
     </w:p>
     <w:p>
       <w:pPr>
@@ -25382,7 +25861,7 @@
           <w:lang w:val="vi-VN"/>
         </w:rPr>
       </w:pPr>
-      <w:bookmarkStart w:id="25" w:name="_Toc226742499"/>
+      <w:bookmarkStart w:id="24" w:name="_Toc226742499"/>
       <w:r>
         <w:rPr>
           <w:rFonts w:ascii="Times New Roman" w:hAnsi="Times New Roman" w:cs="Times New Roman"/>
@@ -25395,7 +25874,7 @@
         </w:rPr>
         <w:t>Tài khoản người dùng</w:t>
       </w:r>
-      <w:bookmarkEnd w:id="25"/>
+      <w:bookmarkEnd w:id="24"/>
     </w:p>
     <w:tbl>
       <w:tblPr>
@@ -25732,7 +26211,27 @@
                 <w:szCs w:val="26"/>
                 <w:lang w:val="vi-VN"/>
               </w:rPr>
-              <w:t>Khi chọn “chỉnh sửa trang cá nhân”, thành viên có thể cập nhật các thông tin như: ảnh đại diện, tên tài khoản, giới tính, ngày sinh, tiểu sử, thiết lập quyền riêng tư.</w:t>
+              <w:t>Khi chọn “</w:t>
+            </w:r>
+            <w:r>
+              <w:rPr>
+                <w:rFonts w:ascii="Times New Roman" w:eastAsia="Times New Roman" w:hAnsi="Times New Roman" w:cs="Times New Roman"/>
+                <w:noProof/>
+                <w:sz w:val="26"/>
+                <w:szCs w:val="26"/>
+                <w:lang w:val="vi-VN"/>
+              </w:rPr>
+              <w:t>C</w:t>
+            </w:r>
+            <w:r>
+              <w:rPr>
+                <w:rFonts w:ascii="Times New Roman" w:eastAsia="Times New Roman" w:hAnsi="Times New Roman" w:cs="Times New Roman"/>
+                <w:noProof/>
+                <w:sz w:val="26"/>
+                <w:szCs w:val="26"/>
+                <w:lang w:val="vi-VN"/>
+              </w:rPr>
+              <w:t>hỉnh sửa trang cá nhân”, thành viên có thể cập nhật các thông tin như: ảnh đại diện, tên tài khoản, giới tính, ngày sinh, tiểu sử, thiết lập quyền riêng tư.</w:t>
             </w:r>
           </w:p>
           <w:p>
@@ -25760,7 +26259,27 @@
                 <w:szCs w:val="26"/>
                 <w:lang w:val="vi-VN"/>
               </w:rPr>
-              <w:t>Khi chọn “tạo bài viết”, thành viên có thể:</w:t>
+              <w:t>Khi chọn “</w:t>
+            </w:r>
+            <w:r>
+              <w:rPr>
+                <w:rFonts w:ascii="Times New Roman" w:eastAsia="Times New Roman" w:hAnsi="Times New Roman" w:cs="Times New Roman"/>
+                <w:noProof/>
+                <w:sz w:val="26"/>
+                <w:szCs w:val="26"/>
+                <w:lang w:val="vi-VN"/>
+              </w:rPr>
+              <w:t>T</w:t>
+            </w:r>
+            <w:r>
+              <w:rPr>
+                <w:rFonts w:ascii="Times New Roman" w:eastAsia="Times New Roman" w:hAnsi="Times New Roman" w:cs="Times New Roman"/>
+                <w:noProof/>
+                <w:sz w:val="26"/>
+                <w:szCs w:val="26"/>
+                <w:lang w:val="vi-VN"/>
+              </w:rPr>
+              <w:t>ạo bài viết”, thành viên có thể:</w:t>
             </w:r>
           </w:p>
           <w:p>
@@ -26032,6 +26551,7 @@
               <w:rPr>
                 <w:sz w:val="26"/>
                 <w:szCs w:val="26"/>
+                <w:lang w:val="vi-VN"/>
               </w:rPr>
               <w:t>và đăng bài trên tài khoản của mình.</w:t>
             </w:r>
@@ -26069,7 +26589,7 @@
         </w:rPr>
         <w:br w:type="page"/>
       </w:r>
-      <w:bookmarkStart w:id="26" w:name="_Toc226742500"/>
+      <w:bookmarkStart w:id="25" w:name="_Toc226742500"/>
       <w:r>
         <w:rPr>
           <w:rFonts w:ascii="Times New Roman" w:hAnsi="Times New Roman" w:cs="Times New Roman"/>
@@ -26095,7 +26615,7 @@
         </w:rPr>
         <w:t>đã nâng cấp kiếm tiền</w:t>
       </w:r>
-      <w:bookmarkEnd w:id="26"/>
+      <w:bookmarkEnd w:id="25"/>
     </w:p>
     <w:tbl>
       <w:tblPr>
@@ -26471,7 +26991,7 @@
                 <w:szCs w:val="26"/>
                 <w:lang w:val="vi-VN"/>
               </w:rPr>
-              <w:t>Thành viên có thể:</w:t>
+              <w:t>Thành viên có thể</w:t>
             </w:r>
             <w:r>
               <w:rPr>
@@ -26511,7 +27031,17 @@
                 <w:szCs w:val="26"/>
                 <w:lang w:val="vi-VN"/>
               </w:rPr>
-              <w:t>oặc nhập link sản phẩm hợp lệ</w:t>
+              <w:t xml:space="preserve">oặc nhập link sản phẩm hợp </w:t>
+            </w:r>
+            <w:r>
+              <w:rPr>
+                <w:rFonts w:ascii="Times New Roman" w:eastAsia="Times New Roman" w:hAnsi="Times New Roman" w:cs="Times New Roman"/>
+                <w:noProof/>
+                <w:sz w:val="26"/>
+                <w:szCs w:val="26"/>
+                <w:lang w:val="vi-VN"/>
+              </w:rPr>
+              <w:t>lệ.</w:t>
             </w:r>
           </w:p>
           <w:p>
@@ -26559,7 +27089,17 @@
                 <w:szCs w:val="26"/>
                 <w:lang w:val="vi-VN"/>
               </w:rPr>
-              <w:t>ếu người dùng khác nhấn vào link và mua sản phẩm thành công→ hệ thống ghi nhận đơn hàng → cộng 5% hoa hồng trên giá trị đơn hàng vào tài khoản của thành viên</w:t>
+              <w:t xml:space="preserve">ếu người dùng khác nhấn vào link và mua sản phẩm thành công→ hệ thống ghi nhận đơn hàng → cộng 5% hoa hồng trên giá trị đơn hàng vào tài khoản của thành </w:t>
+            </w:r>
+            <w:r>
+              <w:rPr>
+                <w:rFonts w:ascii="Times New Roman" w:eastAsia="Times New Roman" w:hAnsi="Times New Roman" w:cs="Times New Roman"/>
+                <w:noProof/>
+                <w:sz w:val="26"/>
+                <w:szCs w:val="26"/>
+                <w:lang w:val="vi-VN"/>
+              </w:rPr>
+              <w:t>viên.</w:t>
             </w:r>
           </w:p>
           <w:p>
@@ -26589,7 +27129,17 @@
                 <w:szCs w:val="26"/>
                 <w:lang w:val="vi-VN"/>
               </w:rPr>
-              <w:t>Thành viên có thể xem doanh thu phát sinh từ các bài viết có gắn link sản phẩm</w:t>
+              <w:t xml:space="preserve">Thành viên có thể xem doanh thu phát sinh từ các bài viết có gắn link sản </w:t>
+            </w:r>
+            <w:r>
+              <w:rPr>
+                <w:rFonts w:ascii="Times New Roman" w:eastAsia="Times New Roman" w:hAnsi="Times New Roman" w:cs="Times New Roman"/>
+                <w:noProof/>
+                <w:sz w:val="26"/>
+                <w:szCs w:val="26"/>
+                <w:lang w:val="vi-VN"/>
+              </w:rPr>
+              <w:t>phẩm.</w:t>
             </w:r>
           </w:p>
           <w:p>
@@ -26683,7 +27233,7 @@
                 <w:szCs w:val="26"/>
                 <w:lang w:val="vi-VN"/>
               </w:rPr>
-              <w:t xml:space="preserve">phải đăng nhập để truy cập trang cá nhân </w:t>
+              <w:t>phải đăng nhập để truy cập trang cá nhân</w:t>
             </w:r>
             <w:r>
               <w:rPr>
@@ -26749,7 +27299,7 @@
                 <w:szCs w:val="26"/>
                 <w:lang w:val="vi-VN"/>
               </w:rPr>
-              <w:t>Chỉ tài khoản đã nâng cấp kiếm tiền mới: thấy có phần gắn link sản phẩm</w:t>
+              <w:t>Chỉ tài khoản đã nâng cấp kiếm tiền mới thấy có phần gắn link sản phẩm</w:t>
             </w:r>
             <w:r>
               <w:rPr>
@@ -26809,6 +27359,16 @@
               </w:rPr>
               <w:lastRenderedPageBreak/>
               <w:t>Thành viên chỉ được thao tác trên tài khoản của mình.</w:t>
+            </w:r>
+            <w:r>
+              <w:rPr>
+                <w:rFonts w:ascii="Times New Roman" w:hAnsi="Times New Roman" w:cs="Times New Roman"/>
+                <w:noProof/>
+                <w:sz w:val="26"/>
+                <w:szCs w:val="26"/>
+                <w:lang w:val="vi-VN"/>
+              </w:rPr>
+              <w:t xml:space="preserve"> </w:t>
             </w:r>
             <w:r>
               <w:rPr>
@@ -26850,7 +27410,7 @@
           <w:lang w:val="vi-VN"/>
         </w:rPr>
       </w:pPr>
-      <w:bookmarkStart w:id="27" w:name="_Toc226742501"/>
+      <w:bookmarkStart w:id="26" w:name="_Toc226742501"/>
       <w:r>
         <w:rPr>
           <w:rFonts w:ascii="Times New Roman" w:hAnsi="Times New Roman" w:cs="Times New Roman"/>
@@ -26862,7 +27422,7 @@
         <w:lastRenderedPageBreak/>
         <w:t>Tương tác bài viết</w:t>
       </w:r>
-      <w:bookmarkEnd w:id="27"/>
+      <w:bookmarkEnd w:id="26"/>
     </w:p>
     <w:tbl>
       <w:tblPr>
@@ -26910,7 +27470,7 @@
                 <w:szCs w:val="26"/>
                 <w:lang w:val="vi-VN"/>
               </w:rPr>
-              <w:t xml:space="preserve">thành viên </w:t>
+              <w:t>thành viên</w:t>
             </w:r>
             <w:r>
               <w:rPr>
@@ -27601,7 +28161,7 @@
           <w:lang w:val="vi-VN"/>
         </w:rPr>
       </w:pPr>
-      <w:bookmarkStart w:id="28" w:name="_Toc226742502"/>
+      <w:bookmarkStart w:id="27" w:name="_Toc226742502"/>
       <w:r>
         <w:rPr>
           <w:rFonts w:ascii="Times New Roman" w:hAnsi="Times New Roman" w:cs="Times New Roman"/>
@@ -27613,7 +28173,7 @@
         <w:lastRenderedPageBreak/>
         <w:t>Tương tác người dùng</w:t>
       </w:r>
-      <w:bookmarkEnd w:id="28"/>
+      <w:bookmarkEnd w:id="27"/>
     </w:p>
     <w:tbl>
       <w:tblPr>
@@ -27883,7 +28443,17 @@
                 <w:szCs w:val="26"/>
                 <w:lang w:val="vi-VN"/>
               </w:rPr>
-              <w:t xml:space="preserve"> muốn tương tác với các tài khoản khác trong hệ thống</w:t>
+              <w:t xml:space="preserve"> muốn tương tác với các tài khoản khác trong hệ </w:t>
+            </w:r>
+            <w:r>
+              <w:rPr>
+                <w:rFonts w:ascii="Times New Roman" w:hAnsi="Times New Roman" w:cs="Times New Roman"/>
+                <w:noProof/>
+                <w:sz w:val="26"/>
+                <w:szCs w:val="26"/>
+                <w:lang w:val="vi-VN"/>
+              </w:rPr>
+              <w:t>thống.</w:t>
             </w:r>
           </w:p>
         </w:tc>
@@ -28431,7 +29001,7 @@
           <w:lang w:val="vi-VN"/>
         </w:rPr>
       </w:pPr>
-      <w:bookmarkStart w:id="29" w:name="_Toc226742503"/>
+      <w:bookmarkStart w:id="28" w:name="_Toc226742503"/>
       <w:r>
         <w:rPr>
           <w:rFonts w:ascii="Times New Roman" w:hAnsi="Times New Roman" w:cs="Times New Roman"/>
@@ -28453,7 +29023,7 @@
         </w:rPr>
         <w:t>ảng xếp hạng</w:t>
       </w:r>
-      <w:bookmarkEnd w:id="29"/>
+      <w:bookmarkEnd w:id="28"/>
     </w:p>
     <w:tbl>
       <w:tblPr>
@@ -28727,7 +29297,27 @@
                 <w:szCs w:val="26"/>
                 <w:lang w:val="vi-VN"/>
               </w:rPr>
-              <w:t>gười dùng muốn xem bảng xếp hạng của các cửa hàng, reviewer và món ăn trong hệ thống.</w:t>
+              <w:t xml:space="preserve">gười dùng muốn xem bảng xếp hạng của các cửa hàng, </w:t>
+            </w:r>
+            <w:r>
+              <w:rPr>
+                <w:rFonts w:ascii="Times New Roman" w:hAnsi="Times New Roman" w:cs="Times New Roman"/>
+                <w:noProof/>
+                <w:sz w:val="26"/>
+                <w:szCs w:val="26"/>
+                <w:lang w:val="vi-VN"/>
+              </w:rPr>
+              <w:t xml:space="preserve">người đánh giá </w:t>
+            </w:r>
+            <w:r>
+              <w:rPr>
+                <w:rFonts w:ascii="Times New Roman" w:hAnsi="Times New Roman" w:cs="Times New Roman"/>
+                <w:noProof/>
+                <w:sz w:val="26"/>
+                <w:szCs w:val="26"/>
+                <w:lang w:val="vi-VN"/>
+              </w:rPr>
+              <w:t>và món ăn trong hệ thống.</w:t>
             </w:r>
           </w:p>
         </w:tc>
@@ -28867,7 +29457,29 @@
                 <w:szCs w:val="26"/>
                 <w:lang w:val="vi-VN"/>
               </w:rPr>
-              <w:t>“xem thêm”</w:t>
+              <w:t>“</w:t>
+            </w:r>
+            <w:r>
+              <w:rPr>
+                <w:rFonts w:ascii="Times New Roman" w:eastAsia="Times New Roman" w:hAnsi="Times New Roman" w:cs="Times New Roman"/>
+                <w:bCs/>
+                <w:noProof/>
+                <w:sz w:val="26"/>
+                <w:szCs w:val="26"/>
+                <w:lang w:val="vi-VN"/>
+              </w:rPr>
+              <w:t>X</w:t>
+            </w:r>
+            <w:r>
+              <w:rPr>
+                <w:rFonts w:ascii="Times New Roman" w:eastAsia="Times New Roman" w:hAnsi="Times New Roman" w:cs="Times New Roman"/>
+                <w:bCs/>
+                <w:noProof/>
+                <w:sz w:val="26"/>
+                <w:szCs w:val="26"/>
+                <w:lang w:val="vi-VN"/>
+              </w:rPr>
+              <w:t>em thêm”</w:t>
             </w:r>
             <w:r>
               <w:rPr>
@@ -28947,7 +29559,37 @@
                 <w:szCs w:val="26"/>
                 <w:lang w:val="vi-VN"/>
               </w:rPr>
-              <w:t xml:space="preserve"> gồm: cửa hàng, reviewer, món ăn</w:t>
+              <w:t xml:space="preserve"> gồm: cửa hàng, </w:t>
+            </w:r>
+            <w:r>
+              <w:rPr>
+                <w:rFonts w:ascii="Times New Roman" w:eastAsia="Times New Roman" w:hAnsi="Times New Roman" w:cs="Times New Roman"/>
+                <w:noProof/>
+                <w:sz w:val="26"/>
+                <w:szCs w:val="26"/>
+                <w:lang w:val="vi-VN"/>
+              </w:rPr>
+              <w:t>người đánh giá</w:t>
+            </w:r>
+            <w:r>
+              <w:rPr>
+                <w:rFonts w:ascii="Times New Roman" w:eastAsia="Times New Roman" w:hAnsi="Times New Roman" w:cs="Times New Roman"/>
+                <w:noProof/>
+                <w:sz w:val="26"/>
+                <w:szCs w:val="26"/>
+                <w:lang w:val="vi-VN"/>
+              </w:rPr>
+              <w:t xml:space="preserve">, món </w:t>
+            </w:r>
+            <w:r>
+              <w:rPr>
+                <w:rFonts w:ascii="Times New Roman" w:eastAsia="Times New Roman" w:hAnsi="Times New Roman" w:cs="Times New Roman"/>
+                <w:noProof/>
+                <w:sz w:val="26"/>
+                <w:szCs w:val="26"/>
+                <w:lang w:val="vi-VN"/>
+              </w:rPr>
+              <w:t>ăn.</w:t>
             </w:r>
           </w:p>
           <w:p>
@@ -28996,7 +29638,17 @@
                 <w:szCs w:val="26"/>
                 <w:lang w:val="vi-VN"/>
               </w:rPr>
-              <w:t>, hệ thống hiển thị các tiêu chí xếp hạng: điểm đánh giá, số đơn hàng, tỉ lệ hủy đơn</w:t>
+              <w:t xml:space="preserve">, hệ thống hiển thị các tiêu chí xếp hạng: điểm đánh giá, số đơn hàng, tỉ lệ hủy </w:t>
+            </w:r>
+            <w:r>
+              <w:rPr>
+                <w:rFonts w:ascii="Times New Roman" w:eastAsia="Times New Roman" w:hAnsi="Times New Roman" w:cs="Times New Roman"/>
+                <w:noProof/>
+                <w:sz w:val="26"/>
+                <w:szCs w:val="26"/>
+                <w:lang w:val="vi-VN"/>
+              </w:rPr>
+              <w:t>đơn.</w:t>
             </w:r>
           </w:p>
           <w:p>
@@ -29024,28 +29676,57 @@
                 <w:szCs w:val="26"/>
                 <w:lang w:val="vi-VN"/>
               </w:rPr>
-              <w:t>Trong tab r</w:t>
-            </w:r>
-            <w:r>
-              <w:rPr>
-                <w:rFonts w:ascii="Times New Roman" w:eastAsia="Times New Roman" w:hAnsi="Times New Roman" w:cs="Times New Roman"/>
-                <w:bCs/>
-                <w:noProof/>
-                <w:sz w:val="26"/>
-                <w:szCs w:val="26"/>
-                <w:lang w:val="vi-VN"/>
-              </w:rPr>
-              <w:t>eviewer</w:t>
-            </w:r>
-            <w:r>
-              <w:rPr>
-                <w:rFonts w:ascii="Times New Roman" w:eastAsia="Times New Roman" w:hAnsi="Times New Roman" w:cs="Times New Roman"/>
-                <w:noProof/>
-                <w:sz w:val="26"/>
-                <w:szCs w:val="26"/>
-                <w:lang w:val="vi-VN"/>
-              </w:rPr>
-              <w:t>, hệ thống hiển thị các tiêu chí: độ tin cậy, lượt xem, lượt thích, lượt bình luận</w:t>
+              <w:t>Trong tab</w:t>
+            </w:r>
+            <w:r>
+              <w:rPr>
+                <w:rFonts w:ascii="Times New Roman" w:eastAsia="Times New Roman" w:hAnsi="Times New Roman" w:cs="Times New Roman"/>
+                <w:noProof/>
+                <w:sz w:val="26"/>
+                <w:szCs w:val="26"/>
+                <w:lang w:val="vi-VN"/>
+              </w:rPr>
+              <w:t xml:space="preserve"> người </w:t>
+            </w:r>
+            <w:r>
+              <w:rPr>
+                <w:rFonts w:ascii="Times New Roman" w:eastAsia="Times New Roman" w:hAnsi="Times New Roman" w:cs="Times New Roman"/>
+                <w:noProof/>
+                <w:sz w:val="26"/>
+                <w:szCs w:val="26"/>
+                <w:lang w:val="vi-VN"/>
+              </w:rPr>
+              <w:t>đ</w:t>
+            </w:r>
+            <w:r>
+              <w:rPr>
+                <w:rFonts w:ascii="Times New Roman" w:eastAsia="Times New Roman" w:hAnsi="Times New Roman" w:cs="Times New Roman"/>
+                <w:noProof/>
+                <w:sz w:val="26"/>
+                <w:szCs w:val="26"/>
+                <w:lang w:val="vi-VN"/>
+              </w:rPr>
+              <w:t>ánh giá</w:t>
+            </w:r>
+            <w:r>
+              <w:rPr>
+                <w:rFonts w:ascii="Times New Roman" w:eastAsia="Times New Roman" w:hAnsi="Times New Roman" w:cs="Times New Roman"/>
+                <w:noProof/>
+                <w:sz w:val="26"/>
+                <w:szCs w:val="26"/>
+                <w:lang w:val="vi-VN"/>
+              </w:rPr>
+              <w:t xml:space="preserve">, hệ thống hiển thị các tiêu chí: độ tin cậy, lượt xem, lượt thích, lượt bình </w:t>
+            </w:r>
+            <w:r>
+              <w:rPr>
+                <w:rFonts w:ascii="Times New Roman" w:eastAsia="Times New Roman" w:hAnsi="Times New Roman" w:cs="Times New Roman"/>
+                <w:noProof/>
+                <w:sz w:val="26"/>
+                <w:szCs w:val="26"/>
+                <w:lang w:val="vi-VN"/>
+              </w:rPr>
+              <w:t>luận.</w:t>
             </w:r>
           </w:p>
           <w:p>
@@ -29094,7 +29775,17 @@
                 <w:szCs w:val="26"/>
                 <w:lang w:val="vi-VN"/>
               </w:rPr>
-              <w:t>, hệ thống hiển thị các thông tin: tên món ăn, cửa hàng, lượt đánh giá, số lượng đã bán</w:t>
+              <w:t xml:space="preserve">, hệ thống hiển thị các thông tin: tên món ăn, cửa hàng, lượt đánh giá, số lượng đã </w:t>
+            </w:r>
+            <w:r>
+              <w:rPr>
+                <w:rFonts w:ascii="Times New Roman" w:eastAsia="Times New Roman" w:hAnsi="Times New Roman" w:cs="Times New Roman"/>
+                <w:noProof/>
+                <w:sz w:val="26"/>
+                <w:szCs w:val="26"/>
+                <w:lang w:val="vi-VN"/>
+              </w:rPr>
+              <w:t>bán.</w:t>
             </w:r>
           </w:p>
           <w:p>
@@ -29133,7 +29824,29 @@
                 <w:szCs w:val="26"/>
                 <w:lang w:val="vi-VN"/>
               </w:rPr>
-              <w:t>nhấn nút “xem”</w:t>
+              <w:t>nhấn nút “</w:t>
+            </w:r>
+            <w:r>
+              <w:rPr>
+                <w:rFonts w:ascii="Times New Roman" w:eastAsia="Times New Roman" w:hAnsi="Times New Roman" w:cs="Times New Roman"/>
+                <w:bCs/>
+                <w:noProof/>
+                <w:sz w:val="26"/>
+                <w:szCs w:val="26"/>
+                <w:lang w:val="vi-VN"/>
+              </w:rPr>
+              <w:t>X</w:t>
+            </w:r>
+            <w:r>
+              <w:rPr>
+                <w:rFonts w:ascii="Times New Roman" w:eastAsia="Times New Roman" w:hAnsi="Times New Roman" w:cs="Times New Roman"/>
+                <w:bCs/>
+                <w:noProof/>
+                <w:sz w:val="26"/>
+                <w:szCs w:val="26"/>
+                <w:lang w:val="vi-VN"/>
+              </w:rPr>
+              <w:t>em”</w:t>
             </w:r>
             <w:r>
               <w:rPr>
@@ -29154,7 +29867,29 @@
                 <w:szCs w:val="26"/>
                 <w:lang w:val="vi-VN"/>
               </w:rPr>
-              <w:t>chi tiết cửa hàng, reviewer hoặc món ăn</w:t>
+              <w:t xml:space="preserve">chi tiết cửa hàng, </w:t>
+            </w:r>
+            <w:r>
+              <w:rPr>
+                <w:rFonts w:ascii="Times New Roman" w:eastAsia="Times New Roman" w:hAnsi="Times New Roman" w:cs="Times New Roman"/>
+                <w:bCs/>
+                <w:noProof/>
+                <w:sz w:val="26"/>
+                <w:szCs w:val="26"/>
+                <w:lang w:val="vi-VN"/>
+              </w:rPr>
+              <w:t xml:space="preserve">người đánh giá </w:t>
+            </w:r>
+            <w:r>
+              <w:rPr>
+                <w:rFonts w:ascii="Times New Roman" w:eastAsia="Times New Roman" w:hAnsi="Times New Roman" w:cs="Times New Roman"/>
+                <w:bCs/>
+                <w:noProof/>
+                <w:sz w:val="26"/>
+                <w:szCs w:val="26"/>
+                <w:lang w:val="vi-VN"/>
+              </w:rPr>
+              <w:t>hoặc món ăn</w:t>
             </w:r>
             <w:r>
               <w:rPr>
@@ -29343,7 +30078,7 @@
           <w:lang w:val="vi-VN"/>
         </w:rPr>
       </w:pPr>
-      <w:bookmarkStart w:id="30" w:name="_Toc226742504"/>
+      <w:bookmarkStart w:id="29" w:name="_Toc226742504"/>
       <w:r>
         <w:rPr>
           <w:rFonts w:ascii="Times New Roman" w:hAnsi="Times New Roman" w:cs="Times New Roman"/>
@@ -29355,7 +30090,7 @@
         <w:lastRenderedPageBreak/>
         <w:t>Trò chuyện</w:t>
       </w:r>
-      <w:bookmarkEnd w:id="30"/>
+      <w:bookmarkEnd w:id="29"/>
     </w:p>
     <w:tbl>
       <w:tblPr>
@@ -29826,7 +30561,18 @@
                 <w:szCs w:val="26"/>
                 <w:lang w:val="vi-VN"/>
               </w:rPr>
-              <w:t>trang trò chuyện</w:t>
+              <w:t xml:space="preserve">trang trò </w:t>
+            </w:r>
+            <w:r>
+              <w:rPr>
+                <w:rFonts w:ascii="Times New Roman" w:eastAsia="Times New Roman" w:hAnsi="Times New Roman" w:cs="Times New Roman"/>
+                <w:bCs/>
+                <w:noProof/>
+                <w:sz w:val="26"/>
+                <w:szCs w:val="26"/>
+                <w:lang w:val="vi-VN"/>
+              </w:rPr>
+              <w:t>chuyện,</w:t>
             </w:r>
             <w:r>
               <w:rPr>
@@ -30333,7 +31079,7 @@
           <w:lang w:val="vi-VN"/>
         </w:rPr>
       </w:pPr>
-      <w:bookmarkStart w:id="31" w:name="_Toc226742505"/>
+      <w:bookmarkStart w:id="30" w:name="_Toc226742505"/>
       <w:r>
         <w:rPr>
           <w:rFonts w:ascii="Times New Roman" w:hAnsi="Times New Roman" w:cs="Times New Roman"/>
@@ -30345,7 +31091,7 @@
         <w:lastRenderedPageBreak/>
         <w:t>Gửi yêu cầu hỗ trợ</w:t>
       </w:r>
-      <w:bookmarkEnd w:id="31"/>
+      <w:bookmarkEnd w:id="30"/>
     </w:p>
     <w:tbl>
       <w:tblPr>
@@ -30911,7 +31657,47 @@
                 <w:szCs w:val="26"/>
                 <w:lang w:val="vi-VN"/>
               </w:rPr>
-              <w:t>: thông tin yêu cầu, nội dung chi tiết, tệp đính kèm mình chứng, thông tin liên hệ giải quyêt.</w:t>
+              <w:t xml:space="preserve">: thông tin yêu cầu, nội dung chi tiết, tệp đính kèm </w:t>
+            </w:r>
+            <w:r>
+              <w:rPr>
+                <w:rFonts w:ascii="Times New Roman" w:eastAsia="Times New Roman" w:hAnsi="Times New Roman" w:cs="Times New Roman"/>
+                <w:noProof/>
+                <w:sz w:val="26"/>
+                <w:szCs w:val="26"/>
+                <w:lang w:val="vi-VN"/>
+              </w:rPr>
+              <w:t>mi</w:t>
+            </w:r>
+            <w:r>
+              <w:rPr>
+                <w:rFonts w:ascii="Times New Roman" w:eastAsia="Times New Roman" w:hAnsi="Times New Roman" w:cs="Times New Roman"/>
+                <w:noProof/>
+                <w:sz w:val="26"/>
+                <w:szCs w:val="26"/>
+                <w:lang w:val="vi-VN"/>
+              </w:rPr>
+              <w:t xml:space="preserve">nh chứng, thông tin liên hệ giải </w:t>
+            </w:r>
+            <w:r>
+              <w:rPr>
+                <w:rFonts w:ascii="Times New Roman" w:eastAsia="Times New Roman" w:hAnsi="Times New Roman" w:cs="Times New Roman"/>
+                <w:noProof/>
+                <w:sz w:val="26"/>
+                <w:szCs w:val="26"/>
+                <w:lang w:val="vi-VN"/>
+              </w:rPr>
+              <w:t>quyết</w:t>
+            </w:r>
+            <w:r>
+              <w:rPr>
+                <w:rFonts w:ascii="Times New Roman" w:eastAsia="Times New Roman" w:hAnsi="Times New Roman" w:cs="Times New Roman"/>
+                <w:noProof/>
+                <w:sz w:val="26"/>
+                <w:szCs w:val="26"/>
+                <w:lang w:val="vi-VN"/>
+              </w:rPr>
+              <w:t>.</w:t>
             </w:r>
           </w:p>
           <w:p>
@@ -31160,7 +31946,27 @@
                 <w:szCs w:val="26"/>
                 <w:lang w:val="vi-VN"/>
               </w:rPr>
-              <w:t xml:space="preserve">bấm vào yêu cầu đã gửi nếu yêu cầu đã được giải quyết </w:t>
+              <w:t xml:space="preserve">bấm vào yêu cầu đã </w:t>
+            </w:r>
+            <w:r>
+              <w:rPr>
+                <w:rFonts w:ascii="Times New Roman" w:eastAsia="Times New Roman" w:hAnsi="Times New Roman" w:cs="Times New Roman"/>
+                <w:noProof/>
+                <w:sz w:val="26"/>
+                <w:szCs w:val="26"/>
+                <w:lang w:val="vi-VN"/>
+              </w:rPr>
+              <w:t>gửi,</w:t>
+            </w:r>
+            <w:r>
+              <w:rPr>
+                <w:rFonts w:ascii="Times New Roman" w:eastAsia="Times New Roman" w:hAnsi="Times New Roman" w:cs="Times New Roman"/>
+                <w:noProof/>
+                <w:sz w:val="26"/>
+                <w:szCs w:val="26"/>
+                <w:lang w:val="vi-VN"/>
+              </w:rPr>
+              <w:t xml:space="preserve"> nếu yêu cầu đã được giải quyết </w:t>
             </w:r>
             <w:r>
               <w:rPr>
@@ -31198,7 +32004,27 @@
                 <w:szCs w:val="26"/>
                 <w:lang w:val="vi-VN"/>
               </w:rPr>
-              <w:t xml:space="preserve">Nếu yêu cầu đang trong quá trình chờ giải quyết </w:t>
+              <w:t xml:space="preserve">Nếu yêu cầu đang trong quá trình chờ giải </w:t>
+            </w:r>
+            <w:r>
+              <w:rPr>
+                <w:rFonts w:ascii="Times New Roman" w:eastAsia="Times New Roman" w:hAnsi="Times New Roman" w:cs="Times New Roman"/>
+                <w:noProof/>
+                <w:sz w:val="26"/>
+                <w:szCs w:val="26"/>
+                <w:lang w:val="vi-VN"/>
+              </w:rPr>
+              <w:t>quyết,</w:t>
+            </w:r>
+            <w:r>
+              <w:rPr>
+                <w:rFonts w:ascii="Times New Roman" w:eastAsia="Times New Roman" w:hAnsi="Times New Roman" w:cs="Times New Roman"/>
+                <w:noProof/>
+                <w:sz w:val="26"/>
+                <w:szCs w:val="26"/>
+                <w:lang w:val="vi-VN"/>
+              </w:rPr>
+              <w:t xml:space="preserve"> </w:t>
             </w:r>
             <w:r>
               <w:rPr>
@@ -31413,7 +32239,7 @@
           <w:lang w:val="vi-VN"/>
         </w:rPr>
       </w:pPr>
-      <w:bookmarkStart w:id="32" w:name="_Toc226742506"/>
+      <w:bookmarkStart w:id="31" w:name="_Toc226742506"/>
       <w:r>
         <w:rPr>
           <w:rFonts w:ascii="Times New Roman" w:hAnsi="Times New Roman" w:cs="Times New Roman"/>
@@ -31425,7 +32251,7 @@
         <w:lastRenderedPageBreak/>
         <w:t>Kiếm tiền từ nội dung</w:t>
       </w:r>
-      <w:bookmarkEnd w:id="32"/>
+      <w:bookmarkEnd w:id="31"/>
     </w:p>
     <w:tbl>
       <w:tblPr>
@@ -32010,7 +32836,27 @@
                 <w:szCs w:val="26"/>
                 <w:lang w:val="vi-VN"/>
               </w:rPr>
-              <w:t xml:space="preserve"> hưởng thụ, emai, sđt, địa chỉ và mô tả.</w:t>
+              <w:t xml:space="preserve"> hưởng thụ, </w:t>
+            </w:r>
+            <w:r>
+              <w:rPr>
+                <w:rFonts w:ascii="Times New Roman" w:eastAsia="Times New Roman" w:hAnsi="Times New Roman" w:cs="Times New Roman"/>
+                <w:noProof/>
+                <w:sz w:val="26"/>
+                <w:szCs w:val="26"/>
+                <w:lang w:val="vi-VN"/>
+              </w:rPr>
+              <w:t>email</w:t>
+            </w:r>
+            <w:r>
+              <w:rPr>
+                <w:rFonts w:ascii="Times New Roman" w:eastAsia="Times New Roman" w:hAnsi="Times New Roman" w:cs="Times New Roman"/>
+                <w:noProof/>
+                <w:sz w:val="26"/>
+                <w:szCs w:val="26"/>
+                <w:lang w:val="vi-VN"/>
+              </w:rPr>
+              <w:t>, sđt, địa chỉ và mô tả.</w:t>
             </w:r>
           </w:p>
           <w:p>
@@ -32088,7 +32934,7 @@
                 <w:szCs w:val="26"/>
                 <w:lang w:val="vi-VN"/>
               </w:rPr>
-              <w:t>g</w:t>
+              <w:t>G</w:t>
             </w:r>
             <w:r>
               <w:rPr>
@@ -32489,7 +33335,7 @@
           <w:lang w:val="vi-VN"/>
         </w:rPr>
       </w:pPr>
-      <w:bookmarkStart w:id="33" w:name="_Toc226742507"/>
+      <w:bookmarkStart w:id="32" w:name="_Toc226742507"/>
       <w:r>
         <w:rPr>
           <w:rFonts w:ascii="Times New Roman" w:hAnsi="Times New Roman" w:cs="Times New Roman"/>
@@ -32501,7 +33347,7 @@
         <w:lastRenderedPageBreak/>
         <w:t>Đăng ký mở cửa hàng</w:t>
       </w:r>
-      <w:bookmarkEnd w:id="33"/>
+      <w:bookmarkEnd w:id="32"/>
     </w:p>
     <w:tbl>
       <w:tblPr>
@@ -32958,7 +33804,16 @@
                 <w:szCs w:val="26"/>
                 <w:lang w:val="vi-VN"/>
               </w:rPr>
-              <w:t>“m</w:t>
+              <w:t>“</w:t>
+            </w:r>
+            <w:r>
+              <w:rPr>
+                <w:noProof/>
+                <w:sz w:val="26"/>
+                <w:szCs w:val="26"/>
+                <w:lang w:val="vi-VN"/>
+              </w:rPr>
+              <w:t>M</w:t>
             </w:r>
             <w:r>
               <w:rPr>
@@ -33305,7 +34160,7 @@
                 <w:szCs w:val="26"/>
                 <w:lang w:val="vi-VN"/>
               </w:rPr>
-              <w:t>g</w:t>
+              <w:t>G</w:t>
             </w:r>
             <w:r>
               <w:rPr>
@@ -33380,7 +34235,7 @@
                 <w:szCs w:val="26"/>
                 <w:lang w:val="vi-VN"/>
               </w:rPr>
-              <w:t>t</w:t>
+              <w:t>T</w:t>
             </w:r>
             <w:r>
               <w:rPr>
@@ -33460,7 +34315,7 @@
                 <w:szCs w:val="26"/>
                 <w:lang w:val="vi-VN"/>
               </w:rPr>
-              <w:t>t</w:t>
+              <w:t>T</w:t>
             </w:r>
             <w:r>
               <w:rPr>
@@ -33599,7 +34454,29 @@
                 <w:szCs w:val="26"/>
                 <w:lang w:val="vi-VN"/>
               </w:rPr>
-              <w:t>hông tin gói dịch vụ &amp; pháp lý</w:t>
+              <w:t xml:space="preserve">hông tin gói dịch vụ </w:t>
+            </w:r>
+            <w:r>
+              <w:rPr>
+                <w:rStyle w:val="Strong"/>
+                <w:b w:val="0"/>
+                <w:noProof/>
+                <w:sz w:val="26"/>
+                <w:szCs w:val="26"/>
+                <w:lang w:val="vi-VN"/>
+              </w:rPr>
+              <w:t>và</w:t>
+            </w:r>
+            <w:r>
+              <w:rPr>
+                <w:rStyle w:val="Strong"/>
+                <w:b w:val="0"/>
+                <w:noProof/>
+                <w:sz w:val="26"/>
+                <w:szCs w:val="26"/>
+                <w:lang w:val="vi-VN"/>
+              </w:rPr>
+              <w:t xml:space="preserve"> pháp lý</w:t>
             </w:r>
             <w:r>
               <w:rPr>
@@ -33826,6 +34703,7 @@
                 <w:szCs w:val="26"/>
                 <w:lang w:val="vi-VN"/>
               </w:rPr>
+              <w:lastRenderedPageBreak/>
               <w:t xml:space="preserve">Hệ thống </w:t>
             </w:r>
             <w:r>
@@ -33846,30 +34724,33 @@
                 <w:szCs w:val="26"/>
                 <w:lang w:val="vi-VN"/>
               </w:rPr>
-              <w:t xml:space="preserve">thành viên </w:t>
-            </w:r>
-          </w:p>
-          <w:p>
-            <w:pPr>
-              <w:spacing w:line="360" w:lineRule="auto"/>
-              <w:rPr>
-                <w:rFonts w:ascii="Times New Roman" w:hAnsi="Times New Roman" w:cs="Times New Roman"/>
-                <w:b/>
-                <w:bCs/>
-                <w:noProof/>
-                <w:sz w:val="26"/>
-                <w:szCs w:val="26"/>
-                <w:lang w:val="vi-VN"/>
-              </w:rPr>
-            </w:pPr>
-            <w:r>
-              <w:rPr>
-                <w:noProof/>
-                <w:sz w:val="26"/>
-                <w:szCs w:val="26"/>
-                <w:lang w:val="vi-VN"/>
-              </w:rPr>
-              <w:lastRenderedPageBreak/>
+              <w:t xml:space="preserve">thành </w:t>
+            </w:r>
+            <w:r>
+              <w:rPr>
+                <w:noProof/>
+                <w:sz w:val="26"/>
+                <w:szCs w:val="26"/>
+                <w:lang w:val="vi-VN"/>
+              </w:rPr>
+              <w:t>viên.</w:t>
+            </w:r>
+            <w:r>
+              <w:rPr>
+                <w:noProof/>
+                <w:sz w:val="26"/>
+                <w:szCs w:val="26"/>
+                <w:lang w:val="vi-VN"/>
+              </w:rPr>
+              <w:t xml:space="preserve"> </w:t>
+            </w:r>
+            <w:r>
+              <w:rPr>
+                <w:noProof/>
+                <w:sz w:val="26"/>
+                <w:szCs w:val="26"/>
+                <w:lang w:val="vi-VN"/>
+              </w:rPr>
               <w:t xml:space="preserve">Đồng thời </w:t>
             </w:r>
             <w:r>
@@ -33885,25 +34766,21 @@
             </w:r>
             <w:r>
               <w:rPr>
-                <w:rFonts w:ascii="Times New Roman" w:hAnsi="Times New Roman" w:cs="Times New Roman"/>
-                <w:noProof/>
-                <w:sz w:val="26"/>
-                <w:szCs w:val="26"/>
-                <w:lang w:val="vi-VN"/>
-              </w:rPr>
-              <w:t>thành viên</w:t>
-            </w:r>
-            <w:r>
-              <w:rPr>
-                <w:rFonts w:ascii="Times New Roman" w:hAnsi="Times New Roman" w:cs="Times New Roman"/>
-                <w:b/>
-                <w:bCs/>
-                <w:noProof/>
-                <w:sz w:val="26"/>
-                <w:szCs w:val="26"/>
-                <w:lang w:val="vi-VN"/>
-              </w:rPr>
-              <w:t xml:space="preserve"> </w:t>
+                <w:noProof/>
+                <w:sz w:val="26"/>
+                <w:szCs w:val="26"/>
+                <w:lang w:val="vi-VN"/>
+              </w:rPr>
+              <w:t xml:space="preserve">thành </w:t>
+            </w:r>
+            <w:r>
+              <w:rPr>
+                <w:noProof/>
+                <w:sz w:val="26"/>
+                <w:szCs w:val="26"/>
+                <w:lang w:val="vi-VN"/>
+              </w:rPr>
+              <w:t>viên.</w:t>
             </w:r>
           </w:p>
           <w:p>
@@ -33951,31 +34828,13 @@
             </w:pPr>
             <w:r>
               <w:rPr>
-                <w:noProof/>
-                <w:sz w:val="26"/>
-                <w:szCs w:val="26"/>
-                <w:lang w:val="vi-VN"/>
-              </w:rPr>
-              <w:t>T</w:t>
-            </w:r>
-            <w:r>
-              <w:rPr>
-                <w:rFonts w:ascii="Times New Roman" w:hAnsi="Times New Roman" w:cs="Times New Roman"/>
-                <w:noProof/>
-                <w:sz w:val="26"/>
-                <w:szCs w:val="26"/>
-                <w:lang w:val="vi-VN"/>
-              </w:rPr>
-              <w:t>hành viên</w:t>
-            </w:r>
-            <w:r>
-              <w:rPr>
-                <w:noProof/>
-                <w:sz w:val="26"/>
-                <w:szCs w:val="26"/>
-                <w:lang w:val="vi-VN"/>
-              </w:rPr>
-              <w:t xml:space="preserve"> </w:t>
+                <w:rFonts w:ascii="Times New Roman" w:hAnsi="Times New Roman" w:cs="Times New Roman"/>
+                <w:noProof/>
+                <w:sz w:val="26"/>
+                <w:szCs w:val="26"/>
+                <w:lang w:val="vi-VN"/>
+              </w:rPr>
+              <w:t xml:space="preserve">Thành viên </w:t>
             </w:r>
             <w:r>
               <w:rPr>
@@ -34028,31 +34887,13 @@
             </w:pPr>
             <w:r>
               <w:rPr>
-                <w:noProof/>
-                <w:sz w:val="26"/>
-                <w:szCs w:val="26"/>
-                <w:lang w:val="vi-VN"/>
-              </w:rPr>
-              <w:t>T</w:t>
-            </w:r>
-            <w:r>
-              <w:rPr>
-                <w:rFonts w:ascii="Times New Roman" w:hAnsi="Times New Roman" w:cs="Times New Roman"/>
-                <w:noProof/>
-                <w:sz w:val="26"/>
-                <w:szCs w:val="26"/>
-                <w:lang w:val="vi-VN"/>
-              </w:rPr>
-              <w:t>hành viên</w:t>
-            </w:r>
-            <w:r>
-              <w:rPr>
-                <w:noProof/>
-                <w:sz w:val="26"/>
-                <w:szCs w:val="26"/>
-                <w:lang w:val="vi-VN"/>
-              </w:rPr>
-              <w:t xml:space="preserve"> </w:t>
+                <w:rFonts w:ascii="Times New Roman" w:hAnsi="Times New Roman" w:cs="Times New Roman"/>
+                <w:noProof/>
+                <w:sz w:val="26"/>
+                <w:szCs w:val="26"/>
+                <w:lang w:val="vi-VN"/>
+              </w:rPr>
+              <w:t xml:space="preserve">Thành viên </w:t>
             </w:r>
             <w:r>
               <w:rPr>
@@ -34225,7 +35066,7 @@
           <w:lang w:val="vi-VN"/>
         </w:rPr>
       </w:pPr>
-      <w:bookmarkStart w:id="34" w:name="_Toc226742508"/>
+      <w:bookmarkStart w:id="33" w:name="_Toc226742508"/>
       <w:r>
         <w:rPr>
           <w:rFonts w:ascii="Times New Roman" w:hAnsi="Times New Roman" w:cs="Times New Roman"/>
@@ -34237,7 +35078,7 @@
         <w:lastRenderedPageBreak/>
         <w:t>Giỏ hàng</w:t>
       </w:r>
-      <w:bookmarkEnd w:id="34"/>
+      <w:bookmarkEnd w:id="33"/>
     </w:p>
     <w:tbl>
       <w:tblPr>
@@ -34537,7 +35378,31 @@
                 <w:szCs w:val="26"/>
                 <w:lang w:val="vi-VN"/>
               </w:rPr>
-              <w:t>Tiêu chí chấp nhập:</w:t>
+              <w:t xml:space="preserve">Tiêu chí chấp </w:t>
+            </w:r>
+            <w:r>
+              <w:rPr>
+                <w:rFonts w:ascii="Times New Roman" w:hAnsi="Times New Roman" w:cs="Times New Roman"/>
+                <w:b/>
+                <w:bCs/>
+                <w:noProof/>
+                <w:sz w:val="26"/>
+                <w:szCs w:val="26"/>
+                <w:lang w:val="vi-VN"/>
+              </w:rPr>
+              <w:t>nhận</w:t>
+            </w:r>
+            <w:r>
+              <w:rPr>
+                <w:rFonts w:ascii="Times New Roman" w:hAnsi="Times New Roman" w:cs="Times New Roman"/>
+                <w:b/>
+                <w:bCs/>
+                <w:noProof/>
+                <w:sz w:val="26"/>
+                <w:szCs w:val="26"/>
+                <w:lang w:val="vi-VN"/>
+              </w:rPr>
+              <w:t>:</w:t>
             </w:r>
           </w:p>
           <w:p>
@@ -35205,7 +36070,7 @@
           <w:lang w:val="vi-VN"/>
         </w:rPr>
       </w:pPr>
-      <w:bookmarkStart w:id="35" w:name="_Toc226742509"/>
+      <w:bookmarkStart w:id="34" w:name="_Toc226742509"/>
       <w:r>
         <w:rPr>
           <w:rFonts w:ascii="Times New Roman" w:hAnsi="Times New Roman" w:cs="Times New Roman"/>
@@ -35217,7 +36082,7 @@
         <w:lastRenderedPageBreak/>
         <w:t>Thanh toán</w:t>
       </w:r>
-      <w:bookmarkEnd w:id="35"/>
+      <w:bookmarkEnd w:id="34"/>
     </w:p>
     <w:tbl>
       <w:tblPr>
@@ -36199,7 +37064,7 @@
           <w:lang w:val="vi-VN"/>
         </w:rPr>
       </w:pPr>
-      <w:bookmarkStart w:id="36" w:name="_Toc226742510"/>
+      <w:bookmarkStart w:id="35" w:name="_Toc226742510"/>
       <w:r>
         <w:rPr>
           <w:rFonts w:ascii="Times New Roman" w:hAnsi="Times New Roman" w:cs="Times New Roman"/>
@@ -36211,7 +37076,7 @@
         <w:lastRenderedPageBreak/>
         <w:t>Đơn hàng của tôi</w:t>
       </w:r>
-      <w:bookmarkEnd w:id="36"/>
+      <w:bookmarkEnd w:id="35"/>
     </w:p>
     <w:p>
       <w:pPr>
@@ -36244,7 +37109,7 @@
         </w:rPr>
         <w:t xml:space="preserve"> </w:t>
       </w:r>
-      <w:bookmarkStart w:id="37" w:name="_Toc226742511"/>
+      <w:bookmarkStart w:id="36" w:name="_Toc226742511"/>
       <w:r>
         <w:rPr>
           <w:rFonts w:ascii="Times New Roman" w:hAnsi="Times New Roman" w:cs="Times New Roman"/>
@@ -36269,7 +37134,7 @@
         </w:rPr>
         <w:t>ã đặt</w:t>
       </w:r>
-      <w:bookmarkEnd w:id="37"/>
+      <w:bookmarkEnd w:id="36"/>
     </w:p>
     <w:tbl>
       <w:tblPr>
@@ -36629,7 +37494,27 @@
                 <w:szCs w:val="26"/>
                 <w:lang w:val="vi-VN"/>
               </w:rPr>
-              <w:t xml:space="preserve">nếu chưa có đơn hàng đã đặt </w:t>
+              <w:t xml:space="preserve">nếu chưa có đơn hàng đã </w:t>
+            </w:r>
+            <w:r>
+              <w:rPr>
+                <w:rFonts w:ascii="Times New Roman" w:hAnsi="Times New Roman" w:cs="Times New Roman"/>
+                <w:noProof/>
+                <w:sz w:val="26"/>
+                <w:szCs w:val="26"/>
+                <w:lang w:val="vi-VN"/>
+              </w:rPr>
+              <w:t>đặt,</w:t>
+            </w:r>
+            <w:r>
+              <w:rPr>
+                <w:rFonts w:ascii="Times New Roman" w:hAnsi="Times New Roman" w:cs="Times New Roman"/>
+                <w:noProof/>
+                <w:sz w:val="26"/>
+                <w:szCs w:val="26"/>
+                <w:lang w:val="vi-VN"/>
+              </w:rPr>
+              <w:t xml:space="preserve"> </w:t>
             </w:r>
             <w:r>
               <w:rPr>
@@ -37026,7 +37911,7 @@
         <w:lastRenderedPageBreak/>
         <w:t xml:space="preserve"> </w:t>
       </w:r>
-      <w:bookmarkStart w:id="38" w:name="_Toc226742512"/>
+      <w:bookmarkStart w:id="37" w:name="_Toc226742512"/>
       <w:r>
         <w:rPr>
           <w:rFonts w:ascii="Times New Roman" w:hAnsi="Times New Roman" w:cs="Times New Roman"/>
@@ -37051,7 +37936,7 @@
         </w:rPr>
         <w:t>ã mua</w:t>
       </w:r>
-      <w:bookmarkEnd w:id="38"/>
+      <w:bookmarkEnd w:id="37"/>
     </w:p>
     <w:tbl>
       <w:tblPr>
@@ -37425,7 +38310,27 @@
                 <w:szCs w:val="26"/>
                 <w:lang w:val="vi-VN"/>
               </w:rPr>
-              <w:t xml:space="preserve">, nếu chưa có đơn hàng đã mua </w:t>
+              <w:t xml:space="preserve">, nếu chưa có đơn hàng đã </w:t>
+            </w:r>
+            <w:r>
+              <w:rPr>
+                <w:rFonts w:ascii="Times New Roman" w:hAnsi="Times New Roman" w:cs="Times New Roman"/>
+                <w:noProof/>
+                <w:sz w:val="26"/>
+                <w:szCs w:val="26"/>
+                <w:lang w:val="vi-VN"/>
+              </w:rPr>
+              <w:t>mua,</w:t>
+            </w:r>
+            <w:r>
+              <w:rPr>
+                <w:rFonts w:ascii="Times New Roman" w:hAnsi="Times New Roman" w:cs="Times New Roman"/>
+                <w:noProof/>
+                <w:sz w:val="26"/>
+                <w:szCs w:val="26"/>
+                <w:lang w:val="vi-VN"/>
+              </w:rPr>
+              <w:t xml:space="preserve"> </w:t>
             </w:r>
             <w:r>
               <w:rPr>
@@ -37512,7 +38417,27 @@
                 <w:szCs w:val="26"/>
                 <w:lang w:val="vi-VN"/>
               </w:rPr>
-              <w:t xml:space="preserve">đã nhận được đơn hàng từ Shipper, </w:t>
+              <w:t xml:space="preserve">đã nhận được đơn hàng từ </w:t>
+            </w:r>
+            <w:r>
+              <w:rPr>
+                <w:rFonts w:ascii="Times New Roman" w:hAnsi="Times New Roman" w:cs="Times New Roman"/>
+                <w:noProof/>
+                <w:sz w:val="26"/>
+                <w:szCs w:val="26"/>
+                <w:lang w:val="vi-VN"/>
+              </w:rPr>
+              <w:t>s</w:t>
+            </w:r>
+            <w:r>
+              <w:rPr>
+                <w:rFonts w:ascii="Times New Roman" w:hAnsi="Times New Roman" w:cs="Times New Roman"/>
+                <w:noProof/>
+                <w:sz w:val="26"/>
+                <w:szCs w:val="26"/>
+                <w:lang w:val="vi-VN"/>
+              </w:rPr>
+              <w:t xml:space="preserve">hipper, </w:t>
             </w:r>
             <w:r>
               <w:rPr>
@@ -37559,7 +38484,27 @@
                 <w:szCs w:val="26"/>
                 <w:lang w:val="vi-VN"/>
               </w:rPr>
-              <w:t>Khi bấm vào xem chi tiết đơn, hệ thống hiển thị trạng thái của đơn hàng: đã giao và hiển thị chi tiết đơn hàng gồm: địa chỉ, số điện thoại, tên cửa hàng, tên món, số lượng, giá tiền.</w:t>
+              <w:t xml:space="preserve">Khi bấm vào xem chi tiết đơn, hệ thống hiển thị trạng thái của đơn </w:t>
+            </w:r>
+            <w:r>
+              <w:rPr>
+                <w:rFonts w:ascii="Times New Roman" w:eastAsia="Times New Roman" w:hAnsi="Times New Roman" w:cs="Times New Roman"/>
+                <w:noProof/>
+                <w:sz w:val="26"/>
+                <w:szCs w:val="26"/>
+                <w:lang w:val="vi-VN"/>
+              </w:rPr>
+              <w:t>hàng là</w:t>
+            </w:r>
+            <w:r>
+              <w:rPr>
+                <w:rFonts w:ascii="Times New Roman" w:eastAsia="Times New Roman" w:hAnsi="Times New Roman" w:cs="Times New Roman"/>
+                <w:noProof/>
+                <w:sz w:val="26"/>
+                <w:szCs w:val="26"/>
+                <w:lang w:val="vi-VN"/>
+              </w:rPr>
+              <w:t xml:space="preserve"> đã giao và hiển thị chi tiết đơn hàng gồm: địa chỉ, số điện thoại, tên cửa hàng, tên món, số lượng, giá tiền.</w:t>
             </w:r>
           </w:p>
           <w:p>
@@ -38171,7 +39116,7 @@
         <w:lastRenderedPageBreak/>
         <w:t xml:space="preserve"> </w:t>
       </w:r>
-      <w:bookmarkStart w:id="39" w:name="_Toc226742513"/>
+      <w:bookmarkStart w:id="38" w:name="_Toc226742513"/>
       <w:r>
         <w:rPr>
           <w:rFonts w:ascii="Times New Roman" w:hAnsi="Times New Roman" w:cs="Times New Roman"/>
@@ -38196,7 +39141,7 @@
         </w:rPr>
         <w:t>ã hủy</w:t>
       </w:r>
-      <w:bookmarkEnd w:id="39"/>
+      <w:bookmarkEnd w:id="38"/>
     </w:p>
     <w:tbl>
       <w:tblPr>
@@ -38592,7 +39537,7 @@
                 <w:szCs w:val="26"/>
                 <w:lang w:val="vi-VN"/>
               </w:rPr>
-              <w:t>hủy</w:t>
+              <w:t>hủy,</w:t>
             </w:r>
             <w:r>
               <w:rPr>
@@ -38699,7 +39644,27 @@
                 <w:szCs w:val="26"/>
                 <w:lang w:val="vi-VN"/>
               </w:rPr>
-              <w:t xml:space="preserve">Khi bấm vào xem chi tiết đơn, hệ thống hiển thị trạng thái của đơn hàng: đã </w:t>
+              <w:t>Khi bấm vào xem chi tiết đơn, hệ thống hiển thị trạng thái của đơn hàng</w:t>
+            </w:r>
+            <w:r>
+              <w:rPr>
+                <w:rFonts w:ascii="Times New Roman" w:eastAsia="Times New Roman" w:hAnsi="Times New Roman" w:cs="Times New Roman"/>
+                <w:noProof/>
+                <w:sz w:val="26"/>
+                <w:szCs w:val="26"/>
+                <w:lang w:val="vi-VN"/>
+              </w:rPr>
+              <w:t xml:space="preserve"> là</w:t>
+            </w:r>
+            <w:r>
+              <w:rPr>
+                <w:rFonts w:ascii="Times New Roman" w:eastAsia="Times New Roman" w:hAnsi="Times New Roman" w:cs="Times New Roman"/>
+                <w:noProof/>
+                <w:sz w:val="26"/>
+                <w:szCs w:val="26"/>
+                <w:lang w:val="vi-VN"/>
+              </w:rPr>
+              <w:t xml:space="preserve"> đã </w:t>
             </w:r>
             <w:r>
               <w:rPr>
@@ -38786,7 +39751,47 @@
                 <w:szCs w:val="26"/>
                 <w:lang w:val="vi-VN"/>
               </w:rPr>
-              <w:t xml:space="preserve">bấm vào mua lại hệ thống chuyển đơn hàng đến trang thanh toán để </w:t>
+              <w:t xml:space="preserve">bấm vào mua </w:t>
+            </w:r>
+            <w:r>
+              <w:rPr>
+                <w:rFonts w:ascii="Times New Roman" w:eastAsia="Times New Roman" w:hAnsi="Times New Roman" w:cs="Times New Roman"/>
+                <w:noProof/>
+                <w:sz w:val="26"/>
+                <w:szCs w:val="26"/>
+                <w:lang w:val="vi-VN"/>
+              </w:rPr>
+              <w:t>lại,</w:t>
+            </w:r>
+            <w:r>
+              <w:rPr>
+                <w:rFonts w:ascii="Times New Roman" w:eastAsia="Times New Roman" w:hAnsi="Times New Roman" w:cs="Times New Roman"/>
+                <w:noProof/>
+                <w:sz w:val="26"/>
+                <w:szCs w:val="26"/>
+                <w:lang w:val="vi-VN"/>
+              </w:rPr>
+              <w:t xml:space="preserve"> hệ thống </w:t>
+            </w:r>
+            <w:r>
+              <w:rPr>
+                <w:rFonts w:ascii="Times New Roman" w:eastAsia="Times New Roman" w:hAnsi="Times New Roman" w:cs="Times New Roman"/>
+                <w:noProof/>
+                <w:sz w:val="26"/>
+                <w:szCs w:val="26"/>
+                <w:lang w:val="vi-VN"/>
+              </w:rPr>
+              <w:t xml:space="preserve">sẽ </w:t>
+            </w:r>
+            <w:r>
+              <w:rPr>
+                <w:rFonts w:ascii="Times New Roman" w:eastAsia="Times New Roman" w:hAnsi="Times New Roman" w:cs="Times New Roman"/>
+                <w:noProof/>
+                <w:sz w:val="26"/>
+                <w:szCs w:val="26"/>
+                <w:lang w:val="vi-VN"/>
+              </w:rPr>
+              <w:t xml:space="preserve">chuyển đơn hàng đến trang thanh toán để </w:t>
             </w:r>
             <w:r>
               <w:rPr>
@@ -39047,7 +40052,7 @@
         <w:lastRenderedPageBreak/>
         <w:t xml:space="preserve"> </w:t>
       </w:r>
-      <w:bookmarkStart w:id="40" w:name="_Toc226742514"/>
+      <w:bookmarkStart w:id="39" w:name="_Toc226742514"/>
       <w:r>
         <w:rPr>
           <w:rFonts w:ascii="Times New Roman" w:hAnsi="Times New Roman" w:cs="Times New Roman"/>
@@ -39072,7 +40077,7 @@
         </w:rPr>
         <w:t>rả hàng</w:t>
       </w:r>
-      <w:bookmarkEnd w:id="40"/>
+      <w:bookmarkEnd w:id="39"/>
     </w:p>
     <w:tbl>
       <w:tblPr>
@@ -39377,17 +40382,17 @@
                 <w:szCs w:val="26"/>
                 <w:lang w:val="vi-VN"/>
               </w:rPr>
-              <w:t xml:space="preserve">thành viên </w:t>
-            </w:r>
-            <w:r>
-              <w:rPr>
-                <w:rFonts w:ascii="Times New Roman" w:hAnsi="Times New Roman" w:cs="Times New Roman"/>
-                <w:noProof/>
-                <w:sz w:val="26"/>
-                <w:szCs w:val="26"/>
-                <w:lang w:val="vi-VN"/>
-              </w:rPr>
-              <w:t xml:space="preserve">g gặp vấn đề như món ăn không đúng, bị hỏng hoặc không đảm bảo chất lượng, </w:t>
+              <w:t>thành viên</w:t>
+            </w:r>
+            <w:r>
+              <w:rPr>
+                <w:rFonts w:ascii="Times New Roman" w:hAnsi="Times New Roman" w:cs="Times New Roman"/>
+                <w:noProof/>
+                <w:sz w:val="26"/>
+                <w:szCs w:val="26"/>
+                <w:lang w:val="vi-VN"/>
+              </w:rPr>
+              <w:t xml:space="preserve"> gặp vấn đề như món ăn không đúng, bị hỏng hoặc không đảm bảo chất lượng, </w:t>
             </w:r>
             <w:r>
               <w:rPr>
@@ -39517,7 +40522,27 @@
                 <w:szCs w:val="26"/>
                 <w:lang w:val="vi-VN"/>
               </w:rPr>
-              <w:t xml:space="preserve"> hàng </w:t>
+              <w:t xml:space="preserve"> </w:t>
+            </w:r>
+            <w:r>
+              <w:rPr>
+                <w:rFonts w:ascii="Times New Roman" w:hAnsi="Times New Roman" w:cs="Times New Roman"/>
+                <w:noProof/>
+                <w:sz w:val="26"/>
+                <w:szCs w:val="26"/>
+                <w:lang w:val="vi-VN"/>
+              </w:rPr>
+              <w:t>hàng,</w:t>
+            </w:r>
+            <w:r>
+              <w:rPr>
+                <w:rFonts w:ascii="Times New Roman" w:hAnsi="Times New Roman" w:cs="Times New Roman"/>
+                <w:noProof/>
+                <w:sz w:val="26"/>
+                <w:szCs w:val="26"/>
+                <w:lang w:val="vi-VN"/>
+              </w:rPr>
+              <w:t xml:space="preserve"> </w:t>
             </w:r>
             <w:r>
               <w:rPr>
@@ -39604,7 +40629,27 @@
                 <w:szCs w:val="26"/>
                 <w:lang w:val="vi-VN"/>
               </w:rPr>
-              <w:t xml:space="preserve">Khi bấm vào xem chi tiết đơn, hệ thống hiển thị trạng thái của đơn hàng: </w:t>
+              <w:t>Khi bấm vào xem chi tiết đơn, hệ thống hiển thị trạng thái của đơn hàng</w:t>
+            </w:r>
+            <w:r>
+              <w:rPr>
+                <w:rFonts w:ascii="Times New Roman" w:eastAsia="Times New Roman" w:hAnsi="Times New Roman" w:cs="Times New Roman"/>
+                <w:noProof/>
+                <w:sz w:val="26"/>
+                <w:szCs w:val="26"/>
+                <w:lang w:val="vi-VN"/>
+              </w:rPr>
+              <w:t xml:space="preserve"> là</w:t>
+            </w:r>
+            <w:r>
+              <w:rPr>
+                <w:rFonts w:ascii="Times New Roman" w:eastAsia="Times New Roman" w:hAnsi="Times New Roman" w:cs="Times New Roman"/>
+                <w:noProof/>
+                <w:sz w:val="26"/>
+                <w:szCs w:val="26"/>
+                <w:lang w:val="vi-VN"/>
+              </w:rPr>
+              <w:t xml:space="preserve"> </w:t>
             </w:r>
             <w:r>
               <w:rPr>
@@ -39681,7 +40726,27 @@
                 <w:szCs w:val="26"/>
                 <w:lang w:val="vi-VN"/>
               </w:rPr>
-              <w:t xml:space="preserve">muốn mua lại, bấm vào mua lại hệ thống chuyển đơn hàng đến trang thanh toán để </w:t>
+              <w:t xml:space="preserve">muốn mua lại, bấm vào mua </w:t>
+            </w:r>
+            <w:r>
+              <w:rPr>
+                <w:rFonts w:ascii="Times New Roman" w:eastAsia="Times New Roman" w:hAnsi="Times New Roman" w:cs="Times New Roman"/>
+                <w:noProof/>
+                <w:sz w:val="26"/>
+                <w:szCs w:val="26"/>
+                <w:lang w:val="vi-VN"/>
+              </w:rPr>
+              <w:t>lại,</w:t>
+            </w:r>
+            <w:r>
+              <w:rPr>
+                <w:rFonts w:ascii="Times New Roman" w:eastAsia="Times New Roman" w:hAnsi="Times New Roman" w:cs="Times New Roman"/>
+                <w:noProof/>
+                <w:sz w:val="26"/>
+                <w:szCs w:val="26"/>
+                <w:lang w:val="vi-VN"/>
+              </w:rPr>
+              <w:t xml:space="preserve"> hệ thống chuyển đơn hàng đến trang thanh toán để </w:t>
             </w:r>
             <w:r>
               <w:rPr>
@@ -39929,7 +40994,7 @@
           <w:lang w:val="vi-VN"/>
         </w:rPr>
       </w:pPr>
-      <w:bookmarkStart w:id="41" w:name="_Toc226742515"/>
+      <w:bookmarkStart w:id="40" w:name="_Toc226742515"/>
       <w:r>
         <w:rPr>
           <w:rFonts w:ascii="Times New Roman" w:hAnsi="Times New Roman" w:cs="Times New Roman"/>
@@ -39951,7 +41016,7 @@
         </w:rPr>
         <w:t xml:space="preserve"> đơn hàng</w:t>
       </w:r>
-      <w:bookmarkEnd w:id="41"/>
+      <w:bookmarkEnd w:id="40"/>
     </w:p>
     <w:tbl>
       <w:tblPr>
@@ -40279,7 +41344,27 @@
                 <w:szCs w:val="26"/>
                 <w:lang w:val="vi-VN"/>
               </w:rPr>
-              <w:t xml:space="preserve">Khi truy cập mục đánh giá, nếu chưa có đánh giá nào giao diện sẽ hiển thị danh sách trống. Nếu có hệ thống hiển thị danh sách và trạng thái các đơn hàng mà </w:t>
+              <w:t xml:space="preserve">Khi truy cập mục đánh giá, nếu chưa có đánh giá </w:t>
+            </w:r>
+            <w:r>
+              <w:rPr>
+                <w:rFonts w:ascii="Times New Roman" w:hAnsi="Times New Roman" w:cs="Times New Roman"/>
+                <w:noProof/>
+                <w:sz w:val="26"/>
+                <w:szCs w:val="26"/>
+                <w:lang w:val="vi-VN"/>
+              </w:rPr>
+              <w:t>nào,</w:t>
+            </w:r>
+            <w:r>
+              <w:rPr>
+                <w:rFonts w:ascii="Times New Roman" w:hAnsi="Times New Roman" w:cs="Times New Roman"/>
+                <w:noProof/>
+                <w:sz w:val="26"/>
+                <w:szCs w:val="26"/>
+                <w:lang w:val="vi-VN"/>
+              </w:rPr>
+              <w:t xml:space="preserve"> giao diện sẽ hiển thị danh sách trống. Nếu có hệ thống hiển thị danh sách và trạng thái các đơn hàng mà </w:t>
             </w:r>
             <w:r>
               <w:rPr>
@@ -40403,7 +41488,27 @@
                 <w:szCs w:val="26"/>
                 <w:lang w:val="vi-VN"/>
               </w:rPr>
-              <w:t>nhấn vào nút đánh giá hiển thị p</w:t>
+              <w:t xml:space="preserve">nhấn vào nút đánh </w:t>
+            </w:r>
+            <w:r>
+              <w:rPr>
+                <w:rFonts w:ascii="Times New Roman" w:eastAsia="Times New Roman" w:hAnsi="Times New Roman" w:cs="Times New Roman"/>
+                <w:noProof/>
+                <w:sz w:val="26"/>
+                <w:szCs w:val="26"/>
+                <w:lang w:val="vi-VN"/>
+              </w:rPr>
+              <w:t>giá</w:t>
+            </w:r>
+            <w:r>
+              <w:rPr>
+                <w:rFonts w:ascii="Times New Roman" w:eastAsia="Times New Roman" w:hAnsi="Times New Roman" w:cs="Times New Roman"/>
+                <w:noProof/>
+                <w:sz w:val="26"/>
+                <w:szCs w:val="26"/>
+                <w:lang w:val="vi-VN"/>
+              </w:rPr>
+              <w:t xml:space="preserve"> hiển thị p</w:t>
             </w:r>
             <w:r>
               <w:rPr>
@@ -40492,7 +41597,7 @@
                 <w:szCs w:val="26"/>
                 <w:lang w:val="vi-VN"/>
               </w:rPr>
-              <w:t>g</w:t>
+              <w:t>G</w:t>
             </w:r>
             <w:r>
               <w:rPr>
@@ -40837,7 +41942,7 @@
 </file>
 
 <file path=word/endnotes.xml><?xml version="1.0" encoding="utf-8"?>
-<w:endnotes xmlns:wpc="http://schemas.microsoft.com/office/word/2010/wordprocessingCanvas" xmlns:cx="http://schemas.microsoft.com/office/drawing/2014/chartex" xmlns:mc="http://schemas.openxmlformats.org/markup-compatibility/2006" xmlns:o="urn:schemas-microsoft-com:office:office" xmlns:r="http://schemas.openxmlformats.org/officeDocument/2006/relationships" xmlns:m="http://schemas.openxmlformats.org/officeDocument/2006/math" xmlns:v="urn:schemas-microsoft-com:vml" xmlns:wp14="http://schemas.microsoft.com/office/word/2010/wordprocessingDrawing" xmlns:wp="http://schemas.openxmlformats.org/drawingml/2006/wordprocessingDrawing" xmlns:w10="urn:schemas-microsoft-com:office:word" xmlns:w="http://schemas.openxmlformats.org/wordprocessingml/2006/main" xmlns:w14="http://schemas.microsoft.com/office/word/2010/wordml" xmlns:w15="http://schemas.microsoft.com/office/word/2012/wordml" xmlns:w16se="http://schemas.microsoft.com/office/word/2015/wordml/symex" xmlns:wpg="http://schemas.microsoft.com/office/word/2010/wordprocessingGroup" xmlns:wpi="http://schemas.microsoft.com/office/word/2010/wordprocessingInk" xmlns:wne="http://schemas.microsoft.com/office/word/2006/wordml" xmlns:wps="http://schemas.microsoft.com/office/word/2010/wordprocessingShape" mc:Ignorable="w14 w15 w16se wp14">
+<w:endnotes xmlns:wpc="http://schemas.microsoft.com/office/word/2010/wordprocessingCanvas" xmlns:cx="http://schemas.microsoft.com/office/drawing/2014/chartex" xmlns:cx1="http://schemas.microsoft.com/office/drawing/2015/9/8/chartex" xmlns:cx2="http://schemas.microsoft.com/office/drawing/2015/10/21/chartex" xmlns:cx3="http://schemas.microsoft.com/office/drawing/2016/5/9/chartex" xmlns:cx4="http://schemas.microsoft.com/office/drawing/2016/5/10/chartex" xmlns:cx5="http://schemas.microsoft.com/office/drawing/2016/5/11/chartex" xmlns:cx6="http://schemas.microsoft.com/office/drawing/2016/5/12/chartex" xmlns:cx7="http://schemas.microsoft.com/office/drawing/2016/5/13/chartex" xmlns:cx8="http://schemas.microsoft.com/office/drawing/2016/5/14/chartex" xmlns:mc="http://schemas.openxmlformats.org/markup-compatibility/2006" xmlns:aink="http://schemas.microsoft.com/office/drawing/2016/ink" xmlns:am3d="http://schemas.microsoft.com/office/drawing/2017/model3d" xmlns:o="urn:schemas-microsoft-com:office:office" xmlns:oel="http://schemas.microsoft.com/office/2019/extlst" xmlns:r="http://schemas.openxmlformats.org/officeDocument/2006/relationships" xmlns:m="http://schemas.openxmlformats.org/officeDocument/2006/math" xmlns:v="urn:schemas-microsoft-com:vml" xmlns:wp14="http://schemas.microsoft.com/office/word/2010/wordprocessingDrawing" xmlns:wp="http://schemas.openxmlformats.org/drawingml/2006/wordprocessingDrawing" xmlns:w10="urn:schemas-microsoft-com:office:word" xmlns:w="http://schemas.openxmlformats.org/wordprocessingml/2006/main" xmlns:w14="http://schemas.microsoft.com/office/word/2010/wordml" xmlns:w15="http://schemas.microsoft.com/office/word/2012/wordml" xmlns:w16cex="http://schemas.microsoft.com/office/word/2018/wordml/cex" xmlns:w16cid="http://schemas.microsoft.com/office/word/2016/wordml/cid" xmlns:w16="http://schemas.microsoft.com/office/word/2018/wordml" xmlns:w16du="http://schemas.microsoft.com/office/word/2023/wordml/word16du" xmlns:w16sdtdh="http://schemas.microsoft.com/office/word/2020/wordml/sdtdatahash" xmlns:w16sdtfl="http://schemas.microsoft.com/office/word/2024/wordml/sdtformatlock" xmlns:w16se="http://schemas.microsoft.com/office/word/2015/wordml/symex" xmlns:wpg="http://schemas.microsoft.com/office/word/2010/wordprocessingGroup" xmlns:wpi="http://schemas.microsoft.com/office/word/2010/wordprocessingInk" xmlns:wne="http://schemas.microsoft.com/office/word/2006/wordml" xmlns:wps="http://schemas.microsoft.com/office/word/2010/wordprocessingShape" mc:Ignorable="w14 w15 w16se w16cid w16 w16cex w16sdtdh w16sdtfl w16du wp14">
   <w:endnote w:type="separator" w:id="-1">
     <w:p>
       <w:pPr>
@@ -40862,7 +41967,7 @@
 </file>
 
 <file path=word/footer1.xml><?xml version="1.0" encoding="utf-8"?>
-<w:ftr xmlns:wpc="http://schemas.microsoft.com/office/word/2010/wordprocessingCanvas" xmlns:cx="http://schemas.microsoft.com/office/drawing/2014/chartex" xmlns:mc="http://schemas.openxmlformats.org/markup-compatibility/2006" xmlns:o="urn:schemas-microsoft-com:office:office" xmlns:r="http://schemas.openxmlformats.org/officeDocument/2006/relationships" xmlns:m="http://schemas.openxmlformats.org/officeDocument/2006/math" xmlns:v="urn:schemas-microsoft-com:vml" xmlns:wp14="http://schemas.microsoft.com/office/word/2010/wordprocessingDrawing" xmlns:wp="http://schemas.openxmlformats.org/drawingml/2006/wordprocessingDrawing" xmlns:w10="urn:schemas-microsoft-com:office:word" xmlns:w="http://schemas.openxmlformats.org/wordprocessingml/2006/main" xmlns:w14="http://schemas.microsoft.com/office/word/2010/wordml" xmlns:w15="http://schemas.microsoft.com/office/word/2012/wordml" xmlns:w16se="http://schemas.microsoft.com/office/word/2015/wordml/symex" xmlns:wpg="http://schemas.microsoft.com/office/word/2010/wordprocessingGroup" xmlns:wpi="http://schemas.microsoft.com/office/word/2010/wordprocessingInk" xmlns:wne="http://schemas.microsoft.com/office/word/2006/wordml" xmlns:wps="http://schemas.microsoft.com/office/word/2010/wordprocessingShape" mc:Ignorable="w14 w15 w16se wp14">
+<w:ftr xmlns:wpc="http://schemas.microsoft.com/office/word/2010/wordprocessingCanvas" xmlns:cx="http://schemas.microsoft.com/office/drawing/2014/chartex" xmlns:cx1="http://schemas.microsoft.com/office/drawing/2015/9/8/chartex" xmlns:cx2="http://schemas.microsoft.com/office/drawing/2015/10/21/chartex" xmlns:cx3="http://schemas.microsoft.com/office/drawing/2016/5/9/chartex" xmlns:cx4="http://schemas.microsoft.com/office/drawing/2016/5/10/chartex" xmlns:cx5="http://schemas.microsoft.com/office/drawing/2016/5/11/chartex" xmlns:cx6="http://schemas.microsoft.com/office/drawing/2016/5/12/chartex" xmlns:cx7="http://schemas.microsoft.com/office/drawing/2016/5/13/chartex" xmlns:cx8="http://schemas.microsoft.com/office/drawing/2016/5/14/chartex" xmlns:mc="http://schemas.openxmlformats.org/markup-compatibility/2006" xmlns:aink="http://schemas.microsoft.com/office/drawing/2016/ink" xmlns:am3d="http://schemas.microsoft.com/office/drawing/2017/model3d" xmlns:o="urn:schemas-microsoft-com:office:office" xmlns:oel="http://schemas.microsoft.com/office/2019/extlst" xmlns:r="http://schemas.openxmlformats.org/officeDocument/2006/relationships" xmlns:m="http://schemas.openxmlformats.org/officeDocument/2006/math" xmlns:v="urn:schemas-microsoft-com:vml" xmlns:wp14="http://schemas.microsoft.com/office/word/2010/wordprocessingDrawing" xmlns:wp="http://schemas.openxmlformats.org/drawingml/2006/wordprocessingDrawing" xmlns:w10="urn:schemas-microsoft-com:office:word" xmlns:w="http://schemas.openxmlformats.org/wordprocessingml/2006/main" xmlns:w14="http://schemas.microsoft.com/office/word/2010/wordml" xmlns:w15="http://schemas.microsoft.com/office/word/2012/wordml" xmlns:w16cex="http://schemas.microsoft.com/office/word/2018/wordml/cex" xmlns:w16cid="http://schemas.microsoft.com/office/word/2016/wordml/cid" xmlns:w16="http://schemas.microsoft.com/office/word/2018/wordml" xmlns:w16du="http://schemas.microsoft.com/office/word/2023/wordml/word16du" xmlns:w16sdtdh="http://schemas.microsoft.com/office/word/2020/wordml/sdtdatahash" xmlns:w16sdtfl="http://schemas.microsoft.com/office/word/2024/wordml/sdtformatlock" xmlns:w16se="http://schemas.microsoft.com/office/word/2015/wordml/symex" xmlns:wpg="http://schemas.microsoft.com/office/word/2010/wordprocessingGroup" xmlns:wpi="http://schemas.microsoft.com/office/word/2010/wordprocessingInk" xmlns:wne="http://schemas.microsoft.com/office/word/2006/wordml" xmlns:wps="http://schemas.microsoft.com/office/word/2010/wordprocessingShape" mc:Ignorable="w14 w15 w16se w16cid w16 w16cex w16sdtdh w16sdtfl w16du wp14">
   <w:p>
     <w:pPr>
       <w:pStyle w:val="Footer"/>
@@ -40893,6 +41998,14 @@
         <w:sz w:val="26"/>
         <w:szCs w:val="26"/>
       </w:rPr>
+      <w:t xml:space="preserve"> </w:t>
+    </w:r>
+    <w:r>
+      <w:rPr>
+        <w:rFonts w:ascii="Times New Roman" w:hAnsi="Times New Roman" w:cs="Times New Roman"/>
+        <w:sz w:val="26"/>
+        <w:szCs w:val="26"/>
+      </w:rPr>
       <w:t>Document</w:t>
     </w:r>
     <w:r>
@@ -40944,7 +42057,7 @@
         <w:sz w:val="26"/>
         <w:szCs w:val="26"/>
       </w:rPr>
-      <w:t>2</w:t>
+      <w:t>6</w:t>
     </w:r>
     <w:r>
       <w:rPr>
@@ -40965,7 +42078,7 @@
 </file>
 
 <file path=word/footer2.xml><?xml version="1.0" encoding="utf-8"?>
-<w:ftr xmlns:wpc="http://schemas.microsoft.com/office/word/2010/wordprocessingCanvas" xmlns:cx="http://schemas.microsoft.com/office/drawing/2014/chartex" xmlns:mc="http://schemas.openxmlformats.org/markup-compatibility/2006" xmlns:o="urn:schemas-microsoft-com:office:office" xmlns:r="http://schemas.openxmlformats.org/officeDocument/2006/relationships" xmlns:m="http://schemas.openxmlformats.org/officeDocument/2006/math" xmlns:v="urn:schemas-microsoft-com:vml" xmlns:wp14="http://schemas.microsoft.com/office/word/2010/wordprocessingDrawing" xmlns:wp="http://schemas.openxmlformats.org/drawingml/2006/wordprocessingDrawing" xmlns:w10="urn:schemas-microsoft-com:office:word" xmlns:w="http://schemas.openxmlformats.org/wordprocessingml/2006/main" xmlns:w14="http://schemas.microsoft.com/office/word/2010/wordml" xmlns:w15="http://schemas.microsoft.com/office/word/2012/wordml" xmlns:w16se="http://schemas.microsoft.com/office/word/2015/wordml/symex" xmlns:wpg="http://schemas.microsoft.com/office/word/2010/wordprocessingGroup" xmlns:wpi="http://schemas.microsoft.com/office/word/2010/wordprocessingInk" xmlns:wne="http://schemas.microsoft.com/office/word/2006/wordml" xmlns:wps="http://schemas.microsoft.com/office/word/2010/wordprocessingShape" mc:Ignorable="w14 w15 w16se wp14">
+<w:ftr xmlns:wpc="http://schemas.microsoft.com/office/word/2010/wordprocessingCanvas" xmlns:cx="http://schemas.microsoft.com/office/drawing/2014/chartex" xmlns:cx1="http://schemas.microsoft.com/office/drawing/2015/9/8/chartex" xmlns:cx2="http://schemas.microsoft.com/office/drawing/2015/10/21/chartex" xmlns:cx3="http://schemas.microsoft.com/office/drawing/2016/5/9/chartex" xmlns:cx4="http://schemas.microsoft.com/office/drawing/2016/5/10/chartex" xmlns:cx5="http://schemas.microsoft.com/office/drawing/2016/5/11/chartex" xmlns:cx6="http://schemas.microsoft.com/office/drawing/2016/5/12/chartex" xmlns:cx7="http://schemas.microsoft.com/office/drawing/2016/5/13/chartex" xmlns:cx8="http://schemas.microsoft.com/office/drawing/2016/5/14/chartex" xmlns:mc="http://schemas.openxmlformats.org/markup-compatibility/2006" xmlns:aink="http://schemas.microsoft.com/office/drawing/2016/ink" xmlns:am3d="http://schemas.microsoft.com/office/drawing/2017/model3d" xmlns:o="urn:schemas-microsoft-com:office:office" xmlns:oel="http://schemas.microsoft.com/office/2019/extlst" xmlns:r="http://schemas.openxmlformats.org/officeDocument/2006/relationships" xmlns:m="http://schemas.openxmlformats.org/officeDocument/2006/math" xmlns:v="urn:schemas-microsoft-com:vml" xmlns:wp14="http://schemas.microsoft.com/office/word/2010/wordprocessingDrawing" xmlns:wp="http://schemas.openxmlformats.org/drawingml/2006/wordprocessingDrawing" xmlns:w10="urn:schemas-microsoft-com:office:word" xmlns:w="http://schemas.openxmlformats.org/wordprocessingml/2006/main" xmlns:w14="http://schemas.microsoft.com/office/word/2010/wordml" xmlns:w15="http://schemas.microsoft.com/office/word/2012/wordml" xmlns:w16cex="http://schemas.microsoft.com/office/word/2018/wordml/cex" xmlns:w16cid="http://schemas.microsoft.com/office/word/2016/wordml/cid" xmlns:w16="http://schemas.microsoft.com/office/word/2018/wordml" xmlns:w16du="http://schemas.microsoft.com/office/word/2023/wordml/word16du" xmlns:w16sdtdh="http://schemas.microsoft.com/office/word/2020/wordml/sdtdatahash" xmlns:w16sdtfl="http://schemas.microsoft.com/office/word/2024/wordml/sdtformatlock" xmlns:w16se="http://schemas.microsoft.com/office/word/2015/wordml/symex" xmlns:wpg="http://schemas.microsoft.com/office/word/2010/wordprocessingGroup" xmlns:wpi="http://schemas.microsoft.com/office/word/2010/wordprocessingInk" xmlns:wne="http://schemas.microsoft.com/office/word/2006/wordml" xmlns:wps="http://schemas.microsoft.com/office/word/2010/wordprocessingShape" mc:Ignorable="w14 w15 w16se w16cid w16 w16cex w16sdtdh w16sdtfl w16du wp14">
   <w:p>
     <w:pPr>
       <w:pStyle w:val="Footer"/>
@@ -40996,6 +42109,14 @@
         <w:sz w:val="26"/>
         <w:szCs w:val="26"/>
       </w:rPr>
+      <w:t xml:space="preserve"> </w:t>
+    </w:r>
+    <w:r>
+      <w:rPr>
+        <w:rFonts w:ascii="Times New Roman" w:hAnsi="Times New Roman" w:cs="Times New Roman"/>
+        <w:sz w:val="26"/>
+        <w:szCs w:val="26"/>
+      </w:rPr>
       <w:t>Document</w:t>
     </w:r>
     <w:r>
@@ -41047,7 +42168,7 @@
         <w:sz w:val="26"/>
         <w:szCs w:val="26"/>
       </w:rPr>
-      <w:t>21</w:t>
+      <w:t>10</w:t>
     </w:r>
     <w:r>
       <w:rPr>
@@ -41068,7 +42189,7 @@
 </file>
 
 <file path=word/footer3.xml><?xml version="1.0" encoding="utf-8"?>
-<w:ftr xmlns:wpc="http://schemas.microsoft.com/office/word/2010/wordprocessingCanvas" xmlns:cx="http://schemas.microsoft.com/office/drawing/2014/chartex" xmlns:mc="http://schemas.openxmlformats.org/markup-compatibility/2006" xmlns:o="urn:schemas-microsoft-com:office:office" xmlns:r="http://schemas.openxmlformats.org/officeDocument/2006/relationships" xmlns:m="http://schemas.openxmlformats.org/officeDocument/2006/math" xmlns:v="urn:schemas-microsoft-com:vml" xmlns:wp14="http://schemas.microsoft.com/office/word/2010/wordprocessingDrawing" xmlns:wp="http://schemas.openxmlformats.org/drawingml/2006/wordprocessingDrawing" xmlns:w10="urn:schemas-microsoft-com:office:word" xmlns:w="http://schemas.openxmlformats.org/wordprocessingml/2006/main" xmlns:w14="http://schemas.microsoft.com/office/word/2010/wordml" xmlns:w15="http://schemas.microsoft.com/office/word/2012/wordml" xmlns:w16se="http://schemas.microsoft.com/office/word/2015/wordml/symex" xmlns:wpg="http://schemas.microsoft.com/office/word/2010/wordprocessingGroup" xmlns:wpi="http://schemas.microsoft.com/office/word/2010/wordprocessingInk" xmlns:wne="http://schemas.microsoft.com/office/word/2006/wordml" xmlns:wps="http://schemas.microsoft.com/office/word/2010/wordprocessingShape" mc:Ignorable="w14 w15 w16se wp14">
+<w:ftr xmlns:wpc="http://schemas.microsoft.com/office/word/2010/wordprocessingCanvas" xmlns:cx="http://schemas.microsoft.com/office/drawing/2014/chartex" xmlns:cx1="http://schemas.microsoft.com/office/drawing/2015/9/8/chartex" xmlns:cx2="http://schemas.microsoft.com/office/drawing/2015/10/21/chartex" xmlns:cx3="http://schemas.microsoft.com/office/drawing/2016/5/9/chartex" xmlns:cx4="http://schemas.microsoft.com/office/drawing/2016/5/10/chartex" xmlns:cx5="http://schemas.microsoft.com/office/drawing/2016/5/11/chartex" xmlns:cx6="http://schemas.microsoft.com/office/drawing/2016/5/12/chartex" xmlns:cx7="http://schemas.microsoft.com/office/drawing/2016/5/13/chartex" xmlns:cx8="http://schemas.microsoft.com/office/drawing/2016/5/14/chartex" xmlns:mc="http://schemas.openxmlformats.org/markup-compatibility/2006" xmlns:aink="http://schemas.microsoft.com/office/drawing/2016/ink" xmlns:am3d="http://schemas.microsoft.com/office/drawing/2017/model3d" xmlns:o="urn:schemas-microsoft-com:office:office" xmlns:oel="http://schemas.microsoft.com/office/2019/extlst" xmlns:r="http://schemas.openxmlformats.org/officeDocument/2006/relationships" xmlns:m="http://schemas.openxmlformats.org/officeDocument/2006/math" xmlns:v="urn:schemas-microsoft-com:vml" xmlns:wp14="http://schemas.microsoft.com/office/word/2010/wordprocessingDrawing" xmlns:wp="http://schemas.openxmlformats.org/drawingml/2006/wordprocessingDrawing" xmlns:w10="urn:schemas-microsoft-com:office:word" xmlns:w="http://schemas.openxmlformats.org/wordprocessingml/2006/main" xmlns:w14="http://schemas.microsoft.com/office/word/2010/wordml" xmlns:w15="http://schemas.microsoft.com/office/word/2012/wordml" xmlns:w16cex="http://schemas.microsoft.com/office/word/2018/wordml/cex" xmlns:w16cid="http://schemas.microsoft.com/office/word/2016/wordml/cid" xmlns:w16="http://schemas.microsoft.com/office/word/2018/wordml" xmlns:w16du="http://schemas.microsoft.com/office/word/2023/wordml/word16du" xmlns:w16sdtdh="http://schemas.microsoft.com/office/word/2020/wordml/sdtdatahash" xmlns:w16sdtfl="http://schemas.microsoft.com/office/word/2024/wordml/sdtformatlock" xmlns:w16se="http://schemas.microsoft.com/office/word/2015/wordml/symex" xmlns:wpg="http://schemas.microsoft.com/office/word/2010/wordprocessingGroup" xmlns:wpi="http://schemas.microsoft.com/office/word/2010/wordprocessingInk" xmlns:wne="http://schemas.microsoft.com/office/word/2006/wordml" xmlns:wps="http://schemas.microsoft.com/office/word/2010/wordprocessingShape" mc:Ignorable="w14 w15 w16se w16cid w16 w16cex w16sdtdh w16sdtfl w16du wp14">
   <w:sdt>
     <w:sdtPr>
       <w:id w:val="736827094"/>
@@ -41121,7 +42242,7 @@
 </file>
 
 <file path=word/footnotes.xml><?xml version="1.0" encoding="utf-8"?>
-<w:footnotes xmlns:wpc="http://schemas.microsoft.com/office/word/2010/wordprocessingCanvas" xmlns:cx="http://schemas.microsoft.com/office/drawing/2014/chartex" xmlns:mc="http://schemas.openxmlformats.org/markup-compatibility/2006" xmlns:o="urn:schemas-microsoft-com:office:office" xmlns:r="http://schemas.openxmlformats.org/officeDocument/2006/relationships" xmlns:m="http://schemas.openxmlformats.org/officeDocument/2006/math" xmlns:v="urn:schemas-microsoft-com:vml" xmlns:wp14="http://schemas.microsoft.com/office/word/2010/wordprocessingDrawing" xmlns:wp="http://schemas.openxmlformats.org/drawingml/2006/wordprocessingDrawing" xmlns:w10="urn:schemas-microsoft-com:office:word" xmlns:w="http://schemas.openxmlformats.org/wordprocessingml/2006/main" xmlns:w14="http://schemas.microsoft.com/office/word/2010/wordml" xmlns:w15="http://schemas.microsoft.com/office/word/2012/wordml" xmlns:w16se="http://schemas.microsoft.com/office/word/2015/wordml/symex" xmlns:wpg="http://schemas.microsoft.com/office/word/2010/wordprocessingGroup" xmlns:wpi="http://schemas.microsoft.com/office/word/2010/wordprocessingInk" xmlns:wne="http://schemas.microsoft.com/office/word/2006/wordml" xmlns:wps="http://schemas.microsoft.com/office/word/2010/wordprocessingShape" mc:Ignorable="w14 w15 w16se wp14">
+<w:footnotes xmlns:wpc="http://schemas.microsoft.com/office/word/2010/wordprocessingCanvas" xmlns:cx="http://schemas.microsoft.com/office/drawing/2014/chartex" xmlns:cx1="http://schemas.microsoft.com/office/drawing/2015/9/8/chartex" xmlns:cx2="http://schemas.microsoft.com/office/drawing/2015/10/21/chartex" xmlns:cx3="http://schemas.microsoft.com/office/drawing/2016/5/9/chartex" xmlns:cx4="http://schemas.microsoft.com/office/drawing/2016/5/10/chartex" xmlns:cx5="http://schemas.microsoft.com/office/drawing/2016/5/11/chartex" xmlns:cx6="http://schemas.microsoft.com/office/drawing/2016/5/12/chartex" xmlns:cx7="http://schemas.microsoft.com/office/drawing/2016/5/13/chartex" xmlns:cx8="http://schemas.microsoft.com/office/drawing/2016/5/14/chartex" xmlns:mc="http://schemas.openxmlformats.org/markup-compatibility/2006" xmlns:aink="http://schemas.microsoft.com/office/drawing/2016/ink" xmlns:am3d="http://schemas.microsoft.com/office/drawing/2017/model3d" xmlns:o="urn:schemas-microsoft-com:office:office" xmlns:oel="http://schemas.microsoft.com/office/2019/extlst" xmlns:r="http://schemas.openxmlformats.org/officeDocument/2006/relationships" xmlns:m="http://schemas.openxmlformats.org/officeDocument/2006/math" xmlns:v="urn:schemas-microsoft-com:vml" xmlns:wp14="http://schemas.microsoft.com/office/word/2010/wordprocessingDrawing" xmlns:wp="http://schemas.openxmlformats.org/drawingml/2006/wordprocessingDrawing" xmlns:w10="urn:schemas-microsoft-com:office:word" xmlns:w="http://schemas.openxmlformats.org/wordprocessingml/2006/main" xmlns:w14="http://schemas.microsoft.com/office/word/2010/wordml" xmlns:w15="http://schemas.microsoft.com/office/word/2012/wordml" xmlns:w16cex="http://schemas.microsoft.com/office/word/2018/wordml/cex" xmlns:w16cid="http://schemas.microsoft.com/office/word/2016/wordml/cid" xmlns:w16="http://schemas.microsoft.com/office/word/2018/wordml" xmlns:w16du="http://schemas.microsoft.com/office/word/2023/wordml/word16du" xmlns:w16sdtdh="http://schemas.microsoft.com/office/word/2020/wordml/sdtdatahash" xmlns:w16sdtfl="http://schemas.microsoft.com/office/word/2024/wordml/sdtformatlock" xmlns:w16se="http://schemas.microsoft.com/office/word/2015/wordml/symex" xmlns:wpg="http://schemas.microsoft.com/office/word/2010/wordprocessingGroup" xmlns:wpi="http://schemas.microsoft.com/office/word/2010/wordprocessingInk" xmlns:wne="http://schemas.microsoft.com/office/word/2006/wordml" xmlns:wps="http://schemas.microsoft.com/office/word/2010/wordprocessingShape" mc:Ignorable="w14 w15 w16se w16cid w16 w16cex w16sdtdh w16sdtfl w16du wp14">
   <w:footnote w:type="separator" w:id="-1">
     <w:p>
       <w:pPr>
@@ -41146,7 +42267,7 @@
 </file>
 
 <file path=word/header1.xml><?xml version="1.0" encoding="utf-8"?>
-<w:hdr xmlns:wpc="http://schemas.microsoft.com/office/word/2010/wordprocessingCanvas" xmlns:cx="http://schemas.microsoft.com/office/drawing/2014/chartex" xmlns:mc="http://schemas.openxmlformats.org/markup-compatibility/2006" xmlns:o="urn:schemas-microsoft-com:office:office" xmlns:r="http://schemas.openxmlformats.org/officeDocument/2006/relationships" xmlns:m="http://schemas.openxmlformats.org/officeDocument/2006/math" xmlns:v="urn:schemas-microsoft-com:vml" xmlns:wp14="http://schemas.microsoft.com/office/word/2010/wordprocessingDrawing" xmlns:wp="http://schemas.openxmlformats.org/drawingml/2006/wordprocessingDrawing" xmlns:w10="urn:schemas-microsoft-com:office:word" xmlns:w="http://schemas.openxmlformats.org/wordprocessingml/2006/main" xmlns:w14="http://schemas.microsoft.com/office/word/2010/wordml" xmlns:w15="http://schemas.microsoft.com/office/word/2012/wordml" xmlns:w16se="http://schemas.microsoft.com/office/word/2015/wordml/symex" xmlns:wpg="http://schemas.microsoft.com/office/word/2010/wordprocessingGroup" xmlns:wpi="http://schemas.microsoft.com/office/word/2010/wordprocessingInk" xmlns:wne="http://schemas.microsoft.com/office/word/2006/wordml" xmlns:wps="http://schemas.microsoft.com/office/word/2010/wordprocessingShape" mc:Ignorable="w14 w15 w16se wp14">
+<w:hdr xmlns:wpc="http://schemas.microsoft.com/office/word/2010/wordprocessingCanvas" xmlns:cx="http://schemas.microsoft.com/office/drawing/2014/chartex" xmlns:cx1="http://schemas.microsoft.com/office/drawing/2015/9/8/chartex" xmlns:cx2="http://schemas.microsoft.com/office/drawing/2015/10/21/chartex" xmlns:cx3="http://schemas.microsoft.com/office/drawing/2016/5/9/chartex" xmlns:cx4="http://schemas.microsoft.com/office/drawing/2016/5/10/chartex" xmlns:cx5="http://schemas.microsoft.com/office/drawing/2016/5/11/chartex" xmlns:cx6="http://schemas.microsoft.com/office/drawing/2016/5/12/chartex" xmlns:cx7="http://schemas.microsoft.com/office/drawing/2016/5/13/chartex" xmlns:cx8="http://schemas.microsoft.com/office/drawing/2016/5/14/chartex" xmlns:mc="http://schemas.openxmlformats.org/markup-compatibility/2006" xmlns:aink="http://schemas.microsoft.com/office/drawing/2016/ink" xmlns:am3d="http://schemas.microsoft.com/office/drawing/2017/model3d" xmlns:o="urn:schemas-microsoft-com:office:office" xmlns:oel="http://schemas.microsoft.com/office/2019/extlst" xmlns:r="http://schemas.openxmlformats.org/officeDocument/2006/relationships" xmlns:m="http://schemas.openxmlformats.org/officeDocument/2006/math" xmlns:v="urn:schemas-microsoft-com:vml" xmlns:wp14="http://schemas.microsoft.com/office/word/2010/wordprocessingDrawing" xmlns:wp="http://schemas.openxmlformats.org/drawingml/2006/wordprocessingDrawing" xmlns:w10="urn:schemas-microsoft-com:office:word" xmlns:w="http://schemas.openxmlformats.org/wordprocessingml/2006/main" xmlns:w14="http://schemas.microsoft.com/office/word/2010/wordml" xmlns:w15="http://schemas.microsoft.com/office/word/2012/wordml" xmlns:w16cex="http://schemas.microsoft.com/office/word/2018/wordml/cex" xmlns:w16cid="http://schemas.microsoft.com/office/word/2016/wordml/cid" xmlns:w16="http://schemas.microsoft.com/office/word/2018/wordml" xmlns:w16du="http://schemas.microsoft.com/office/word/2023/wordml/word16du" xmlns:w16sdtdh="http://schemas.microsoft.com/office/word/2020/wordml/sdtdatahash" xmlns:w16sdtfl="http://schemas.microsoft.com/office/word/2024/wordml/sdtformatlock" xmlns:w16se="http://schemas.microsoft.com/office/word/2015/wordml/symex" xmlns:wpg="http://schemas.microsoft.com/office/word/2010/wordprocessingGroup" xmlns:wpi="http://schemas.microsoft.com/office/word/2010/wordprocessingInk" xmlns:wne="http://schemas.microsoft.com/office/word/2006/wordml" xmlns:wps="http://schemas.microsoft.com/office/word/2010/wordprocessingShape" mc:Ignorable="w14 w15 w16se w16cid w16 w16cex w16sdtdh w16sdtfl w16du wp14">
   <w:p>
     <w:pPr>
       <w:pStyle w:val="Header"/>
@@ -41177,7 +42298,6 @@
         <w:dataBinding w:prefixMappings="xmlns:ns0='http://schemas.openxmlformats.org/package/2006/metadata/core-properties' xmlns:ns1='http://purl.org/dc/elements/1.1/'" w:xpath="/ns0:coreProperties[1]/ns1:title[1]" w:storeItemID="{6C3C8BC8-F283-45AE-878A-BAB7291924A1}"/>
         <w:text/>
       </w:sdtPr>
-      <w:sdtEndPr/>
       <w:sdtContent>
         <w:r>
           <w:rPr>
@@ -41200,7 +42320,7 @@
 </file>
 
 <file path=word/numbering.xml><?xml version="1.0" encoding="utf-8"?>
-<w:numbering xmlns:wpc="http://schemas.microsoft.com/office/word/2010/wordprocessingCanvas" xmlns:cx="http://schemas.microsoft.com/office/drawing/2014/chartex" xmlns:mc="http://schemas.openxmlformats.org/markup-compatibility/2006" xmlns:o="urn:schemas-microsoft-com:office:office" xmlns:r="http://schemas.openxmlformats.org/officeDocument/2006/relationships" xmlns:m="http://schemas.openxmlformats.org/officeDocument/2006/math" xmlns:v="urn:schemas-microsoft-com:vml" xmlns:wp14="http://schemas.microsoft.com/office/word/2010/wordprocessingDrawing" xmlns:wp="http://schemas.openxmlformats.org/drawingml/2006/wordprocessingDrawing" xmlns:w10="urn:schemas-microsoft-com:office:word" xmlns:w="http://schemas.openxmlformats.org/wordprocessingml/2006/main" xmlns:w14="http://schemas.microsoft.com/office/word/2010/wordml" xmlns:w15="http://schemas.microsoft.com/office/word/2012/wordml" xmlns:w16se="http://schemas.microsoft.com/office/word/2015/wordml/symex" xmlns:wpg="http://schemas.microsoft.com/office/word/2010/wordprocessingGroup" xmlns:wpi="http://schemas.microsoft.com/office/word/2010/wordprocessingInk" xmlns:wne="http://schemas.microsoft.com/office/word/2006/wordml" xmlns:wps="http://schemas.microsoft.com/office/word/2010/wordprocessingShape" mc:Ignorable="w14 w15 w16se wp14">
+<w:numbering xmlns:wpc="http://schemas.microsoft.com/office/word/2010/wordprocessingCanvas" xmlns:cx="http://schemas.microsoft.com/office/drawing/2014/chartex" xmlns:cx1="http://schemas.microsoft.com/office/drawing/2015/9/8/chartex" xmlns:cx2="http://schemas.microsoft.com/office/drawing/2015/10/21/chartex" xmlns:cx3="http://schemas.microsoft.com/office/drawing/2016/5/9/chartex" xmlns:cx4="http://schemas.microsoft.com/office/drawing/2016/5/10/chartex" xmlns:cx5="http://schemas.microsoft.com/office/drawing/2016/5/11/chartex" xmlns:cx6="http://schemas.microsoft.com/office/drawing/2016/5/12/chartex" xmlns:cx7="http://schemas.microsoft.com/office/drawing/2016/5/13/chartex" xmlns:cx8="http://schemas.microsoft.com/office/drawing/2016/5/14/chartex" xmlns:mc="http://schemas.openxmlformats.org/markup-compatibility/2006" xmlns:aink="http://schemas.microsoft.com/office/drawing/2016/ink" xmlns:am3d="http://schemas.microsoft.com/office/drawing/2017/model3d" xmlns:o="urn:schemas-microsoft-com:office:office" xmlns:oel="http://schemas.microsoft.com/office/2019/extlst" xmlns:r="http://schemas.openxmlformats.org/officeDocument/2006/relationships" xmlns:m="http://schemas.openxmlformats.org/officeDocument/2006/math" xmlns:v="urn:schemas-microsoft-com:vml" xmlns:wp14="http://schemas.microsoft.com/office/word/2010/wordprocessingDrawing" xmlns:wp="http://schemas.openxmlformats.org/drawingml/2006/wordprocessingDrawing" xmlns:w10="urn:schemas-microsoft-com:office:word" xmlns:w="http://schemas.openxmlformats.org/wordprocessingml/2006/main" xmlns:w14="http://schemas.microsoft.com/office/word/2010/wordml" xmlns:w15="http://schemas.microsoft.com/office/word/2012/wordml" xmlns:w16cex="http://schemas.microsoft.com/office/word/2018/wordml/cex" xmlns:w16cid="http://schemas.microsoft.com/office/word/2016/wordml/cid" xmlns:w16="http://schemas.microsoft.com/office/word/2018/wordml" xmlns:w16du="http://schemas.microsoft.com/office/word/2023/wordml/word16du" xmlns:w16sdtdh="http://schemas.microsoft.com/office/word/2020/wordml/sdtdatahash" xmlns:w16sdtfl="http://schemas.microsoft.com/office/word/2024/wordml/sdtformatlock" xmlns:w16se="http://schemas.microsoft.com/office/word/2015/wordml/symex" xmlns:wpg="http://schemas.microsoft.com/office/word/2010/wordprocessingGroup" xmlns:wpi="http://schemas.microsoft.com/office/word/2010/wordprocessingInk" xmlns:wne="http://schemas.microsoft.com/office/word/2006/wordml" xmlns:wps="http://schemas.microsoft.com/office/word/2010/wordprocessingShape" mc:Ignorable="w14 w15 w16se w16cid w16 w16cex w16sdtdh w16sdtfl w16du wp14">
   <w:abstractNum w:abstractNumId="0" w15:restartNumberingAfterBreak="0">
     <w:nsid w:val="00376D0F"/>
     <w:multiLevelType w:val="multilevel"/>
@@ -48105,7 +49225,7 @@
       </w:rPr>
     </w:lvl>
   </w:abstractNum>
-  <w:num w:numId="1">
+  <w:num w:numId="1" w16cid:durableId="777792816">
     <w:abstractNumId w:val="18"/>
     <w:lvlOverride w:ilvl="0">
       <w:lvl w:ilvl="0">
@@ -48243,88 +49363,88 @@
       </w:lvl>
     </w:lvlOverride>
   </w:num>
-  <w:num w:numId="2">
+  <w:num w:numId="2" w16cid:durableId="416946494">
     <w:abstractNumId w:val="9"/>
   </w:num>
-  <w:num w:numId="3">
+  <w:num w:numId="3" w16cid:durableId="707412058">
     <w:abstractNumId w:val="48"/>
   </w:num>
-  <w:num w:numId="4">
+  <w:num w:numId="4" w16cid:durableId="1025911540">
     <w:abstractNumId w:val="34"/>
   </w:num>
-  <w:num w:numId="5">
+  <w:num w:numId="5" w16cid:durableId="816530562">
     <w:abstractNumId w:val="49"/>
   </w:num>
-  <w:num w:numId="6">
+  <w:num w:numId="6" w16cid:durableId="463472921">
     <w:abstractNumId w:val="17"/>
   </w:num>
-  <w:num w:numId="7">
+  <w:num w:numId="7" w16cid:durableId="2025672304">
     <w:abstractNumId w:val="19"/>
   </w:num>
-  <w:num w:numId="8">
+  <w:num w:numId="8" w16cid:durableId="1668434613">
     <w:abstractNumId w:val="25"/>
   </w:num>
-  <w:num w:numId="9">
+  <w:num w:numId="9" w16cid:durableId="345714521">
     <w:abstractNumId w:val="57"/>
   </w:num>
-  <w:num w:numId="10">
+  <w:num w:numId="10" w16cid:durableId="706301387">
     <w:abstractNumId w:val="21"/>
   </w:num>
-  <w:num w:numId="11">
+  <w:num w:numId="11" w16cid:durableId="1467159580">
     <w:abstractNumId w:val="15"/>
   </w:num>
-  <w:num w:numId="12">
+  <w:num w:numId="12" w16cid:durableId="1137603053">
     <w:abstractNumId w:val="59"/>
   </w:num>
-  <w:num w:numId="13">
+  <w:num w:numId="13" w16cid:durableId="392392773">
     <w:abstractNumId w:val="23"/>
   </w:num>
-  <w:num w:numId="14">
+  <w:num w:numId="14" w16cid:durableId="1029599136">
     <w:abstractNumId w:val="13"/>
   </w:num>
-  <w:num w:numId="15">
+  <w:num w:numId="15" w16cid:durableId="330302063">
     <w:abstractNumId w:val="40"/>
   </w:num>
-  <w:num w:numId="16">
+  <w:num w:numId="16" w16cid:durableId="910430453">
     <w:abstractNumId w:val="7"/>
   </w:num>
-  <w:num w:numId="17">
+  <w:num w:numId="17" w16cid:durableId="1261991825">
     <w:abstractNumId w:val="10"/>
   </w:num>
-  <w:num w:numId="18">
+  <w:num w:numId="18" w16cid:durableId="148251311">
     <w:abstractNumId w:val="44"/>
   </w:num>
-  <w:num w:numId="19">
+  <w:num w:numId="19" w16cid:durableId="2090885989">
     <w:abstractNumId w:val="26"/>
   </w:num>
-  <w:num w:numId="20">
+  <w:num w:numId="20" w16cid:durableId="1112869605">
     <w:abstractNumId w:val="58"/>
   </w:num>
-  <w:num w:numId="21">
+  <w:num w:numId="21" w16cid:durableId="2024550958">
     <w:abstractNumId w:val="16"/>
   </w:num>
-  <w:num w:numId="22">
+  <w:num w:numId="22" w16cid:durableId="570044704">
     <w:abstractNumId w:val="38"/>
   </w:num>
-  <w:num w:numId="23">
+  <w:num w:numId="23" w16cid:durableId="1875268759">
     <w:abstractNumId w:val="50"/>
   </w:num>
-  <w:num w:numId="24">
+  <w:num w:numId="24" w16cid:durableId="1113019086">
     <w:abstractNumId w:val="5"/>
   </w:num>
-  <w:num w:numId="25">
+  <w:num w:numId="25" w16cid:durableId="1254320862">
     <w:abstractNumId w:val="20"/>
   </w:num>
-  <w:num w:numId="26">
+  <w:num w:numId="26" w16cid:durableId="1494839322">
     <w:abstractNumId w:val="31"/>
   </w:num>
-  <w:num w:numId="27">
+  <w:num w:numId="27" w16cid:durableId="2081979572">
     <w:abstractNumId w:val="35"/>
   </w:num>
-  <w:num w:numId="28">
+  <w:num w:numId="28" w16cid:durableId="1199583969">
     <w:abstractNumId w:val="11"/>
   </w:num>
-  <w:num w:numId="29">
+  <w:num w:numId="29" w16cid:durableId="2032561252">
     <w:abstractNumId w:val="21"/>
     <w:lvlOverride w:ilvl="0">
       <w:lvl w:ilvl="0">
@@ -48452,82 +49572,82 @@
       </w:lvl>
     </w:lvlOverride>
   </w:num>
-  <w:num w:numId="30">
+  <w:num w:numId="30" w16cid:durableId="203955577">
     <w:abstractNumId w:val="42"/>
   </w:num>
-  <w:num w:numId="31">
+  <w:num w:numId="31" w16cid:durableId="303661004">
     <w:abstractNumId w:val="52"/>
   </w:num>
-  <w:num w:numId="32">
+  <w:num w:numId="32" w16cid:durableId="31732262">
     <w:abstractNumId w:val="37"/>
   </w:num>
-  <w:num w:numId="33">
+  <w:num w:numId="33" w16cid:durableId="1915046840">
     <w:abstractNumId w:val="39"/>
   </w:num>
-  <w:num w:numId="34">
+  <w:num w:numId="34" w16cid:durableId="1467621119">
     <w:abstractNumId w:val="8"/>
   </w:num>
-  <w:num w:numId="35">
+  <w:num w:numId="35" w16cid:durableId="793602131">
     <w:abstractNumId w:val="53"/>
   </w:num>
-  <w:num w:numId="36">
+  <w:num w:numId="36" w16cid:durableId="1990860892">
     <w:abstractNumId w:val="32"/>
   </w:num>
-  <w:num w:numId="37">
+  <w:num w:numId="37" w16cid:durableId="1635988306">
     <w:abstractNumId w:val="1"/>
   </w:num>
-  <w:num w:numId="38">
+  <w:num w:numId="38" w16cid:durableId="306471729">
     <w:abstractNumId w:val="55"/>
   </w:num>
-  <w:num w:numId="39">
+  <w:num w:numId="39" w16cid:durableId="199784119">
     <w:abstractNumId w:val="30"/>
   </w:num>
-  <w:num w:numId="40">
+  <w:num w:numId="40" w16cid:durableId="137839661">
     <w:abstractNumId w:val="28"/>
   </w:num>
-  <w:num w:numId="41">
+  <w:num w:numId="41" w16cid:durableId="149056180">
     <w:abstractNumId w:val="54"/>
   </w:num>
-  <w:num w:numId="42">
+  <w:num w:numId="42" w16cid:durableId="712775383">
     <w:abstractNumId w:val="45"/>
   </w:num>
-  <w:num w:numId="43">
+  <w:num w:numId="43" w16cid:durableId="1656102617">
     <w:abstractNumId w:val="2"/>
   </w:num>
-  <w:num w:numId="44">
+  <w:num w:numId="44" w16cid:durableId="748843743">
     <w:abstractNumId w:val="14"/>
   </w:num>
-  <w:num w:numId="45">
+  <w:num w:numId="45" w16cid:durableId="2125803515">
     <w:abstractNumId w:val="36"/>
   </w:num>
-  <w:num w:numId="46">
+  <w:num w:numId="46" w16cid:durableId="1587610290">
     <w:abstractNumId w:val="29"/>
   </w:num>
-  <w:num w:numId="47">
+  <w:num w:numId="47" w16cid:durableId="680594406">
     <w:abstractNumId w:val="51"/>
   </w:num>
-  <w:num w:numId="48">
+  <w:num w:numId="48" w16cid:durableId="188645059">
     <w:abstractNumId w:val="4"/>
   </w:num>
-  <w:num w:numId="49">
+  <w:num w:numId="49" w16cid:durableId="1024134265">
     <w:abstractNumId w:val="24"/>
   </w:num>
-  <w:num w:numId="50">
+  <w:num w:numId="50" w16cid:durableId="672607760">
     <w:abstractNumId w:val="47"/>
   </w:num>
-  <w:num w:numId="51">
+  <w:num w:numId="51" w16cid:durableId="1457287641">
     <w:abstractNumId w:val="6"/>
   </w:num>
-  <w:num w:numId="52">
+  <w:num w:numId="52" w16cid:durableId="496846854">
     <w:abstractNumId w:val="27"/>
   </w:num>
-  <w:num w:numId="53">
+  <w:num w:numId="53" w16cid:durableId="1572234977">
     <w:abstractNumId w:val="46"/>
   </w:num>
-  <w:num w:numId="54">
+  <w:num w:numId="54" w16cid:durableId="1880194514">
     <w:abstractNumId w:val="0"/>
   </w:num>
-  <w:num w:numId="55">
+  <w:num w:numId="55" w16cid:durableId="147134470">
     <w:abstractNumId w:val="18"/>
     <w:lvlOverride w:ilvl="0">
       <w:lvl w:ilvl="0">
@@ -48666,25 +49786,25 @@
       </w:lvl>
     </w:lvlOverride>
   </w:num>
-  <w:num w:numId="56">
+  <w:num w:numId="56" w16cid:durableId="1340308293">
     <w:abstractNumId w:val="56"/>
   </w:num>
-  <w:num w:numId="57">
+  <w:num w:numId="57" w16cid:durableId="623729325">
     <w:abstractNumId w:val="33"/>
   </w:num>
-  <w:num w:numId="58">
+  <w:num w:numId="58" w16cid:durableId="313224360">
     <w:abstractNumId w:val="3"/>
   </w:num>
-  <w:num w:numId="59">
+  <w:num w:numId="59" w16cid:durableId="1913539773">
     <w:abstractNumId w:val="43"/>
   </w:num>
-  <w:num w:numId="60">
+  <w:num w:numId="60" w16cid:durableId="583295381">
     <w:abstractNumId w:val="12"/>
   </w:num>
-  <w:num w:numId="61">
+  <w:num w:numId="61" w16cid:durableId="323363834">
     <w:abstractNumId w:val="22"/>
   </w:num>
-  <w:num w:numId="62">
+  <w:num w:numId="62" w16cid:durableId="1639870619">
     <w:abstractNumId w:val="41"/>
   </w:num>
   <w:numIdMacAtCleanup w:val="54"/>
@@ -48692,7 +49812,7 @@
 </file>
 
 <file path=word/styles.xml><?xml version="1.0" encoding="utf-8"?>
-<w:styles xmlns:mc="http://schemas.openxmlformats.org/markup-compatibility/2006" xmlns:r="http://schemas.openxmlformats.org/officeDocument/2006/relationships" xmlns:w="http://schemas.openxmlformats.org/wordprocessingml/2006/main" xmlns:w14="http://schemas.microsoft.com/office/word/2010/wordml" xmlns:w15="http://schemas.microsoft.com/office/word/2012/wordml" xmlns:w16se="http://schemas.microsoft.com/office/word/2015/wordml/symex" mc:Ignorable="w14 w15 w16se">
+<w:styles xmlns:mc="http://schemas.openxmlformats.org/markup-compatibility/2006" xmlns:r="http://schemas.openxmlformats.org/officeDocument/2006/relationships" xmlns:w="http://schemas.openxmlformats.org/wordprocessingml/2006/main" xmlns:w14="http://schemas.microsoft.com/office/word/2010/wordml" xmlns:w15="http://schemas.microsoft.com/office/word/2012/wordml" xmlns:w16cex="http://schemas.microsoft.com/office/word/2018/wordml/cex" xmlns:w16cid="http://schemas.microsoft.com/office/word/2016/wordml/cid" xmlns:w16="http://schemas.microsoft.com/office/word/2018/wordml" xmlns:w16du="http://schemas.microsoft.com/office/word/2023/wordml/word16du" xmlns:w16sdtdh="http://schemas.microsoft.com/office/word/2020/wordml/sdtdatahash" xmlns:w16sdtfl="http://schemas.microsoft.com/office/word/2024/wordml/sdtformatlock" xmlns:w16se="http://schemas.microsoft.com/office/word/2015/wordml/symex" mc:Ignorable="w14 w15 w16se w16cid w16 w16cex w16sdtdh w16sdtfl w16du">
   <w:docDefaults>
     <w:rPrDefault>
       <w:rPr>
@@ -48708,7 +49828,7 @@
       </w:pPr>
     </w:pPrDefault>
   </w:docDefaults>
-  <w:latentStyles w:defLockedState="0" w:defUIPriority="99" w:defSemiHidden="0" w:defUnhideWhenUsed="0" w:defQFormat="0" w:count="371">
+  <w:latentStyles w:defLockedState="0" w:defUIPriority="99" w:defSemiHidden="0" w:defUnhideWhenUsed="0" w:defQFormat="0" w:count="376">
     <w:lsdException w:name="Normal" w:uiPriority="0" w:qFormat="1"/>
     <w:lsdException w:name="heading 1" w:uiPriority="9" w:qFormat="1"/>
     <w:lsdException w:name="heading 2" w:semiHidden="1" w:uiPriority="9" w:unhideWhenUsed="1" w:qFormat="1"/>
@@ -49080,6 +50200,11 @@
     <w:lsdException w:name="List Table 5 Dark Accent 6" w:uiPriority="50"/>
     <w:lsdException w:name="List Table 6 Colorful Accent 6" w:uiPriority="51"/>
     <w:lsdException w:name="List Table 7 Colorful Accent 6" w:uiPriority="52"/>
+    <w:lsdException w:name="Mention" w:semiHidden="1" w:unhideWhenUsed="1"/>
+    <w:lsdException w:name="Smart Hyperlink" w:semiHidden="1" w:unhideWhenUsed="1"/>
+    <w:lsdException w:name="Hashtag" w:semiHidden="1" w:unhideWhenUsed="1"/>
+    <w:lsdException w:name="Unresolved Mention" w:semiHidden="1" w:unhideWhenUsed="1"/>
+    <w:lsdException w:name="Smart Link" w:semiHidden="1" w:unhideWhenUsed="1"/>
   </w:latentStyles>
   <w:style w:type="paragraph" w:default="1" w:styleId="Normal">
     <w:name w:val="Normal"/>
@@ -49703,7 +50828,7 @@
 </file>
 
 <file path=customXml/itemProps1.xml><?xml version="1.0" encoding="utf-8"?>
-<ds:datastoreItem xmlns:ds="http://schemas.openxmlformats.org/officeDocument/2006/customXml" ds:itemID="{8F92AF79-A460-404D-9988-419253004E7F}">
+<ds:datastoreItem xmlns:ds="http://schemas.openxmlformats.org/officeDocument/2006/customXml" ds:itemID="{D3985647-22E3-4324-AA14-8DFCEAD4089C}">
   <ds:schemaRefs>
     <ds:schemaRef ds:uri="http://schemas.openxmlformats.org/officeDocument/2006/bibliography"/>
   </ds:schemaRefs>

--- a/Tài Liệu/SCI_SE_03.ProjectUserStory.docx
+++ b/Tài Liệu/SCI_SE_03.ProjectUserStory.docx
@@ -1,6 +1,6 @@
 
 <file path=word/document.xml><?xml version="1.0" encoding="utf-8"?>
-<w:document xmlns:wpc="http://schemas.microsoft.com/office/word/2010/wordprocessingCanvas" xmlns:cx="http://schemas.microsoft.com/office/drawing/2014/chartex" xmlns:cx1="http://schemas.microsoft.com/office/drawing/2015/9/8/chartex" xmlns:cx2="http://schemas.microsoft.com/office/drawing/2015/10/21/chartex" xmlns:cx3="http://schemas.microsoft.com/office/drawing/2016/5/9/chartex" xmlns:cx4="http://schemas.microsoft.com/office/drawing/2016/5/10/chartex" xmlns:cx5="http://schemas.microsoft.com/office/drawing/2016/5/11/chartex" xmlns:cx6="http://schemas.microsoft.com/office/drawing/2016/5/12/chartex" xmlns:cx7="http://schemas.microsoft.com/office/drawing/2016/5/13/chartex" xmlns:cx8="http://schemas.microsoft.com/office/drawing/2016/5/14/chartex" xmlns:mc="http://schemas.openxmlformats.org/markup-compatibility/2006" xmlns:aink="http://schemas.microsoft.com/office/drawing/2016/ink" xmlns:am3d="http://schemas.microsoft.com/office/drawing/2017/model3d" xmlns:o="urn:schemas-microsoft-com:office:office" xmlns:oel="http://schemas.microsoft.com/office/2019/extlst" xmlns:r="http://schemas.openxmlformats.org/officeDocument/2006/relationships" xmlns:m="http://schemas.openxmlformats.org/officeDocument/2006/math" xmlns:v="urn:schemas-microsoft-com:vml" xmlns:wp14="http://schemas.microsoft.com/office/word/2010/wordprocessingDrawing" xmlns:wp="http://schemas.openxmlformats.org/drawingml/2006/wordprocessingDrawing" xmlns:w10="urn:schemas-microsoft-com:office:word" xmlns:w="http://schemas.openxmlformats.org/wordprocessingml/2006/main" xmlns:w14="http://schemas.microsoft.com/office/word/2010/wordml" xmlns:w15="http://schemas.microsoft.com/office/word/2012/wordml" xmlns:w16cex="http://schemas.microsoft.com/office/word/2018/wordml/cex" xmlns:w16cid="http://schemas.microsoft.com/office/word/2016/wordml/cid" xmlns:w16="http://schemas.microsoft.com/office/word/2018/wordml" xmlns:w16du="http://schemas.microsoft.com/office/word/2023/wordml/word16du" xmlns:w16sdtdh="http://schemas.microsoft.com/office/word/2020/wordml/sdtdatahash" xmlns:w16sdtfl="http://schemas.microsoft.com/office/word/2024/wordml/sdtformatlock" xmlns:w16se="http://schemas.microsoft.com/office/word/2015/wordml/symex" xmlns:wpg="http://schemas.microsoft.com/office/word/2010/wordprocessingGroup" xmlns:wpi="http://schemas.microsoft.com/office/word/2010/wordprocessingInk" xmlns:wne="http://schemas.microsoft.com/office/word/2006/wordml" xmlns:wps="http://schemas.microsoft.com/office/word/2010/wordprocessingShape" mc:Ignorable="w14 w15 w16se w16cid w16 w16cex w16sdtdh w16sdtfl w16du wp14">
+<w:document xmlns:wpc="http://schemas.microsoft.com/office/word/2010/wordprocessingCanvas" xmlns:mc="http://schemas.openxmlformats.org/markup-compatibility/2006" xmlns:o="urn:schemas-microsoft-com:office:office" xmlns:r="http://schemas.openxmlformats.org/officeDocument/2006/relationships" xmlns:m="http://schemas.openxmlformats.org/officeDocument/2006/math" xmlns:v="urn:schemas-microsoft-com:vml" xmlns:wp14="http://schemas.microsoft.com/office/word/2010/wordprocessingDrawing" xmlns:wp="http://schemas.openxmlformats.org/drawingml/2006/wordprocessingDrawing" xmlns:w10="urn:schemas-microsoft-com:office:word" xmlns:w="http://schemas.openxmlformats.org/wordprocessingml/2006/main" xmlns:w14="http://schemas.microsoft.com/office/word/2010/wordml" xmlns:wpg="http://schemas.microsoft.com/office/word/2010/wordprocessingGroup" xmlns:wpi="http://schemas.microsoft.com/office/word/2010/wordprocessingInk" xmlns:wne="http://schemas.microsoft.com/office/word/2006/wordml" xmlns:wps="http://schemas.microsoft.com/office/word/2010/wordprocessingShape" mc:Ignorable="w14 wp14">
   <w:body>
     <w:p>
       <w:pPr>
@@ -159,10 +159,9 @@
           <w:rFonts w:ascii="Times New Roman" w:hAnsi="Times New Roman" w:cs="Times New Roman"/>
           <w:noProof/>
           <w:sz w:val="28"/>
-          <w:lang w:val="vi-VN" w:eastAsia="vi-VN"/>
         </w:rPr>
         <w:drawing>
-          <wp:inline distT="0" distB="0" distL="0" distR="0" wp14:anchorId="5002449D" wp14:editId="020F127B">
+          <wp:inline distT="0" distB="0" distL="0" distR="0" wp14:anchorId="7B11205F" wp14:editId="5B13DE96">
             <wp:extent cx="1038225" cy="942756"/>
             <wp:effectExtent l="0" t="0" r="0" b="0"/>
             <wp:docPr id="4" name="Picture 4" descr="logodtu_100"/>
@@ -179,7 +178,7 @@
                     </pic:cNvPicPr>
                   </pic:nvPicPr>
                   <pic:blipFill>
-                    <a:blip r:embed="rId8">
+                    <a:blip r:embed="rId9">
                       <a:extLst>
                         <a:ext uri="{28A0092B-C50C-407E-A947-70E740481C1C}">
                           <a14:useLocalDpi xmlns:a14="http://schemas.microsoft.com/office/drawing/2010/main" val="0"/>
@@ -292,6 +291,7 @@
           <w:right w:val="thinThickThinSmallGap" w:sz="24" w:space="4" w:color="auto"/>
         </w:pBdr>
         <w:spacing w:after="0" w:line="276" w:lineRule="auto"/>
+        <w:ind w:firstLine="720"/>
         <w:jc w:val="center"/>
         <w:rPr>
           <w:rFonts w:ascii="Times New Roman" w:eastAsia="Calibri" w:hAnsi="Times New Roman" w:cs="Times New Roman"/>
@@ -1132,8 +1132,12 @@
           <w:lang w:val="vi-VN"/>
         </w:rPr>
         <w:sectPr>
-          <w:headerReference w:type="default" r:id="rId9"/>
-          <w:footerReference w:type="default" r:id="rId10"/>
+          <w:headerReference w:type="even" r:id="rId10"/>
+          <w:headerReference w:type="default" r:id="rId11"/>
+          <w:footerReference w:type="even" r:id="rId12"/>
+          <w:footerReference w:type="default" r:id="rId13"/>
+          <w:headerReference w:type="first" r:id="rId14"/>
+          <w:footerReference w:type="first" r:id="rId15"/>
           <w:pgSz w:w="11907" w:h="16839" w:code="9"/>
           <w:pgMar w:top="1134" w:right="851" w:bottom="1134" w:left="1701" w:header="720" w:footer="720" w:gutter="0"/>
           <w:cols w:space="720"/>
@@ -1161,7 +1165,17 @@
           <w:szCs w:val="36"/>
           <w:lang w:val="vi-VN"/>
         </w:rPr>
-        <w:t>06</w:t>
+        <w:t>0</w:t>
+      </w:r>
+      <w:r>
+        <w:rPr>
+          <w:rFonts w:ascii="Times New Roman" w:eastAsia="Calibri" w:hAnsi="Times New Roman" w:cs="Times New Roman"/>
+          <w:b/>
+          <w:noProof/>
+          <w:sz w:val="32"/>
+          <w:szCs w:val="36"/>
+        </w:rPr>
+        <w:t>5</w:t>
       </w:r>
       <w:r>
         <w:rPr>
@@ -1403,7 +1417,6 @@
                 <w:noProof/>
                 <w:sz w:val="26"/>
                 <w:szCs w:val="26"/>
-                <w:lang w:val="vi-VN"/>
               </w:rPr>
             </w:pPr>
             <w:r>
@@ -1424,8 +1437,20 @@
                 <w:szCs w:val="26"/>
                 <w:lang w:val="vi-VN"/>
               </w:rPr>
-              <w:t>kinh doanh ẩm thực.</w:t>
-            </w:r>
+              <w:t>kinh doanh ẩm thự</w:t>
+            </w:r>
+            <w:r>
+              <w:rPr>
+                <w:rFonts w:ascii="Times New Roman" w:hAnsi="Times New Roman" w:cs="Times New Roman"/>
+                <w:noProof/>
+                <w:sz w:val="26"/>
+                <w:szCs w:val="26"/>
+                <w:lang w:val="vi-VN"/>
+              </w:rPr>
+              <w:t>c</w:t>
+            </w:r>
+            <w:bookmarkStart w:id="0" w:name="_GoBack"/>
+            <w:bookmarkEnd w:id="0"/>
           </w:p>
         </w:tc>
       </w:tr>
@@ -1788,7 +1813,7 @@
               </w:rPr>
               <w:t xml:space="preserve">Email: </w:t>
             </w:r>
-            <w:hyperlink r:id="rId11" w:history="1">
+            <w:hyperlink r:id="rId16" w:history="1">
               <w:r>
                 <w:rPr>
                   <w:rStyle w:val="Hyperlink"/>
@@ -1975,7 +2000,7 @@
               </w:rPr>
               <w:t xml:space="preserve">Email: </w:t>
             </w:r>
-            <w:hyperlink r:id="rId12" w:history="1">
+            <w:hyperlink r:id="rId17" w:history="1">
               <w:r>
                 <w:rPr>
                   <w:rStyle w:val="Hyperlink"/>
@@ -2157,7 +2182,7 @@
                 <w:lang w:val="vi-VN"/>
               </w:rPr>
             </w:pPr>
-            <w:hyperlink r:id="rId13" w:history="1">
+            <w:hyperlink r:id="rId18" w:history="1">
               <w:r>
                 <w:rPr>
                   <w:rStyle w:val="Hyperlink"/>
@@ -2318,7 +2343,7 @@
                 <w:lang w:val="vi-VN"/>
               </w:rPr>
             </w:pPr>
-            <w:hyperlink r:id="rId14" w:history="1">
+            <w:hyperlink r:id="rId19" w:history="1">
               <w:r>
                 <w:rPr>
                   <w:rStyle w:val="Hyperlink"/>
@@ -2468,7 +2493,7 @@
                 <w:lang w:val="vi-VN"/>
               </w:rPr>
             </w:pPr>
-            <w:hyperlink r:id="rId15" w:history="1">
+            <w:hyperlink r:id="rId20" w:history="1">
               <w:r>
                 <w:rPr>
                   <w:rStyle w:val="Hyperlink"/>
@@ -2619,7 +2644,7 @@
                 <w:lang w:val="vi-VN"/>
               </w:rPr>
             </w:pPr>
-            <w:hyperlink r:id="rId16" w:history="1">
+            <w:hyperlink r:id="rId21" w:history="1">
               <w:r>
                 <w:rPr>
                   <w:rStyle w:val="Hyperlink"/>
@@ -2770,7 +2795,7 @@
                 <w:lang w:val="vi-VN"/>
               </w:rPr>
             </w:pPr>
-            <w:hyperlink r:id="rId17" w:history="1">
+            <w:hyperlink r:id="rId22" w:history="1">
               <w:r>
                 <w:rPr>
                   <w:rStyle w:val="Hyperlink"/>
@@ -2954,7 +2979,6 @@
                 <w:noProof/>
                 <w:sz w:val="26"/>
                 <w:szCs w:val="26"/>
-                <w:lang w:val="vi-VN"/>
               </w:rPr>
             </w:pPr>
             <w:r>
@@ -2976,16 +3000,6 @@
                 <w:lang w:val="vi-VN"/>
               </w:rPr>
               <w:t>kinh doanh ẩm thực</w:t>
-            </w:r>
-            <w:r>
-              <w:rPr>
-                <w:rFonts w:ascii="Times New Roman" w:hAnsi="Times New Roman" w:cs="Times New Roman"/>
-                <w:noProof/>
-                <w:sz w:val="26"/>
-                <w:szCs w:val="26"/>
-                <w:lang w:val="vi-VN"/>
-              </w:rPr>
-              <w:t>.</w:t>
             </w:r>
           </w:p>
         </w:tc>
@@ -3432,7 +3446,6 @@
                 <w:noProof/>
                 <w:sz w:val="26"/>
                 <w:szCs w:val="26"/>
-                <w:lang w:val="vi-VN"/>
               </w:rPr>
             </w:pPr>
             <w:r>
@@ -3453,7 +3466,33 @@
                 <w:szCs w:val="26"/>
                 <w:lang w:val="vi-VN"/>
               </w:rPr>
-              <w:t>Cường, Phạm Đình Vân Ly</w:t>
+              <w:t xml:space="preserve">Cường, </w:t>
+            </w:r>
+          </w:p>
+          <w:p>
+            <w:pPr>
+              <w:autoSpaceDE w:val="0"/>
+              <w:autoSpaceDN w:val="0"/>
+              <w:adjustRightInd w:val="0"/>
+              <w:spacing w:before="120" w:after="120" w:line="360" w:lineRule="auto"/>
+              <w:jc w:val="both"/>
+              <w:rPr>
+                <w:rFonts w:ascii="Times New Roman" w:hAnsi="Times New Roman" w:cs="Times New Roman"/>
+                <w:noProof/>
+                <w:sz w:val="26"/>
+                <w:szCs w:val="26"/>
+                <w:lang w:val="vi-VN"/>
+              </w:rPr>
+            </w:pPr>
+            <w:r>
+              <w:rPr>
+                <w:rFonts w:ascii="Times New Roman" w:hAnsi="Times New Roman" w:cs="Times New Roman"/>
+                <w:noProof/>
+                <w:sz w:val="26"/>
+                <w:szCs w:val="26"/>
+                <w:lang w:val="vi-VN"/>
+              </w:rPr>
+              <w:t>Phạm Đình Vân Ly</w:t>
             </w:r>
           </w:p>
         </w:tc>
@@ -7062,7 +7101,7 @@
                 <w:szCs w:val="26"/>
                 <w:lang w:val="vi-VN"/>
               </w:rPr>
-              <w:t>13</w:t>
+              <w:t>12</w:t>
             </w:r>
             <w:r>
               <w:rPr>
@@ -7272,7 +7311,7 @@
                 <w:szCs w:val="26"/>
                 <w:lang w:val="vi-VN"/>
               </w:rPr>
-              <w:t>15</w:t>
+              <w:t>14</w:t>
             </w:r>
             <w:r>
               <w:rPr>
@@ -7482,7 +7521,7 @@
                 <w:szCs w:val="26"/>
                 <w:lang w:val="vi-VN"/>
               </w:rPr>
-              <w:t>17</w:t>
+              <w:t>16</w:t>
             </w:r>
             <w:r>
               <w:rPr>
@@ -7587,7 +7626,7 @@
                 <w:szCs w:val="26"/>
                 <w:lang w:val="vi-VN"/>
               </w:rPr>
-              <w:t>18</w:t>
+              <w:t>17</w:t>
             </w:r>
             <w:r>
               <w:rPr>
@@ -8007,7 +8046,7 @@
                 <w:szCs w:val="26"/>
                 <w:lang w:val="vi-VN"/>
               </w:rPr>
-              <w:t>22</w:t>
+              <w:t>21</w:t>
             </w:r>
             <w:r>
               <w:rPr>
@@ -8112,7 +8151,7 @@
                 <w:szCs w:val="26"/>
                 <w:lang w:val="vi-VN"/>
               </w:rPr>
-              <w:t>23</w:t>
+              <w:t>22</w:t>
             </w:r>
             <w:r>
               <w:rPr>
@@ -9687,7 +9726,7 @@
                 <w:szCs w:val="26"/>
                 <w:lang w:val="vi-VN"/>
               </w:rPr>
-              <w:t>38</w:t>
+              <w:t>37</w:t>
             </w:r>
             <w:r>
               <w:rPr>
@@ -9814,7 +9853,7 @@
                 <w:szCs w:val="26"/>
                 <w:lang w:val="vi-VN"/>
               </w:rPr>
-              <w:t>38</w:t>
+              <w:t>37</w:t>
             </w:r>
             <w:r>
               <w:rPr>
@@ -10399,7 +10438,7 @@
           <w:lang w:val="vi-VN"/>
         </w:rPr>
       </w:pPr>
-      <w:bookmarkStart w:id="0" w:name="_Toc226742475"/>
+      <w:bookmarkStart w:id="1" w:name="_Toc226742475"/>
       <w:r>
         <w:rPr>
           <w:rFonts w:ascii="Times New Roman" w:hAnsi="Times New Roman" w:cs="Times New Roman"/>
@@ -10413,7 +10452,7 @@
         <w:lastRenderedPageBreak/>
         <w:t>GIỚI THIỆU</w:t>
       </w:r>
-      <w:bookmarkEnd w:id="0"/>
+      <w:bookmarkEnd w:id="1"/>
       <w:r>
         <w:rPr>
           <w:rFonts w:ascii="Times New Roman" w:hAnsi="Times New Roman" w:cs="Times New Roman"/>
@@ -10443,7 +10482,7 @@
           <w:lang w:val="vi-VN"/>
         </w:rPr>
       </w:pPr>
-      <w:bookmarkStart w:id="1" w:name="_Toc226742476"/>
+      <w:bookmarkStart w:id="2" w:name="_Toc226742476"/>
       <w:r>
         <w:rPr>
           <w:rFonts w:ascii="Times New Roman" w:hAnsi="Times New Roman" w:cs="Times New Roman"/>
@@ -10454,7 +10493,7 @@
         </w:rPr>
         <w:t>Mục đích tài liệu</w:t>
       </w:r>
-      <w:bookmarkEnd w:id="1"/>
+      <w:bookmarkEnd w:id="2"/>
     </w:p>
     <w:p>
       <w:pPr>
@@ -10542,6 +10581,7 @@
       </w:r>
       <w:r>
         <w:rPr>
+          <w:iCs/>
           <w:noProof/>
           <w:sz w:val="26"/>
           <w:szCs w:val="26"/>
@@ -10551,7 +10591,7 @@
       </w:r>
       <w:r>
         <w:rPr>
-          <w:i/>
+          <w:iCs/>
           <w:noProof/>
           <w:sz w:val="26"/>
           <w:szCs w:val="26"/>
@@ -10561,13 +10601,13 @@
       </w:r>
       <w:r>
         <w:rPr>
-          <w:i/>
+          <w:iCs/>
           <w:noProof/>
           <w:sz w:val="26"/>
           <w:szCs w:val="26"/>
           <w:lang w:val="vi-VN"/>
         </w:rPr>
-        <w:t xml:space="preserve"> </w:t>
+        <w:t>một</w:t>
       </w:r>
       <w:r>
         <w:rPr>
@@ -10576,7 +10616,7 @@
           <w:szCs w:val="26"/>
           <w:lang w:val="vi-VN"/>
         </w:rPr>
-        <w:t>một nền tảng kết hợp g</w:t>
+        <w:t xml:space="preserve"> nền tảng kết hợp g</w:t>
       </w:r>
       <w:r>
         <w:rPr>
@@ -10695,7 +10735,7 @@
           <w:lang w:val="vi-VN"/>
         </w:rPr>
       </w:pPr>
-      <w:bookmarkStart w:id="2" w:name="_Toc226742477"/>
+      <w:bookmarkStart w:id="3" w:name="_Toc226742477"/>
       <w:r>
         <w:rPr>
           <w:rFonts w:ascii="Times New Roman" w:hAnsi="Times New Roman" w:cs="Times New Roman"/>
@@ -10706,7 +10746,7 @@
         </w:rPr>
         <w:t>Mục tiêu hệ thống</w:t>
       </w:r>
-      <w:bookmarkEnd w:id="2"/>
+      <w:bookmarkEnd w:id="3"/>
     </w:p>
     <w:p>
       <w:pPr>
@@ -10968,7 +11008,27 @@
           <w:szCs w:val="26"/>
           <w:lang w:val="vi-VN"/>
         </w:rPr>
-        <w:t>bao gồm xác thực người dùng, phân quyền truy cập, mã hóa mật khẩu và bảo vệ dữ liệu trong quá trình giao dịch.</w:t>
+        <w:t xml:space="preserve">bao </w:t>
+      </w:r>
+      <w:r>
+        <w:rPr>
+          <w:rFonts w:ascii="Times New Roman" w:hAnsi="Times New Roman" w:cs="Times New Roman"/>
+          <w:noProof/>
+          <w:sz w:val="26"/>
+          <w:szCs w:val="26"/>
+          <w:lang w:val="vi-VN"/>
+        </w:rPr>
+        <w:t>gồm:</w:t>
+      </w:r>
+      <w:r>
+        <w:rPr>
+          <w:rFonts w:ascii="Times New Roman" w:hAnsi="Times New Roman" w:cs="Times New Roman"/>
+          <w:noProof/>
+          <w:sz w:val="26"/>
+          <w:szCs w:val="26"/>
+          <w:lang w:val="vi-VN"/>
+        </w:rPr>
+        <w:t xml:space="preserve"> xác thực người dùng, phân quyền truy cập, mã hóa mật khẩu và bảo vệ dữ liệu trong quá trình giao dịch.</w:t>
       </w:r>
     </w:p>
     <w:p>
@@ -11074,7 +11134,7 @@
           <w:lang w:val="vi-VN"/>
         </w:rPr>
       </w:pPr>
-      <w:bookmarkStart w:id="3" w:name="_Toc226742478"/>
+      <w:bookmarkStart w:id="4" w:name="_Toc226742478"/>
       <w:r>
         <w:rPr>
           <w:rFonts w:ascii="Times New Roman" w:hAnsi="Times New Roman" w:cs="Times New Roman"/>
@@ -11085,7 +11145,7 @@
         </w:rPr>
         <w:t>Ràng buộc</w:t>
       </w:r>
-      <w:bookmarkEnd w:id="3"/>
+      <w:bookmarkEnd w:id="4"/>
     </w:p>
     <w:p>
       <w:pPr>
@@ -11187,7 +11247,7 @@
           <w:lang w:val="vi-VN"/>
         </w:rPr>
       </w:pPr>
-      <w:bookmarkStart w:id="4" w:name="_Toc226742479"/>
+      <w:bookmarkStart w:id="5" w:name="_Toc226742479"/>
       <w:r>
         <w:rPr>
           <w:rFonts w:ascii="Times New Roman" w:hAnsi="Times New Roman" w:cs="Times New Roman"/>
@@ -11198,7 +11258,7 @@
         </w:rPr>
         <w:t>Công cụ và phương pháp quản lý hệ thống</w:t>
       </w:r>
-      <w:bookmarkEnd w:id="4"/>
+      <w:bookmarkEnd w:id="5"/>
     </w:p>
     <w:p>
       <w:pPr>
@@ -11378,7 +11438,7 @@
           <w:lang w:val="vi-VN"/>
         </w:rPr>
       </w:pPr>
-      <w:bookmarkStart w:id="5" w:name="_Toc226742480"/>
+      <w:bookmarkStart w:id="6" w:name="_Toc226742480"/>
       <w:r>
         <w:rPr>
           <w:rFonts w:ascii="Times New Roman" w:hAnsi="Times New Roman" w:cs="Times New Roman"/>
@@ -11392,7 +11452,7 @@
         <w:lastRenderedPageBreak/>
         <w:t>USER STORY TRONG HỆ THỐNG</w:t>
       </w:r>
-      <w:bookmarkEnd w:id="5"/>
+      <w:bookmarkEnd w:id="6"/>
     </w:p>
     <w:p>
       <w:pPr>
@@ -11410,7 +11470,7 @@
           <w:lang w:val="vi-VN"/>
         </w:rPr>
       </w:pPr>
-      <w:bookmarkStart w:id="6" w:name="_Toc226742481"/>
+      <w:bookmarkStart w:id="7" w:name="_Toc226742481"/>
       <w:r>
         <w:rPr>
           <w:rFonts w:ascii="Times New Roman" w:hAnsi="Times New Roman" w:cs="Times New Roman"/>
@@ -11421,7 +11481,7 @@
         </w:rPr>
         <w:t>Đăng nhập</w:t>
       </w:r>
-      <w:bookmarkEnd w:id="6"/>
+      <w:bookmarkEnd w:id="7"/>
     </w:p>
     <w:tbl>
       <w:tblPr>
@@ -11431,8 +11491,8 @@
         <w:tblLook w:val="04A0" w:firstRow="1" w:lastRow="0" w:firstColumn="1" w:lastColumn="0" w:noHBand="0" w:noVBand="1"/>
       </w:tblPr>
       <w:tblGrid>
-        <w:gridCol w:w="1661"/>
-        <w:gridCol w:w="7076"/>
+        <w:gridCol w:w="1690"/>
+        <w:gridCol w:w="7273"/>
       </w:tblGrid>
       <w:tr>
         <w:tc>
@@ -11459,7 +11519,27 @@
                 <w:szCs w:val="26"/>
                 <w:lang w:val="vi-VN"/>
               </w:rPr>
-              <w:t>Là người dùng hoặ</w:t>
+              <w:t xml:space="preserve">Là </w:t>
+            </w:r>
+            <w:r>
+              <w:rPr>
+                <w:rFonts w:ascii="Times New Roman" w:hAnsi="Times New Roman" w:cs="Times New Roman"/>
+                <w:noProof/>
+                <w:sz w:val="26"/>
+                <w:szCs w:val="26"/>
+                <w:lang w:val="vi-VN"/>
+              </w:rPr>
+              <w:t>thành viên</w:t>
+            </w:r>
+            <w:r>
+              <w:rPr>
+                <w:rFonts w:ascii="Times New Roman" w:hAnsi="Times New Roman" w:cs="Times New Roman"/>
+                <w:noProof/>
+                <w:sz w:val="26"/>
+                <w:szCs w:val="26"/>
+                <w:lang w:val="vi-VN"/>
+              </w:rPr>
+              <w:t xml:space="preserve"> hoặ</w:t>
             </w:r>
             <w:r>
               <w:rPr>
@@ -11587,29 +11667,28 @@
                 <w:szCs w:val="26"/>
                 <w:lang w:val="vi-VN"/>
               </w:rPr>
-              <w:t xml:space="preserve">Tác nhân: </w:t>
-            </w:r>
-            <w:r>
-              <w:rPr>
-                <w:rFonts w:ascii="Times New Roman" w:hAnsi="Times New Roman" w:cs="Times New Roman"/>
-                <w:bCs/>
-                <w:noProof/>
-                <w:sz w:val="26"/>
-                <w:szCs w:val="26"/>
-                <w:lang w:val="vi-VN"/>
-              </w:rPr>
-              <w:t>ng</w:t>
-            </w:r>
-            <w:r>
-              <w:rPr>
-                <w:rFonts w:ascii="Times New Roman" w:hAnsi="Times New Roman" w:cs="Times New Roman"/>
-                <w:bCs/>
-                <w:noProof/>
-                <w:sz w:val="26"/>
-                <w:szCs w:val="26"/>
-                <w:lang w:val="vi-VN"/>
-              </w:rPr>
-              <w:t>ười dùng</w:t>
+              <w:t>Tác nhân:</w:t>
+            </w:r>
+            <w:r>
+              <w:rPr>
+                <w:rFonts w:ascii="Times New Roman" w:hAnsi="Times New Roman" w:cs="Times New Roman"/>
+                <w:b/>
+                <w:bCs/>
+                <w:noProof/>
+                <w:sz w:val="26"/>
+                <w:szCs w:val="26"/>
+              </w:rPr>
+              <w:t xml:space="preserve"> </w:t>
+            </w:r>
+            <w:r>
+              <w:rPr>
+                <w:rFonts w:ascii="Times New Roman" w:hAnsi="Times New Roman" w:cs="Times New Roman"/>
+                <w:bCs/>
+                <w:noProof/>
+                <w:sz w:val="26"/>
+                <w:szCs w:val="26"/>
+              </w:rPr>
+              <w:t>thành viên</w:t>
             </w:r>
             <w:r>
               <w:rPr>
@@ -11714,19 +11793,18 @@
                 <w:noProof/>
                 <w:sz w:val="26"/>
                 <w:szCs w:val="26"/>
-                <w:lang w:val="vi-VN"/>
-              </w:rPr>
-              <w:t>n</w:t>
-            </w:r>
-            <w:r>
-              <w:rPr>
-                <w:rFonts w:ascii="Times New Roman" w:hAnsi="Times New Roman" w:cs="Times New Roman"/>
-                <w:noProof/>
-                <w:sz w:val="26"/>
-                <w:szCs w:val="26"/>
-                <w:lang w:val="vi-VN"/>
-              </w:rPr>
-              <w:t>gười dùng và</w:t>
+              </w:rPr>
+              <w:t xml:space="preserve">thành viên </w:t>
+            </w:r>
+            <w:r>
+              <w:rPr>
+                <w:rFonts w:ascii="Times New Roman" w:hAnsi="Times New Roman" w:cs="Times New Roman"/>
+                <w:noProof/>
+                <w:sz w:val="26"/>
+                <w:szCs w:val="26"/>
+                <w:lang w:val="vi-VN"/>
+              </w:rPr>
+              <w:t>và</w:t>
             </w:r>
             <w:r>
               <w:rPr>
@@ -11790,23 +11868,35 @@
                 <w:numId w:val="59"/>
               </w:numPr>
               <w:spacing w:line="360" w:lineRule="auto"/>
-              <w:rPr>
-                <w:rFonts w:ascii="Times New Roman" w:eastAsia="Times New Roman" w:hAnsi="Times New Roman" w:cs="Times New Roman"/>
-                <w:noProof/>
-                <w:sz w:val="26"/>
-                <w:szCs w:val="26"/>
-                <w:lang w:val="vi-VN"/>
-              </w:rPr>
-            </w:pPr>
-            <w:r>
-              <w:rPr>
-                <w:rFonts w:ascii="Times New Roman" w:eastAsia="Times New Roman" w:hAnsi="Times New Roman" w:cs="Times New Roman"/>
-                <w:noProof/>
-                <w:sz w:val="26"/>
-                <w:szCs w:val="26"/>
-                <w:lang w:val="vi-VN"/>
-              </w:rPr>
-              <w:t>Người dùng/Admin nhập đúng email/tên đăng nhập và mật khẩu thì đăng nhập thành công vào hệ thống.</w:t>
+              <w:ind w:left="180" w:hanging="142"/>
+              <w:jc w:val="both"/>
+              <w:rPr>
+                <w:rFonts w:ascii="Times New Roman" w:eastAsia="Times New Roman" w:hAnsi="Times New Roman" w:cs="Times New Roman"/>
+                <w:noProof/>
+                <w:sz w:val="26"/>
+                <w:szCs w:val="26"/>
+                <w:lang w:val="vi-VN"/>
+              </w:rPr>
+            </w:pPr>
+            <w:r>
+              <w:rPr>
+                <w:rFonts w:ascii="Times New Roman" w:eastAsia="Times New Roman" w:hAnsi="Times New Roman" w:cs="Times New Roman"/>
+                <w:noProof/>
+                <w:sz w:val="26"/>
+                <w:szCs w:val="26"/>
+                <w:lang w:val="vi-VN"/>
+              </w:rPr>
+              <w:t>Thành viên</w:t>
+            </w:r>
+            <w:r>
+              <w:rPr>
+                <w:rFonts w:ascii="Times New Roman" w:eastAsia="Times New Roman" w:hAnsi="Times New Roman" w:cs="Times New Roman"/>
+                <w:noProof/>
+                <w:sz w:val="26"/>
+                <w:szCs w:val="26"/>
+                <w:lang w:val="vi-VN"/>
+              </w:rPr>
+              <w:t>/Admin nhập đúng email/tên đăng nhập và mật khẩu thì đăng nhập thành công vào hệ thống.</w:t>
             </w:r>
           </w:p>
           <w:p>
@@ -11817,6 +11907,8 @@
                 <w:numId w:val="59"/>
               </w:numPr>
               <w:spacing w:line="360" w:lineRule="auto"/>
+              <w:ind w:left="180" w:hanging="142"/>
+              <w:jc w:val="both"/>
               <w:rPr>
                 <w:rFonts w:ascii="Times New Roman" w:eastAsia="Times New Roman" w:hAnsi="Times New Roman" w:cs="Times New Roman"/>
                 <w:noProof/>
@@ -11844,23 +11936,35 @@
                 <w:numId w:val="59"/>
               </w:numPr>
               <w:spacing w:line="360" w:lineRule="auto"/>
-              <w:rPr>
-                <w:rFonts w:ascii="Times New Roman" w:eastAsia="Times New Roman" w:hAnsi="Times New Roman" w:cs="Times New Roman"/>
-                <w:noProof/>
-                <w:sz w:val="26"/>
-                <w:szCs w:val="26"/>
-                <w:lang w:val="vi-VN"/>
-              </w:rPr>
-            </w:pPr>
-            <w:r>
-              <w:rPr>
-                <w:rFonts w:ascii="Times New Roman" w:eastAsia="Times New Roman" w:hAnsi="Times New Roman" w:cs="Times New Roman"/>
-                <w:noProof/>
-                <w:sz w:val="26"/>
-                <w:szCs w:val="26"/>
-                <w:lang w:val="vi-VN"/>
-              </w:rPr>
-              <w:t>Người dùng có thể đăng nhập bằng Google.</w:t>
+              <w:ind w:left="180" w:hanging="142"/>
+              <w:jc w:val="both"/>
+              <w:rPr>
+                <w:rFonts w:ascii="Times New Roman" w:eastAsia="Times New Roman" w:hAnsi="Times New Roman" w:cs="Times New Roman"/>
+                <w:noProof/>
+                <w:sz w:val="26"/>
+                <w:szCs w:val="26"/>
+                <w:lang w:val="vi-VN"/>
+              </w:rPr>
+            </w:pPr>
+            <w:r>
+              <w:rPr>
+                <w:rFonts w:ascii="Times New Roman" w:eastAsia="Times New Roman" w:hAnsi="Times New Roman" w:cs="Times New Roman"/>
+                <w:noProof/>
+                <w:sz w:val="26"/>
+                <w:szCs w:val="26"/>
+                <w:lang w:val="vi-VN"/>
+              </w:rPr>
+              <w:t>Thành viên</w:t>
+            </w:r>
+            <w:r>
+              <w:rPr>
+                <w:rFonts w:ascii="Times New Roman" w:eastAsia="Times New Roman" w:hAnsi="Times New Roman" w:cs="Times New Roman"/>
+                <w:noProof/>
+                <w:sz w:val="26"/>
+                <w:szCs w:val="26"/>
+                <w:lang w:val="vi-VN"/>
+              </w:rPr>
+              <w:t xml:space="preserve"> có thể đăng nhập bằng Google.</w:t>
             </w:r>
           </w:p>
           <w:p>
@@ -11871,6 +11975,8 @@
                 <w:numId w:val="59"/>
               </w:numPr>
               <w:spacing w:line="360" w:lineRule="auto"/>
+              <w:ind w:left="180" w:hanging="142"/>
+              <w:jc w:val="both"/>
               <w:rPr>
                 <w:rFonts w:ascii="Times New Roman" w:eastAsia="Times New Roman" w:hAnsi="Times New Roman" w:cs="Times New Roman"/>
                 <w:noProof/>
@@ -11898,6 +12004,8 @@
                 <w:numId w:val="59"/>
               </w:numPr>
               <w:spacing w:line="360" w:lineRule="auto"/>
+              <w:ind w:left="180" w:hanging="142"/>
+              <w:jc w:val="both"/>
               <w:rPr>
                 <w:rFonts w:ascii="Times New Roman" w:eastAsia="Times New Roman" w:hAnsi="Times New Roman" w:cs="Times New Roman"/>
                 <w:noProof/>
@@ -11925,23 +12033,35 @@
                 <w:numId w:val="59"/>
               </w:numPr>
               <w:spacing w:line="360" w:lineRule="auto"/>
-              <w:rPr>
-                <w:rFonts w:ascii="Times New Roman" w:eastAsia="Times New Roman" w:hAnsi="Times New Roman" w:cs="Times New Roman"/>
-                <w:noProof/>
-                <w:sz w:val="26"/>
-                <w:szCs w:val="26"/>
-                <w:lang w:val="vi-VN"/>
-              </w:rPr>
-            </w:pPr>
-            <w:r>
-              <w:rPr>
-                <w:rFonts w:ascii="Times New Roman" w:eastAsia="Times New Roman" w:hAnsi="Times New Roman" w:cs="Times New Roman"/>
-                <w:noProof/>
-                <w:sz w:val="26"/>
-                <w:szCs w:val="26"/>
-                <w:lang w:val="vi-VN"/>
-              </w:rPr>
-              <w:t>Người dùng chọn vai trò nào thì hệ thống chuyển đến trang tương ứng của vai trò đó.</w:t>
+              <w:ind w:left="180" w:hanging="142"/>
+              <w:jc w:val="both"/>
+              <w:rPr>
+                <w:rFonts w:ascii="Times New Roman" w:eastAsia="Times New Roman" w:hAnsi="Times New Roman" w:cs="Times New Roman"/>
+                <w:noProof/>
+                <w:sz w:val="26"/>
+                <w:szCs w:val="26"/>
+                <w:lang w:val="vi-VN"/>
+              </w:rPr>
+            </w:pPr>
+            <w:r>
+              <w:rPr>
+                <w:rFonts w:ascii="Times New Roman" w:eastAsia="Times New Roman" w:hAnsi="Times New Roman" w:cs="Times New Roman"/>
+                <w:noProof/>
+                <w:sz w:val="26"/>
+                <w:szCs w:val="26"/>
+                <w:lang w:val="vi-VN"/>
+              </w:rPr>
+              <w:t>Thành viên</w:t>
+            </w:r>
+            <w:r>
+              <w:rPr>
+                <w:rFonts w:ascii="Times New Roman" w:eastAsia="Times New Roman" w:hAnsi="Times New Roman" w:cs="Times New Roman"/>
+                <w:noProof/>
+                <w:sz w:val="26"/>
+                <w:szCs w:val="26"/>
+                <w:lang w:val="vi-VN"/>
+              </w:rPr>
+              <w:t xml:space="preserve"> chọn vai trò nào thì hệ thống chuyển đến trang tương ứng của vai trò đó.</w:t>
             </w:r>
           </w:p>
           <w:p>
@@ -11952,6 +12072,8 @@
                 <w:numId w:val="59"/>
               </w:numPr>
               <w:spacing w:line="360" w:lineRule="auto"/>
+              <w:ind w:left="180" w:hanging="142"/>
+              <w:jc w:val="both"/>
               <w:rPr>
                 <w:rFonts w:ascii="Times New Roman" w:eastAsia="Times New Roman" w:hAnsi="Times New Roman" w:cs="Times New Roman"/>
                 <w:noProof/>
@@ -11979,6 +12101,8 @@
                 <w:numId w:val="59"/>
               </w:numPr>
               <w:spacing w:line="360" w:lineRule="auto"/>
+              <w:ind w:left="180" w:hanging="142"/>
+              <w:jc w:val="both"/>
               <w:rPr>
                 <w:rFonts w:ascii="Times New Roman" w:eastAsia="Times New Roman" w:hAnsi="Times New Roman" w:cs="Times New Roman"/>
                 <w:noProof/>
@@ -12006,23 +12130,35 @@
                 <w:numId w:val="59"/>
               </w:numPr>
               <w:spacing w:line="360" w:lineRule="auto"/>
-              <w:rPr>
-                <w:rFonts w:ascii="Times New Roman" w:eastAsia="Times New Roman" w:hAnsi="Times New Roman" w:cs="Times New Roman"/>
-                <w:noProof/>
-                <w:sz w:val="26"/>
-                <w:szCs w:val="26"/>
-                <w:lang w:val="vi-VN"/>
-              </w:rPr>
-            </w:pPr>
-            <w:r>
-              <w:rPr>
-                <w:rFonts w:ascii="Times New Roman" w:eastAsia="Times New Roman" w:hAnsi="Times New Roman" w:cs="Times New Roman"/>
-                <w:noProof/>
-                <w:sz w:val="26"/>
-                <w:szCs w:val="26"/>
-                <w:lang w:val="vi-VN"/>
-              </w:rPr>
-              <w:t>Người dùng có thể chọn "Lưu thông tin đăng nhập" cho lần sau.</w:t>
+              <w:ind w:left="180" w:hanging="142"/>
+              <w:jc w:val="both"/>
+              <w:rPr>
+                <w:rFonts w:ascii="Times New Roman" w:eastAsia="Times New Roman" w:hAnsi="Times New Roman" w:cs="Times New Roman"/>
+                <w:noProof/>
+                <w:sz w:val="26"/>
+                <w:szCs w:val="26"/>
+                <w:lang w:val="vi-VN"/>
+              </w:rPr>
+            </w:pPr>
+            <w:r>
+              <w:rPr>
+                <w:rFonts w:ascii="Times New Roman" w:eastAsia="Times New Roman" w:hAnsi="Times New Roman" w:cs="Times New Roman"/>
+                <w:noProof/>
+                <w:sz w:val="26"/>
+                <w:szCs w:val="26"/>
+                <w:lang w:val="vi-VN"/>
+              </w:rPr>
+              <w:t>Thành viên</w:t>
+            </w:r>
+            <w:r>
+              <w:rPr>
+                <w:rFonts w:ascii="Times New Roman" w:eastAsia="Times New Roman" w:hAnsi="Times New Roman" w:cs="Times New Roman"/>
+                <w:noProof/>
+                <w:sz w:val="26"/>
+                <w:szCs w:val="26"/>
+                <w:lang w:val="vi-VN"/>
+              </w:rPr>
+              <w:t xml:space="preserve"> có thể chọn "Lưu thông tin đăng nhập" cho lần sau.</w:t>
             </w:r>
           </w:p>
           <w:p>
@@ -12033,23 +12169,35 @@
                 <w:numId w:val="59"/>
               </w:numPr>
               <w:spacing w:line="360" w:lineRule="auto"/>
-              <w:rPr>
-                <w:rFonts w:ascii="Times New Roman" w:eastAsia="Times New Roman" w:hAnsi="Times New Roman" w:cs="Times New Roman"/>
-                <w:noProof/>
-                <w:sz w:val="26"/>
-                <w:szCs w:val="26"/>
-                <w:lang w:val="vi-VN"/>
-              </w:rPr>
-            </w:pPr>
-            <w:r>
-              <w:rPr>
-                <w:rFonts w:ascii="Times New Roman" w:eastAsia="Times New Roman" w:hAnsi="Times New Roman" w:cs="Times New Roman"/>
-                <w:noProof/>
-                <w:sz w:val="26"/>
-                <w:szCs w:val="26"/>
-                <w:lang w:val="vi-VN"/>
-              </w:rPr>
-              <w:t>Người dùng có thể chọn "Quên mật khẩu" để đặt lại mật khẩu.</w:t>
+              <w:ind w:left="180" w:hanging="142"/>
+              <w:jc w:val="both"/>
+              <w:rPr>
+                <w:rFonts w:ascii="Times New Roman" w:eastAsia="Times New Roman" w:hAnsi="Times New Roman" w:cs="Times New Roman"/>
+                <w:noProof/>
+                <w:sz w:val="26"/>
+                <w:szCs w:val="26"/>
+                <w:lang w:val="vi-VN"/>
+              </w:rPr>
+            </w:pPr>
+            <w:r>
+              <w:rPr>
+                <w:rFonts w:ascii="Times New Roman" w:eastAsia="Times New Roman" w:hAnsi="Times New Roman" w:cs="Times New Roman"/>
+                <w:noProof/>
+                <w:sz w:val="26"/>
+                <w:szCs w:val="26"/>
+                <w:lang w:val="vi-VN"/>
+              </w:rPr>
+              <w:t>Thành viên</w:t>
+            </w:r>
+            <w:r>
+              <w:rPr>
+                <w:rFonts w:ascii="Times New Roman" w:eastAsia="Times New Roman" w:hAnsi="Times New Roman" w:cs="Times New Roman"/>
+                <w:noProof/>
+                <w:sz w:val="26"/>
+                <w:szCs w:val="26"/>
+                <w:lang w:val="vi-VN"/>
+              </w:rPr>
+              <w:t xml:space="preserve"> có thể chọn "Quên mật khẩu" để đặt lại mật khẩu.</w:t>
             </w:r>
           </w:p>
           <w:p>
@@ -12060,25 +12208,37 @@
                 <w:numId w:val="59"/>
               </w:numPr>
               <w:spacing w:line="360" w:lineRule="auto"/>
-              <w:rPr>
-                <w:rFonts w:ascii="Times New Roman" w:hAnsi="Times New Roman" w:cs="Times New Roman"/>
-                <w:b/>
-                <w:bCs/>
-                <w:noProof/>
-                <w:sz w:val="26"/>
-                <w:szCs w:val="26"/>
-                <w:lang w:val="vi-VN"/>
-              </w:rPr>
-            </w:pPr>
-            <w:r>
-              <w:rPr>
-                <w:rFonts w:ascii="Times New Roman" w:eastAsia="Times New Roman" w:hAnsi="Times New Roman" w:cs="Times New Roman"/>
-                <w:noProof/>
-                <w:sz w:val="26"/>
-                <w:szCs w:val="26"/>
-                <w:lang w:val="vi-VN"/>
-              </w:rPr>
-              <w:t>Người dùng chưa có tài khoản có thể chọn "Đăng ký" để tạo tài khoản mới.</w:t>
+              <w:ind w:left="180" w:hanging="142"/>
+              <w:jc w:val="both"/>
+              <w:rPr>
+                <w:rFonts w:ascii="Times New Roman" w:hAnsi="Times New Roman" w:cs="Times New Roman"/>
+                <w:b/>
+                <w:bCs/>
+                <w:noProof/>
+                <w:sz w:val="26"/>
+                <w:szCs w:val="26"/>
+                <w:lang w:val="vi-VN"/>
+              </w:rPr>
+            </w:pPr>
+            <w:r>
+              <w:rPr>
+                <w:rFonts w:ascii="Times New Roman" w:eastAsia="Times New Roman" w:hAnsi="Times New Roman" w:cs="Times New Roman"/>
+                <w:noProof/>
+                <w:sz w:val="26"/>
+                <w:szCs w:val="26"/>
+                <w:lang w:val="vi-VN"/>
+              </w:rPr>
+              <w:t>Thành viên</w:t>
+            </w:r>
+            <w:r>
+              <w:rPr>
+                <w:rFonts w:ascii="Times New Roman" w:eastAsia="Times New Roman" w:hAnsi="Times New Roman" w:cs="Times New Roman"/>
+                <w:noProof/>
+                <w:sz w:val="26"/>
+                <w:szCs w:val="26"/>
+                <w:lang w:val="vi-VN"/>
+              </w:rPr>
+              <w:t xml:space="preserve"> chưa có tài khoản có thể chọn "Đăng ký" để tạo tài khoản mới.</w:t>
             </w:r>
           </w:p>
           <w:p>
@@ -12131,8 +12291,16 @@
                 <w:szCs w:val="26"/>
                 <w:lang w:val="vi-VN"/>
               </w:rPr>
-              <w:lastRenderedPageBreak/>
-              <w:t>Người dùng phải có</w:t>
+              <w:t>Thành viên</w:t>
+            </w:r>
+            <w:r>
+              <w:rPr>
+                <w:noProof/>
+                <w:sz w:val="26"/>
+                <w:szCs w:val="26"/>
+                <w:lang w:val="vi-VN"/>
+              </w:rPr>
+              <w:t xml:space="preserve"> phải có</w:t>
             </w:r>
             <w:r>
               <w:rPr>
@@ -12164,7 +12332,19 @@
                 <w:szCs w:val="26"/>
                 <w:lang w:val="vi-VN"/>
               </w:rPr>
-              <w:t xml:space="preserve"> hợp lệ mới có thể đăng nhập vào hệ thống.</w:t>
+              <w:t xml:space="preserve"> hợp lệ mới có thể đăng nhập vào hệ </w:t>
+            </w:r>
+            <w:r>
+              <w:rPr>
+                <w:rStyle w:val="Strong"/>
+                <w:b w:val="0"/>
+                <w:noProof/>
+                <w:sz w:val="26"/>
+                <w:szCs w:val="26"/>
+                <w:lang w:val="vi-VN"/>
+              </w:rPr>
+              <w:lastRenderedPageBreak/>
+              <w:t>thống.</w:t>
             </w:r>
           </w:p>
           <w:p>
@@ -12234,7 +12414,7 @@
           <w:lang w:val="vi-VN"/>
         </w:rPr>
       </w:pPr>
-      <w:bookmarkStart w:id="7" w:name="_Toc226742482"/>
+      <w:bookmarkStart w:id="8" w:name="_Toc226742482"/>
       <w:r>
         <w:rPr>
           <w:rFonts w:ascii="Times New Roman" w:hAnsi="Times New Roman" w:cs="Times New Roman"/>
@@ -12246,7 +12426,7 @@
         <w:lastRenderedPageBreak/>
         <w:t>Đăng ký</w:t>
       </w:r>
-      <w:bookmarkEnd w:id="7"/>
+      <w:bookmarkEnd w:id="8"/>
     </w:p>
     <w:tbl>
       <w:tblPr>
@@ -12256,8 +12436,8 @@
         <w:tblLook w:val="04A0" w:firstRow="1" w:lastRow="0" w:firstColumn="1" w:lastColumn="0" w:noHBand="0" w:noVBand="1"/>
       </w:tblPr>
       <w:tblGrid>
-        <w:gridCol w:w="1663"/>
-        <w:gridCol w:w="7074"/>
+        <w:gridCol w:w="1690"/>
+        <w:gridCol w:w="7273"/>
       </w:tblGrid>
       <w:tr>
         <w:tc>
@@ -12284,7 +12464,27 @@
                 <w:szCs w:val="26"/>
                 <w:lang w:val="vi-VN"/>
               </w:rPr>
-              <w:t>Là người dùng mới, tôi muốn có thể đăng ký tài khoản bằng các thông tin cá nhân để tạo tài khoản và sử dụng hệ thống.</w:t>
+              <w:t>Là</w:t>
+            </w:r>
+            <w:r>
+              <w:rPr>
+                <w:rFonts w:ascii="Times New Roman" w:hAnsi="Times New Roman" w:cs="Times New Roman"/>
+                <w:noProof/>
+                <w:sz w:val="26"/>
+                <w:szCs w:val="26"/>
+                <w:lang w:val="vi-VN"/>
+              </w:rPr>
+              <w:t xml:space="preserve"> khách vãng lai</w:t>
+            </w:r>
+            <w:r>
+              <w:rPr>
+                <w:rFonts w:ascii="Times New Roman" w:hAnsi="Times New Roman" w:cs="Times New Roman"/>
+                <w:noProof/>
+                <w:sz w:val="26"/>
+                <w:szCs w:val="26"/>
+                <w:lang w:val="vi-VN"/>
+              </w:rPr>
+              <w:t>, tôi muốn có thể đăng ký tài khoản bằng các thông tin cá nhân để tạo tài khoản và sử dụng hệ thống.</w:t>
             </w:r>
           </w:p>
         </w:tc>
@@ -12884,24 +13084,18 @@
                 <w:szCs w:val="26"/>
                 <w:lang w:val="vi-VN"/>
               </w:rPr>
-              <w:t>O</w:t>
+              <w:t xml:space="preserve">Mã xác nhận có hiệu lực trong vòng </w:t>
             </w:r>
             <w:r>
               <w:rPr>
                 <w:rStyle w:val="Strong"/>
                 <w:b w:val="0"/>
                 <w:noProof/>
-                <w:lang w:val="vi-VN"/>
-              </w:rPr>
-              <w:t>TP</w:t>
-            </w:r>
-            <w:r>
-              <w:rPr>
-                <w:rStyle w:val="Strong"/>
-                <w:noProof/>
-                <w:lang w:val="vi-VN"/>
-              </w:rPr>
-              <w:t xml:space="preserve"> </w:t>
+                <w:sz w:val="26"/>
+                <w:szCs w:val="26"/>
+                <w:lang w:val="vi-VN"/>
+              </w:rPr>
+              <w:t>2 phút</w:t>
             </w:r>
             <w:r>
               <w:rPr>
@@ -12912,38 +13106,16 @@
                 <w:szCs w:val="26"/>
                 <w:lang w:val="vi-VN"/>
               </w:rPr>
-              <w:t xml:space="preserve">có hiệu lực trong vòng </w:t>
-            </w:r>
-            <w:r>
-              <w:rPr>
-                <w:rStyle w:val="Strong"/>
-                <w:b w:val="0"/>
-                <w:noProof/>
-                <w:sz w:val="26"/>
-                <w:szCs w:val="26"/>
-                <w:lang w:val="vi-VN"/>
-              </w:rPr>
-              <w:t>12</w:t>
-            </w:r>
-            <w:r>
-              <w:rPr>
-                <w:rStyle w:val="Strong"/>
-                <w:b w:val="0"/>
-                <w:noProof/>
-                <w:sz w:val="26"/>
-                <w:szCs w:val="26"/>
-                <w:lang w:val="vi-VN"/>
-              </w:rPr>
-              <w:t>0 giây</w:t>
-            </w:r>
-            <w:r>
-              <w:rPr>
-                <w:noProof/>
-                <w:sz w:val="26"/>
-                <w:szCs w:val="26"/>
-                <w:lang w:val="vi-VN"/>
-              </w:rPr>
-              <w:t xml:space="preserve"> kể từ khi được gửi.</w:t>
+              <w:t xml:space="preserve"> </w:t>
+            </w:r>
+            <w:r>
+              <w:rPr>
+                <w:noProof/>
+                <w:sz w:val="26"/>
+                <w:szCs w:val="26"/>
+                <w:lang w:val="vi-VN"/>
+              </w:rPr>
+              <w:t>kể từ khi được gửi.</w:t>
             </w:r>
           </w:p>
           <w:p>
@@ -13140,7 +13312,7 @@
                 <w:szCs w:val="26"/>
                 <w:lang w:val="vi-VN"/>
               </w:rPr>
-              <w:t xml:space="preserve">OTP </w:t>
+              <w:t xml:space="preserve">Mã xác nhận chỉ có hiệu lực trong vòng </w:t>
             </w:r>
             <w:r>
               <w:rPr>
@@ -13152,43 +13324,7 @@
                 <w:szCs w:val="26"/>
                 <w:lang w:val="vi-VN"/>
               </w:rPr>
-              <w:t xml:space="preserve">chỉ có hiệu lực trong vòng </w:t>
-            </w:r>
-            <w:r>
-              <w:rPr>
-                <w:rStyle w:val="Strong"/>
-                <w:rFonts w:ascii="Times New Roman" w:hAnsi="Times New Roman" w:cs="Times New Roman"/>
-                <w:b w:val="0"/>
-                <w:noProof/>
-                <w:sz w:val="26"/>
-                <w:szCs w:val="26"/>
-                <w:lang w:val="vi-VN"/>
-              </w:rPr>
-              <w:t>12</w:t>
-            </w:r>
-            <w:r>
-              <w:rPr>
-                <w:rStyle w:val="Strong"/>
-                <w:rFonts w:ascii="Times New Roman" w:hAnsi="Times New Roman" w:cs="Times New Roman"/>
-                <w:b w:val="0"/>
-                <w:noProof/>
-                <w:sz w:val="26"/>
-                <w:szCs w:val="26"/>
-                <w:lang w:val="vi-VN"/>
-              </w:rPr>
-              <w:t xml:space="preserve">0 </w:t>
-            </w:r>
-            <w:r>
-              <w:rPr>
-                <w:rStyle w:val="Strong"/>
-                <w:rFonts w:ascii="Times New Roman" w:hAnsi="Times New Roman" w:cs="Times New Roman"/>
-                <w:b w:val="0"/>
-                <w:noProof/>
-                <w:sz w:val="26"/>
-                <w:szCs w:val="26"/>
-                <w:lang w:val="vi-VN"/>
-              </w:rPr>
-              <w:t>giây</w:t>
+              <w:t>2 phút</w:t>
             </w:r>
             <w:r>
               <w:rPr>
@@ -13248,7 +13384,7 @@
           <w:lang w:val="vi-VN"/>
         </w:rPr>
       </w:pPr>
-      <w:bookmarkStart w:id="8" w:name="_Toc226742483"/>
+      <w:bookmarkStart w:id="9" w:name="_Toc226742483"/>
       <w:r>
         <w:rPr>
           <w:rFonts w:ascii="Times New Roman" w:hAnsi="Times New Roman" w:cs="Times New Roman"/>
@@ -13260,7 +13396,7 @@
         <w:lastRenderedPageBreak/>
         <w:t>Quên mật khẩu</w:t>
       </w:r>
-      <w:bookmarkEnd w:id="8"/>
+      <w:bookmarkEnd w:id="9"/>
     </w:p>
     <w:tbl>
       <w:tblPr>
@@ -13270,8 +13406,8 @@
         <w:tblLook w:val="04A0" w:firstRow="1" w:lastRow="0" w:firstColumn="1" w:lastColumn="0" w:noHBand="0" w:noVBand="1"/>
       </w:tblPr>
       <w:tblGrid>
-        <w:gridCol w:w="1664"/>
-        <w:gridCol w:w="7073"/>
+        <w:gridCol w:w="1690"/>
+        <w:gridCol w:w="7273"/>
       </w:tblGrid>
       <w:tr>
         <w:tc>
@@ -13664,7 +13800,7 @@
                 <w:szCs w:val="26"/>
                 <w:lang w:val="vi-VN"/>
               </w:rPr>
-              <w:t>OTP</w:t>
+              <w:t>mã xác nhận (OTP)</w:t>
             </w:r>
             <w:r>
               <w:rPr>
@@ -13719,7 +13855,7 @@
                 <w:szCs w:val="26"/>
                 <w:lang w:val="vi-VN"/>
               </w:rPr>
-              <w:t xml:space="preserve">OTP </w:t>
+              <w:t>Mã x</w:t>
             </w:r>
             <w:r>
               <w:rPr>
@@ -13730,7 +13866,7 @@
                 <w:szCs w:val="26"/>
                 <w:lang w:val="vi-VN"/>
               </w:rPr>
-              <w:t xml:space="preserve">có hiệu lực trong vòng </w:t>
+              <w:t xml:space="preserve">ác nhận có hiệu lực trong vòng </w:t>
             </w:r>
             <w:r>
               <w:rPr>
@@ -13741,18 +13877,7 @@
                 <w:szCs w:val="26"/>
                 <w:lang w:val="vi-VN"/>
               </w:rPr>
-              <w:t>120</w:t>
-            </w:r>
-            <w:r>
-              <w:rPr>
-                <w:rStyle w:val="Strong"/>
-                <w:b w:val="0"/>
-                <w:noProof/>
-                <w:sz w:val="26"/>
-                <w:szCs w:val="26"/>
-                <w:lang w:val="vi-VN"/>
-              </w:rPr>
-              <w:t xml:space="preserve"> giây</w:t>
+              <w:t>2 phút</w:t>
             </w:r>
             <w:r>
               <w:rPr>
@@ -13805,36 +13930,18 @@
                 <w:szCs w:val="26"/>
                 <w:lang w:val="vi-VN"/>
               </w:rPr>
-              <w:t>nhập</w:t>
-            </w:r>
-            <w:r>
-              <w:rPr>
-                <w:noProof/>
-                <w:sz w:val="26"/>
-                <w:szCs w:val="26"/>
-                <w:lang w:val="vi-VN"/>
-              </w:rPr>
-              <w:t xml:space="preserve"> </w:t>
+              <w:t xml:space="preserve">nhập </w:t>
             </w:r>
             <w:r>
               <w:rPr>
                 <w:rStyle w:val="Strong"/>
                 <w:b w:val="0"/>
-                <w:bCs w:val="0"/>
-                <w:lang w:val="vi-VN"/>
-              </w:rPr>
-              <w:t xml:space="preserve">OTP </w:t>
-            </w:r>
-            <w:r>
-              <w:rPr>
-                <w:rStyle w:val="Strong"/>
-                <w:b w:val="0"/>
-                <w:noProof/>
-                <w:sz w:val="26"/>
-                <w:szCs w:val="26"/>
-                <w:lang w:val="vi-VN"/>
-              </w:rPr>
-              <w:t>hợp lệ</w:t>
+                <w:noProof/>
+                <w:sz w:val="26"/>
+                <w:szCs w:val="26"/>
+                <w:lang w:val="vi-VN"/>
+              </w:rPr>
+              <w:t>mã xác nhận hợp lệ</w:t>
             </w:r>
             <w:r>
               <w:rPr>
@@ -14102,78 +14209,30 @@
               <w:rPr>
                 <w:rStyle w:val="Strong"/>
                 <w:b w:val="0"/>
-                <w:bCs w:val="0"/>
-                <w:lang w:val="vi-VN"/>
-              </w:rPr>
-              <w:t xml:space="preserve">OTP </w:t>
-            </w:r>
-            <w:r>
-              <w:rPr>
-                <w:rStyle w:val="Strong"/>
-                <w:b w:val="0"/>
-                <w:noProof/>
-                <w:sz w:val="26"/>
-                <w:szCs w:val="26"/>
-                <w:lang w:val="vi-VN"/>
-              </w:rPr>
-              <w:t>sai hoặc đã hết hạn</w:t>
-            </w:r>
-            <w:r>
-              <w:rPr>
-                <w:noProof/>
-                <w:sz w:val="26"/>
-                <w:szCs w:val="26"/>
-                <w:lang w:val="vi-VN"/>
-              </w:rPr>
-              <w:t xml:space="preserve">, hệ thống yêu cầu nhập lại </w:t>
-            </w:r>
-            <w:r>
-              <w:rPr>
-                <w:noProof/>
-                <w:sz w:val="26"/>
-                <w:szCs w:val="26"/>
-                <w:lang w:val="vi-VN"/>
-              </w:rPr>
-              <w:t>O</w:t>
-            </w:r>
-            <w:r>
-              <w:rPr>
-                <w:lang w:val="vi-VN"/>
-              </w:rPr>
-              <w:t xml:space="preserve">TP </w:t>
-            </w:r>
-            <w:r>
-              <w:rPr>
-                <w:noProof/>
-                <w:sz w:val="26"/>
-                <w:szCs w:val="26"/>
-                <w:lang w:val="vi-VN"/>
-              </w:rPr>
-              <w:t xml:space="preserve">hoặc yêu cầu gửi lại </w:t>
-            </w:r>
-            <w:r>
-              <w:rPr>
-                <w:noProof/>
-                <w:sz w:val="26"/>
-                <w:szCs w:val="26"/>
-                <w:lang w:val="vi-VN"/>
-              </w:rPr>
-              <w:t>O</w:t>
-            </w:r>
-            <w:r>
-              <w:rPr>
-                <w:lang w:val="vi-VN"/>
-              </w:rPr>
-              <w:t xml:space="preserve">TP </w:t>
-            </w:r>
-            <w:r>
-              <w:rPr>
-                <w:noProof/>
-                <w:sz w:val="26"/>
-                <w:szCs w:val="26"/>
-                <w:lang w:val="vi-VN"/>
-              </w:rPr>
-              <w:t>qua email</w:t>
+                <w:noProof/>
+                <w:sz w:val="26"/>
+                <w:szCs w:val="26"/>
+                <w:lang w:val="vi-VN"/>
+              </w:rPr>
+              <w:t>mã xác nhận sai hoặc đã hết hạn</w:t>
+            </w:r>
+            <w:r>
+              <w:rPr>
+                <w:noProof/>
+                <w:sz w:val="26"/>
+                <w:szCs w:val="26"/>
+                <w:lang w:val="vi-VN"/>
+              </w:rPr>
+              <w:t>, hệ thống yêu cầu nhập lại mã xác nhận</w:t>
+            </w:r>
+            <w:r>
+              <w:rPr>
+                <w:noProof/>
+                <w:sz w:val="26"/>
+                <w:szCs w:val="26"/>
+                <w:lang w:val="vi-VN"/>
+              </w:rPr>
+              <w:t xml:space="preserve"> hoặc yêu cầu gửi lại mã xác nhận qua email</w:t>
             </w:r>
             <w:r>
               <w:rPr>
@@ -14283,22 +14342,7 @@
                 <w:szCs w:val="26"/>
                 <w:lang w:val="vi-VN"/>
               </w:rPr>
-              <w:t>O</w:t>
-            </w:r>
-            <w:r>
-              <w:rPr>
-                <w:lang w:val="vi-VN"/>
-              </w:rPr>
-              <w:t xml:space="preserve">TP </w:t>
-            </w:r>
-            <w:r>
-              <w:rPr>
-                <w:noProof/>
-                <w:sz w:val="26"/>
-                <w:szCs w:val="26"/>
-                <w:lang w:val="vi-VN"/>
-              </w:rPr>
-              <w:t xml:space="preserve">chỉ </w:t>
+              <w:t xml:space="preserve">Mã xác nhận chỉ </w:t>
             </w:r>
             <w:r>
               <w:rPr>
@@ -14320,29 +14364,7 @@
                 <w:szCs w:val="26"/>
                 <w:lang w:val="vi-VN"/>
               </w:rPr>
-              <w:t>12</w:t>
-            </w:r>
-            <w:r>
-              <w:rPr>
-                <w:rStyle w:val="Strong"/>
-                <w:b w:val="0"/>
-                <w:noProof/>
-                <w:sz w:val="26"/>
-                <w:szCs w:val="26"/>
-                <w:lang w:val="vi-VN"/>
-              </w:rPr>
-              <w:t>0</w:t>
-            </w:r>
-            <w:r>
-              <w:rPr>
-                <w:rStyle w:val="Strong"/>
-                <w:b w:val="0"/>
-                <w:noProof/>
-                <w:sz w:val="26"/>
-                <w:szCs w:val="26"/>
-                <w:lang w:val="vi-VN"/>
-              </w:rPr>
-              <w:t xml:space="preserve"> giây</w:t>
+              <w:t>2 phút</w:t>
             </w:r>
             <w:r>
               <w:rPr>
@@ -14370,7 +14392,7 @@
           <w:lang w:val="vi-VN"/>
         </w:rPr>
       </w:pPr>
-      <w:bookmarkStart w:id="9" w:name="_Toc226742484"/>
+      <w:bookmarkStart w:id="10" w:name="_Toc226742484"/>
       <w:r>
         <w:rPr>
           <w:rFonts w:ascii="Times New Roman" w:hAnsi="Times New Roman" w:cs="Times New Roman"/>
@@ -14408,7 +14430,7 @@
         <w:lastRenderedPageBreak/>
         <w:t>Thống kê hệ thống</w:t>
       </w:r>
-      <w:bookmarkEnd w:id="9"/>
+      <w:bookmarkEnd w:id="10"/>
     </w:p>
     <w:tbl>
       <w:tblPr>
@@ -15026,7 +15048,17 @@
                 <w:szCs w:val="26"/>
                 <w:lang w:val="vi-VN"/>
               </w:rPr>
-              <w:t>êu cầu nâng cấp tài khoản và yêu cầu đăng ký cửa hàng</w:t>
+              <w:t xml:space="preserve">êu cầu nâng cấp tài khoản và yêu cầu đăng ký cửa </w:t>
+            </w:r>
+            <w:r>
+              <w:rPr>
+                <w:rFonts w:ascii="Times New Roman" w:eastAsia="Times New Roman" w:hAnsi="Times New Roman" w:cs="Times New Roman"/>
+                <w:noProof/>
+                <w:sz w:val="26"/>
+                <w:szCs w:val="26"/>
+                <w:lang w:val="vi-VN"/>
+              </w:rPr>
+              <w:t>hàng.</w:t>
             </w:r>
           </w:p>
           <w:p>
@@ -15214,7 +15246,7 @@
           <w:lang w:val="vi-VN"/>
         </w:rPr>
       </w:pPr>
-      <w:bookmarkStart w:id="10" w:name="_Toc226742485"/>
+      <w:bookmarkStart w:id="11" w:name="_Toc226742485"/>
       <w:r>
         <w:rPr>
           <w:rFonts w:ascii="Times New Roman" w:hAnsi="Times New Roman" w:cs="Times New Roman"/>
@@ -15223,10 +15255,9 @@
           <w:color w:val="auto"/>
           <w:lang w:val="vi-VN"/>
         </w:rPr>
-        <w:lastRenderedPageBreak/>
         <w:t>Quản lý đơn hàng hệ thống</w:t>
       </w:r>
-      <w:bookmarkEnd w:id="10"/>
+      <w:bookmarkEnd w:id="11"/>
     </w:p>
     <w:tbl>
       <w:tblPr>
@@ -15264,7 +15295,18 @@
                 <w:szCs w:val="26"/>
                 <w:lang w:val="vi-VN"/>
               </w:rPr>
-              <w:t>Là admin, tôi muốn quản lý các đơn hàng trong toàn hệ thống để theo dõi tình trạng giao dịch và xử lý các vấn đề phát sinh.</w:t>
+              <w:t xml:space="preserve">Là admin, tôi muốn quản lý các đơn hàng trong toàn hệ thống để theo dõi tình </w:t>
+            </w:r>
+            <w:r>
+              <w:rPr>
+                <w:rFonts w:ascii="Times New Roman" w:hAnsi="Times New Roman" w:cs="Times New Roman"/>
+                <w:noProof/>
+                <w:sz w:val="26"/>
+                <w:szCs w:val="26"/>
+                <w:lang w:val="vi-VN"/>
+              </w:rPr>
+              <w:lastRenderedPageBreak/>
+              <w:t>trạng giao dịch và xử lý các vấn đề phát sinh.</w:t>
             </w:r>
           </w:p>
         </w:tc>
@@ -15295,6 +15337,7 @@
                 <w:szCs w:val="26"/>
                 <w:lang w:val="vi-VN"/>
               </w:rPr>
+              <w:lastRenderedPageBreak/>
               <w:t>Quản lý đơn hàng hệ thống</w:t>
             </w:r>
           </w:p>
@@ -15856,7 +15899,7 @@
           <w:lang w:val="vi-VN"/>
         </w:rPr>
       </w:pPr>
-      <w:bookmarkStart w:id="11" w:name="_Toc226742486"/>
+      <w:bookmarkStart w:id="12" w:name="_Toc226742486"/>
       <w:r>
         <w:rPr>
           <w:rFonts w:ascii="Times New Roman" w:hAnsi="Times New Roman" w:cs="Times New Roman"/>
@@ -15877,7 +15920,7 @@
         </w:rPr>
         <w:t xml:space="preserve"> hệ thống</w:t>
       </w:r>
-      <w:bookmarkEnd w:id="11"/>
+      <w:bookmarkEnd w:id="12"/>
     </w:p>
     <w:tbl>
       <w:tblPr>
@@ -15887,8 +15930,8 @@
         <w:tblLook w:val="04A0" w:firstRow="1" w:lastRow="0" w:firstColumn="1" w:lastColumn="0" w:noHBand="0" w:noVBand="1"/>
       </w:tblPr>
       <w:tblGrid>
-        <w:gridCol w:w="1663"/>
-        <w:gridCol w:w="7074"/>
+        <w:gridCol w:w="1690"/>
+        <w:gridCol w:w="7273"/>
       </w:tblGrid>
       <w:tr>
         <w:tc>
@@ -15915,7 +15958,34 @@
                 <w:szCs w:val="26"/>
                 <w:lang w:val="vi-VN"/>
               </w:rPr>
-              <w:t>Là admin, tôi muốn kiểm duyệt các yêu cầu từ người dùng và cửa hàng để đảm bảo thông tin và hoạt động trên hệ thống tuân thủ quy định của nền tảng.</w:t>
+              <w:t xml:space="preserve">Là admin, tôi muốn kiểm duyệt các yêu cầu từ </w:t>
+            </w:r>
+            <w:r>
+              <w:rPr>
+                <w:rFonts w:ascii="Times New Roman" w:hAnsi="Times New Roman" w:cs="Times New Roman"/>
+                <w:noProof/>
+                <w:sz w:val="26"/>
+                <w:szCs w:val="26"/>
+                <w:lang w:val="vi-VN"/>
+              </w:rPr>
+              <w:t>t</w:t>
+            </w:r>
+            <w:r>
+              <w:rPr>
+                <w:rFonts w:ascii="Times New Roman" w:hAnsi="Times New Roman" w:cs="Times New Roman"/>
+                <w:lang w:val="vi-VN"/>
+              </w:rPr>
+              <w:t xml:space="preserve">hành viên </w:t>
+            </w:r>
+            <w:r>
+              <w:rPr>
+                <w:rFonts w:ascii="Times New Roman" w:hAnsi="Times New Roman" w:cs="Times New Roman"/>
+                <w:noProof/>
+                <w:sz w:val="26"/>
+                <w:szCs w:val="26"/>
+                <w:lang w:val="vi-VN"/>
+              </w:rPr>
+              <w:t>để đảm bảo thông tin và hoạt động trên hệ thống tuân thủ quy định của nền tảng.</w:t>
             </w:r>
           </w:p>
         </w:tc>
@@ -16023,7 +16093,6 @@
                 <w:szCs w:val="26"/>
                 <w:lang w:val="vi-VN"/>
               </w:rPr>
-              <w:lastRenderedPageBreak/>
               <w:t xml:space="preserve">Tác nhân: </w:t>
             </w:r>
             <w:r>
@@ -16129,7 +16198,18 @@
                 <w:szCs w:val="26"/>
                 <w:lang w:val="vi-VN"/>
               </w:rPr>
-              <w:t xml:space="preserve"> muốn xem và kiểm duyệt các yêu cầu từ người dùng như đăng ký mở cửa hàng hoặc nâng cấp tài khoản để đảm bảo các yêu cầu hợp lệ trước khi được kích hoạt trên hệ thống.</w:t>
+              <w:t xml:space="preserve"> </w:t>
+            </w:r>
+            <w:r>
+              <w:rPr>
+                <w:rFonts w:ascii="Times New Roman" w:hAnsi="Times New Roman" w:cs="Times New Roman"/>
+                <w:noProof/>
+                <w:sz w:val="26"/>
+                <w:szCs w:val="26"/>
+                <w:lang w:val="vi-VN"/>
+              </w:rPr>
+              <w:lastRenderedPageBreak/>
+              <w:t>muốn xem và kiểm duyệt các yêu cầu từ người dùng như đăng ký mở cửa hàng hoặc nâng cấp tài khoản để đảm bảo các yêu cầu hợp lệ trước khi được kích hoạt trên hệ thống.</w:t>
             </w:r>
           </w:p>
         </w:tc>
@@ -16160,6 +16240,7 @@
                 <w:szCs w:val="26"/>
                 <w:lang w:val="vi-VN"/>
               </w:rPr>
+              <w:lastRenderedPageBreak/>
               <w:t>Tiêu chí chấp nhận:</w:t>
             </w:r>
           </w:p>
@@ -16187,6 +16268,7 @@
                 <w:szCs w:val="26"/>
                 <w:lang w:val="vi-VN"/>
               </w:rPr>
+              <w:lastRenderedPageBreak/>
               <w:t xml:space="preserve">Khi truy cập vào </w:t>
             </w:r>
             <w:r>
@@ -16364,7 +16446,29 @@
                 <w:szCs w:val="26"/>
                 <w:lang w:val="vi-VN"/>
               </w:rPr>
-              <w:t>Admin bấm vào nút xem để xem chi tiết yêu cầu của người dùng.</w:t>
+              <w:t>Admin bấm vào nút xem để xem chi tiết yêu cầu của</w:t>
+            </w:r>
+            <w:r>
+              <w:rPr>
+                <w:rFonts w:ascii="Times New Roman" w:hAnsi="Times New Roman" w:cs="Times New Roman"/>
+                <w:bCs/>
+                <w:noProof/>
+                <w:sz w:val="26"/>
+                <w:szCs w:val="26"/>
+                <w:lang w:val="vi-VN"/>
+              </w:rPr>
+              <w:t xml:space="preserve"> thành viên</w:t>
+            </w:r>
+            <w:r>
+              <w:rPr>
+                <w:rFonts w:ascii="Times New Roman" w:hAnsi="Times New Roman" w:cs="Times New Roman"/>
+                <w:bCs/>
+                <w:noProof/>
+                <w:sz w:val="26"/>
+                <w:szCs w:val="26"/>
+                <w:lang w:val="vi-VN"/>
+              </w:rPr>
+              <w:t>.</w:t>
             </w:r>
           </w:p>
           <w:p>
@@ -16422,7 +16526,29 @@
                 <w:szCs w:val="26"/>
                 <w:lang w:val="vi-VN"/>
               </w:rPr>
-              <w:t>Khi bấm nút từ chối, hệ thống hiển thị pop-up lý do từ chối để admin xác nhận. Sau khi xác nhận yêu cầu chuyển qua trạng thái đã từ chối.</w:t>
+              <w:t xml:space="preserve">Khi bấm nút từ chối, hệ thống hiển thị </w:t>
+            </w:r>
+            <w:r>
+              <w:rPr>
+                <w:rFonts w:ascii="Times New Roman" w:hAnsi="Times New Roman" w:cs="Times New Roman"/>
+                <w:bCs/>
+                <w:noProof/>
+                <w:sz w:val="26"/>
+                <w:szCs w:val="26"/>
+                <w:lang w:val="vi-VN"/>
+              </w:rPr>
+              <w:t>P</w:t>
+            </w:r>
+            <w:r>
+              <w:rPr>
+                <w:rFonts w:ascii="Times New Roman" w:hAnsi="Times New Roman" w:cs="Times New Roman"/>
+                <w:bCs/>
+                <w:noProof/>
+                <w:sz w:val="26"/>
+                <w:szCs w:val="26"/>
+                <w:lang w:val="vi-VN"/>
+              </w:rPr>
+              <w:t>op-up lý do từ chối để admin xác nhận. Sau khi xác nhận yêu cầu chuyển qua trạng thái đã từ chối.</w:t>
             </w:r>
           </w:p>
           <w:p>
@@ -16452,7 +16578,18 @@
                 <w:szCs w:val="26"/>
                 <w:lang w:val="vi-VN"/>
               </w:rPr>
-              <w:t>Khi bấm phê duyệt, hệ thống chuyển yêu cầu qua trang thái đã duyệt</w:t>
+              <w:t xml:space="preserve">Khi bấm phê duyệt, hệ thống chuyển yêu cầu qua trang thái đã </w:t>
+            </w:r>
+            <w:r>
+              <w:rPr>
+                <w:rFonts w:ascii="Times New Roman" w:hAnsi="Times New Roman" w:cs="Times New Roman"/>
+                <w:bCs/>
+                <w:noProof/>
+                <w:sz w:val="26"/>
+                <w:szCs w:val="26"/>
+                <w:lang w:val="vi-VN"/>
+              </w:rPr>
+              <w:t>duyệt.</w:t>
             </w:r>
           </w:p>
           <w:p>
@@ -16692,7 +16829,7 @@
           <w:lang w:val="vi-VN"/>
         </w:rPr>
       </w:pPr>
-      <w:bookmarkStart w:id="12" w:name="_Toc226742487"/>
+      <w:bookmarkStart w:id="13" w:name="_Toc226742487"/>
       <w:r>
         <w:rPr>
           <w:rFonts w:ascii="Times New Roman" w:hAnsi="Times New Roman" w:cs="Times New Roman"/>
@@ -16701,10 +16838,9 @@
           <w:color w:val="auto"/>
           <w:lang w:val="vi-VN"/>
         </w:rPr>
-        <w:lastRenderedPageBreak/>
         <w:t>Quản lý tài khoản</w:t>
       </w:r>
-      <w:bookmarkEnd w:id="12"/>
+      <w:bookmarkEnd w:id="13"/>
       <w:r>
         <w:rPr>
           <w:rFonts w:ascii="Times New Roman" w:hAnsi="Times New Roman" w:cs="Times New Roman"/>
@@ -16752,7 +16888,27 @@
                 <w:szCs w:val="26"/>
                 <w:lang w:val="vi-VN"/>
               </w:rPr>
-              <w:t>Là admin, tôi muốn quản lý các tài khoản người dùng và tài khoản cửa hàng để đảm bảo hoạt động của hệ thống tuân thủ quy định và xử lý các trường hợp vi phạm.</w:t>
+              <w:t xml:space="preserve">Là admin, tôi muốn quản lý các </w:t>
+            </w:r>
+            <w:r>
+              <w:rPr>
+                <w:rFonts w:ascii="Times New Roman" w:hAnsi="Times New Roman" w:cs="Times New Roman"/>
+                <w:noProof/>
+                <w:sz w:val="26"/>
+                <w:szCs w:val="26"/>
+                <w:lang w:val="vi-VN"/>
+              </w:rPr>
+              <w:t xml:space="preserve">tài khoản của thành viên </w:t>
+            </w:r>
+            <w:r>
+              <w:rPr>
+                <w:rFonts w:ascii="Times New Roman" w:hAnsi="Times New Roman" w:cs="Times New Roman"/>
+                <w:noProof/>
+                <w:sz w:val="26"/>
+                <w:szCs w:val="26"/>
+                <w:lang w:val="vi-VN"/>
+              </w:rPr>
+              <w:t>để đảm bảo hoạt động của hệ thống tuân thủ quy định và xử lý các trường hợp vi phạm.</w:t>
             </w:r>
           </w:p>
         </w:tc>
@@ -16944,6 +17100,7 @@
                 <w:szCs w:val="26"/>
                 <w:lang w:val="vi-VN"/>
               </w:rPr>
+              <w:lastRenderedPageBreak/>
               <w:t xml:space="preserve">Story: </w:t>
             </w:r>
             <w:r>
@@ -17115,7 +17272,25 @@
                 <w:szCs w:val="26"/>
                 <w:lang w:val="vi-VN"/>
               </w:rPr>
-              <w:t>Admin bấm vào xem để xem chi tiết tài khoản của người dùng.</w:t>
+              <w:t>Admin bấm vào xem để xem chi tiết tài khoản của</w:t>
+            </w:r>
+            <w:r>
+              <w:rPr>
+                <w:noProof/>
+                <w:sz w:val="26"/>
+                <w:szCs w:val="26"/>
+                <w:lang w:val="vi-VN"/>
+              </w:rPr>
+              <w:t xml:space="preserve"> thành viên</w:t>
+            </w:r>
+            <w:r>
+              <w:rPr>
+                <w:noProof/>
+                <w:sz w:val="26"/>
+                <w:szCs w:val="26"/>
+                <w:lang w:val="vi-VN"/>
+              </w:rPr>
+              <w:t>.</w:t>
             </w:r>
           </w:p>
           <w:p>
@@ -17140,7 +17315,43 @@
                 <w:szCs w:val="26"/>
                 <w:lang w:val="vi-VN"/>
               </w:rPr>
-              <w:t>Nếu bấm vào khóa tài khoản, hệ thống hiển thị pop-up chọn lý do khóa tài khoản.</w:t>
+              <w:t xml:space="preserve">Nếu bấm vào khóa tài khoản, hệ thống hiển thị </w:t>
+            </w:r>
+            <w:r>
+              <w:rPr>
+                <w:noProof/>
+                <w:sz w:val="26"/>
+                <w:szCs w:val="26"/>
+                <w:lang w:val="vi-VN"/>
+              </w:rPr>
+              <w:t>P</w:t>
+            </w:r>
+            <w:r>
+              <w:rPr>
+                <w:noProof/>
+                <w:sz w:val="26"/>
+                <w:szCs w:val="26"/>
+                <w:lang w:val="vi-VN"/>
+              </w:rPr>
+              <w:t>op</w:t>
+            </w:r>
+            <w:r>
+              <w:rPr>
+                <w:noProof/>
+                <w:sz w:val="26"/>
+                <w:szCs w:val="26"/>
+                <w:lang w:val="vi-VN"/>
+              </w:rPr>
+              <w:t>-</w:t>
+            </w:r>
+            <w:r>
+              <w:rPr>
+                <w:noProof/>
+                <w:sz w:val="26"/>
+                <w:szCs w:val="26"/>
+                <w:lang w:val="vi-VN"/>
+              </w:rPr>
+              <w:t>up chọn lý do khóa tài khoản.</w:t>
             </w:r>
           </w:p>
           <w:p>
@@ -17487,7 +17698,7 @@
           <w:lang w:val="vi-VN"/>
         </w:rPr>
       </w:pPr>
-      <w:bookmarkStart w:id="13" w:name="_Toc226742488"/>
+      <w:bookmarkStart w:id="14" w:name="_Toc226742488"/>
       <w:r>
         <w:rPr>
           <w:rFonts w:ascii="Times New Roman" w:hAnsi="Times New Roman" w:cs="Times New Roman"/>
@@ -17499,7 +17710,7 @@
         <w:lastRenderedPageBreak/>
         <w:t>Quản lý doanh thu hệ thống</w:t>
       </w:r>
-      <w:bookmarkEnd w:id="13"/>
+      <w:bookmarkEnd w:id="14"/>
     </w:p>
     <w:tbl>
       <w:tblPr>
@@ -18071,7 +18282,16 @@
                 <w:szCs w:val="26"/>
                 <w:lang w:val="vi-VN"/>
               </w:rPr>
-              <w:t xml:space="preserve">, gồm các thông tin: mã đơn, cửa hàng, khách hàng, tổng tiền, trạng thái đơn, thời gian đặt </w:t>
+              <w:t xml:space="preserve">, gồm các thông tin: mã đơn, cửa hàng, khách hàng, tổng tiền, trạng thái đơn, thời gian </w:t>
+            </w:r>
+            <w:r>
+              <w:rPr>
+                <w:noProof/>
+                <w:sz w:val="26"/>
+                <w:szCs w:val="26"/>
+                <w:lang w:val="vi-VN"/>
+              </w:rPr>
+              <w:t>đặt.</w:t>
             </w:r>
           </w:p>
           <w:p>
@@ -18280,7 +18500,7 @@
           <w:lang w:val="vi-VN"/>
         </w:rPr>
       </w:pPr>
-      <w:bookmarkStart w:id="14" w:name="_Toc226742489"/>
+      <w:bookmarkStart w:id="15" w:name="_Toc226742489"/>
       <w:r>
         <w:rPr>
           <w:rFonts w:ascii="Times New Roman" w:hAnsi="Times New Roman" w:cs="Times New Roman"/>
@@ -18289,10 +18509,9 @@
           <w:color w:val="auto"/>
           <w:lang w:val="vi-VN"/>
         </w:rPr>
-        <w:lastRenderedPageBreak/>
         <w:t>Quản lý khuyến mãi hệ thống</w:t>
       </w:r>
-      <w:bookmarkEnd w:id="14"/>
+      <w:bookmarkEnd w:id="15"/>
     </w:p>
     <w:tbl>
       <w:tblPr>
@@ -18330,7 +18549,18 @@
                 <w:szCs w:val="26"/>
                 <w:lang w:val="vi-VN"/>
               </w:rPr>
-              <w:t>Là admin, tôi muốn quản lý các chương trình khuyến mãi của toàn hệ thống để kiểm soát các chiến dịch ưu đãi và đảm bảo hoạt động khuyến mãi minh bạch, hiệu quả.</w:t>
+              <w:t xml:space="preserve">Là admin, tôi muốn quản lý các chương trình khuyến mãi của toàn hệ thống để kiểm soát các chiến dịch ưu đãi và đảm bảo hoạt động khuyến mãi minh bạch, </w:t>
+            </w:r>
+            <w:r>
+              <w:rPr>
+                <w:rFonts w:ascii="Times New Roman" w:hAnsi="Times New Roman" w:cs="Times New Roman"/>
+                <w:noProof/>
+                <w:sz w:val="26"/>
+                <w:szCs w:val="26"/>
+                <w:lang w:val="vi-VN"/>
+              </w:rPr>
+              <w:lastRenderedPageBreak/>
+              <w:t>hiệu quả.</w:t>
             </w:r>
           </w:p>
         </w:tc>
@@ -18363,6 +18593,7 @@
                 <w:szCs w:val="26"/>
                 <w:lang w:val="vi-VN"/>
               </w:rPr>
+              <w:lastRenderedPageBreak/>
               <w:t>Quản lý khuyến mãi hệ thống</w:t>
             </w:r>
           </w:p>
@@ -18662,7 +18893,16 @@
                 <w:szCs w:val="26"/>
                 <w:lang w:val="vi-VN"/>
               </w:rPr>
-              <w:t xml:space="preserve"> theo sắp xếp, trạng thái hoặc thời gian,</w:t>
+              <w:t xml:space="preserve"> theo sắp xếp, trạng thái hoặc thời </w:t>
+            </w:r>
+            <w:r>
+              <w:rPr>
+                <w:noProof/>
+                <w:sz w:val="26"/>
+                <w:szCs w:val="26"/>
+                <w:lang w:val="vi-VN"/>
+              </w:rPr>
+              <w:t>gian.</w:t>
             </w:r>
           </w:p>
           <w:p>
@@ -18737,7 +18977,25 @@
                 <w:szCs w:val="26"/>
                 <w:lang w:val="vi-VN"/>
               </w:rPr>
-              <w:t>Khi admin bấm vào nút xóa, hệ thống hiển thị pop-up xóa khuyến mãi. Nếu admin xác nhận hệ thống xóa mã khuyến mãi khỏi danh sách.</w:t>
+              <w:t xml:space="preserve">Khi admin bấm vào nút xóa, hệ thống hiển thị </w:t>
+            </w:r>
+            <w:r>
+              <w:rPr>
+                <w:noProof/>
+                <w:sz w:val="26"/>
+                <w:szCs w:val="26"/>
+                <w:lang w:val="vi-VN"/>
+              </w:rPr>
+              <w:t>P</w:t>
+            </w:r>
+            <w:r>
+              <w:rPr>
+                <w:noProof/>
+                <w:sz w:val="26"/>
+                <w:szCs w:val="26"/>
+                <w:lang w:val="vi-VN"/>
+              </w:rPr>
+              <w:t>op-up xóa khuyến mãi. Nếu admin xác nhận hệ thống xóa mã khuyến mãi khỏi danh sách.</w:t>
             </w:r>
           </w:p>
           <w:p>
@@ -18867,7 +19125,7 @@
           <w:lang w:val="vi-VN"/>
         </w:rPr>
       </w:pPr>
-      <w:bookmarkStart w:id="15" w:name="_Toc226742490"/>
+      <w:bookmarkStart w:id="16" w:name="_Toc226742490"/>
       <w:r>
         <w:rPr>
           <w:rFonts w:ascii="Times New Roman" w:hAnsi="Times New Roman" w:cs="Times New Roman"/>
@@ -18876,10 +19134,9 @@
           <w:color w:val="auto"/>
           <w:lang w:val="vi-VN"/>
         </w:rPr>
-        <w:lastRenderedPageBreak/>
         <w:t>Quản lý yêu cầu hỗ trợ</w:t>
       </w:r>
-      <w:bookmarkEnd w:id="15"/>
+      <w:bookmarkEnd w:id="16"/>
     </w:p>
     <w:tbl>
       <w:tblPr>
@@ -18889,8 +19146,8 @@
         <w:tblLook w:val="04A0" w:firstRow="1" w:lastRow="0" w:firstColumn="1" w:lastColumn="0" w:noHBand="0" w:noVBand="1"/>
       </w:tblPr>
       <w:tblGrid>
-        <w:gridCol w:w="1663"/>
-        <w:gridCol w:w="7074"/>
+        <w:gridCol w:w="1690"/>
+        <w:gridCol w:w="7273"/>
       </w:tblGrid>
       <w:tr>
         <w:tc>
@@ -18917,7 +19174,27 @@
                 <w:szCs w:val="26"/>
                 <w:lang w:val="vi-VN"/>
               </w:rPr>
-              <w:t>Là admin, tôi muốn xem và xử lý các yêu cầu hỗ trợ từ người dùng để giải quyết các vấn đề phát sinh trong quá trình sử dụng hệ thống.</w:t>
+              <w:t xml:space="preserve">Là admin, tôi muốn xem và xử lý các yêu cầu hỗ trợ từ </w:t>
+            </w:r>
+            <w:r>
+              <w:rPr>
+                <w:rFonts w:ascii="Times New Roman" w:hAnsi="Times New Roman" w:cs="Times New Roman"/>
+                <w:noProof/>
+                <w:sz w:val="26"/>
+                <w:szCs w:val="26"/>
+                <w:lang w:val="vi-VN"/>
+              </w:rPr>
+              <w:t>thành viên</w:t>
+            </w:r>
+            <w:r>
+              <w:rPr>
+                <w:rFonts w:ascii="Times New Roman" w:hAnsi="Times New Roman" w:cs="Times New Roman"/>
+                <w:noProof/>
+                <w:sz w:val="26"/>
+                <w:szCs w:val="26"/>
+                <w:lang w:val="vi-VN"/>
+              </w:rPr>
+              <w:t xml:space="preserve"> để giải quyết các vấn đề phát sinh trong quá trình sử dụng hệ thống.</w:t>
             </w:r>
           </w:p>
         </w:tc>
@@ -19025,6 +19302,7 @@
                 <w:szCs w:val="26"/>
                 <w:lang w:val="vi-VN"/>
               </w:rPr>
+              <w:lastRenderedPageBreak/>
               <w:t xml:space="preserve">Tác nhân: </w:t>
             </w:r>
             <w:r>
@@ -19246,7 +19524,29 @@
                 <w:szCs w:val="26"/>
                 <w:lang w:val="vi-VN"/>
               </w:rPr>
-              <w:t>Nếu yêu cầu ở trạng thái chưa phản hồi, admin bấm vào nút phản hồi hệ thống hiển thị pop-up nội dung yêu cầu của người dùng. Admin giải quyết, nhập kết quả xử lý và gửi phản hồi.</w:t>
+              <w:t xml:space="preserve">Nếu yêu cầu ở trạng thái chưa phản hồi, admin bấm vào nút phản hồi hệ thống hiển thị </w:t>
+            </w:r>
+            <w:r>
+              <w:rPr>
+                <w:rFonts w:ascii="Times New Roman" w:hAnsi="Times New Roman" w:cs="Times New Roman"/>
+                <w:bCs/>
+                <w:noProof/>
+                <w:sz w:val="26"/>
+                <w:szCs w:val="26"/>
+                <w:lang w:val="vi-VN"/>
+              </w:rPr>
+              <w:t>P</w:t>
+            </w:r>
+            <w:r>
+              <w:rPr>
+                <w:rFonts w:ascii="Times New Roman" w:hAnsi="Times New Roman" w:cs="Times New Roman"/>
+                <w:bCs/>
+                <w:noProof/>
+                <w:sz w:val="26"/>
+                <w:szCs w:val="26"/>
+                <w:lang w:val="vi-VN"/>
+              </w:rPr>
+              <w:t>op-up nội dung yêu cầu của người dùng. Admin giải quyết, nhập kết quả xử lý và gửi phản hồi.</w:t>
             </w:r>
           </w:p>
           <w:p>
@@ -19418,7 +19718,7 @@
           <w:lang w:val="vi-VN"/>
         </w:rPr>
       </w:pPr>
-      <w:bookmarkStart w:id="16" w:name="_Toc226742491"/>
+      <w:bookmarkStart w:id="17" w:name="_Toc226742491"/>
       <w:r>
         <w:rPr>
           <w:rFonts w:ascii="Times New Roman" w:hAnsi="Times New Roman" w:cs="Times New Roman"/>
@@ -19448,9 +19748,9 @@
           <w:color w:val="auto"/>
           <w:lang w:val="vi-VN"/>
         </w:rPr>
-        <w:t xml:space="preserve"> báo cáo/ khiếu nại</w:t>
+        <w:t xml:space="preserve"> báo cáo/khiếu nại</w:t>
       </w:r>
-      <w:bookmarkEnd w:id="16"/>
+      <w:bookmarkEnd w:id="17"/>
     </w:p>
     <w:tbl>
       <w:tblPr>
@@ -19460,8 +19760,8 @@
         <w:tblLook w:val="04A0" w:firstRow="1" w:lastRow="0" w:firstColumn="1" w:lastColumn="0" w:noHBand="0" w:noVBand="1"/>
       </w:tblPr>
       <w:tblGrid>
-        <w:gridCol w:w="1676"/>
-        <w:gridCol w:w="7061"/>
+        <w:gridCol w:w="1693"/>
+        <w:gridCol w:w="7270"/>
       </w:tblGrid>
       <w:tr>
         <w:tc>
@@ -19488,7 +19788,27 @@
                 <w:szCs w:val="26"/>
                 <w:lang w:val="vi-VN"/>
               </w:rPr>
-              <w:t>Là admin, tôi muốn xem và xử lý các báo cáo/khiếu nại từ người dùng để đảm bảo nội dung và hoạt động trên hệ thống tuân thủ quy định.</w:t>
+              <w:t xml:space="preserve">Là admin, tôi muốn xem và xử lý các báo cáo/khiếu nại từ </w:t>
+            </w:r>
+            <w:r>
+              <w:rPr>
+                <w:rFonts w:ascii="Times New Roman" w:hAnsi="Times New Roman" w:cs="Times New Roman"/>
+                <w:noProof/>
+                <w:sz w:val="26"/>
+                <w:szCs w:val="26"/>
+                <w:lang w:val="vi-VN"/>
+              </w:rPr>
+              <w:t>thành viên</w:t>
+            </w:r>
+            <w:r>
+              <w:rPr>
+                <w:rFonts w:ascii="Times New Roman" w:hAnsi="Times New Roman" w:cs="Times New Roman"/>
+                <w:noProof/>
+                <w:sz w:val="26"/>
+                <w:szCs w:val="26"/>
+                <w:lang w:val="vi-VN"/>
+              </w:rPr>
+              <w:t xml:space="preserve"> để đảm bảo nội dung và hoạt động trên hệ thống tuân thủ quy định.</w:t>
             </w:r>
           </w:p>
         </w:tc>
@@ -19521,31 +19841,7 @@
                 <w:szCs w:val="26"/>
                 <w:lang w:val="vi-VN"/>
               </w:rPr>
-              <w:t>Quản lý báo cáo/</w:t>
-            </w:r>
-            <w:r>
-              <w:rPr>
-                <w:rFonts w:ascii="Times New Roman" w:hAnsi="Times New Roman" w:cs="Times New Roman"/>
-                <w:b/>
-                <w:bCs/>
-                <w:noProof/>
-                <w:sz w:val="26"/>
-                <w:szCs w:val="26"/>
-                <w:lang w:val="vi-VN"/>
-              </w:rPr>
-              <w:t xml:space="preserve"> </w:t>
-            </w:r>
-            <w:r>
-              <w:rPr>
-                <w:rFonts w:ascii="Times New Roman" w:hAnsi="Times New Roman" w:cs="Times New Roman"/>
-                <w:b/>
-                <w:bCs/>
-                <w:noProof/>
-                <w:sz w:val="26"/>
-                <w:szCs w:val="26"/>
-                <w:lang w:val="vi-VN"/>
-              </w:rPr>
-              <w:t>khiếu nại</w:t>
+              <w:t>Quản lý báo cáo/khiếu nại</w:t>
             </w:r>
           </w:p>
         </w:tc>
@@ -19785,7 +20081,29 @@
                 <w:szCs w:val="26"/>
                 <w:lang w:val="vi-VN"/>
               </w:rPr>
-              <w:t xml:space="preserve">Khi truy cập trang báo cáo khiếu nại, hệ thống hiển </w:t>
+              <w:t xml:space="preserve">Khi truy cập trang báo </w:t>
+            </w:r>
+            <w:r>
+              <w:rPr>
+                <w:rFonts w:ascii="Times New Roman" w:hAnsi="Times New Roman" w:cs="Times New Roman"/>
+                <w:bCs/>
+                <w:noProof/>
+                <w:sz w:val="26"/>
+                <w:szCs w:val="26"/>
+                <w:lang w:val="vi-VN"/>
+              </w:rPr>
+              <w:t>cáo/</w:t>
+            </w:r>
+            <w:r>
+              <w:rPr>
+                <w:rFonts w:ascii="Times New Roman" w:hAnsi="Times New Roman" w:cs="Times New Roman"/>
+                <w:bCs/>
+                <w:noProof/>
+                <w:sz w:val="26"/>
+                <w:szCs w:val="26"/>
+                <w:lang w:val="vi-VN"/>
+              </w:rPr>
+              <w:t xml:space="preserve">khiếu nại, hệ thống hiển </w:t>
             </w:r>
             <w:r>
               <w:rPr>
@@ -20016,7 +20334,7 @@
           <w:lang w:val="vi-VN"/>
         </w:rPr>
       </w:pPr>
-      <w:bookmarkStart w:id="17" w:name="_Toc226742492"/>
+      <w:bookmarkStart w:id="18" w:name="_Toc226742492"/>
       <w:r>
         <w:rPr>
           <w:rFonts w:ascii="Times New Roman" w:hAnsi="Times New Roman" w:cs="Times New Roman"/>
@@ -20028,7 +20346,7 @@
         <w:lastRenderedPageBreak/>
         <w:t>Tổng quan cửa hàng</w:t>
       </w:r>
-      <w:bookmarkEnd w:id="17"/>
+      <w:bookmarkEnd w:id="18"/>
     </w:p>
     <w:tbl>
       <w:tblPr>
@@ -20038,8 +20356,8 @@
         <w:tblLook w:val="04A0" w:firstRow="1" w:lastRow="0" w:firstColumn="1" w:lastColumn="0" w:noHBand="0" w:noVBand="1"/>
       </w:tblPr>
       <w:tblGrid>
-        <w:gridCol w:w="1663"/>
-        <w:gridCol w:w="7074"/>
+        <w:gridCol w:w="1690"/>
+        <w:gridCol w:w="7273"/>
       </w:tblGrid>
       <w:tr>
         <w:tc>
@@ -20767,7 +21085,7 @@
           <w:lang w:val="vi-VN"/>
         </w:rPr>
       </w:pPr>
-      <w:bookmarkStart w:id="18" w:name="_Toc226742493"/>
+      <w:bookmarkStart w:id="19" w:name="_Toc226742493"/>
       <w:r>
         <w:rPr>
           <w:rFonts w:ascii="Times New Roman" w:hAnsi="Times New Roman" w:cs="Times New Roman"/>
@@ -20779,7 +21097,7 @@
         <w:lastRenderedPageBreak/>
         <w:t>Quản lý doanh thu cửa hàng</w:t>
       </w:r>
-      <w:bookmarkEnd w:id="18"/>
+      <w:bookmarkEnd w:id="19"/>
     </w:p>
     <w:tbl>
       <w:tblPr>
@@ -21533,7 +21851,7 @@
           <w:lang w:val="vi-VN"/>
         </w:rPr>
       </w:pPr>
-      <w:bookmarkStart w:id="19" w:name="_Toc226742494"/>
+      <w:bookmarkStart w:id="20" w:name="_Toc226742494"/>
       <w:r>
         <w:rPr>
           <w:rFonts w:ascii="Times New Roman" w:hAnsi="Times New Roman" w:cs="Times New Roman"/>
@@ -21542,10 +21860,9 @@
           <w:color w:val="auto"/>
           <w:lang w:val="vi-VN"/>
         </w:rPr>
-        <w:lastRenderedPageBreak/>
         <w:t>Quản lý menu cửa hàng</w:t>
       </w:r>
-      <w:bookmarkEnd w:id="19"/>
+      <w:bookmarkEnd w:id="20"/>
     </w:p>
     <w:tbl>
       <w:tblPr>
@@ -21603,7 +21920,18 @@
                 <w:szCs w:val="26"/>
                 <w:lang w:val="vi-VN"/>
               </w:rPr>
-              <w:t>, tôi muốn quản lý menu món ăn của cửa hàng để có thể thêm, chỉnh sửa, xóa và cập nhật trạng thái bán của các món ăn.</w:t>
+              <w:t xml:space="preserve">, tôi muốn quản lý menu món ăn của cửa hàng để có thể thêm, </w:t>
+            </w:r>
+            <w:r>
+              <w:rPr>
+                <w:rFonts w:ascii="Times New Roman" w:hAnsi="Times New Roman" w:cs="Times New Roman"/>
+                <w:noProof/>
+                <w:sz w:val="26"/>
+                <w:szCs w:val="26"/>
+                <w:lang w:val="vi-VN"/>
+              </w:rPr>
+              <w:lastRenderedPageBreak/>
+              <w:t>chỉnh sửa, xóa và cập nhật trạng thái bán của các món ăn.</w:t>
             </w:r>
           </w:p>
         </w:tc>
@@ -21636,6 +21964,7 @@
                 <w:szCs w:val="26"/>
                 <w:lang w:val="vi-VN"/>
               </w:rPr>
+              <w:lastRenderedPageBreak/>
               <w:t xml:space="preserve">Quản lý menu </w:t>
             </w:r>
             <w:r>
@@ -22003,18 +22332,7 @@
                 <w:szCs w:val="26"/>
                 <w:lang w:val="vi-VN"/>
               </w:rPr>
-              <w:t xml:space="preserve">bán chạy nhất, giá cao nhất, giá thấp </w:t>
-            </w:r>
-            <w:r>
-              <w:rPr>
-                <w:rStyle w:val="Strong"/>
-                <w:b w:val="0"/>
-                <w:noProof/>
-                <w:sz w:val="26"/>
-                <w:szCs w:val="26"/>
-                <w:lang w:val="vi-VN"/>
-              </w:rPr>
-              <w:t>nhất</w:t>
+              <w:t>bán chạy nhất, giá cao nhất, giá thấp nhất</w:t>
             </w:r>
           </w:p>
           <w:p>
@@ -22173,15 +22491,6 @@
             </w:r>
             <w:r>
               <w:rPr>
-                <w:noProof/>
-                <w:sz w:val="26"/>
-                <w:szCs w:val="26"/>
-                <w:lang w:val="vi-VN"/>
-              </w:rPr>
-              <w:t>“</w:t>
-            </w:r>
-            <w:r>
-              <w:rPr>
                 <w:rStyle w:val="Strong"/>
                 <w:b w:val="0"/>
                 <w:noProof/>
@@ -22189,16 +22498,34 @@
                 <w:szCs w:val="26"/>
                 <w:lang w:val="vi-VN"/>
               </w:rPr>
-              <w:t>Sửa”</w:t>
-            </w:r>
-            <w:r>
-              <w:rPr>
-                <w:noProof/>
-                <w:sz w:val="26"/>
-                <w:szCs w:val="26"/>
-                <w:lang w:val="vi-VN"/>
-              </w:rPr>
-              <w:t>, hệ thống hiển thị pop-up để cập nhật thông tin món.</w:t>
+              <w:t>Sửa</w:t>
+            </w:r>
+            <w:r>
+              <w:rPr>
+                <w:noProof/>
+                <w:sz w:val="26"/>
+                <w:szCs w:val="26"/>
+                <w:lang w:val="vi-VN"/>
+              </w:rPr>
+              <w:t xml:space="preserve">, hệ thống hiển thị </w:t>
+            </w:r>
+            <w:r>
+              <w:rPr>
+                <w:noProof/>
+                <w:sz w:val="26"/>
+                <w:szCs w:val="26"/>
+                <w:lang w:val="vi-VN"/>
+              </w:rPr>
+              <w:t>P</w:t>
+            </w:r>
+            <w:r>
+              <w:rPr>
+                <w:noProof/>
+                <w:sz w:val="26"/>
+                <w:szCs w:val="26"/>
+                <w:lang w:val="vi-VN"/>
+              </w:rPr>
+              <w:t>op-up để cập nhật thông tin món.</w:t>
             </w:r>
           </w:p>
           <w:p>
@@ -22247,15 +22574,6 @@
             </w:r>
             <w:r>
               <w:rPr>
-                <w:noProof/>
-                <w:sz w:val="26"/>
-                <w:szCs w:val="26"/>
-                <w:lang w:val="vi-VN"/>
-              </w:rPr>
-              <w:t>“</w:t>
-            </w:r>
-            <w:r>
-              <w:rPr>
                 <w:rStyle w:val="Strong"/>
                 <w:b w:val="0"/>
                 <w:noProof/>
@@ -22263,7 +22581,25 @@
                 <w:szCs w:val="26"/>
                 <w:lang w:val="vi-VN"/>
               </w:rPr>
-              <w:t>Xóa”</w:t>
+              <w:t>Xóa,</w:t>
+            </w:r>
+            <w:r>
+              <w:rPr>
+                <w:noProof/>
+                <w:sz w:val="26"/>
+                <w:szCs w:val="26"/>
+                <w:lang w:val="vi-VN"/>
+              </w:rPr>
+              <w:t xml:space="preserve"> hệ thống hiển thị </w:t>
+            </w:r>
+            <w:r>
+              <w:rPr>
+                <w:noProof/>
+                <w:sz w:val="26"/>
+                <w:szCs w:val="26"/>
+                <w:lang w:val="vi-VN"/>
+              </w:rPr>
+              <w:t>P</w:t>
             </w:r>
             <w:r>
               <w:rPr>
@@ -22274,27 +22610,7 @@
                 <w:szCs w:val="26"/>
                 <w:lang w:val="vi-VN"/>
               </w:rPr>
-              <w:t>,</w:t>
-            </w:r>
-            <w:r>
-              <w:rPr>
-                <w:noProof/>
-                <w:sz w:val="26"/>
-                <w:szCs w:val="26"/>
-                <w:lang w:val="vi-VN"/>
-              </w:rPr>
-              <w:t xml:space="preserve"> hệ thống hiển thị </w:t>
-            </w:r>
-            <w:r>
-              <w:rPr>
-                <w:rStyle w:val="Strong"/>
-                <w:b w:val="0"/>
-                <w:noProof/>
-                <w:sz w:val="26"/>
-                <w:szCs w:val="26"/>
-                <w:lang w:val="vi-VN"/>
-              </w:rPr>
-              <w:t>pop-up xác nhận trước khi xóa</w:t>
+              <w:t>op-up xác nhận trước khi xóa</w:t>
             </w:r>
             <w:r>
               <w:rPr>
@@ -22540,7 +22856,7 @@
           <w:lang w:val="vi-VN"/>
         </w:rPr>
       </w:pPr>
-      <w:bookmarkStart w:id="20" w:name="_Toc226742495"/>
+      <w:bookmarkStart w:id="21" w:name="_Toc226742495"/>
       <w:r>
         <w:rPr>
           <w:rFonts w:ascii="Times New Roman" w:hAnsi="Times New Roman" w:cs="Times New Roman"/>
@@ -22549,10 +22865,9 @@
           <w:color w:val="auto"/>
           <w:lang w:val="vi-VN"/>
         </w:rPr>
-        <w:lastRenderedPageBreak/>
         <w:t>Quản lý đơn hàng của cửa hàng</w:t>
       </w:r>
-      <w:bookmarkEnd w:id="20"/>
+      <w:bookmarkEnd w:id="21"/>
     </w:p>
     <w:tbl>
       <w:tblPr>
@@ -22562,8 +22877,8 @@
         <w:tblLook w:val="04A0" w:firstRow="1" w:lastRow="0" w:firstColumn="1" w:lastColumn="0" w:noHBand="0" w:noVBand="1"/>
       </w:tblPr>
       <w:tblGrid>
-        <w:gridCol w:w="1663"/>
-        <w:gridCol w:w="7074"/>
+        <w:gridCol w:w="1690"/>
+        <w:gridCol w:w="7273"/>
       </w:tblGrid>
       <w:tr>
         <w:tc>
@@ -22610,7 +22925,18 @@
                 <w:szCs w:val="26"/>
                 <w:lang w:val="vi-VN"/>
               </w:rPr>
-              <w:t>tôi muốn quản lý các đơn hàng của khách để theo dõi trạng thái đơn và xử lý đơn hàng kịp thời.</w:t>
+              <w:t xml:space="preserve">tôi muốn quản lý các đơn hàng của khách để theo dõi trạng thái </w:t>
+            </w:r>
+            <w:r>
+              <w:rPr>
+                <w:rFonts w:ascii="Times New Roman" w:hAnsi="Times New Roman" w:cs="Times New Roman"/>
+                <w:noProof/>
+                <w:sz w:val="26"/>
+                <w:szCs w:val="26"/>
+                <w:lang w:val="vi-VN"/>
+              </w:rPr>
+              <w:lastRenderedPageBreak/>
+              <w:t>đơn và xử lý đơn hàng kịp thời.</w:t>
             </w:r>
           </w:p>
         </w:tc>
@@ -22643,6 +22969,7 @@
                 <w:szCs w:val="26"/>
                 <w:lang w:val="vi-VN"/>
               </w:rPr>
+              <w:lastRenderedPageBreak/>
               <w:t xml:space="preserve">Quản lý đơn hàng của </w:t>
             </w:r>
             <w:r>
@@ -22920,51 +23247,7 @@
                 <w:szCs w:val="26"/>
                 <w:lang w:val="vi-VN"/>
               </w:rPr>
-              <w:t xml:space="preserve">Trong tab chờ xác nhận, hệ thống hiển thị danh sách các đơn hàng đã </w:t>
-            </w:r>
-            <w:r>
-              <w:rPr>
-                <w:rFonts w:ascii="Times New Roman" w:hAnsi="Times New Roman" w:cs="Times New Roman"/>
-                <w:bCs/>
-                <w:noProof/>
-                <w:sz w:val="26"/>
-                <w:szCs w:val="26"/>
-                <w:lang w:val="vi-VN"/>
-              </w:rPr>
-              <w:t>đặt,</w:t>
-            </w:r>
-            <w:r>
-              <w:rPr>
-                <w:rFonts w:ascii="Times New Roman" w:hAnsi="Times New Roman" w:cs="Times New Roman"/>
-                <w:bCs/>
-                <w:noProof/>
-                <w:sz w:val="26"/>
-                <w:szCs w:val="26"/>
-                <w:lang w:val="vi-VN"/>
-              </w:rPr>
-              <w:t xml:space="preserve"> </w:t>
-            </w:r>
-            <w:r>
-              <w:rPr>
-                <w:rFonts w:ascii="Times New Roman" w:hAnsi="Times New Roman" w:cs="Times New Roman"/>
-                <w:bCs/>
-                <w:noProof/>
-                <w:sz w:val="26"/>
-                <w:szCs w:val="26"/>
-                <w:lang w:val="vi-VN"/>
-              </w:rPr>
-              <w:t>chủ cửa hàng</w:t>
-            </w:r>
-            <w:r>
-              <w:rPr>
-                <w:rFonts w:ascii="Times New Roman" w:hAnsi="Times New Roman" w:cs="Times New Roman"/>
-                <w:bCs/>
-                <w:noProof/>
-                <w:sz w:val="26"/>
-                <w:szCs w:val="26"/>
-                <w:lang w:val="vi-VN"/>
-              </w:rPr>
-              <w:t xml:space="preserve"> có thể từ chối hoặc xác nhận đơn.</w:t>
+              <w:t>Trong tab chờ xác nhận, hệ thống hiển thị danh sách các đơn hàng đã đặt người dùng có thể từ chối hoặc xác nhận đơn.</w:t>
             </w:r>
           </w:p>
           <w:p>
@@ -23124,18 +23407,17 @@
                 <w:szCs w:val="26"/>
                 <w:lang w:val="vi-VN"/>
               </w:rPr>
-              <w:t xml:space="preserve">Trong tab đang chuẩn bị, hệ thống hiển thị danh sách các đơn hàng đã xác </w:t>
-            </w:r>
-            <w:r>
-              <w:rPr>
-                <w:rFonts w:ascii="Times New Roman" w:hAnsi="Times New Roman" w:cs="Times New Roman"/>
-                <w:bCs/>
-                <w:noProof/>
-                <w:sz w:val="26"/>
-                <w:szCs w:val="26"/>
-                <w:lang w:val="vi-VN"/>
-              </w:rPr>
-              <w:t>nhận,</w:t>
+              <w:t xml:space="preserve">Trong tab đang chuẩn bị, hệ thống hiển thị danh sách các đơn hàng đã xác nhận </w:t>
+            </w:r>
+            <w:r>
+              <w:rPr>
+                <w:rFonts w:ascii="Times New Roman" w:hAnsi="Times New Roman" w:cs="Times New Roman"/>
+                <w:noProof/>
+                <w:sz w:val="26"/>
+                <w:szCs w:val="26"/>
+                <w:lang w:val="vi-VN"/>
+              </w:rPr>
+              <w:t>chủ cửa hàng</w:t>
             </w:r>
             <w:r>
               <w:rPr>
@@ -23151,56 +23433,13 @@
             <w:r>
               <w:rPr>
                 <w:rFonts w:ascii="Times New Roman" w:hAnsi="Times New Roman" w:cs="Times New Roman"/>
-                <w:noProof/>
-                <w:sz w:val="26"/>
-                <w:szCs w:val="26"/>
-                <w:lang w:val="vi-VN"/>
-              </w:rPr>
-              <w:t>chủ cửa hàng</w:t>
-            </w:r>
-            <w:r>
-              <w:rPr>
-                <w:rFonts w:ascii="Times New Roman" w:hAnsi="Times New Roman" w:cs="Times New Roman"/>
-                <w:bCs/>
-                <w:noProof/>
-                <w:sz w:val="26"/>
-                <w:szCs w:val="26"/>
-                <w:lang w:val="vi-VN"/>
-              </w:rPr>
-              <w:t xml:space="preserve"> </w:t>
-            </w:r>
-            <w:r>
-              <w:rPr>
-                <w:rFonts w:ascii="Times New Roman" w:hAnsi="Times New Roman" w:cs="Times New Roman"/>
-                <w:bCs/>
-                <w:noProof/>
-                <w:sz w:val="26"/>
-                <w:szCs w:val="26"/>
-                <w:lang w:val="vi-VN"/>
-              </w:rPr>
-              <w:t xml:space="preserve">có thể bấm giao nếu </w:t>
-            </w:r>
-            <w:r>
-              <w:rPr>
-                <w:rFonts w:ascii="Times New Roman" w:hAnsi="Times New Roman" w:cs="Times New Roman"/>
-                <w:bCs/>
-                <w:noProof/>
-                <w:sz w:val="26"/>
-                <w:szCs w:val="26"/>
-                <w:lang w:val="vi-VN"/>
-              </w:rPr>
-              <w:t>đơn</w:t>
-            </w:r>
-            <w:r>
-              <w:rPr>
-                <w:rFonts w:ascii="Times New Roman" w:hAnsi="Times New Roman" w:cs="Times New Roman"/>
-                <w:bCs/>
-                <w:noProof/>
-                <w:sz w:val="26"/>
-                <w:szCs w:val="26"/>
-                <w:lang w:val="vi-VN"/>
-              </w:rPr>
-              <w:t xml:space="preserve"> hàng đã hoàn thành xong hoặc gia hạn thời gian nếu đơn hàng chưa hoàn thành.</w:t>
+                <w:bCs/>
+                <w:noProof/>
+                <w:sz w:val="26"/>
+                <w:szCs w:val="26"/>
+                <w:lang w:val="vi-VN"/>
+              </w:rPr>
+              <w:t>có thể bấm giao nếu đang hàng đã hoàn thành xong hoặc gia hạn thời gian nếu đơn hàng chưa hoàn thành.</w:t>
             </w:r>
           </w:p>
           <w:p>
@@ -23261,7 +23500,29 @@
                 <w:szCs w:val="26"/>
                 <w:lang w:val="vi-VN"/>
               </w:rPr>
-              <w:t>bấm gia hạn thời gian, hệ thống hiển thị pop-up để xác nhận thời gian cần gia hạn thêm là bao lâu.</w:t>
+              <w:t xml:space="preserve">bấm gia hạn thời gian, hệ thống hiển thị </w:t>
+            </w:r>
+            <w:r>
+              <w:rPr>
+                <w:rFonts w:ascii="Times New Roman" w:hAnsi="Times New Roman" w:cs="Times New Roman"/>
+                <w:bCs/>
+                <w:noProof/>
+                <w:sz w:val="26"/>
+                <w:szCs w:val="26"/>
+                <w:lang w:val="vi-VN"/>
+              </w:rPr>
+              <w:t>P</w:t>
+            </w:r>
+            <w:r>
+              <w:rPr>
+                <w:rFonts w:ascii="Times New Roman" w:hAnsi="Times New Roman" w:cs="Times New Roman"/>
+                <w:bCs/>
+                <w:noProof/>
+                <w:sz w:val="26"/>
+                <w:szCs w:val="26"/>
+                <w:lang w:val="vi-VN"/>
+              </w:rPr>
+              <w:t>op-up để xác nhận thời gian cần gia hạn thêm là bao lâu.</w:t>
             </w:r>
           </w:p>
           <w:p>
@@ -23408,18 +23669,28 @@
                 <w:szCs w:val="26"/>
                 <w:lang w:val="vi-VN"/>
               </w:rPr>
+              <w:t xml:space="preserve">Khi đơn hàng đã được giao, </w:t>
+            </w:r>
+            <w:r>
+              <w:rPr>
+                <w:rFonts w:ascii="Times New Roman" w:hAnsi="Times New Roman" w:cs="Times New Roman"/>
+                <w:noProof/>
+                <w:sz w:val="26"/>
+                <w:szCs w:val="26"/>
+                <w:lang w:val="vi-VN"/>
+              </w:rPr>
+              <w:t xml:space="preserve">khách hàng sẽ bấm nút đã nhận thì đơn hàng sẽ được chuyển thành đã giao và chuyển sang tab đã </w:t>
+            </w:r>
+            <w:r>
+              <w:rPr>
+                <w:rFonts w:ascii="Times New Roman" w:hAnsi="Times New Roman" w:cs="Times New Roman"/>
+                <w:noProof/>
+                <w:sz w:val="26"/>
+                <w:szCs w:val="26"/>
+                <w:lang w:val="vi-VN"/>
+              </w:rPr>
               <w:lastRenderedPageBreak/>
-              <w:t xml:space="preserve">Khi đơn hàng đã được giao, </w:t>
-            </w:r>
-            <w:r>
-              <w:rPr>
-                <w:rFonts w:ascii="Times New Roman" w:hAnsi="Times New Roman" w:cs="Times New Roman"/>
-                <w:noProof/>
-                <w:sz w:val="26"/>
-                <w:szCs w:val="26"/>
-                <w:lang w:val="vi-VN"/>
-              </w:rPr>
-              <w:t>khách hàng sẽ bấm nút đã nhận thì đơn hàng sẽ được chuyển thành đã giao và chuyển sang tab đã giao.</w:t>
+              <w:t>giao.</w:t>
             </w:r>
           </w:p>
           <w:p>
@@ -23477,7 +23748,29 @@
                 <w:szCs w:val="26"/>
                 <w:lang w:val="vi-VN"/>
               </w:rPr>
-              <w:t>Khi bấm vào nút xem đánh giá của khách hàng, hệ thống hiển thị pop-up đánh giá của khách hàng.</w:t>
+              <w:t xml:space="preserve">Khi bấm vào nút xem đánh giá của khách hàng, hệ thống hiển thị </w:t>
+            </w:r>
+            <w:r>
+              <w:rPr>
+                <w:rFonts w:ascii="Times New Roman" w:hAnsi="Times New Roman" w:cs="Times New Roman"/>
+                <w:bCs/>
+                <w:noProof/>
+                <w:sz w:val="26"/>
+                <w:szCs w:val="26"/>
+                <w:lang w:val="vi-VN"/>
+              </w:rPr>
+              <w:t>P</w:t>
+            </w:r>
+            <w:r>
+              <w:rPr>
+                <w:rFonts w:ascii="Times New Roman" w:hAnsi="Times New Roman" w:cs="Times New Roman"/>
+                <w:bCs/>
+                <w:noProof/>
+                <w:sz w:val="26"/>
+                <w:szCs w:val="26"/>
+                <w:lang w:val="vi-VN"/>
+              </w:rPr>
+              <w:t>op-up đánh giá của khách hàng.</w:t>
             </w:r>
           </w:p>
           <w:p>
@@ -23596,7 +23889,29 @@
                 <w:szCs w:val="26"/>
                 <w:lang w:val="vi-VN"/>
               </w:rPr>
-              <w:t>bấm từ chối, hệ thống hiển thị pop-up để chọn lý do.</w:t>
+              <w:t xml:space="preserve">bấm từ chối, hệ thống hiển thị </w:t>
+            </w:r>
+            <w:r>
+              <w:rPr>
+                <w:rFonts w:ascii="Times New Roman" w:hAnsi="Times New Roman" w:cs="Times New Roman"/>
+                <w:bCs/>
+                <w:noProof/>
+                <w:sz w:val="26"/>
+                <w:szCs w:val="26"/>
+                <w:lang w:val="vi-VN"/>
+              </w:rPr>
+              <w:t>P</w:t>
+            </w:r>
+            <w:r>
+              <w:rPr>
+                <w:rFonts w:ascii="Times New Roman" w:hAnsi="Times New Roman" w:cs="Times New Roman"/>
+                <w:bCs/>
+                <w:noProof/>
+                <w:sz w:val="26"/>
+                <w:szCs w:val="26"/>
+                <w:lang w:val="vi-VN"/>
+              </w:rPr>
+              <w:t>op-up để chọn lý do.</w:t>
             </w:r>
           </w:p>
           <w:p>
@@ -23972,7 +24287,7 @@
           <w:lang w:val="vi-VN"/>
         </w:rPr>
       </w:pPr>
-      <w:bookmarkStart w:id="21" w:name="_Toc226742496"/>
+      <w:bookmarkStart w:id="22" w:name="_Toc226742496"/>
       <w:r>
         <w:rPr>
           <w:rFonts w:ascii="Times New Roman" w:hAnsi="Times New Roman" w:cs="Times New Roman"/>
@@ -23984,7 +24299,7 @@
         <w:lastRenderedPageBreak/>
         <w:t>Quản lý khuyến mãi cửa hàng</w:t>
       </w:r>
-      <w:bookmarkEnd w:id="21"/>
+      <w:bookmarkEnd w:id="22"/>
     </w:p>
     <w:tbl>
       <w:tblPr>
@@ -24637,13 +24952,23 @@
             <w:r>
               <w:rPr>
                 <w:rFonts w:ascii="Times New Roman" w:eastAsia="Times New Roman" w:hAnsi="Times New Roman" w:cs="Times New Roman"/>
-                <w:bCs/>
-                <w:noProof/>
-                <w:sz w:val="26"/>
-                <w:szCs w:val="26"/>
-                <w:lang w:val="vi-VN"/>
-              </w:rPr>
-              <w:t>pop-up xác nhận trước khi xóa</w:t>
+                <w:noProof/>
+                <w:sz w:val="26"/>
+                <w:szCs w:val="26"/>
+                <w:lang w:val="vi-VN"/>
+              </w:rPr>
+              <w:t>P</w:t>
+            </w:r>
+            <w:r>
+              <w:rPr>
+                <w:rFonts w:ascii="Times New Roman" w:eastAsia="Times New Roman" w:hAnsi="Times New Roman" w:cs="Times New Roman"/>
+                <w:bCs/>
+                <w:noProof/>
+                <w:sz w:val="26"/>
+                <w:szCs w:val="26"/>
+                <w:lang w:val="vi-VN"/>
+              </w:rPr>
+              <w:t>op-up xác nhận trước khi xóa</w:t>
             </w:r>
             <w:r>
               <w:rPr>
@@ -24785,27 +25110,7 @@
                 <w:szCs w:val="26"/>
                 <w:lang w:val="vi-VN"/>
               </w:rPr>
-              <w:t xml:space="preserve">Khi chương trình khuyến mãi sắp đến thời </w:t>
-            </w:r>
-            <w:r>
-              <w:rPr>
-                <w:rFonts w:ascii="Times New Roman" w:eastAsia="Times New Roman" w:hAnsi="Times New Roman" w:cs="Times New Roman"/>
-                <w:noProof/>
-                <w:sz w:val="26"/>
-                <w:szCs w:val="26"/>
-                <w:lang w:val="vi-VN"/>
-              </w:rPr>
-              <w:t>gian,</w:t>
-            </w:r>
-            <w:r>
-              <w:rPr>
-                <w:rFonts w:ascii="Times New Roman" w:eastAsia="Times New Roman" w:hAnsi="Times New Roman" w:cs="Times New Roman"/>
-                <w:noProof/>
-                <w:sz w:val="26"/>
-                <w:szCs w:val="26"/>
-                <w:lang w:val="vi-VN"/>
-              </w:rPr>
-              <w:t xml:space="preserve"> mã khuyến mãi ở trạng thái sắp diễn ra, </w:t>
+              <w:t xml:space="preserve">Khi chương trình khuyến mãi sắp đến thời gian mã khuyến mãi ở trạng thái sắp diễn ra, </w:t>
             </w:r>
             <w:r>
               <w:rPr>
@@ -25093,7 +25398,7 @@
           <w:lang w:val="vi-VN"/>
         </w:rPr>
       </w:pPr>
-      <w:bookmarkStart w:id="22" w:name="_Toc226742497"/>
+      <w:bookmarkStart w:id="23" w:name="_Toc226742497"/>
       <w:r>
         <w:rPr>
           <w:rFonts w:ascii="Times New Roman" w:hAnsi="Times New Roman" w:cs="Times New Roman"/>
@@ -25105,7 +25410,7 @@
         <w:lastRenderedPageBreak/>
         <w:t>Tìm kiếm</w:t>
       </w:r>
-      <w:bookmarkEnd w:id="22"/>
+      <w:bookmarkEnd w:id="23"/>
     </w:p>
     <w:tbl>
       <w:tblPr>
@@ -25115,8 +25420,8 @@
         <w:tblLook w:val="04A0" w:firstRow="1" w:lastRow="0" w:firstColumn="1" w:lastColumn="0" w:noHBand="0" w:noVBand="1"/>
       </w:tblPr>
       <w:tblGrid>
-        <w:gridCol w:w="1663"/>
-        <w:gridCol w:w="7074"/>
+        <w:gridCol w:w="1690"/>
+        <w:gridCol w:w="7273"/>
       </w:tblGrid>
       <w:tr>
         <w:tc>
@@ -25143,7 +25448,27 @@
                 <w:szCs w:val="26"/>
                 <w:lang w:val="vi-VN"/>
               </w:rPr>
-              <w:t>Là người dùng, tôi muốn tìm kiếm món ăn, cửa hàng hoặc bài viết để nhanh chóng tìm được nội dung mà tôi quan tâm.</w:t>
+              <w:t>Là</w:t>
+            </w:r>
+            <w:r>
+              <w:rPr>
+                <w:rFonts w:ascii="Times New Roman" w:hAnsi="Times New Roman" w:cs="Times New Roman"/>
+                <w:noProof/>
+                <w:sz w:val="26"/>
+                <w:szCs w:val="26"/>
+                <w:lang w:val="vi-VN"/>
+              </w:rPr>
+              <w:t xml:space="preserve"> khách vãng lai và thành viên</w:t>
+            </w:r>
+            <w:r>
+              <w:rPr>
+                <w:rFonts w:ascii="Times New Roman" w:hAnsi="Times New Roman" w:cs="Times New Roman"/>
+                <w:noProof/>
+                <w:sz w:val="26"/>
+                <w:szCs w:val="26"/>
+                <w:lang w:val="vi-VN"/>
+              </w:rPr>
+              <w:t>, tôi muốn tìm kiếm món ăn, cửa hàng hoặc bài viết để nhanh chóng tìm được nội dung mà tôi quan tâm.</w:t>
             </w:r>
           </w:p>
         </w:tc>
@@ -25238,7 +25563,6 @@
                 <w:noProof/>
                 <w:sz w:val="26"/>
                 <w:szCs w:val="26"/>
-                <w:lang w:val="vi-VN"/>
               </w:rPr>
             </w:pPr>
             <w:r>
@@ -25260,9 +25584,8 @@
                 <w:noProof/>
                 <w:sz w:val="26"/>
                 <w:szCs w:val="26"/>
-                <w:lang w:val="vi-VN"/>
-              </w:rPr>
-              <w:t>người dùng</w:t>
+              </w:rPr>
+              <w:t>khách vãng lai, thành viên</w:t>
             </w:r>
           </w:p>
         </w:tc>
@@ -25345,19 +25668,18 @@
                 <w:noProof/>
                 <w:sz w:val="26"/>
                 <w:szCs w:val="26"/>
-                <w:lang w:val="vi-VN"/>
-              </w:rPr>
-              <w:t>n</w:t>
-            </w:r>
-            <w:r>
-              <w:rPr>
-                <w:rFonts w:ascii="Times New Roman" w:hAnsi="Times New Roman" w:cs="Times New Roman"/>
-                <w:noProof/>
-                <w:sz w:val="26"/>
-                <w:szCs w:val="26"/>
-                <w:lang w:val="vi-VN"/>
-              </w:rPr>
-              <w:t>gười dùng muốn tìm kiếm món ăn, cửa hàng hoặc bài viết trong hệ thống.</w:t>
+              </w:rPr>
+              <w:t>khách vãng lai, thành viên</w:t>
+            </w:r>
+            <w:r>
+              <w:rPr>
+                <w:rFonts w:ascii="Times New Roman" w:hAnsi="Times New Roman" w:cs="Times New Roman"/>
+                <w:noProof/>
+                <w:sz w:val="26"/>
+                <w:szCs w:val="26"/>
+                <w:lang w:val="vi-VN"/>
+              </w:rPr>
+              <w:t xml:space="preserve"> muốn tìm kiếm món ăn, cửa hàng hoặc bài viết trong hệ thống.</w:t>
             </w:r>
           </w:p>
         </w:tc>
@@ -25414,7 +25736,17 @@
                 <w:szCs w:val="26"/>
                 <w:lang w:val="vi-VN"/>
               </w:rPr>
-              <w:t>Khi người dùng</w:t>
+              <w:t xml:space="preserve">Khi </w:t>
+            </w:r>
+            <w:r>
+              <w:rPr>
+                <w:bCs/>
+                <w:noProof/>
+                <w:sz w:val="26"/>
+                <w:szCs w:val="26"/>
+                <w:lang w:val="vi-VN"/>
+              </w:rPr>
+              <w:t>khách vãng lai/ thành viên</w:t>
             </w:r>
             <w:r>
               <w:rPr>
@@ -25501,7 +25833,17 @@
                 <w:szCs w:val="26"/>
                 <w:lang w:val="vi-VN"/>
               </w:rPr>
-              <w:t>Hệ thống cho phép người dùng</w:t>
+              <w:t xml:space="preserve">Hệ thống cho phép </w:t>
+            </w:r>
+            <w:r>
+              <w:rPr>
+                <w:bCs/>
+                <w:noProof/>
+                <w:sz w:val="26"/>
+                <w:szCs w:val="26"/>
+                <w:lang w:val="vi-VN"/>
+              </w:rPr>
+              <w:t>khách vãng lai/ thành viên</w:t>
             </w:r>
             <w:r>
               <w:rPr>
@@ -25633,12 +25975,13 @@
             </w:pPr>
             <w:r>
               <w:rPr>
-                <w:noProof/>
-                <w:sz w:val="26"/>
-                <w:szCs w:val="26"/>
-                <w:lang w:val="vi-VN"/>
-              </w:rPr>
-              <w:t>Người dùng</w:t>
+                <w:bCs/>
+                <w:noProof/>
+                <w:sz w:val="26"/>
+                <w:szCs w:val="26"/>
+                <w:lang w:val="vi-VN"/>
+              </w:rPr>
+              <w:t>khách vãng lai/ thành viên</w:t>
             </w:r>
             <w:r>
               <w:rPr>
@@ -25818,7 +26161,7 @@
           <w:lang w:val="vi-VN"/>
         </w:rPr>
       </w:pPr>
-      <w:bookmarkStart w:id="23" w:name="_Toc226742498"/>
+      <w:bookmarkStart w:id="24" w:name="_Toc226742498"/>
       <w:r>
         <w:rPr>
           <w:rFonts w:ascii="Times New Roman" w:hAnsi="Times New Roman" w:cs="Times New Roman"/>
@@ -25840,7 +26183,7 @@
         </w:rPr>
         <w:t xml:space="preserve"> cá nhân</w:t>
       </w:r>
-      <w:bookmarkEnd w:id="23"/>
+      <w:bookmarkEnd w:id="24"/>
     </w:p>
     <w:p>
       <w:pPr>
@@ -25861,7 +26204,7 @@
           <w:lang w:val="vi-VN"/>
         </w:rPr>
       </w:pPr>
-      <w:bookmarkStart w:id="24" w:name="_Toc226742499"/>
+      <w:bookmarkStart w:id="25" w:name="_Toc226742499"/>
       <w:r>
         <w:rPr>
           <w:rFonts w:ascii="Times New Roman" w:hAnsi="Times New Roman" w:cs="Times New Roman"/>
@@ -25874,7 +26217,7 @@
         </w:rPr>
         <w:t>Tài khoản người dùng</w:t>
       </w:r>
-      <w:bookmarkEnd w:id="24"/>
+      <w:bookmarkEnd w:id="25"/>
     </w:p>
     <w:tbl>
       <w:tblPr>
@@ -25884,8 +26227,8 @@
         <w:tblLook w:val="04A0" w:firstRow="1" w:lastRow="0" w:firstColumn="1" w:lastColumn="0" w:noHBand="0" w:noVBand="1"/>
       </w:tblPr>
       <w:tblGrid>
-        <w:gridCol w:w="1658"/>
-        <w:gridCol w:w="7079"/>
+        <w:gridCol w:w="1688"/>
+        <w:gridCol w:w="7275"/>
       </w:tblGrid>
       <w:tr>
         <w:tc>
@@ -26589,7 +26932,7 @@
         </w:rPr>
         <w:br w:type="page"/>
       </w:r>
-      <w:bookmarkStart w:id="25" w:name="_Toc226742500"/>
+      <w:bookmarkStart w:id="26" w:name="_Toc226742500"/>
       <w:r>
         <w:rPr>
           <w:rFonts w:ascii="Times New Roman" w:hAnsi="Times New Roman" w:cs="Times New Roman"/>
@@ -26615,7 +26958,7 @@
         </w:rPr>
         <w:t>đã nâng cấp kiếm tiền</w:t>
       </w:r>
-      <w:bookmarkEnd w:id="25"/>
+      <w:bookmarkEnd w:id="26"/>
     </w:p>
     <w:tbl>
       <w:tblPr>
@@ -26991,7 +27334,7 @@
                 <w:szCs w:val="26"/>
                 <w:lang w:val="vi-VN"/>
               </w:rPr>
-              <w:t>Thành viên có thể</w:t>
+              <w:t>Thành viên có thể:</w:t>
             </w:r>
             <w:r>
               <w:rPr>
@@ -27089,7 +27432,27 @@
                 <w:szCs w:val="26"/>
                 <w:lang w:val="vi-VN"/>
               </w:rPr>
-              <w:t xml:space="preserve">ếu người dùng khác nhấn vào link và mua sản phẩm thành công→ hệ thống ghi nhận đơn hàng → cộng 5% hoa hồng trên giá trị đơn hàng vào tài khoản của thành </w:t>
+              <w:t>ếu người dùng khác nhấn vào link và mua sản phẩm thành công</w:t>
+            </w:r>
+            <w:r>
+              <w:rPr>
+                <w:rFonts w:ascii="Times New Roman" w:eastAsia="Times New Roman" w:hAnsi="Times New Roman" w:cs="Times New Roman"/>
+                <w:noProof/>
+                <w:sz w:val="26"/>
+                <w:szCs w:val="26"/>
+                <w:lang w:val="vi-VN"/>
+              </w:rPr>
+              <w:t xml:space="preserve"> </w:t>
+            </w:r>
+            <w:r>
+              <w:rPr>
+                <w:rFonts w:ascii="Times New Roman" w:eastAsia="Times New Roman" w:hAnsi="Times New Roman" w:cs="Times New Roman"/>
+                <w:noProof/>
+                <w:sz w:val="26"/>
+                <w:szCs w:val="26"/>
+                <w:lang w:val="vi-VN"/>
+              </w:rPr>
+              <w:t xml:space="preserve">→ hệ thống ghi nhận đơn hàng → cộng 5% hoa hồng trên giá trị đơn hàng vào tài khoản của thành </w:t>
             </w:r>
             <w:r>
               <w:rPr>
@@ -27299,7 +27662,7 @@
                 <w:szCs w:val="26"/>
                 <w:lang w:val="vi-VN"/>
               </w:rPr>
-              <w:t>Chỉ tài khoản đã nâng cấp kiếm tiền mới thấy có phần gắn link sản phẩm</w:t>
+              <w:t>Chỉ tài khoản đã nâng cấp kiếm tiền mới: thấy có phần gắn link sản phẩm</w:t>
             </w:r>
             <w:r>
               <w:rPr>
@@ -27357,28 +27720,38 @@
                 <w:szCs w:val="26"/>
                 <w:lang w:val="vi-VN"/>
               </w:rPr>
+              <w:t>Thành viên chỉ được thao tác trên tài khoản của mình.</w:t>
+            </w:r>
+            <w:r>
+              <w:rPr>
+                <w:rFonts w:ascii="Times New Roman" w:hAnsi="Times New Roman" w:cs="Times New Roman"/>
+                <w:noProof/>
+                <w:sz w:val="26"/>
+                <w:szCs w:val="26"/>
+                <w:lang w:val="vi-VN"/>
+              </w:rPr>
+              <w:t xml:space="preserve"> </w:t>
+            </w:r>
+            <w:r>
+              <w:rPr>
+                <w:rFonts w:ascii="Times New Roman" w:hAnsi="Times New Roman" w:cs="Times New Roman"/>
+                <w:noProof/>
+                <w:sz w:val="26"/>
+                <w:szCs w:val="26"/>
+                <w:lang w:val="vi-VN"/>
+              </w:rPr>
+              <w:t xml:space="preserve">Việc rút tiền phải tuân theo quy định hệ thống (số dư tối thiểu, </w:t>
+            </w:r>
+            <w:r>
+              <w:rPr>
+                <w:rFonts w:ascii="Times New Roman" w:hAnsi="Times New Roman" w:cs="Times New Roman"/>
+                <w:noProof/>
+                <w:sz w:val="26"/>
+                <w:szCs w:val="26"/>
+                <w:lang w:val="vi-VN"/>
+              </w:rPr>
               <w:lastRenderedPageBreak/>
-              <w:t>Thành viên chỉ được thao tác trên tài khoản của mình.</w:t>
-            </w:r>
-            <w:r>
-              <w:rPr>
-                <w:rFonts w:ascii="Times New Roman" w:hAnsi="Times New Roman" w:cs="Times New Roman"/>
-                <w:noProof/>
-                <w:sz w:val="26"/>
-                <w:szCs w:val="26"/>
-                <w:lang w:val="vi-VN"/>
-              </w:rPr>
-              <w:t xml:space="preserve"> </w:t>
-            </w:r>
-            <w:r>
-              <w:rPr>
-                <w:rFonts w:ascii="Times New Roman" w:hAnsi="Times New Roman" w:cs="Times New Roman"/>
-                <w:noProof/>
-                <w:sz w:val="26"/>
-                <w:szCs w:val="26"/>
-                <w:lang w:val="vi-VN"/>
-              </w:rPr>
-              <w:t>Việc rút tiền phải tuân theo quy định hệ thống (số dư tối thiểu, thời gian xử lý)</w:t>
+              <w:t>thời gian xử lý)</w:t>
             </w:r>
             <w:r>
               <w:rPr>
@@ -27410,7 +27783,7 @@
           <w:lang w:val="vi-VN"/>
         </w:rPr>
       </w:pPr>
-      <w:bookmarkStart w:id="26" w:name="_Toc226742501"/>
+      <w:bookmarkStart w:id="27" w:name="_Toc226742501"/>
       <w:r>
         <w:rPr>
           <w:rFonts w:ascii="Times New Roman" w:hAnsi="Times New Roman" w:cs="Times New Roman"/>
@@ -27422,7 +27795,7 @@
         <w:lastRenderedPageBreak/>
         <w:t>Tương tác bài viết</w:t>
       </w:r>
-      <w:bookmarkEnd w:id="26"/>
+      <w:bookmarkEnd w:id="27"/>
     </w:p>
     <w:tbl>
       <w:tblPr>
@@ -27470,7 +27843,7 @@
                 <w:szCs w:val="26"/>
                 <w:lang w:val="vi-VN"/>
               </w:rPr>
-              <w:t>thành viên</w:t>
+              <w:t xml:space="preserve">thành viên </w:t>
             </w:r>
             <w:r>
               <w:rPr>
@@ -28161,7 +28534,7 @@
           <w:lang w:val="vi-VN"/>
         </w:rPr>
       </w:pPr>
-      <w:bookmarkStart w:id="27" w:name="_Toc226742502"/>
+      <w:bookmarkStart w:id="28" w:name="_Toc226742502"/>
       <w:r>
         <w:rPr>
           <w:rFonts w:ascii="Times New Roman" w:hAnsi="Times New Roman" w:cs="Times New Roman"/>
@@ -28173,7 +28546,7 @@
         <w:lastRenderedPageBreak/>
         <w:t>Tương tác người dùng</w:t>
       </w:r>
-      <w:bookmarkEnd w:id="27"/>
+      <w:bookmarkEnd w:id="28"/>
     </w:p>
     <w:tbl>
       <w:tblPr>
@@ -28183,8 +28556,8 @@
         <w:tblLook w:val="04A0" w:firstRow="1" w:lastRow="0" w:firstColumn="1" w:lastColumn="0" w:noHBand="0" w:noVBand="1"/>
       </w:tblPr>
       <w:tblGrid>
-        <w:gridCol w:w="1665"/>
-        <w:gridCol w:w="7072"/>
+        <w:gridCol w:w="1690"/>
+        <w:gridCol w:w="7273"/>
       </w:tblGrid>
       <w:tr>
         <w:tc>
@@ -29001,7 +29374,7 @@
           <w:lang w:val="vi-VN"/>
         </w:rPr>
       </w:pPr>
-      <w:bookmarkStart w:id="28" w:name="_Toc226742503"/>
+      <w:bookmarkStart w:id="29" w:name="_Toc226742503"/>
       <w:r>
         <w:rPr>
           <w:rFonts w:ascii="Times New Roman" w:hAnsi="Times New Roman" w:cs="Times New Roman"/>
@@ -29023,7 +29396,7 @@
         </w:rPr>
         <w:t>ảng xếp hạng</w:t>
       </w:r>
-      <w:bookmarkEnd w:id="28"/>
+      <w:bookmarkEnd w:id="29"/>
     </w:p>
     <w:tbl>
       <w:tblPr>
@@ -29061,7 +29434,27 @@
                 <w:szCs w:val="26"/>
                 <w:lang w:val="vi-VN"/>
               </w:rPr>
-              <w:t>Là người dùng, tôi muốn xem bảng xếp hạng để biết các cửa hàng, nhà sáng tạo và món ăn nổi bật trên hệ thống.</w:t>
+              <w:t xml:space="preserve">Là </w:t>
+            </w:r>
+            <w:r>
+              <w:rPr>
+                <w:rFonts w:ascii="Times New Roman" w:hAnsi="Times New Roman" w:cs="Times New Roman"/>
+                <w:noProof/>
+                <w:sz w:val="26"/>
+                <w:szCs w:val="26"/>
+                <w:lang w:val="vi-VN"/>
+              </w:rPr>
+              <w:t>thành viên hoặc khách vãng lai</w:t>
+            </w:r>
+            <w:r>
+              <w:rPr>
+                <w:rFonts w:ascii="Times New Roman" w:hAnsi="Times New Roman" w:cs="Times New Roman"/>
+                <w:noProof/>
+                <w:sz w:val="26"/>
+                <w:szCs w:val="26"/>
+                <w:lang w:val="vi-VN"/>
+              </w:rPr>
+              <w:t>, tôi muốn xem bảng xếp hạng để biết các cửa hàng, nhà sáng tạo và món ăn nổi bật trên hệ thống.</w:t>
             </w:r>
           </w:p>
         </w:tc>
@@ -29186,23 +29579,11 @@
             <w:r>
               <w:rPr>
                 <w:rFonts w:ascii="Times New Roman" w:hAnsi="Times New Roman" w:cs="Times New Roman"/>
-                <w:bCs/>
-                <w:noProof/>
-                <w:sz w:val="26"/>
-                <w:szCs w:val="26"/>
-                <w:lang w:val="vi-VN"/>
-              </w:rPr>
-              <w:t>n</w:t>
-            </w:r>
-            <w:r>
-              <w:rPr>
-                <w:rFonts w:ascii="Times New Roman" w:hAnsi="Times New Roman" w:cs="Times New Roman"/>
-                <w:noProof/>
-                <w:sz w:val="26"/>
-                <w:szCs w:val="26"/>
-                <w:lang w:val="vi-VN"/>
-              </w:rPr>
-              <w:t>gười dùng</w:t>
+                <w:noProof/>
+                <w:sz w:val="26"/>
+                <w:szCs w:val="26"/>
+              </w:rPr>
+              <w:t>thành viên, khách vãng lai</w:t>
             </w:r>
           </w:p>
         </w:tc>
@@ -29281,43 +29662,21 @@
             <w:r>
               <w:rPr>
                 <w:rFonts w:ascii="Times New Roman" w:hAnsi="Times New Roman" w:cs="Times New Roman"/>
-                <w:bCs/>
-                <w:noProof/>
-                <w:sz w:val="26"/>
-                <w:szCs w:val="26"/>
-                <w:lang w:val="vi-VN"/>
-              </w:rPr>
-              <w:t>n</w:t>
-            </w:r>
-            <w:r>
-              <w:rPr>
-                <w:rFonts w:ascii="Times New Roman" w:hAnsi="Times New Roman" w:cs="Times New Roman"/>
-                <w:noProof/>
-                <w:sz w:val="26"/>
-                <w:szCs w:val="26"/>
-                <w:lang w:val="vi-VN"/>
-              </w:rPr>
-              <w:t xml:space="preserve">gười dùng muốn xem bảng xếp hạng của các cửa hàng, </w:t>
-            </w:r>
-            <w:r>
-              <w:rPr>
-                <w:rFonts w:ascii="Times New Roman" w:hAnsi="Times New Roman" w:cs="Times New Roman"/>
-                <w:noProof/>
-                <w:sz w:val="26"/>
-                <w:szCs w:val="26"/>
-                <w:lang w:val="vi-VN"/>
-              </w:rPr>
-              <w:t xml:space="preserve">người đánh giá </w:t>
-            </w:r>
-            <w:r>
-              <w:rPr>
-                <w:rFonts w:ascii="Times New Roman" w:hAnsi="Times New Roman" w:cs="Times New Roman"/>
-                <w:noProof/>
-                <w:sz w:val="26"/>
-                <w:szCs w:val="26"/>
-                <w:lang w:val="vi-VN"/>
-              </w:rPr>
-              <w:t>và món ăn trong hệ thống.</w:t>
+                <w:noProof/>
+                <w:sz w:val="26"/>
+                <w:szCs w:val="26"/>
+              </w:rPr>
+              <w:t>thành viên hoặc khách vãng lai</w:t>
+            </w:r>
+            <w:r>
+              <w:rPr>
+                <w:rFonts w:ascii="Times New Roman" w:hAnsi="Times New Roman" w:cs="Times New Roman"/>
+                <w:noProof/>
+                <w:sz w:val="26"/>
+                <w:szCs w:val="26"/>
+                <w:lang w:val="vi-VN"/>
+              </w:rPr>
+              <w:t xml:space="preserve"> muốn xem bảng xếp hạng của các cửa hàng, reviewer và món ăn trong hệ thống.</w:t>
             </w:r>
           </w:p>
         </w:tc>
@@ -29446,7 +29805,57 @@
                 <w:szCs w:val="26"/>
                 <w:lang w:val="vi-VN"/>
               </w:rPr>
-              <w:t xml:space="preserve">Khi người dùng chọn </w:t>
+              <w:t xml:space="preserve">Khi </w:t>
+            </w:r>
+            <w:r>
+              <w:rPr>
+                <w:rFonts w:ascii="Times New Roman" w:hAnsi="Times New Roman" w:cs="Times New Roman"/>
+                <w:noProof/>
+                <w:sz w:val="26"/>
+                <w:szCs w:val="26"/>
+                <w:lang w:val="vi-VN"/>
+              </w:rPr>
+              <w:t>thành viên</w:t>
+            </w:r>
+            <w:r>
+              <w:rPr>
+                <w:rFonts w:ascii="Times New Roman" w:hAnsi="Times New Roman" w:cs="Times New Roman"/>
+                <w:noProof/>
+                <w:sz w:val="26"/>
+                <w:szCs w:val="26"/>
+                <w:lang w:val="vi-VN"/>
+              </w:rPr>
+              <w:t>/</w:t>
+            </w:r>
+            <w:r>
+              <w:rPr>
+                <w:rFonts w:ascii="Times New Roman" w:hAnsi="Times New Roman" w:cs="Times New Roman"/>
+                <w:noProof/>
+                <w:sz w:val="26"/>
+                <w:szCs w:val="26"/>
+                <w:lang w:val="vi-VN"/>
+              </w:rPr>
+              <w:t xml:space="preserve"> khách vãng lai</w:t>
+            </w:r>
+            <w:r>
+              <w:rPr>
+                <w:rFonts w:ascii="Times New Roman" w:eastAsia="Times New Roman" w:hAnsi="Times New Roman" w:cs="Times New Roman"/>
+                <w:noProof/>
+                <w:sz w:val="26"/>
+                <w:szCs w:val="26"/>
+                <w:lang w:val="vi-VN"/>
+              </w:rPr>
+              <w:t xml:space="preserve"> </w:t>
+            </w:r>
+            <w:r>
+              <w:rPr>
+                <w:rFonts w:ascii="Times New Roman" w:eastAsia="Times New Roman" w:hAnsi="Times New Roman" w:cs="Times New Roman"/>
+                <w:noProof/>
+                <w:sz w:val="26"/>
+                <w:szCs w:val="26"/>
+                <w:lang w:val="vi-VN"/>
+              </w:rPr>
+              <w:t xml:space="preserve">g chọn </w:t>
             </w:r>
             <w:r>
               <w:rPr>
@@ -29559,27 +29968,7 @@
                 <w:szCs w:val="26"/>
                 <w:lang w:val="vi-VN"/>
               </w:rPr>
-              <w:t xml:space="preserve"> gồm: cửa hàng, </w:t>
-            </w:r>
-            <w:r>
-              <w:rPr>
-                <w:rFonts w:ascii="Times New Roman" w:eastAsia="Times New Roman" w:hAnsi="Times New Roman" w:cs="Times New Roman"/>
-                <w:noProof/>
-                <w:sz w:val="26"/>
-                <w:szCs w:val="26"/>
-                <w:lang w:val="vi-VN"/>
-              </w:rPr>
-              <w:t>người đánh giá</w:t>
-            </w:r>
-            <w:r>
-              <w:rPr>
-                <w:rFonts w:ascii="Times New Roman" w:eastAsia="Times New Roman" w:hAnsi="Times New Roman" w:cs="Times New Roman"/>
-                <w:noProof/>
-                <w:sz w:val="26"/>
-                <w:szCs w:val="26"/>
-                <w:lang w:val="vi-VN"/>
-              </w:rPr>
-              <w:t xml:space="preserve">, món </w:t>
+              <w:t xml:space="preserve"> gồm: cửa hàng, reviewer, món </w:t>
             </w:r>
             <w:r>
               <w:rPr>
@@ -29676,37 +30065,18 @@
                 <w:szCs w:val="26"/>
                 <w:lang w:val="vi-VN"/>
               </w:rPr>
-              <w:t>Trong tab</w:t>
-            </w:r>
-            <w:r>
-              <w:rPr>
-                <w:rFonts w:ascii="Times New Roman" w:eastAsia="Times New Roman" w:hAnsi="Times New Roman" w:cs="Times New Roman"/>
-                <w:noProof/>
-                <w:sz w:val="26"/>
-                <w:szCs w:val="26"/>
-                <w:lang w:val="vi-VN"/>
-              </w:rPr>
-              <w:t xml:space="preserve"> người </w:t>
-            </w:r>
-            <w:r>
-              <w:rPr>
-                <w:rFonts w:ascii="Times New Roman" w:eastAsia="Times New Roman" w:hAnsi="Times New Roman" w:cs="Times New Roman"/>
-                <w:noProof/>
-                <w:sz w:val="26"/>
-                <w:szCs w:val="26"/>
-                <w:lang w:val="vi-VN"/>
-              </w:rPr>
-              <w:t>đ</w:t>
-            </w:r>
-            <w:r>
-              <w:rPr>
-                <w:rFonts w:ascii="Times New Roman" w:eastAsia="Times New Roman" w:hAnsi="Times New Roman" w:cs="Times New Roman"/>
-                <w:noProof/>
-                <w:sz w:val="26"/>
-                <w:szCs w:val="26"/>
-                <w:lang w:val="vi-VN"/>
-              </w:rPr>
-              <w:t>ánh giá</w:t>
+              <w:t>Trong tab r</w:t>
+            </w:r>
+            <w:r>
+              <w:rPr>
+                <w:rFonts w:ascii="Times New Roman" w:eastAsia="Times New Roman" w:hAnsi="Times New Roman" w:cs="Times New Roman"/>
+                <w:bCs/>
+                <w:noProof/>
+                <w:sz w:val="26"/>
+                <w:szCs w:val="26"/>
+                <w:lang w:val="vi-VN"/>
+              </w:rPr>
+              <w:t>eviewer</w:t>
             </w:r>
             <w:r>
               <w:rPr>
@@ -29807,13 +30177,33 @@
             </w:pPr>
             <w:r>
               <w:rPr>
-                <w:rFonts w:ascii="Times New Roman" w:eastAsia="Times New Roman" w:hAnsi="Times New Roman" w:cs="Times New Roman"/>
-                <w:noProof/>
-                <w:sz w:val="26"/>
-                <w:szCs w:val="26"/>
-                <w:lang w:val="vi-VN"/>
-              </w:rPr>
-              <w:t xml:space="preserve">Người dùng có thể </w:t>
+                <w:rFonts w:ascii="Times New Roman" w:hAnsi="Times New Roman" w:cs="Times New Roman"/>
+                <w:noProof/>
+                <w:sz w:val="26"/>
+                <w:szCs w:val="26"/>
+                <w:lang w:val="vi-VN"/>
+              </w:rPr>
+              <w:t>thành viên/ khách vãng lai</w:t>
+            </w:r>
+            <w:r>
+              <w:rPr>
+                <w:rFonts w:ascii="Times New Roman" w:eastAsia="Times New Roman" w:hAnsi="Times New Roman" w:cs="Times New Roman"/>
+                <w:noProof/>
+                <w:sz w:val="26"/>
+                <w:szCs w:val="26"/>
+                <w:lang w:val="vi-VN"/>
+              </w:rPr>
+              <w:t xml:space="preserve"> </w:t>
+            </w:r>
+            <w:r>
+              <w:rPr>
+                <w:rFonts w:ascii="Times New Roman" w:eastAsia="Times New Roman" w:hAnsi="Times New Roman" w:cs="Times New Roman"/>
+                <w:noProof/>
+                <w:sz w:val="26"/>
+                <w:szCs w:val="26"/>
+                <w:lang w:val="vi-VN"/>
+              </w:rPr>
+              <w:t xml:space="preserve">có thể </w:t>
             </w:r>
             <w:r>
               <w:rPr>
@@ -29867,29 +30257,7 @@
                 <w:szCs w:val="26"/>
                 <w:lang w:val="vi-VN"/>
               </w:rPr>
-              <w:t xml:space="preserve">chi tiết cửa hàng, </w:t>
-            </w:r>
-            <w:r>
-              <w:rPr>
-                <w:rFonts w:ascii="Times New Roman" w:eastAsia="Times New Roman" w:hAnsi="Times New Roman" w:cs="Times New Roman"/>
-                <w:bCs/>
-                <w:noProof/>
-                <w:sz w:val="26"/>
-                <w:szCs w:val="26"/>
-                <w:lang w:val="vi-VN"/>
-              </w:rPr>
-              <w:t xml:space="preserve">người đánh giá </w:t>
-            </w:r>
-            <w:r>
-              <w:rPr>
-                <w:rFonts w:ascii="Times New Roman" w:eastAsia="Times New Roman" w:hAnsi="Times New Roman" w:cs="Times New Roman"/>
-                <w:bCs/>
-                <w:noProof/>
-                <w:sz w:val="26"/>
-                <w:szCs w:val="26"/>
-                <w:lang w:val="vi-VN"/>
-              </w:rPr>
-              <w:t>hoặc món ăn</w:t>
+              <w:t>chi tiết cửa hàng, reviewer hoặc món ăn</w:t>
             </w:r>
             <w:r>
               <w:rPr>
@@ -29921,13 +30289,33 @@
             </w:pPr>
             <w:r>
               <w:rPr>
-                <w:rFonts w:ascii="Times New Roman" w:eastAsia="Times New Roman" w:hAnsi="Times New Roman" w:cs="Times New Roman"/>
-                <w:noProof/>
-                <w:sz w:val="26"/>
-                <w:szCs w:val="26"/>
-                <w:lang w:val="vi-VN"/>
-              </w:rPr>
-              <w:t>Người dùng có thể lọc theo: khu vực, số đơn hàng, đánh giá, trạng thái tỉ lệ hủy.</w:t>
+                <w:rFonts w:ascii="Times New Roman" w:hAnsi="Times New Roman" w:cs="Times New Roman"/>
+                <w:noProof/>
+                <w:sz w:val="26"/>
+                <w:szCs w:val="26"/>
+                <w:lang w:val="vi-VN"/>
+              </w:rPr>
+              <w:t>thành viên/ khách vãng lai</w:t>
+            </w:r>
+            <w:r>
+              <w:rPr>
+                <w:rFonts w:ascii="Times New Roman" w:eastAsia="Times New Roman" w:hAnsi="Times New Roman" w:cs="Times New Roman"/>
+                <w:noProof/>
+                <w:sz w:val="26"/>
+                <w:szCs w:val="26"/>
+                <w:lang w:val="vi-VN"/>
+              </w:rPr>
+              <w:t xml:space="preserve"> </w:t>
+            </w:r>
+            <w:r>
+              <w:rPr>
+                <w:rFonts w:ascii="Times New Roman" w:eastAsia="Times New Roman" w:hAnsi="Times New Roman" w:cs="Times New Roman"/>
+                <w:noProof/>
+                <w:sz w:val="26"/>
+                <w:szCs w:val="26"/>
+                <w:lang w:val="vi-VN"/>
+              </w:rPr>
+              <w:t>có thể lọc theo: khu vực, số đơn hàng, đánh giá, trạng thái tỉ lệ hủy.</w:t>
             </w:r>
           </w:p>
           <w:p>
@@ -29949,13 +30337,33 @@
             </w:pPr>
             <w:r>
               <w:rPr>
-                <w:rFonts w:ascii="Times New Roman" w:eastAsia="Times New Roman" w:hAnsi="Times New Roman" w:cs="Times New Roman"/>
-                <w:noProof/>
-                <w:sz w:val="26"/>
-                <w:szCs w:val="26"/>
-                <w:lang w:val="vi-VN"/>
-              </w:rPr>
-              <w:t>Người dùng có thể tìm kiếm theo từ khóa.</w:t>
+                <w:rFonts w:ascii="Times New Roman" w:hAnsi="Times New Roman" w:cs="Times New Roman"/>
+                <w:noProof/>
+                <w:sz w:val="26"/>
+                <w:szCs w:val="26"/>
+                <w:lang w:val="vi-VN"/>
+              </w:rPr>
+              <w:t>thành viên/ khách vãng lai</w:t>
+            </w:r>
+            <w:r>
+              <w:rPr>
+                <w:rFonts w:ascii="Times New Roman" w:eastAsia="Times New Roman" w:hAnsi="Times New Roman" w:cs="Times New Roman"/>
+                <w:noProof/>
+                <w:sz w:val="26"/>
+                <w:szCs w:val="26"/>
+                <w:lang w:val="vi-VN"/>
+              </w:rPr>
+              <w:t xml:space="preserve"> </w:t>
+            </w:r>
+            <w:r>
+              <w:rPr>
+                <w:rFonts w:ascii="Times New Roman" w:eastAsia="Times New Roman" w:hAnsi="Times New Roman" w:cs="Times New Roman"/>
+                <w:noProof/>
+                <w:sz w:val="26"/>
+                <w:szCs w:val="26"/>
+                <w:lang w:val="vi-VN"/>
+              </w:rPr>
+              <w:t>có thể tìm kiếm theo từ khóa.</w:t>
             </w:r>
           </w:p>
           <w:p>
@@ -30078,7 +30486,7 @@
           <w:lang w:val="vi-VN"/>
         </w:rPr>
       </w:pPr>
-      <w:bookmarkStart w:id="29" w:name="_Toc226742504"/>
+      <w:bookmarkStart w:id="30" w:name="_Toc226742504"/>
       <w:r>
         <w:rPr>
           <w:rFonts w:ascii="Times New Roman" w:hAnsi="Times New Roman" w:cs="Times New Roman"/>
@@ -30090,7 +30498,7 @@
         <w:lastRenderedPageBreak/>
         <w:t>Trò chuyện</w:t>
       </w:r>
-      <w:bookmarkEnd w:id="29"/>
+      <w:bookmarkEnd w:id="30"/>
     </w:p>
     <w:tbl>
       <w:tblPr>
@@ -30100,8 +30508,8 @@
         <w:tblLook w:val="04A0" w:firstRow="1" w:lastRow="0" w:firstColumn="1" w:lastColumn="0" w:noHBand="0" w:noVBand="1"/>
       </w:tblPr>
       <w:tblGrid>
-        <w:gridCol w:w="1668"/>
-        <w:gridCol w:w="7069"/>
+        <w:gridCol w:w="1691"/>
+        <w:gridCol w:w="7272"/>
       </w:tblGrid>
       <w:tr>
         <w:tc>
@@ -30561,18 +30969,7 @@
                 <w:szCs w:val="26"/>
                 <w:lang w:val="vi-VN"/>
               </w:rPr>
-              <w:t xml:space="preserve">trang trò </w:t>
-            </w:r>
-            <w:r>
-              <w:rPr>
-                <w:rFonts w:ascii="Times New Roman" w:eastAsia="Times New Roman" w:hAnsi="Times New Roman" w:cs="Times New Roman"/>
-                <w:bCs/>
-                <w:noProof/>
-                <w:sz w:val="26"/>
-                <w:szCs w:val="26"/>
-                <w:lang w:val="vi-VN"/>
-              </w:rPr>
-              <w:t>chuyện,</w:t>
+              <w:t>trang trò chuyện</w:t>
             </w:r>
             <w:r>
               <w:rPr>
@@ -30736,13 +31133,23 @@
             <w:r>
               <w:rPr>
                 <w:rFonts w:ascii="Times New Roman" w:eastAsia="Times New Roman" w:hAnsi="Times New Roman" w:cs="Times New Roman"/>
-                <w:bCs/>
-                <w:noProof/>
-                <w:sz w:val="26"/>
-                <w:szCs w:val="26"/>
-                <w:lang w:val="vi-VN"/>
-              </w:rPr>
-              <w:t>pop-up yêu cầu đăng nhập</w:t>
+                <w:noProof/>
+                <w:sz w:val="26"/>
+                <w:szCs w:val="26"/>
+                <w:lang w:val="vi-VN"/>
+              </w:rPr>
+              <w:t>P</w:t>
+            </w:r>
+            <w:r>
+              <w:rPr>
+                <w:rFonts w:ascii="Times New Roman" w:eastAsia="Times New Roman" w:hAnsi="Times New Roman" w:cs="Times New Roman"/>
+                <w:bCs/>
+                <w:noProof/>
+                <w:sz w:val="26"/>
+                <w:szCs w:val="26"/>
+                <w:lang w:val="vi-VN"/>
+              </w:rPr>
+              <w:t>op-up yêu cầu đăng nhập</w:t>
             </w:r>
             <w:r>
               <w:rPr>
@@ -31079,7 +31486,7 @@
           <w:lang w:val="vi-VN"/>
         </w:rPr>
       </w:pPr>
-      <w:bookmarkStart w:id="30" w:name="_Toc226742505"/>
+      <w:bookmarkStart w:id="31" w:name="_Toc226742505"/>
       <w:r>
         <w:rPr>
           <w:rFonts w:ascii="Times New Roman" w:hAnsi="Times New Roman" w:cs="Times New Roman"/>
@@ -31091,7 +31498,7 @@
         <w:lastRenderedPageBreak/>
         <w:t>Gửi yêu cầu hỗ trợ</w:t>
       </w:r>
-      <w:bookmarkEnd w:id="30"/>
+      <w:bookmarkEnd w:id="31"/>
     </w:p>
     <w:tbl>
       <w:tblPr>
@@ -31101,8 +31508,8 @@
         <w:tblLook w:val="04A0" w:firstRow="1" w:lastRow="0" w:firstColumn="1" w:lastColumn="0" w:noHBand="0" w:noVBand="1"/>
       </w:tblPr>
       <w:tblGrid>
-        <w:gridCol w:w="1662"/>
-        <w:gridCol w:w="7075"/>
+        <w:gridCol w:w="1689"/>
+        <w:gridCol w:w="7274"/>
       </w:tblGrid>
       <w:tr>
         <w:tc>
@@ -31667,17 +32074,17 @@
                 <w:szCs w:val="26"/>
                 <w:lang w:val="vi-VN"/>
               </w:rPr>
-              <w:t>mi</w:t>
-            </w:r>
-            <w:r>
-              <w:rPr>
-                <w:rFonts w:ascii="Times New Roman" w:eastAsia="Times New Roman" w:hAnsi="Times New Roman" w:cs="Times New Roman"/>
-                <w:noProof/>
-                <w:sz w:val="26"/>
-                <w:szCs w:val="26"/>
-                <w:lang w:val="vi-VN"/>
-              </w:rPr>
-              <w:t xml:space="preserve">nh chứng, thông tin liên hệ giải </w:t>
+              <w:t>minh</w:t>
+            </w:r>
+            <w:r>
+              <w:rPr>
+                <w:rFonts w:ascii="Times New Roman" w:eastAsia="Times New Roman" w:hAnsi="Times New Roman" w:cs="Times New Roman"/>
+                <w:noProof/>
+                <w:sz w:val="26"/>
+                <w:szCs w:val="26"/>
+                <w:lang w:val="vi-VN"/>
+              </w:rPr>
+              <w:t xml:space="preserve"> chứng, thông tin liên hệ giải </w:t>
             </w:r>
             <w:r>
               <w:rPr>
@@ -31946,27 +32353,7 @@
                 <w:szCs w:val="26"/>
                 <w:lang w:val="vi-VN"/>
               </w:rPr>
-              <w:t xml:space="preserve">bấm vào yêu cầu đã </w:t>
-            </w:r>
-            <w:r>
-              <w:rPr>
-                <w:rFonts w:ascii="Times New Roman" w:eastAsia="Times New Roman" w:hAnsi="Times New Roman" w:cs="Times New Roman"/>
-                <w:noProof/>
-                <w:sz w:val="26"/>
-                <w:szCs w:val="26"/>
-                <w:lang w:val="vi-VN"/>
-              </w:rPr>
-              <w:t>gửi,</w:t>
-            </w:r>
-            <w:r>
-              <w:rPr>
-                <w:rFonts w:ascii="Times New Roman" w:eastAsia="Times New Roman" w:hAnsi="Times New Roman" w:cs="Times New Roman"/>
-                <w:noProof/>
-                <w:sz w:val="26"/>
-                <w:szCs w:val="26"/>
-                <w:lang w:val="vi-VN"/>
-              </w:rPr>
-              <w:t xml:space="preserve"> nếu yêu cầu đã được giải quyết </w:t>
+              <w:t xml:space="preserve">bấm vào yêu cầu đã gửi nếu yêu cầu đã được giải quyết </w:t>
             </w:r>
             <w:r>
               <w:rPr>
@@ -32004,27 +32391,7 @@
                 <w:szCs w:val="26"/>
                 <w:lang w:val="vi-VN"/>
               </w:rPr>
-              <w:t xml:space="preserve">Nếu yêu cầu đang trong quá trình chờ giải </w:t>
-            </w:r>
-            <w:r>
-              <w:rPr>
-                <w:rFonts w:ascii="Times New Roman" w:eastAsia="Times New Roman" w:hAnsi="Times New Roman" w:cs="Times New Roman"/>
-                <w:noProof/>
-                <w:sz w:val="26"/>
-                <w:szCs w:val="26"/>
-                <w:lang w:val="vi-VN"/>
-              </w:rPr>
-              <w:t>quyết,</w:t>
-            </w:r>
-            <w:r>
-              <w:rPr>
-                <w:rFonts w:ascii="Times New Roman" w:eastAsia="Times New Roman" w:hAnsi="Times New Roman" w:cs="Times New Roman"/>
-                <w:noProof/>
-                <w:sz w:val="26"/>
-                <w:szCs w:val="26"/>
-                <w:lang w:val="vi-VN"/>
-              </w:rPr>
-              <w:t xml:space="preserve"> </w:t>
+              <w:t xml:space="preserve">Nếu yêu cầu đang trong quá trình chờ giải quyết </w:t>
             </w:r>
             <w:r>
               <w:rPr>
@@ -32239,7 +32606,7 @@
           <w:lang w:val="vi-VN"/>
         </w:rPr>
       </w:pPr>
-      <w:bookmarkStart w:id="31" w:name="_Toc226742506"/>
+      <w:bookmarkStart w:id="32" w:name="_Toc226742506"/>
       <w:r>
         <w:rPr>
           <w:rFonts w:ascii="Times New Roman" w:hAnsi="Times New Roman" w:cs="Times New Roman"/>
@@ -32251,7 +32618,7 @@
         <w:lastRenderedPageBreak/>
         <w:t>Kiếm tiền từ nội dung</w:t>
       </w:r>
-      <w:bookmarkEnd w:id="31"/>
+      <w:bookmarkEnd w:id="32"/>
     </w:p>
     <w:tbl>
       <w:tblPr>
@@ -32261,8 +32628,8 @@
         <w:tblLook w:val="04A0" w:firstRow="1" w:lastRow="0" w:firstColumn="1" w:lastColumn="0" w:noHBand="0" w:noVBand="1"/>
       </w:tblPr>
       <w:tblGrid>
-        <w:gridCol w:w="1663"/>
-        <w:gridCol w:w="7074"/>
+        <w:gridCol w:w="1690"/>
+        <w:gridCol w:w="7273"/>
       </w:tblGrid>
       <w:tr>
         <w:tc>
@@ -33335,7 +33702,7 @@
           <w:lang w:val="vi-VN"/>
         </w:rPr>
       </w:pPr>
-      <w:bookmarkStart w:id="32" w:name="_Toc226742507"/>
+      <w:bookmarkStart w:id="33" w:name="_Toc226742507"/>
       <w:r>
         <w:rPr>
           <w:rFonts w:ascii="Times New Roman" w:hAnsi="Times New Roman" w:cs="Times New Roman"/>
@@ -33347,7 +33714,7 @@
         <w:lastRenderedPageBreak/>
         <w:t>Đăng ký mở cửa hàng</w:t>
       </w:r>
-      <w:bookmarkEnd w:id="32"/>
+      <w:bookmarkEnd w:id="33"/>
     </w:p>
     <w:tbl>
       <w:tblPr>
@@ -33357,8 +33724,8 @@
         <w:tblLook w:val="04A0" w:firstRow="1" w:lastRow="0" w:firstColumn="1" w:lastColumn="0" w:noHBand="0" w:noVBand="1"/>
       </w:tblPr>
       <w:tblGrid>
-        <w:gridCol w:w="1662"/>
-        <w:gridCol w:w="7075"/>
+        <w:gridCol w:w="1690"/>
+        <w:gridCol w:w="7273"/>
       </w:tblGrid>
       <w:tr>
         <w:tc>
@@ -34195,6 +34562,15 @@
             </w:r>
             <w:r>
               <w:rPr>
+                <w:noProof/>
+                <w:sz w:val="26"/>
+                <w:szCs w:val="26"/>
+                <w:lang w:val="vi-VN"/>
+              </w:rPr>
+              <w:t>P</w:t>
+            </w:r>
+            <w:r>
+              <w:rPr>
                 <w:rStyle w:val="Strong"/>
                 <w:b w:val="0"/>
                 <w:noProof/>
@@ -34202,7 +34578,7 @@
                 <w:szCs w:val="26"/>
                 <w:lang w:val="vi-VN"/>
               </w:rPr>
-              <w:t xml:space="preserve">pop-up </w:t>
+              <w:t xml:space="preserve">op-up </w:t>
             </w:r>
             <w:r>
               <w:rPr>
@@ -34454,29 +34830,7 @@
                 <w:szCs w:val="26"/>
                 <w:lang w:val="vi-VN"/>
               </w:rPr>
-              <w:t xml:space="preserve">hông tin gói dịch vụ </w:t>
-            </w:r>
-            <w:r>
-              <w:rPr>
-                <w:rStyle w:val="Strong"/>
-                <w:b w:val="0"/>
-                <w:noProof/>
-                <w:sz w:val="26"/>
-                <w:szCs w:val="26"/>
-                <w:lang w:val="vi-VN"/>
-              </w:rPr>
-              <w:t>và</w:t>
-            </w:r>
-            <w:r>
-              <w:rPr>
-                <w:rStyle w:val="Strong"/>
-                <w:b w:val="0"/>
-                <w:noProof/>
-                <w:sz w:val="26"/>
-                <w:szCs w:val="26"/>
-                <w:lang w:val="vi-VN"/>
-              </w:rPr>
-              <w:t xml:space="preserve"> pháp lý</w:t>
+              <w:t>hông tin gói dịch vụ &amp; pháp lý</w:t>
             </w:r>
             <w:r>
               <w:rPr>
@@ -34703,7 +35057,6 @@
                 <w:szCs w:val="26"/>
                 <w:lang w:val="vi-VN"/>
               </w:rPr>
-              <w:lastRenderedPageBreak/>
               <w:t xml:space="preserve">Hệ thống </w:t>
             </w:r>
             <w:r>
@@ -34724,34 +35077,25 @@
                 <w:szCs w:val="26"/>
                 <w:lang w:val="vi-VN"/>
               </w:rPr>
-              <w:t xml:space="preserve">thành </w:t>
-            </w:r>
-            <w:r>
-              <w:rPr>
-                <w:noProof/>
-                <w:sz w:val="26"/>
-                <w:szCs w:val="26"/>
-                <w:lang w:val="vi-VN"/>
-              </w:rPr>
-              <w:t>viên.</w:t>
-            </w:r>
-            <w:r>
-              <w:rPr>
-                <w:noProof/>
-                <w:sz w:val="26"/>
-                <w:szCs w:val="26"/>
-                <w:lang w:val="vi-VN"/>
-              </w:rPr>
-              <w:t xml:space="preserve"> </w:t>
-            </w:r>
-            <w:r>
-              <w:rPr>
-                <w:noProof/>
-                <w:sz w:val="26"/>
-                <w:szCs w:val="26"/>
-                <w:lang w:val="vi-VN"/>
-              </w:rPr>
-              <w:t xml:space="preserve">Đồng thời </w:t>
+              <w:t>thành viên</w:t>
+            </w:r>
+            <w:r>
+              <w:rPr>
+                <w:noProof/>
+                <w:sz w:val="26"/>
+                <w:szCs w:val="26"/>
+                <w:lang w:val="vi-VN"/>
+              </w:rPr>
+              <w:t>, đ</w:t>
+            </w:r>
+            <w:r>
+              <w:rPr>
+                <w:noProof/>
+                <w:sz w:val="26"/>
+                <w:szCs w:val="26"/>
+                <w:lang w:val="vi-VN"/>
+              </w:rPr>
+              <w:t xml:space="preserve">ồng thời </w:t>
             </w:r>
             <w:r>
               <w:rPr>
@@ -34806,6 +35150,7 @@
                 <w:szCs w:val="26"/>
                 <w:lang w:val="vi-VN"/>
               </w:rPr>
+              <w:lastRenderedPageBreak/>
               <w:t>Ràng buộc:</w:t>
             </w:r>
           </w:p>
@@ -34893,7 +35238,26 @@
                 <w:szCs w:val="26"/>
                 <w:lang w:val="vi-VN"/>
               </w:rPr>
-              <w:t xml:space="preserve">Thành viên </w:t>
+              <w:t>Thành</w:t>
+            </w:r>
+            <w:r>
+              <w:rPr>
+                <w:rFonts w:ascii="Times New Roman" w:hAnsi="Times New Roman" w:cs="Times New Roman"/>
+                <w:noProof/>
+                <w:sz w:val="26"/>
+                <w:szCs w:val="26"/>
+                <w:lang w:val="vi-VN"/>
+              </w:rPr>
+              <w:t xml:space="preserve"> viên</w:t>
+            </w:r>
+            <w:r>
+              <w:rPr>
+                <w:noProof/>
+                <w:sz w:val="26"/>
+                <w:szCs w:val="26"/>
+                <w:lang w:val="vi-VN"/>
+              </w:rPr>
+              <w:t xml:space="preserve"> </w:t>
             </w:r>
             <w:r>
               <w:rPr>
@@ -35066,7 +35430,7 @@
           <w:lang w:val="vi-VN"/>
         </w:rPr>
       </w:pPr>
-      <w:bookmarkStart w:id="33" w:name="_Toc226742508"/>
+      <w:bookmarkStart w:id="34" w:name="_Toc226742508"/>
       <w:r>
         <w:rPr>
           <w:rFonts w:ascii="Times New Roman" w:hAnsi="Times New Roman" w:cs="Times New Roman"/>
@@ -35078,7 +35442,7 @@
         <w:lastRenderedPageBreak/>
         <w:t>Giỏ hàng</w:t>
       </w:r>
-      <w:bookmarkEnd w:id="33"/>
+      <w:bookmarkEnd w:id="34"/>
     </w:p>
     <w:tbl>
       <w:tblPr>
@@ -35088,8 +35452,8 @@
         <w:tblLook w:val="04A0" w:firstRow="1" w:lastRow="0" w:firstColumn="1" w:lastColumn="0" w:noHBand="0" w:noVBand="1"/>
       </w:tblPr>
       <w:tblGrid>
-        <w:gridCol w:w="1663"/>
-        <w:gridCol w:w="7074"/>
+        <w:gridCol w:w="1690"/>
+        <w:gridCol w:w="7273"/>
       </w:tblGrid>
       <w:tr>
         <w:tc>
@@ -35538,7 +35902,27 @@
                 <w:szCs w:val="26"/>
                 <w:lang w:val="vi-VN"/>
               </w:rPr>
-              <w:t xml:space="preserve"> pop-up</w:t>
+              <w:t xml:space="preserve"> </w:t>
+            </w:r>
+            <w:r>
+              <w:rPr>
+                <w:rFonts w:ascii="Times New Roman" w:eastAsia="Times New Roman" w:hAnsi="Times New Roman" w:cs="Times New Roman"/>
+                <w:noProof/>
+                <w:sz w:val="26"/>
+                <w:szCs w:val="26"/>
+                <w:lang w:val="vi-VN"/>
+              </w:rPr>
+              <w:t>P</w:t>
+            </w:r>
+            <w:r>
+              <w:rPr>
+                <w:rFonts w:ascii="Times New Roman" w:eastAsia="Times New Roman" w:hAnsi="Times New Roman" w:cs="Times New Roman"/>
+                <w:noProof/>
+                <w:sz w:val="26"/>
+                <w:szCs w:val="26"/>
+                <w:lang w:val="vi-VN"/>
+              </w:rPr>
+              <w:t>op-up</w:t>
             </w:r>
             <w:r>
               <w:rPr>
@@ -35978,7 +36362,6 @@
                 <w:szCs w:val="26"/>
                 <w:lang w:val="vi-VN"/>
               </w:rPr>
-              <w:lastRenderedPageBreak/>
               <w:t xml:space="preserve">Giỏ hàng phải </w:t>
             </w:r>
             <w:r>
@@ -36070,7 +36453,7 @@
           <w:lang w:val="vi-VN"/>
         </w:rPr>
       </w:pPr>
-      <w:bookmarkStart w:id="34" w:name="_Toc226742509"/>
+      <w:bookmarkStart w:id="35" w:name="_Toc226742509"/>
       <w:r>
         <w:rPr>
           <w:rFonts w:ascii="Times New Roman" w:hAnsi="Times New Roman" w:cs="Times New Roman"/>
@@ -36082,7 +36465,7 @@
         <w:lastRenderedPageBreak/>
         <w:t>Thanh toán</w:t>
       </w:r>
-      <w:bookmarkEnd w:id="34"/>
+      <w:bookmarkEnd w:id="35"/>
     </w:p>
     <w:tbl>
       <w:tblPr>
@@ -36092,8 +36475,8 @@
         <w:tblLook w:val="04A0" w:firstRow="1" w:lastRow="0" w:firstColumn="1" w:lastColumn="0" w:noHBand="0" w:noVBand="1"/>
       </w:tblPr>
       <w:tblGrid>
-        <w:gridCol w:w="1665"/>
-        <w:gridCol w:w="7072"/>
+        <w:gridCol w:w="1690"/>
+        <w:gridCol w:w="7273"/>
       </w:tblGrid>
       <w:tr>
         <w:tc>
@@ -37064,7 +37447,7 @@
           <w:lang w:val="vi-VN"/>
         </w:rPr>
       </w:pPr>
-      <w:bookmarkStart w:id="35" w:name="_Toc226742510"/>
+      <w:bookmarkStart w:id="36" w:name="_Toc226742510"/>
       <w:r>
         <w:rPr>
           <w:rFonts w:ascii="Times New Roman" w:hAnsi="Times New Roman" w:cs="Times New Roman"/>
@@ -37073,10 +37456,9 @@
           <w:color w:val="auto"/>
           <w:lang w:val="vi-VN"/>
         </w:rPr>
-        <w:lastRenderedPageBreak/>
         <w:t>Đơn hàng của tôi</w:t>
       </w:r>
-      <w:bookmarkEnd w:id="35"/>
+      <w:bookmarkEnd w:id="36"/>
     </w:p>
     <w:p>
       <w:pPr>
@@ -37109,7 +37491,7 @@
         </w:rPr>
         <w:t xml:space="preserve"> </w:t>
       </w:r>
-      <w:bookmarkStart w:id="36" w:name="_Toc226742511"/>
+      <w:bookmarkStart w:id="37" w:name="_Toc226742511"/>
       <w:r>
         <w:rPr>
           <w:rFonts w:ascii="Times New Roman" w:hAnsi="Times New Roman" w:cs="Times New Roman"/>
@@ -37134,7 +37516,7 @@
         </w:rPr>
         <w:t>ã đặt</w:t>
       </w:r>
-      <w:bookmarkEnd w:id="36"/>
+      <w:bookmarkEnd w:id="37"/>
     </w:p>
     <w:tbl>
       <w:tblPr>
@@ -37144,8 +37526,8 @@
         <w:tblLook w:val="04A0" w:firstRow="1" w:lastRow="0" w:firstColumn="1" w:lastColumn="0" w:noHBand="0" w:noVBand="1"/>
       </w:tblPr>
       <w:tblGrid>
-        <w:gridCol w:w="1663"/>
-        <w:gridCol w:w="7074"/>
+        <w:gridCol w:w="1690"/>
+        <w:gridCol w:w="7273"/>
       </w:tblGrid>
       <w:tr>
         <w:tc>
@@ -37300,6 +37682,7 @@
                 <w:szCs w:val="26"/>
                 <w:lang w:val="vi-VN"/>
               </w:rPr>
+              <w:lastRenderedPageBreak/>
               <w:t xml:space="preserve">Tác nhân: </w:t>
             </w:r>
             <w:r>
@@ -37494,27 +37877,7 @@
                 <w:szCs w:val="26"/>
                 <w:lang w:val="vi-VN"/>
               </w:rPr>
-              <w:t xml:space="preserve">nếu chưa có đơn hàng đã </w:t>
-            </w:r>
-            <w:r>
-              <w:rPr>
-                <w:rFonts w:ascii="Times New Roman" w:hAnsi="Times New Roman" w:cs="Times New Roman"/>
-                <w:noProof/>
-                <w:sz w:val="26"/>
-                <w:szCs w:val="26"/>
-                <w:lang w:val="vi-VN"/>
-              </w:rPr>
-              <w:t>đặt,</w:t>
-            </w:r>
-            <w:r>
-              <w:rPr>
-                <w:rFonts w:ascii="Times New Roman" w:hAnsi="Times New Roman" w:cs="Times New Roman"/>
-                <w:noProof/>
-                <w:sz w:val="26"/>
-                <w:szCs w:val="26"/>
-                <w:lang w:val="vi-VN"/>
-              </w:rPr>
-              <w:t xml:space="preserve"> </w:t>
+              <w:t xml:space="preserve">nếu chưa có đơn hàng đã đặt </w:t>
             </w:r>
             <w:r>
               <w:rPr>
@@ -37911,7 +38274,7 @@
         <w:lastRenderedPageBreak/>
         <w:t xml:space="preserve"> </w:t>
       </w:r>
-      <w:bookmarkStart w:id="37" w:name="_Toc226742512"/>
+      <w:bookmarkStart w:id="38" w:name="_Toc226742512"/>
       <w:r>
         <w:rPr>
           <w:rFonts w:ascii="Times New Roman" w:hAnsi="Times New Roman" w:cs="Times New Roman"/>
@@ -37936,7 +38299,7 @@
         </w:rPr>
         <w:t>ã mua</w:t>
       </w:r>
-      <w:bookmarkEnd w:id="37"/>
+      <w:bookmarkEnd w:id="38"/>
     </w:p>
     <w:tbl>
       <w:tblPr>
@@ -38310,27 +38673,7 @@
                 <w:szCs w:val="26"/>
                 <w:lang w:val="vi-VN"/>
               </w:rPr>
-              <w:t xml:space="preserve">, nếu chưa có đơn hàng đã </w:t>
-            </w:r>
-            <w:r>
-              <w:rPr>
-                <w:rFonts w:ascii="Times New Roman" w:hAnsi="Times New Roman" w:cs="Times New Roman"/>
-                <w:noProof/>
-                <w:sz w:val="26"/>
-                <w:szCs w:val="26"/>
-                <w:lang w:val="vi-VN"/>
-              </w:rPr>
-              <w:t>mua,</w:t>
-            </w:r>
-            <w:r>
-              <w:rPr>
-                <w:rFonts w:ascii="Times New Roman" w:hAnsi="Times New Roman" w:cs="Times New Roman"/>
-                <w:noProof/>
-                <w:sz w:val="26"/>
-                <w:szCs w:val="26"/>
-                <w:lang w:val="vi-VN"/>
-              </w:rPr>
-              <w:t xml:space="preserve"> </w:t>
+              <w:t xml:space="preserve">, nếu chưa có đơn hàng đã mua </w:t>
             </w:r>
             <w:r>
               <w:rPr>
@@ -38417,27 +38760,7 @@
                 <w:szCs w:val="26"/>
                 <w:lang w:val="vi-VN"/>
               </w:rPr>
-              <w:t xml:space="preserve">đã nhận được đơn hàng từ </w:t>
-            </w:r>
-            <w:r>
-              <w:rPr>
-                <w:rFonts w:ascii="Times New Roman" w:hAnsi="Times New Roman" w:cs="Times New Roman"/>
-                <w:noProof/>
-                <w:sz w:val="26"/>
-                <w:szCs w:val="26"/>
-                <w:lang w:val="vi-VN"/>
-              </w:rPr>
-              <w:t>s</w:t>
-            </w:r>
-            <w:r>
-              <w:rPr>
-                <w:rFonts w:ascii="Times New Roman" w:hAnsi="Times New Roman" w:cs="Times New Roman"/>
-                <w:noProof/>
-                <w:sz w:val="26"/>
-                <w:szCs w:val="26"/>
-                <w:lang w:val="vi-VN"/>
-              </w:rPr>
-              <w:t xml:space="preserve">hipper, </w:t>
+              <w:t xml:space="preserve">đã nhận được đơn hàng từ Shipper, </w:t>
             </w:r>
             <w:r>
               <w:rPr>
@@ -38484,27 +38807,7 @@
                 <w:szCs w:val="26"/>
                 <w:lang w:val="vi-VN"/>
               </w:rPr>
-              <w:t xml:space="preserve">Khi bấm vào xem chi tiết đơn, hệ thống hiển thị trạng thái của đơn </w:t>
-            </w:r>
-            <w:r>
-              <w:rPr>
-                <w:rFonts w:ascii="Times New Roman" w:eastAsia="Times New Roman" w:hAnsi="Times New Roman" w:cs="Times New Roman"/>
-                <w:noProof/>
-                <w:sz w:val="26"/>
-                <w:szCs w:val="26"/>
-                <w:lang w:val="vi-VN"/>
-              </w:rPr>
-              <w:t>hàng là</w:t>
-            </w:r>
-            <w:r>
-              <w:rPr>
-                <w:rFonts w:ascii="Times New Roman" w:eastAsia="Times New Roman" w:hAnsi="Times New Roman" w:cs="Times New Roman"/>
-                <w:noProof/>
-                <w:sz w:val="26"/>
-                <w:szCs w:val="26"/>
-                <w:lang w:val="vi-VN"/>
-              </w:rPr>
-              <w:t xml:space="preserve"> đã giao và hiển thị chi tiết đơn hàng gồm: địa chỉ, số điện thoại, tên cửa hàng, tên món, số lượng, giá tiền.</w:t>
+              <w:t>Khi bấm vào xem chi tiết đơn, hệ thống hiển thị trạng thái của đơn hàng: đã giao và hiển thị chi tiết đơn hàng gồm: địa chỉ, số điện thoại, tên cửa hàng, tên món, số lượng, giá tiền.</w:t>
             </w:r>
           </w:p>
           <w:p>
@@ -38805,7 +39108,27 @@
                 <w:szCs w:val="26"/>
                 <w:lang w:val="vi-VN"/>
               </w:rPr>
-              <w:t xml:space="preserve">bấm viết đánh giá, hệ thống hiển thị pop-up để </w:t>
+              <w:t xml:space="preserve">bấm viết đánh giá, hệ thống hiển thị </w:t>
+            </w:r>
+            <w:r>
+              <w:rPr>
+                <w:rFonts w:ascii="Times New Roman" w:eastAsia="Times New Roman" w:hAnsi="Times New Roman" w:cs="Times New Roman"/>
+                <w:noProof/>
+                <w:sz w:val="26"/>
+                <w:szCs w:val="26"/>
+                <w:lang w:val="vi-VN"/>
+              </w:rPr>
+              <w:t>P</w:t>
+            </w:r>
+            <w:r>
+              <w:rPr>
+                <w:rFonts w:ascii="Times New Roman" w:eastAsia="Times New Roman" w:hAnsi="Times New Roman" w:cs="Times New Roman"/>
+                <w:noProof/>
+                <w:sz w:val="26"/>
+                <w:szCs w:val="26"/>
+                <w:lang w:val="vi-VN"/>
+              </w:rPr>
+              <w:t xml:space="preserve">op-up để </w:t>
             </w:r>
             <w:r>
               <w:rPr>
@@ -38938,17 +39261,18 @@
                 <w:szCs w:val="26"/>
                 <w:lang w:val="vi-VN"/>
               </w:rPr>
-              <w:t>ã mua</w:t>
-            </w:r>
-            <w:r>
-              <w:rPr>
-                <w:b/>
-                <w:noProof/>
-                <w:sz w:val="26"/>
-                <w:szCs w:val="26"/>
-                <w:lang w:val="vi-VN"/>
-              </w:rPr>
-              <w:t>.</w:t>
+              <w:t>ã mu</w:t>
+            </w:r>
+            <w:r>
+              <w:rPr>
+                <w:rStyle w:val="Strong"/>
+                <w:b w:val="0"/>
+                <w:noProof/>
+                <w:sz w:val="26"/>
+                <w:szCs w:val="26"/>
+                <w:lang w:val="vi-VN"/>
+              </w:rPr>
+              <w:t>a.</w:t>
             </w:r>
           </w:p>
           <w:p>
@@ -39116,7 +39440,7 @@
         <w:lastRenderedPageBreak/>
         <w:t xml:space="preserve"> </w:t>
       </w:r>
-      <w:bookmarkStart w:id="38" w:name="_Toc226742513"/>
+      <w:bookmarkStart w:id="39" w:name="_Toc226742513"/>
       <w:r>
         <w:rPr>
           <w:rFonts w:ascii="Times New Roman" w:hAnsi="Times New Roman" w:cs="Times New Roman"/>
@@ -39141,7 +39465,7 @@
         </w:rPr>
         <w:t>ã hủy</w:t>
       </w:r>
-      <w:bookmarkEnd w:id="38"/>
+      <w:bookmarkEnd w:id="39"/>
     </w:p>
     <w:tbl>
       <w:tblPr>
@@ -39151,8 +39475,8 @@
         <w:tblLook w:val="04A0" w:firstRow="1" w:lastRow="0" w:firstColumn="1" w:lastColumn="0" w:noHBand="0" w:noVBand="1"/>
       </w:tblPr>
       <w:tblGrid>
-        <w:gridCol w:w="1663"/>
-        <w:gridCol w:w="7074"/>
+        <w:gridCol w:w="1690"/>
+        <w:gridCol w:w="7273"/>
       </w:tblGrid>
       <w:tr>
         <w:tc>
@@ -39537,7 +39861,7 @@
                 <w:szCs w:val="26"/>
                 <w:lang w:val="vi-VN"/>
               </w:rPr>
-              <w:t>hủy,</w:t>
+              <w:t>hủy</w:t>
             </w:r>
             <w:r>
               <w:rPr>
@@ -39644,27 +39968,7 @@
                 <w:szCs w:val="26"/>
                 <w:lang w:val="vi-VN"/>
               </w:rPr>
-              <w:t>Khi bấm vào xem chi tiết đơn, hệ thống hiển thị trạng thái của đơn hàng</w:t>
-            </w:r>
-            <w:r>
-              <w:rPr>
-                <w:rFonts w:ascii="Times New Roman" w:eastAsia="Times New Roman" w:hAnsi="Times New Roman" w:cs="Times New Roman"/>
-                <w:noProof/>
-                <w:sz w:val="26"/>
-                <w:szCs w:val="26"/>
-                <w:lang w:val="vi-VN"/>
-              </w:rPr>
-              <w:t xml:space="preserve"> là</w:t>
-            </w:r>
-            <w:r>
-              <w:rPr>
-                <w:rFonts w:ascii="Times New Roman" w:eastAsia="Times New Roman" w:hAnsi="Times New Roman" w:cs="Times New Roman"/>
-                <w:noProof/>
-                <w:sz w:val="26"/>
-                <w:szCs w:val="26"/>
-                <w:lang w:val="vi-VN"/>
-              </w:rPr>
-              <w:t xml:space="preserve"> đã </w:t>
+              <w:t xml:space="preserve">Khi bấm vào xem chi tiết đơn, hệ thống hiển thị trạng thái của đơn hàng: đã </w:t>
             </w:r>
             <w:r>
               <w:rPr>
@@ -39751,47 +40055,7 @@
                 <w:szCs w:val="26"/>
                 <w:lang w:val="vi-VN"/>
               </w:rPr>
-              <w:t xml:space="preserve">bấm vào mua </w:t>
-            </w:r>
-            <w:r>
-              <w:rPr>
-                <w:rFonts w:ascii="Times New Roman" w:eastAsia="Times New Roman" w:hAnsi="Times New Roman" w:cs="Times New Roman"/>
-                <w:noProof/>
-                <w:sz w:val="26"/>
-                <w:szCs w:val="26"/>
-                <w:lang w:val="vi-VN"/>
-              </w:rPr>
-              <w:t>lại,</w:t>
-            </w:r>
-            <w:r>
-              <w:rPr>
-                <w:rFonts w:ascii="Times New Roman" w:eastAsia="Times New Roman" w:hAnsi="Times New Roman" w:cs="Times New Roman"/>
-                <w:noProof/>
-                <w:sz w:val="26"/>
-                <w:szCs w:val="26"/>
-                <w:lang w:val="vi-VN"/>
-              </w:rPr>
-              <w:t xml:space="preserve"> hệ thống </w:t>
-            </w:r>
-            <w:r>
-              <w:rPr>
-                <w:rFonts w:ascii="Times New Roman" w:eastAsia="Times New Roman" w:hAnsi="Times New Roman" w:cs="Times New Roman"/>
-                <w:noProof/>
-                <w:sz w:val="26"/>
-                <w:szCs w:val="26"/>
-                <w:lang w:val="vi-VN"/>
-              </w:rPr>
-              <w:t xml:space="preserve">sẽ </w:t>
-            </w:r>
-            <w:r>
-              <w:rPr>
-                <w:rFonts w:ascii="Times New Roman" w:eastAsia="Times New Roman" w:hAnsi="Times New Roman" w:cs="Times New Roman"/>
-                <w:noProof/>
-                <w:sz w:val="26"/>
-                <w:szCs w:val="26"/>
-                <w:lang w:val="vi-VN"/>
-              </w:rPr>
-              <w:t xml:space="preserve">chuyển đơn hàng đến trang thanh toán để </w:t>
+              <w:t xml:space="preserve">bấm vào mua lại hệ thống chuyển đơn hàng đến trang thanh toán để </w:t>
             </w:r>
             <w:r>
               <w:rPr>
@@ -40052,7 +40316,7 @@
         <w:lastRenderedPageBreak/>
         <w:t xml:space="preserve"> </w:t>
       </w:r>
-      <w:bookmarkStart w:id="39" w:name="_Toc226742514"/>
+      <w:bookmarkStart w:id="40" w:name="_Toc226742514"/>
       <w:r>
         <w:rPr>
           <w:rFonts w:ascii="Times New Roman" w:hAnsi="Times New Roman" w:cs="Times New Roman"/>
@@ -40077,7 +40341,7 @@
         </w:rPr>
         <w:t>rả hàng</w:t>
       </w:r>
-      <w:bookmarkEnd w:id="39"/>
+      <w:bookmarkEnd w:id="40"/>
     </w:p>
     <w:tbl>
       <w:tblPr>
@@ -40087,8 +40351,8 @@
         <w:tblLook w:val="04A0" w:firstRow="1" w:lastRow="0" w:firstColumn="1" w:lastColumn="0" w:noHBand="0" w:noVBand="1"/>
       </w:tblPr>
       <w:tblGrid>
-        <w:gridCol w:w="1663"/>
-        <w:gridCol w:w="7074"/>
+        <w:gridCol w:w="1690"/>
+        <w:gridCol w:w="7273"/>
       </w:tblGrid>
       <w:tr>
         <w:tc>
@@ -40382,17 +40646,17 @@
                 <w:szCs w:val="26"/>
                 <w:lang w:val="vi-VN"/>
               </w:rPr>
-              <w:t>thành viên</w:t>
-            </w:r>
-            <w:r>
-              <w:rPr>
-                <w:rFonts w:ascii="Times New Roman" w:hAnsi="Times New Roman" w:cs="Times New Roman"/>
-                <w:noProof/>
-                <w:sz w:val="26"/>
-                <w:szCs w:val="26"/>
-                <w:lang w:val="vi-VN"/>
-              </w:rPr>
-              <w:t xml:space="preserve"> gặp vấn đề như món ăn không đúng, bị hỏng hoặc không đảm bảo chất lượng, </w:t>
+              <w:t xml:space="preserve">thành viên </w:t>
+            </w:r>
+            <w:r>
+              <w:rPr>
+                <w:rFonts w:ascii="Times New Roman" w:hAnsi="Times New Roman" w:cs="Times New Roman"/>
+                <w:noProof/>
+                <w:sz w:val="26"/>
+                <w:szCs w:val="26"/>
+                <w:lang w:val="vi-VN"/>
+              </w:rPr>
+              <w:t xml:space="preserve">g gặp vấn đề như món ăn không đúng, bị hỏng hoặc không đảm bảo chất lượng, </w:t>
             </w:r>
             <w:r>
               <w:rPr>
@@ -40522,27 +40786,7 @@
                 <w:szCs w:val="26"/>
                 <w:lang w:val="vi-VN"/>
               </w:rPr>
-              <w:t xml:space="preserve"> </w:t>
-            </w:r>
-            <w:r>
-              <w:rPr>
-                <w:rFonts w:ascii="Times New Roman" w:hAnsi="Times New Roman" w:cs="Times New Roman"/>
-                <w:noProof/>
-                <w:sz w:val="26"/>
-                <w:szCs w:val="26"/>
-                <w:lang w:val="vi-VN"/>
-              </w:rPr>
-              <w:t>hàng,</w:t>
-            </w:r>
-            <w:r>
-              <w:rPr>
-                <w:rFonts w:ascii="Times New Roman" w:hAnsi="Times New Roman" w:cs="Times New Roman"/>
-                <w:noProof/>
-                <w:sz w:val="26"/>
-                <w:szCs w:val="26"/>
-                <w:lang w:val="vi-VN"/>
-              </w:rPr>
-              <w:t xml:space="preserve"> </w:t>
+              <w:t xml:space="preserve"> hàng </w:t>
             </w:r>
             <w:r>
               <w:rPr>
@@ -40629,27 +40873,7 @@
                 <w:szCs w:val="26"/>
                 <w:lang w:val="vi-VN"/>
               </w:rPr>
-              <w:t>Khi bấm vào xem chi tiết đơn, hệ thống hiển thị trạng thái của đơn hàng</w:t>
-            </w:r>
-            <w:r>
-              <w:rPr>
-                <w:rFonts w:ascii="Times New Roman" w:eastAsia="Times New Roman" w:hAnsi="Times New Roman" w:cs="Times New Roman"/>
-                <w:noProof/>
-                <w:sz w:val="26"/>
-                <w:szCs w:val="26"/>
-                <w:lang w:val="vi-VN"/>
-              </w:rPr>
-              <w:t xml:space="preserve"> là</w:t>
-            </w:r>
-            <w:r>
-              <w:rPr>
-                <w:rFonts w:ascii="Times New Roman" w:eastAsia="Times New Roman" w:hAnsi="Times New Roman" w:cs="Times New Roman"/>
-                <w:noProof/>
-                <w:sz w:val="26"/>
-                <w:szCs w:val="26"/>
-                <w:lang w:val="vi-VN"/>
-              </w:rPr>
-              <w:t xml:space="preserve"> </w:t>
+              <w:t xml:space="preserve">Khi bấm vào xem chi tiết đơn, hệ thống hiển thị trạng thái của đơn hàng: </w:t>
             </w:r>
             <w:r>
               <w:rPr>
@@ -40726,27 +40950,7 @@
                 <w:szCs w:val="26"/>
                 <w:lang w:val="vi-VN"/>
               </w:rPr>
-              <w:t xml:space="preserve">muốn mua lại, bấm vào mua </w:t>
-            </w:r>
-            <w:r>
-              <w:rPr>
-                <w:rFonts w:ascii="Times New Roman" w:eastAsia="Times New Roman" w:hAnsi="Times New Roman" w:cs="Times New Roman"/>
-                <w:noProof/>
-                <w:sz w:val="26"/>
-                <w:szCs w:val="26"/>
-                <w:lang w:val="vi-VN"/>
-              </w:rPr>
-              <w:t>lại,</w:t>
-            </w:r>
-            <w:r>
-              <w:rPr>
-                <w:rFonts w:ascii="Times New Roman" w:eastAsia="Times New Roman" w:hAnsi="Times New Roman" w:cs="Times New Roman"/>
-                <w:noProof/>
-                <w:sz w:val="26"/>
-                <w:szCs w:val="26"/>
-                <w:lang w:val="vi-VN"/>
-              </w:rPr>
-              <w:t xml:space="preserve"> hệ thống chuyển đơn hàng đến trang thanh toán để </w:t>
+              <w:t xml:space="preserve">muốn mua lại, bấm vào mua lại hệ thống chuyển đơn hàng đến trang thanh toán để </w:t>
             </w:r>
             <w:r>
               <w:rPr>
@@ -40994,7 +41198,7 @@
           <w:lang w:val="vi-VN"/>
         </w:rPr>
       </w:pPr>
-      <w:bookmarkStart w:id="40" w:name="_Toc226742515"/>
+      <w:bookmarkStart w:id="41" w:name="_Toc226742515"/>
       <w:r>
         <w:rPr>
           <w:rFonts w:ascii="Times New Roman" w:hAnsi="Times New Roman" w:cs="Times New Roman"/>
@@ -41016,7 +41220,7 @@
         </w:rPr>
         <w:t xml:space="preserve"> đơn hàng</w:t>
       </w:r>
-      <w:bookmarkEnd w:id="40"/>
+      <w:bookmarkEnd w:id="41"/>
     </w:p>
     <w:tbl>
       <w:tblPr>
@@ -41026,8 +41230,8 @@
         <w:tblLook w:val="04A0" w:firstRow="1" w:lastRow="0" w:firstColumn="1" w:lastColumn="0" w:noHBand="0" w:noVBand="1"/>
       </w:tblPr>
       <w:tblGrid>
-        <w:gridCol w:w="1663"/>
-        <w:gridCol w:w="7074"/>
+        <w:gridCol w:w="1690"/>
+        <w:gridCol w:w="7273"/>
       </w:tblGrid>
       <w:tr>
         <w:tc>
@@ -41344,27 +41548,7 @@
                 <w:szCs w:val="26"/>
                 <w:lang w:val="vi-VN"/>
               </w:rPr>
-              <w:t xml:space="preserve">Khi truy cập mục đánh giá, nếu chưa có đánh giá </w:t>
-            </w:r>
-            <w:r>
-              <w:rPr>
-                <w:rFonts w:ascii="Times New Roman" w:hAnsi="Times New Roman" w:cs="Times New Roman"/>
-                <w:noProof/>
-                <w:sz w:val="26"/>
-                <w:szCs w:val="26"/>
-                <w:lang w:val="vi-VN"/>
-              </w:rPr>
-              <w:t>nào,</w:t>
-            </w:r>
-            <w:r>
-              <w:rPr>
-                <w:rFonts w:ascii="Times New Roman" w:hAnsi="Times New Roman" w:cs="Times New Roman"/>
-                <w:noProof/>
-                <w:sz w:val="26"/>
-                <w:szCs w:val="26"/>
-                <w:lang w:val="vi-VN"/>
-              </w:rPr>
-              <w:t xml:space="preserve"> giao diện sẽ hiển thị danh sách trống. Nếu có hệ thống hiển thị danh sách và trạng thái các đơn hàng mà </w:t>
+              <w:t xml:space="preserve">Khi truy cập mục đánh giá, nếu chưa có đánh giá nào giao diện sẽ hiển thị danh sách trống. Nếu có hệ thống hiển thị danh sách và trạng thái các đơn hàng mà </w:t>
             </w:r>
             <w:r>
               <w:rPr>
@@ -41488,27 +41672,37 @@
                 <w:szCs w:val="26"/>
                 <w:lang w:val="vi-VN"/>
               </w:rPr>
-              <w:t xml:space="preserve">nhấn vào nút đánh </w:t>
-            </w:r>
-            <w:r>
-              <w:rPr>
-                <w:rFonts w:ascii="Times New Roman" w:eastAsia="Times New Roman" w:hAnsi="Times New Roman" w:cs="Times New Roman"/>
-                <w:noProof/>
-                <w:sz w:val="26"/>
-                <w:szCs w:val="26"/>
-                <w:lang w:val="vi-VN"/>
-              </w:rPr>
-              <w:t>giá</w:t>
-            </w:r>
-            <w:r>
-              <w:rPr>
-                <w:rFonts w:ascii="Times New Roman" w:eastAsia="Times New Roman" w:hAnsi="Times New Roman" w:cs="Times New Roman"/>
-                <w:noProof/>
-                <w:sz w:val="26"/>
-                <w:szCs w:val="26"/>
-                <w:lang w:val="vi-VN"/>
-              </w:rPr>
-              <w:t xml:space="preserve"> hiển thị p</w:t>
+              <w:t>nhấn</w:t>
+            </w:r>
+            <w:r>
+              <w:rPr>
+                <w:rFonts w:ascii="Times New Roman" w:eastAsia="Times New Roman" w:hAnsi="Times New Roman" w:cs="Times New Roman"/>
+                <w:noProof/>
+                <w:sz w:val="26"/>
+                <w:szCs w:val="26"/>
+                <w:lang w:val="vi-VN"/>
+              </w:rPr>
+              <w:t xml:space="preserve"> </w:t>
+            </w:r>
+            <w:r>
+              <w:rPr>
+                <w:rFonts w:ascii="Times New Roman" w:eastAsia="Times New Roman" w:hAnsi="Times New Roman" w:cs="Times New Roman"/>
+                <w:noProof/>
+                <w:sz w:val="26"/>
+                <w:szCs w:val="26"/>
+                <w:lang w:val="vi-VN"/>
+              </w:rPr>
+              <w:t xml:space="preserve">vào nút đánh giá hiển thị </w:t>
+            </w:r>
+            <w:r>
+              <w:rPr>
+                <w:rFonts w:ascii="Times New Roman" w:eastAsia="Times New Roman" w:hAnsi="Times New Roman" w:cs="Times New Roman"/>
+                <w:noProof/>
+                <w:sz w:val="26"/>
+                <w:szCs w:val="26"/>
+                <w:lang w:val="vi-VN"/>
+              </w:rPr>
+              <w:t>P</w:t>
             </w:r>
             <w:r>
               <w:rPr>
@@ -41929,8 +42123,8 @@
       </w:pPr>
     </w:p>
     <w:sectPr>
-      <w:footerReference w:type="default" r:id="rId18"/>
-      <w:footerReference w:type="first" r:id="rId19"/>
+      <w:footerReference w:type="default" r:id="rId23"/>
+      <w:footerReference w:type="first" r:id="rId24"/>
       <w:pgSz w:w="11906" w:h="16838" w:code="9"/>
       <w:pgMar w:top="1134" w:right="1134" w:bottom="1134" w:left="1418" w:header="709" w:footer="709" w:gutter="0"/>
       <w:pgNumType w:start="7"/>
@@ -41942,7 +42136,7 @@
 </file>
 
 <file path=word/endnotes.xml><?xml version="1.0" encoding="utf-8"?>
-<w:endnotes xmlns:wpc="http://schemas.microsoft.com/office/word/2010/wordprocessingCanvas" xmlns:cx="http://schemas.microsoft.com/office/drawing/2014/chartex" xmlns:cx1="http://schemas.microsoft.com/office/drawing/2015/9/8/chartex" xmlns:cx2="http://schemas.microsoft.com/office/drawing/2015/10/21/chartex" xmlns:cx3="http://schemas.microsoft.com/office/drawing/2016/5/9/chartex" xmlns:cx4="http://schemas.microsoft.com/office/drawing/2016/5/10/chartex" xmlns:cx5="http://schemas.microsoft.com/office/drawing/2016/5/11/chartex" xmlns:cx6="http://schemas.microsoft.com/office/drawing/2016/5/12/chartex" xmlns:cx7="http://schemas.microsoft.com/office/drawing/2016/5/13/chartex" xmlns:cx8="http://schemas.microsoft.com/office/drawing/2016/5/14/chartex" xmlns:mc="http://schemas.openxmlformats.org/markup-compatibility/2006" xmlns:aink="http://schemas.microsoft.com/office/drawing/2016/ink" xmlns:am3d="http://schemas.microsoft.com/office/drawing/2017/model3d" xmlns:o="urn:schemas-microsoft-com:office:office" xmlns:oel="http://schemas.microsoft.com/office/2019/extlst" xmlns:r="http://schemas.openxmlformats.org/officeDocument/2006/relationships" xmlns:m="http://schemas.openxmlformats.org/officeDocument/2006/math" xmlns:v="urn:schemas-microsoft-com:vml" xmlns:wp14="http://schemas.microsoft.com/office/word/2010/wordprocessingDrawing" xmlns:wp="http://schemas.openxmlformats.org/drawingml/2006/wordprocessingDrawing" xmlns:w10="urn:schemas-microsoft-com:office:word" xmlns:w="http://schemas.openxmlformats.org/wordprocessingml/2006/main" xmlns:w14="http://schemas.microsoft.com/office/word/2010/wordml" xmlns:w15="http://schemas.microsoft.com/office/word/2012/wordml" xmlns:w16cex="http://schemas.microsoft.com/office/word/2018/wordml/cex" xmlns:w16cid="http://schemas.microsoft.com/office/word/2016/wordml/cid" xmlns:w16="http://schemas.microsoft.com/office/word/2018/wordml" xmlns:w16du="http://schemas.microsoft.com/office/word/2023/wordml/word16du" xmlns:w16sdtdh="http://schemas.microsoft.com/office/word/2020/wordml/sdtdatahash" xmlns:w16sdtfl="http://schemas.microsoft.com/office/word/2024/wordml/sdtformatlock" xmlns:w16se="http://schemas.microsoft.com/office/word/2015/wordml/symex" xmlns:wpg="http://schemas.microsoft.com/office/word/2010/wordprocessingGroup" xmlns:wpi="http://schemas.microsoft.com/office/word/2010/wordprocessingInk" xmlns:wne="http://schemas.microsoft.com/office/word/2006/wordml" xmlns:wps="http://schemas.microsoft.com/office/word/2010/wordprocessingShape" mc:Ignorable="w14 w15 w16se w16cid w16 w16cex w16sdtdh w16sdtfl w16du wp14">
+<w:endnotes xmlns:wpc="http://schemas.microsoft.com/office/word/2010/wordprocessingCanvas" xmlns:mc="http://schemas.openxmlformats.org/markup-compatibility/2006" xmlns:o="urn:schemas-microsoft-com:office:office" xmlns:r="http://schemas.openxmlformats.org/officeDocument/2006/relationships" xmlns:m="http://schemas.openxmlformats.org/officeDocument/2006/math" xmlns:v="urn:schemas-microsoft-com:vml" xmlns:wp14="http://schemas.microsoft.com/office/word/2010/wordprocessingDrawing" xmlns:wp="http://schemas.openxmlformats.org/drawingml/2006/wordprocessingDrawing" xmlns:w10="urn:schemas-microsoft-com:office:word" xmlns:w="http://schemas.openxmlformats.org/wordprocessingml/2006/main" xmlns:w14="http://schemas.microsoft.com/office/word/2010/wordml" xmlns:wpg="http://schemas.microsoft.com/office/word/2010/wordprocessingGroup" xmlns:wpi="http://schemas.microsoft.com/office/word/2010/wordprocessingInk" xmlns:wne="http://schemas.microsoft.com/office/word/2006/wordml" xmlns:wps="http://schemas.microsoft.com/office/word/2010/wordprocessingShape" mc:Ignorable="w14 wp14">
   <w:endnote w:type="separator" w:id="-1">
     <w:p>
       <w:pPr>
@@ -41967,7 +42161,17 @@
 </file>
 
 <file path=word/footer1.xml><?xml version="1.0" encoding="utf-8"?>
-<w:ftr xmlns:wpc="http://schemas.microsoft.com/office/word/2010/wordprocessingCanvas" xmlns:cx="http://schemas.microsoft.com/office/drawing/2014/chartex" xmlns:cx1="http://schemas.microsoft.com/office/drawing/2015/9/8/chartex" xmlns:cx2="http://schemas.microsoft.com/office/drawing/2015/10/21/chartex" xmlns:cx3="http://schemas.microsoft.com/office/drawing/2016/5/9/chartex" xmlns:cx4="http://schemas.microsoft.com/office/drawing/2016/5/10/chartex" xmlns:cx5="http://schemas.microsoft.com/office/drawing/2016/5/11/chartex" xmlns:cx6="http://schemas.microsoft.com/office/drawing/2016/5/12/chartex" xmlns:cx7="http://schemas.microsoft.com/office/drawing/2016/5/13/chartex" xmlns:cx8="http://schemas.microsoft.com/office/drawing/2016/5/14/chartex" xmlns:mc="http://schemas.openxmlformats.org/markup-compatibility/2006" xmlns:aink="http://schemas.microsoft.com/office/drawing/2016/ink" xmlns:am3d="http://schemas.microsoft.com/office/drawing/2017/model3d" xmlns:o="urn:schemas-microsoft-com:office:office" xmlns:oel="http://schemas.microsoft.com/office/2019/extlst" xmlns:r="http://schemas.openxmlformats.org/officeDocument/2006/relationships" xmlns:m="http://schemas.openxmlformats.org/officeDocument/2006/math" xmlns:v="urn:schemas-microsoft-com:vml" xmlns:wp14="http://schemas.microsoft.com/office/word/2010/wordprocessingDrawing" xmlns:wp="http://schemas.openxmlformats.org/drawingml/2006/wordprocessingDrawing" xmlns:w10="urn:schemas-microsoft-com:office:word" xmlns:w="http://schemas.openxmlformats.org/wordprocessingml/2006/main" xmlns:w14="http://schemas.microsoft.com/office/word/2010/wordml" xmlns:w15="http://schemas.microsoft.com/office/word/2012/wordml" xmlns:w16cex="http://schemas.microsoft.com/office/word/2018/wordml/cex" xmlns:w16cid="http://schemas.microsoft.com/office/word/2016/wordml/cid" xmlns:w16="http://schemas.microsoft.com/office/word/2018/wordml" xmlns:w16du="http://schemas.microsoft.com/office/word/2023/wordml/word16du" xmlns:w16sdtdh="http://schemas.microsoft.com/office/word/2020/wordml/sdtdatahash" xmlns:w16sdtfl="http://schemas.microsoft.com/office/word/2024/wordml/sdtformatlock" xmlns:w16se="http://schemas.microsoft.com/office/word/2015/wordml/symex" xmlns:wpg="http://schemas.microsoft.com/office/word/2010/wordprocessingGroup" xmlns:wpi="http://schemas.microsoft.com/office/word/2010/wordprocessingInk" xmlns:wne="http://schemas.microsoft.com/office/word/2006/wordml" xmlns:wps="http://schemas.microsoft.com/office/word/2010/wordprocessingShape" mc:Ignorable="w14 w15 w16se w16cid w16 w16cex w16sdtdh w16sdtfl w16du wp14">
+<w:ftr xmlns:wpc="http://schemas.microsoft.com/office/word/2010/wordprocessingCanvas" xmlns:mc="http://schemas.openxmlformats.org/markup-compatibility/2006" xmlns:o="urn:schemas-microsoft-com:office:office" xmlns:r="http://schemas.openxmlformats.org/officeDocument/2006/relationships" xmlns:m="http://schemas.openxmlformats.org/officeDocument/2006/math" xmlns:v="urn:schemas-microsoft-com:vml" xmlns:wp14="http://schemas.microsoft.com/office/word/2010/wordprocessingDrawing" xmlns:wp="http://schemas.openxmlformats.org/drawingml/2006/wordprocessingDrawing" xmlns:w10="urn:schemas-microsoft-com:office:word" xmlns:w="http://schemas.openxmlformats.org/wordprocessingml/2006/main" xmlns:w14="http://schemas.microsoft.com/office/word/2010/wordml" xmlns:wpg="http://schemas.microsoft.com/office/word/2010/wordprocessingGroup" xmlns:wpi="http://schemas.microsoft.com/office/word/2010/wordprocessingInk" xmlns:wne="http://schemas.microsoft.com/office/word/2006/wordml" xmlns:wps="http://schemas.microsoft.com/office/word/2010/wordprocessingShape" mc:Ignorable="w14 wp14">
+  <w:p>
+    <w:pPr>
+      <w:pStyle w:val="Footer"/>
+    </w:pPr>
+  </w:p>
+</w:ftr>
+</file>
+
+<file path=word/footer2.xml><?xml version="1.0" encoding="utf-8"?>
+<w:ftr xmlns:wpc="http://schemas.microsoft.com/office/word/2010/wordprocessingCanvas" xmlns:mc="http://schemas.openxmlformats.org/markup-compatibility/2006" xmlns:o="urn:schemas-microsoft-com:office:office" xmlns:r="http://schemas.openxmlformats.org/officeDocument/2006/relationships" xmlns:m="http://schemas.openxmlformats.org/officeDocument/2006/math" xmlns:v="urn:schemas-microsoft-com:vml" xmlns:wp14="http://schemas.microsoft.com/office/word/2010/wordprocessingDrawing" xmlns:wp="http://schemas.openxmlformats.org/drawingml/2006/wordprocessingDrawing" xmlns:w10="urn:schemas-microsoft-com:office:word" xmlns:w="http://schemas.openxmlformats.org/wordprocessingml/2006/main" xmlns:w14="http://schemas.microsoft.com/office/word/2010/wordml" xmlns:wpg="http://schemas.microsoft.com/office/word/2010/wordprocessingGroup" xmlns:wpi="http://schemas.microsoft.com/office/word/2010/wordprocessingInk" xmlns:wne="http://schemas.microsoft.com/office/word/2006/wordml" xmlns:wps="http://schemas.microsoft.com/office/word/2010/wordprocessingShape" mc:Ignorable="w14 wp14">
   <w:p>
     <w:pPr>
       <w:pStyle w:val="Footer"/>
@@ -41990,15 +42194,7 @@
         <w:szCs w:val="26"/>
         <w:lang w:val="vi-VN"/>
       </w:rPr>
-      <w:t>User Story</w:t>
-    </w:r>
-    <w:r>
-      <w:rPr>
-        <w:rFonts w:ascii="Times New Roman" w:hAnsi="Times New Roman" w:cs="Times New Roman"/>
-        <w:sz w:val="26"/>
-        <w:szCs w:val="26"/>
-      </w:rPr>
-      <w:t xml:space="preserve"> </w:t>
+      <w:t xml:space="preserve">User Story </w:t>
     </w:r>
     <w:r>
       <w:rPr>
@@ -42058,117 +42254,6 @@
         <w:szCs w:val="26"/>
       </w:rPr>
       <w:t>6</w:t>
-    </w:r>
-    <w:r>
-      <w:rPr>
-        <w:rFonts w:ascii="Times New Roman" w:eastAsiaTheme="majorEastAsia" w:hAnsi="Times New Roman" w:cs="Times New Roman"/>
-        <w:noProof/>
-        <w:sz w:val="26"/>
-        <w:szCs w:val="26"/>
-      </w:rPr>
-      <w:fldChar w:fldCharType="end"/>
-    </w:r>
-  </w:p>
-  <w:p>
-    <w:pPr>
-      <w:pStyle w:val="Footer"/>
-    </w:pPr>
-  </w:p>
-</w:ftr>
-</file>
-
-<file path=word/footer2.xml><?xml version="1.0" encoding="utf-8"?>
-<w:ftr xmlns:wpc="http://schemas.microsoft.com/office/word/2010/wordprocessingCanvas" xmlns:cx="http://schemas.microsoft.com/office/drawing/2014/chartex" xmlns:cx1="http://schemas.microsoft.com/office/drawing/2015/9/8/chartex" xmlns:cx2="http://schemas.microsoft.com/office/drawing/2015/10/21/chartex" xmlns:cx3="http://schemas.microsoft.com/office/drawing/2016/5/9/chartex" xmlns:cx4="http://schemas.microsoft.com/office/drawing/2016/5/10/chartex" xmlns:cx5="http://schemas.microsoft.com/office/drawing/2016/5/11/chartex" xmlns:cx6="http://schemas.microsoft.com/office/drawing/2016/5/12/chartex" xmlns:cx7="http://schemas.microsoft.com/office/drawing/2016/5/13/chartex" xmlns:cx8="http://schemas.microsoft.com/office/drawing/2016/5/14/chartex" xmlns:mc="http://schemas.openxmlformats.org/markup-compatibility/2006" xmlns:aink="http://schemas.microsoft.com/office/drawing/2016/ink" xmlns:am3d="http://schemas.microsoft.com/office/drawing/2017/model3d" xmlns:o="urn:schemas-microsoft-com:office:office" xmlns:oel="http://schemas.microsoft.com/office/2019/extlst" xmlns:r="http://schemas.openxmlformats.org/officeDocument/2006/relationships" xmlns:m="http://schemas.openxmlformats.org/officeDocument/2006/math" xmlns:v="urn:schemas-microsoft-com:vml" xmlns:wp14="http://schemas.microsoft.com/office/word/2010/wordprocessingDrawing" xmlns:wp="http://schemas.openxmlformats.org/drawingml/2006/wordprocessingDrawing" xmlns:w10="urn:schemas-microsoft-com:office:word" xmlns:w="http://schemas.openxmlformats.org/wordprocessingml/2006/main" xmlns:w14="http://schemas.microsoft.com/office/word/2010/wordml" xmlns:w15="http://schemas.microsoft.com/office/word/2012/wordml" xmlns:w16cex="http://schemas.microsoft.com/office/word/2018/wordml/cex" xmlns:w16cid="http://schemas.microsoft.com/office/word/2016/wordml/cid" xmlns:w16="http://schemas.microsoft.com/office/word/2018/wordml" xmlns:w16du="http://schemas.microsoft.com/office/word/2023/wordml/word16du" xmlns:w16sdtdh="http://schemas.microsoft.com/office/word/2020/wordml/sdtdatahash" xmlns:w16sdtfl="http://schemas.microsoft.com/office/word/2024/wordml/sdtformatlock" xmlns:w16se="http://schemas.microsoft.com/office/word/2015/wordml/symex" xmlns:wpg="http://schemas.microsoft.com/office/word/2010/wordprocessingGroup" xmlns:wpi="http://schemas.microsoft.com/office/word/2010/wordprocessingInk" xmlns:wne="http://schemas.microsoft.com/office/word/2006/wordml" xmlns:wps="http://schemas.microsoft.com/office/word/2010/wordprocessingShape" mc:Ignorable="w14 w15 w16se w16cid w16 w16cex w16sdtdh w16sdtfl w16du wp14">
-  <w:p>
-    <w:pPr>
-      <w:pStyle w:val="Footer"/>
-    </w:pPr>
-  </w:p>
-  <w:p>
-    <w:pPr>
-      <w:pStyle w:val="Footer"/>
-      <w:pBdr>
-        <w:top w:val="thinThickSmallGap" w:sz="24" w:space="1" w:color="823B0B" w:themeColor="accent2" w:themeShade="7F"/>
-      </w:pBdr>
-      <w:rPr>
-        <w:rFonts w:asciiTheme="majorHAnsi" w:eastAsiaTheme="majorEastAsia" w:hAnsiTheme="majorHAnsi" w:cstheme="majorBidi"/>
-      </w:rPr>
-    </w:pPr>
-    <w:r>
-      <w:rPr>
-        <w:rFonts w:ascii="Times New Roman" w:hAnsi="Times New Roman" w:cs="Times New Roman"/>
-        <w:sz w:val="26"/>
-        <w:szCs w:val="26"/>
-        <w:lang w:val="vi-VN"/>
-      </w:rPr>
-      <w:t>User Story</w:t>
-    </w:r>
-    <w:r>
-      <w:rPr>
-        <w:rFonts w:ascii="Times New Roman" w:hAnsi="Times New Roman" w:cs="Times New Roman"/>
-        <w:sz w:val="26"/>
-        <w:szCs w:val="26"/>
-      </w:rPr>
-      <w:t xml:space="preserve"> </w:t>
-    </w:r>
-    <w:r>
-      <w:rPr>
-        <w:rFonts w:ascii="Times New Roman" w:hAnsi="Times New Roman" w:cs="Times New Roman"/>
-        <w:sz w:val="26"/>
-        <w:szCs w:val="26"/>
-      </w:rPr>
-      <w:t>Document</w:t>
-    </w:r>
-    <w:r>
-      <w:rPr>
-        <w:rFonts w:asciiTheme="majorHAnsi" w:eastAsiaTheme="majorEastAsia" w:hAnsiTheme="majorHAnsi" w:cstheme="majorBidi"/>
-      </w:rPr>
-      <w:t xml:space="preserve"> </w:t>
-    </w:r>
-    <w:r>
-      <w:rPr>
-        <w:rFonts w:asciiTheme="majorHAnsi" w:eastAsiaTheme="majorEastAsia" w:hAnsiTheme="majorHAnsi" w:cstheme="majorBidi"/>
-      </w:rPr>
-      <w:ptab w:relativeTo="margin" w:alignment="right" w:leader="none"/>
-    </w:r>
-    <w:r>
-      <w:rPr>
-        <w:rFonts w:asciiTheme="majorHAnsi" w:eastAsiaTheme="majorEastAsia" w:hAnsiTheme="majorHAnsi" w:cstheme="majorBidi"/>
-      </w:rPr>
-      <w:t xml:space="preserve"> </w:t>
-    </w:r>
-    <w:r>
-      <w:rPr>
-        <w:rFonts w:ascii="Times New Roman" w:eastAsiaTheme="minorEastAsia" w:hAnsi="Times New Roman" w:cs="Times New Roman"/>
-        <w:sz w:val="26"/>
-        <w:szCs w:val="26"/>
-      </w:rPr>
-      <w:fldChar w:fldCharType="begin"/>
-    </w:r>
-    <w:r>
-      <w:rPr>
-        <w:rFonts w:ascii="Times New Roman" w:hAnsi="Times New Roman" w:cs="Times New Roman"/>
-        <w:sz w:val="26"/>
-        <w:szCs w:val="26"/>
-      </w:rPr>
-      <w:instrText xml:space="preserve"> PAGE   \* MERGEFORMAT </w:instrText>
-    </w:r>
-    <w:r>
-      <w:rPr>
-        <w:rFonts w:ascii="Times New Roman" w:eastAsiaTheme="minorEastAsia" w:hAnsi="Times New Roman" w:cs="Times New Roman"/>
-        <w:sz w:val="26"/>
-        <w:szCs w:val="26"/>
-      </w:rPr>
-      <w:fldChar w:fldCharType="separate"/>
-    </w:r>
-    <w:r>
-      <w:rPr>
-        <w:rFonts w:ascii="Times New Roman" w:eastAsiaTheme="majorEastAsia" w:hAnsi="Times New Roman" w:cs="Times New Roman"/>
-        <w:noProof/>
-        <w:sz w:val="26"/>
-        <w:szCs w:val="26"/>
-      </w:rPr>
-      <w:t>10</w:t>
     </w:r>
     <w:r>
       <w:rPr>
@@ -42189,7 +42274,120 @@
 </file>
 
 <file path=word/footer3.xml><?xml version="1.0" encoding="utf-8"?>
-<w:ftr xmlns:wpc="http://schemas.microsoft.com/office/word/2010/wordprocessingCanvas" xmlns:cx="http://schemas.microsoft.com/office/drawing/2014/chartex" xmlns:cx1="http://schemas.microsoft.com/office/drawing/2015/9/8/chartex" xmlns:cx2="http://schemas.microsoft.com/office/drawing/2015/10/21/chartex" xmlns:cx3="http://schemas.microsoft.com/office/drawing/2016/5/9/chartex" xmlns:cx4="http://schemas.microsoft.com/office/drawing/2016/5/10/chartex" xmlns:cx5="http://schemas.microsoft.com/office/drawing/2016/5/11/chartex" xmlns:cx6="http://schemas.microsoft.com/office/drawing/2016/5/12/chartex" xmlns:cx7="http://schemas.microsoft.com/office/drawing/2016/5/13/chartex" xmlns:cx8="http://schemas.microsoft.com/office/drawing/2016/5/14/chartex" xmlns:mc="http://schemas.openxmlformats.org/markup-compatibility/2006" xmlns:aink="http://schemas.microsoft.com/office/drawing/2016/ink" xmlns:am3d="http://schemas.microsoft.com/office/drawing/2017/model3d" xmlns:o="urn:schemas-microsoft-com:office:office" xmlns:oel="http://schemas.microsoft.com/office/2019/extlst" xmlns:r="http://schemas.openxmlformats.org/officeDocument/2006/relationships" xmlns:m="http://schemas.openxmlformats.org/officeDocument/2006/math" xmlns:v="urn:schemas-microsoft-com:vml" xmlns:wp14="http://schemas.microsoft.com/office/word/2010/wordprocessingDrawing" xmlns:wp="http://schemas.openxmlformats.org/drawingml/2006/wordprocessingDrawing" xmlns:w10="urn:schemas-microsoft-com:office:word" xmlns:w="http://schemas.openxmlformats.org/wordprocessingml/2006/main" xmlns:w14="http://schemas.microsoft.com/office/word/2010/wordml" xmlns:w15="http://schemas.microsoft.com/office/word/2012/wordml" xmlns:w16cex="http://schemas.microsoft.com/office/word/2018/wordml/cex" xmlns:w16cid="http://schemas.microsoft.com/office/word/2016/wordml/cid" xmlns:w16="http://schemas.microsoft.com/office/word/2018/wordml" xmlns:w16du="http://schemas.microsoft.com/office/word/2023/wordml/word16du" xmlns:w16sdtdh="http://schemas.microsoft.com/office/word/2020/wordml/sdtdatahash" xmlns:w16sdtfl="http://schemas.microsoft.com/office/word/2024/wordml/sdtformatlock" xmlns:w16se="http://schemas.microsoft.com/office/word/2015/wordml/symex" xmlns:wpg="http://schemas.microsoft.com/office/word/2010/wordprocessingGroup" xmlns:wpi="http://schemas.microsoft.com/office/word/2010/wordprocessingInk" xmlns:wne="http://schemas.microsoft.com/office/word/2006/wordml" xmlns:wps="http://schemas.microsoft.com/office/word/2010/wordprocessingShape" mc:Ignorable="w14 w15 w16se w16cid w16 w16cex w16sdtdh w16sdtfl w16du wp14">
+<w:ftr xmlns:wpc="http://schemas.microsoft.com/office/word/2010/wordprocessingCanvas" xmlns:mc="http://schemas.openxmlformats.org/markup-compatibility/2006" xmlns:o="urn:schemas-microsoft-com:office:office" xmlns:r="http://schemas.openxmlformats.org/officeDocument/2006/relationships" xmlns:m="http://schemas.openxmlformats.org/officeDocument/2006/math" xmlns:v="urn:schemas-microsoft-com:vml" xmlns:wp14="http://schemas.microsoft.com/office/word/2010/wordprocessingDrawing" xmlns:wp="http://schemas.openxmlformats.org/drawingml/2006/wordprocessingDrawing" xmlns:w10="urn:schemas-microsoft-com:office:word" xmlns:w="http://schemas.openxmlformats.org/wordprocessingml/2006/main" xmlns:w14="http://schemas.microsoft.com/office/word/2010/wordml" xmlns:wpg="http://schemas.microsoft.com/office/word/2010/wordprocessingGroup" xmlns:wpi="http://schemas.microsoft.com/office/word/2010/wordprocessingInk" xmlns:wne="http://schemas.microsoft.com/office/word/2006/wordml" xmlns:wps="http://schemas.microsoft.com/office/word/2010/wordprocessingShape" mc:Ignorable="w14 wp14">
+  <w:p>
+    <w:pPr>
+      <w:pStyle w:val="Footer"/>
+    </w:pPr>
+  </w:p>
+</w:ftr>
+</file>
+
+<file path=word/footer4.xml><?xml version="1.0" encoding="utf-8"?>
+<w:ftr xmlns:wpc="http://schemas.microsoft.com/office/word/2010/wordprocessingCanvas" xmlns:mc="http://schemas.openxmlformats.org/markup-compatibility/2006" xmlns:o="urn:schemas-microsoft-com:office:office" xmlns:r="http://schemas.openxmlformats.org/officeDocument/2006/relationships" xmlns:m="http://schemas.openxmlformats.org/officeDocument/2006/math" xmlns:v="urn:schemas-microsoft-com:vml" xmlns:wp14="http://schemas.microsoft.com/office/word/2010/wordprocessingDrawing" xmlns:wp="http://schemas.openxmlformats.org/drawingml/2006/wordprocessingDrawing" xmlns:w10="urn:schemas-microsoft-com:office:word" xmlns:w="http://schemas.openxmlformats.org/wordprocessingml/2006/main" xmlns:w14="http://schemas.microsoft.com/office/word/2010/wordml" xmlns:wpg="http://schemas.microsoft.com/office/word/2010/wordprocessingGroup" xmlns:wpi="http://schemas.microsoft.com/office/word/2010/wordprocessingInk" xmlns:wne="http://schemas.microsoft.com/office/word/2006/wordml" xmlns:wps="http://schemas.microsoft.com/office/word/2010/wordprocessingShape" mc:Ignorable="w14 wp14">
+  <w:p>
+    <w:pPr>
+      <w:pStyle w:val="Footer"/>
+    </w:pPr>
+  </w:p>
+  <w:p>
+    <w:pPr>
+      <w:pStyle w:val="Footer"/>
+      <w:pBdr>
+        <w:top w:val="thinThickSmallGap" w:sz="24" w:space="1" w:color="823B0B" w:themeColor="accent2" w:themeShade="7F"/>
+      </w:pBdr>
+      <w:rPr>
+        <w:rFonts w:asciiTheme="majorHAnsi" w:eastAsiaTheme="majorEastAsia" w:hAnsiTheme="majorHAnsi" w:cstheme="majorBidi"/>
+      </w:rPr>
+    </w:pPr>
+    <w:r>
+      <w:rPr>
+        <w:rFonts w:ascii="Times New Roman" w:hAnsi="Times New Roman" w:cs="Times New Roman"/>
+        <w:sz w:val="26"/>
+        <w:szCs w:val="26"/>
+        <w:lang w:val="vi-VN"/>
+      </w:rPr>
+      <w:t xml:space="preserve">User Story </w:t>
+    </w:r>
+    <w:r>
+      <w:rPr>
+        <w:rFonts w:ascii="Times New Roman" w:hAnsi="Times New Roman" w:cs="Times New Roman"/>
+        <w:sz w:val="26"/>
+        <w:szCs w:val="26"/>
+      </w:rPr>
+      <w:t>Document</w:t>
+    </w:r>
+    <w:r>
+      <w:rPr>
+        <w:rFonts w:asciiTheme="majorHAnsi" w:eastAsiaTheme="majorEastAsia" w:hAnsiTheme="majorHAnsi" w:cstheme="majorBidi"/>
+      </w:rPr>
+      <w:t xml:space="preserve"> </w:t>
+    </w:r>
+    <w:r>
+      <w:rPr>
+        <w:rFonts w:asciiTheme="majorHAnsi" w:eastAsiaTheme="majorEastAsia" w:hAnsiTheme="majorHAnsi" w:cstheme="majorBidi"/>
+      </w:rPr>
+      <w:ptab w:relativeTo="margin" w:alignment="right" w:leader="none"/>
+    </w:r>
+    <w:r>
+      <w:rPr>
+        <w:rFonts w:asciiTheme="majorHAnsi" w:eastAsiaTheme="majorEastAsia" w:hAnsiTheme="majorHAnsi" w:cstheme="majorBidi"/>
+      </w:rPr>
+      <w:t xml:space="preserve"> </w:t>
+    </w:r>
+    <w:r>
+      <w:rPr>
+        <w:rFonts w:ascii="Times New Roman" w:eastAsiaTheme="minorEastAsia" w:hAnsi="Times New Roman" w:cs="Times New Roman"/>
+        <w:sz w:val="26"/>
+        <w:szCs w:val="26"/>
+      </w:rPr>
+      <w:fldChar w:fldCharType="begin"/>
+    </w:r>
+    <w:r>
+      <w:rPr>
+        <w:rFonts w:ascii="Times New Roman" w:hAnsi="Times New Roman" w:cs="Times New Roman"/>
+        <w:sz w:val="26"/>
+        <w:szCs w:val="26"/>
+      </w:rPr>
+      <w:instrText xml:space="preserve"> PAGE   \* MERGEFORMAT </w:instrText>
+    </w:r>
+    <w:r>
+      <w:rPr>
+        <w:rFonts w:ascii="Times New Roman" w:eastAsiaTheme="minorEastAsia" w:hAnsi="Times New Roman" w:cs="Times New Roman"/>
+        <w:sz w:val="26"/>
+        <w:szCs w:val="26"/>
+      </w:rPr>
+      <w:fldChar w:fldCharType="separate"/>
+    </w:r>
+    <w:r>
+      <w:rPr>
+        <w:rFonts w:ascii="Times New Roman" w:eastAsiaTheme="majorEastAsia" w:hAnsi="Times New Roman" w:cs="Times New Roman"/>
+        <w:noProof/>
+        <w:sz w:val="26"/>
+        <w:szCs w:val="26"/>
+      </w:rPr>
+      <w:t>9</w:t>
+    </w:r>
+    <w:r>
+      <w:rPr>
+        <w:rFonts w:ascii="Times New Roman" w:eastAsiaTheme="majorEastAsia" w:hAnsi="Times New Roman" w:cs="Times New Roman"/>
+        <w:noProof/>
+        <w:sz w:val="26"/>
+        <w:szCs w:val="26"/>
+      </w:rPr>
+      <w:fldChar w:fldCharType="end"/>
+    </w:r>
+  </w:p>
+  <w:p>
+    <w:pPr>
+      <w:pStyle w:val="Footer"/>
+    </w:pPr>
+  </w:p>
+</w:ftr>
+</file>
+
+<file path=word/footer5.xml><?xml version="1.0" encoding="utf-8"?>
+<w:ftr xmlns:wpc="http://schemas.microsoft.com/office/word/2010/wordprocessingCanvas" xmlns:mc="http://schemas.openxmlformats.org/markup-compatibility/2006" xmlns:o="urn:schemas-microsoft-com:office:office" xmlns:r="http://schemas.openxmlformats.org/officeDocument/2006/relationships" xmlns:m="http://schemas.openxmlformats.org/officeDocument/2006/math" xmlns:v="urn:schemas-microsoft-com:vml" xmlns:wp14="http://schemas.microsoft.com/office/word/2010/wordprocessingDrawing" xmlns:wp="http://schemas.openxmlformats.org/drawingml/2006/wordprocessingDrawing" xmlns:w10="urn:schemas-microsoft-com:office:word" xmlns:w="http://schemas.openxmlformats.org/wordprocessingml/2006/main" xmlns:w14="http://schemas.microsoft.com/office/word/2010/wordml" xmlns:wpg="http://schemas.microsoft.com/office/word/2010/wordprocessingGroup" xmlns:wpi="http://schemas.microsoft.com/office/word/2010/wordprocessingInk" xmlns:wne="http://schemas.microsoft.com/office/word/2006/wordml" xmlns:wps="http://schemas.microsoft.com/office/word/2010/wordprocessingShape" mc:Ignorable="w14 wp14">
   <w:sdt>
     <w:sdtPr>
       <w:id w:val="736827094"/>
@@ -42242,7 +42440,7 @@
 </file>
 
 <file path=word/footnotes.xml><?xml version="1.0" encoding="utf-8"?>
-<w:footnotes xmlns:wpc="http://schemas.microsoft.com/office/word/2010/wordprocessingCanvas" xmlns:cx="http://schemas.microsoft.com/office/drawing/2014/chartex" xmlns:cx1="http://schemas.microsoft.com/office/drawing/2015/9/8/chartex" xmlns:cx2="http://schemas.microsoft.com/office/drawing/2015/10/21/chartex" xmlns:cx3="http://schemas.microsoft.com/office/drawing/2016/5/9/chartex" xmlns:cx4="http://schemas.microsoft.com/office/drawing/2016/5/10/chartex" xmlns:cx5="http://schemas.microsoft.com/office/drawing/2016/5/11/chartex" xmlns:cx6="http://schemas.microsoft.com/office/drawing/2016/5/12/chartex" xmlns:cx7="http://schemas.microsoft.com/office/drawing/2016/5/13/chartex" xmlns:cx8="http://schemas.microsoft.com/office/drawing/2016/5/14/chartex" xmlns:mc="http://schemas.openxmlformats.org/markup-compatibility/2006" xmlns:aink="http://schemas.microsoft.com/office/drawing/2016/ink" xmlns:am3d="http://schemas.microsoft.com/office/drawing/2017/model3d" xmlns:o="urn:schemas-microsoft-com:office:office" xmlns:oel="http://schemas.microsoft.com/office/2019/extlst" xmlns:r="http://schemas.openxmlformats.org/officeDocument/2006/relationships" xmlns:m="http://schemas.openxmlformats.org/officeDocument/2006/math" xmlns:v="urn:schemas-microsoft-com:vml" xmlns:wp14="http://schemas.microsoft.com/office/word/2010/wordprocessingDrawing" xmlns:wp="http://schemas.openxmlformats.org/drawingml/2006/wordprocessingDrawing" xmlns:w10="urn:schemas-microsoft-com:office:word" xmlns:w="http://schemas.openxmlformats.org/wordprocessingml/2006/main" xmlns:w14="http://schemas.microsoft.com/office/word/2010/wordml" xmlns:w15="http://schemas.microsoft.com/office/word/2012/wordml" xmlns:w16cex="http://schemas.microsoft.com/office/word/2018/wordml/cex" xmlns:w16cid="http://schemas.microsoft.com/office/word/2016/wordml/cid" xmlns:w16="http://schemas.microsoft.com/office/word/2018/wordml" xmlns:w16du="http://schemas.microsoft.com/office/word/2023/wordml/word16du" xmlns:w16sdtdh="http://schemas.microsoft.com/office/word/2020/wordml/sdtdatahash" xmlns:w16sdtfl="http://schemas.microsoft.com/office/word/2024/wordml/sdtformatlock" xmlns:w16se="http://schemas.microsoft.com/office/word/2015/wordml/symex" xmlns:wpg="http://schemas.microsoft.com/office/word/2010/wordprocessingGroup" xmlns:wpi="http://schemas.microsoft.com/office/word/2010/wordprocessingInk" xmlns:wne="http://schemas.microsoft.com/office/word/2006/wordml" xmlns:wps="http://schemas.microsoft.com/office/word/2010/wordprocessingShape" mc:Ignorable="w14 w15 w16se w16cid w16 w16cex w16sdtdh w16sdtfl w16du wp14">
+<w:footnotes xmlns:wpc="http://schemas.microsoft.com/office/word/2010/wordprocessingCanvas" xmlns:mc="http://schemas.openxmlformats.org/markup-compatibility/2006" xmlns:o="urn:schemas-microsoft-com:office:office" xmlns:r="http://schemas.openxmlformats.org/officeDocument/2006/relationships" xmlns:m="http://schemas.openxmlformats.org/officeDocument/2006/math" xmlns:v="urn:schemas-microsoft-com:vml" xmlns:wp14="http://schemas.microsoft.com/office/word/2010/wordprocessingDrawing" xmlns:wp="http://schemas.openxmlformats.org/drawingml/2006/wordprocessingDrawing" xmlns:w10="urn:schemas-microsoft-com:office:word" xmlns:w="http://schemas.openxmlformats.org/wordprocessingml/2006/main" xmlns:w14="http://schemas.microsoft.com/office/word/2010/wordml" xmlns:wpg="http://schemas.microsoft.com/office/word/2010/wordprocessingGroup" xmlns:wpi="http://schemas.microsoft.com/office/word/2010/wordprocessingInk" xmlns:wne="http://schemas.microsoft.com/office/word/2006/wordml" xmlns:wps="http://schemas.microsoft.com/office/word/2010/wordprocessingShape" mc:Ignorable="w14 wp14">
   <w:footnote w:type="separator" w:id="-1">
     <w:p>
       <w:pPr>
@@ -42267,7 +42465,17 @@
 </file>
 
 <file path=word/header1.xml><?xml version="1.0" encoding="utf-8"?>
-<w:hdr xmlns:wpc="http://schemas.microsoft.com/office/word/2010/wordprocessingCanvas" xmlns:cx="http://schemas.microsoft.com/office/drawing/2014/chartex" xmlns:cx1="http://schemas.microsoft.com/office/drawing/2015/9/8/chartex" xmlns:cx2="http://schemas.microsoft.com/office/drawing/2015/10/21/chartex" xmlns:cx3="http://schemas.microsoft.com/office/drawing/2016/5/9/chartex" xmlns:cx4="http://schemas.microsoft.com/office/drawing/2016/5/10/chartex" xmlns:cx5="http://schemas.microsoft.com/office/drawing/2016/5/11/chartex" xmlns:cx6="http://schemas.microsoft.com/office/drawing/2016/5/12/chartex" xmlns:cx7="http://schemas.microsoft.com/office/drawing/2016/5/13/chartex" xmlns:cx8="http://schemas.microsoft.com/office/drawing/2016/5/14/chartex" xmlns:mc="http://schemas.openxmlformats.org/markup-compatibility/2006" xmlns:aink="http://schemas.microsoft.com/office/drawing/2016/ink" xmlns:am3d="http://schemas.microsoft.com/office/drawing/2017/model3d" xmlns:o="urn:schemas-microsoft-com:office:office" xmlns:oel="http://schemas.microsoft.com/office/2019/extlst" xmlns:r="http://schemas.openxmlformats.org/officeDocument/2006/relationships" xmlns:m="http://schemas.openxmlformats.org/officeDocument/2006/math" xmlns:v="urn:schemas-microsoft-com:vml" xmlns:wp14="http://schemas.microsoft.com/office/word/2010/wordprocessingDrawing" xmlns:wp="http://schemas.openxmlformats.org/drawingml/2006/wordprocessingDrawing" xmlns:w10="urn:schemas-microsoft-com:office:word" xmlns:w="http://schemas.openxmlformats.org/wordprocessingml/2006/main" xmlns:w14="http://schemas.microsoft.com/office/word/2010/wordml" xmlns:w15="http://schemas.microsoft.com/office/word/2012/wordml" xmlns:w16cex="http://schemas.microsoft.com/office/word/2018/wordml/cex" xmlns:w16cid="http://schemas.microsoft.com/office/word/2016/wordml/cid" xmlns:w16="http://schemas.microsoft.com/office/word/2018/wordml" xmlns:w16du="http://schemas.microsoft.com/office/word/2023/wordml/word16du" xmlns:w16sdtdh="http://schemas.microsoft.com/office/word/2020/wordml/sdtdatahash" xmlns:w16sdtfl="http://schemas.microsoft.com/office/word/2024/wordml/sdtformatlock" xmlns:w16se="http://schemas.microsoft.com/office/word/2015/wordml/symex" xmlns:wpg="http://schemas.microsoft.com/office/word/2010/wordprocessingGroup" xmlns:wpi="http://schemas.microsoft.com/office/word/2010/wordprocessingInk" xmlns:wne="http://schemas.microsoft.com/office/word/2006/wordml" xmlns:wps="http://schemas.microsoft.com/office/word/2010/wordprocessingShape" mc:Ignorable="w14 w15 w16se w16cid w16 w16cex w16sdtdh w16sdtfl w16du wp14">
+<w:hdr xmlns:wpc="http://schemas.microsoft.com/office/word/2010/wordprocessingCanvas" xmlns:mc="http://schemas.openxmlformats.org/markup-compatibility/2006" xmlns:o="urn:schemas-microsoft-com:office:office" xmlns:r="http://schemas.openxmlformats.org/officeDocument/2006/relationships" xmlns:m="http://schemas.openxmlformats.org/officeDocument/2006/math" xmlns:v="urn:schemas-microsoft-com:vml" xmlns:wp14="http://schemas.microsoft.com/office/word/2010/wordprocessingDrawing" xmlns:wp="http://schemas.openxmlformats.org/drawingml/2006/wordprocessingDrawing" xmlns:w10="urn:schemas-microsoft-com:office:word" xmlns:w="http://schemas.openxmlformats.org/wordprocessingml/2006/main" xmlns:w14="http://schemas.microsoft.com/office/word/2010/wordml" xmlns:wpg="http://schemas.microsoft.com/office/word/2010/wordprocessingGroup" xmlns:wpi="http://schemas.microsoft.com/office/word/2010/wordprocessingInk" xmlns:wne="http://schemas.microsoft.com/office/word/2006/wordml" xmlns:wps="http://schemas.microsoft.com/office/word/2010/wordprocessingShape" mc:Ignorable="w14 wp14">
+  <w:p>
+    <w:pPr>
+      <w:pStyle w:val="Header"/>
+    </w:pPr>
+  </w:p>
+</w:hdr>
+</file>
+
+<file path=word/header2.xml><?xml version="1.0" encoding="utf-8"?>
+<w:hdr xmlns:wpc="http://schemas.microsoft.com/office/word/2010/wordprocessingCanvas" xmlns:mc="http://schemas.openxmlformats.org/markup-compatibility/2006" xmlns:o="urn:schemas-microsoft-com:office:office" xmlns:r="http://schemas.openxmlformats.org/officeDocument/2006/relationships" xmlns:m="http://schemas.openxmlformats.org/officeDocument/2006/math" xmlns:v="urn:schemas-microsoft-com:vml" xmlns:wp14="http://schemas.microsoft.com/office/word/2010/wordprocessingDrawing" xmlns:wp="http://schemas.openxmlformats.org/drawingml/2006/wordprocessingDrawing" xmlns:w10="urn:schemas-microsoft-com:office:word" xmlns:w="http://schemas.openxmlformats.org/wordprocessingml/2006/main" xmlns:w14="http://schemas.microsoft.com/office/word/2010/wordml" xmlns:wpg="http://schemas.microsoft.com/office/word/2010/wordprocessingGroup" xmlns:wpi="http://schemas.microsoft.com/office/word/2010/wordprocessingInk" xmlns:wne="http://schemas.microsoft.com/office/word/2006/wordml" xmlns:wps="http://schemas.microsoft.com/office/word/2010/wordprocessingShape" mc:Ignorable="w14 wp14">
   <w:p>
     <w:pPr>
       <w:pStyle w:val="Header"/>
@@ -42298,6 +42506,7 @@
         <w:dataBinding w:prefixMappings="xmlns:ns0='http://schemas.openxmlformats.org/package/2006/metadata/core-properties' xmlns:ns1='http://purl.org/dc/elements/1.1/'" w:xpath="/ns0:coreProperties[1]/ns1:title[1]" w:storeItemID="{6C3C8BC8-F283-45AE-878A-BAB7291924A1}"/>
         <w:text/>
       </w:sdtPr>
+      <w:sdtEndPr/>
       <w:sdtContent>
         <w:r>
           <w:rPr>
@@ -42319,9 +42528,19 @@
 </w:hdr>
 </file>
 
+<file path=word/header3.xml><?xml version="1.0" encoding="utf-8"?>
+<w:hdr xmlns:wpc="http://schemas.microsoft.com/office/word/2010/wordprocessingCanvas" xmlns:mc="http://schemas.openxmlformats.org/markup-compatibility/2006" xmlns:o="urn:schemas-microsoft-com:office:office" xmlns:r="http://schemas.openxmlformats.org/officeDocument/2006/relationships" xmlns:m="http://schemas.openxmlformats.org/officeDocument/2006/math" xmlns:v="urn:schemas-microsoft-com:vml" xmlns:wp14="http://schemas.microsoft.com/office/word/2010/wordprocessingDrawing" xmlns:wp="http://schemas.openxmlformats.org/drawingml/2006/wordprocessingDrawing" xmlns:w10="urn:schemas-microsoft-com:office:word" xmlns:w="http://schemas.openxmlformats.org/wordprocessingml/2006/main" xmlns:w14="http://schemas.microsoft.com/office/word/2010/wordml" xmlns:wpg="http://schemas.microsoft.com/office/word/2010/wordprocessingGroup" xmlns:wpi="http://schemas.microsoft.com/office/word/2010/wordprocessingInk" xmlns:wne="http://schemas.microsoft.com/office/word/2006/wordml" xmlns:wps="http://schemas.microsoft.com/office/word/2010/wordprocessingShape" mc:Ignorable="w14 wp14">
+  <w:p>
+    <w:pPr>
+      <w:pStyle w:val="Header"/>
+    </w:pPr>
+  </w:p>
+</w:hdr>
+</file>
+
 <file path=word/numbering.xml><?xml version="1.0" encoding="utf-8"?>
-<w:numbering xmlns:wpc="http://schemas.microsoft.com/office/word/2010/wordprocessingCanvas" xmlns:cx="http://schemas.microsoft.com/office/drawing/2014/chartex" xmlns:cx1="http://schemas.microsoft.com/office/drawing/2015/9/8/chartex" xmlns:cx2="http://schemas.microsoft.com/office/drawing/2015/10/21/chartex" xmlns:cx3="http://schemas.microsoft.com/office/drawing/2016/5/9/chartex" xmlns:cx4="http://schemas.microsoft.com/office/drawing/2016/5/10/chartex" xmlns:cx5="http://schemas.microsoft.com/office/drawing/2016/5/11/chartex" xmlns:cx6="http://schemas.microsoft.com/office/drawing/2016/5/12/chartex" xmlns:cx7="http://schemas.microsoft.com/office/drawing/2016/5/13/chartex" xmlns:cx8="http://schemas.microsoft.com/office/drawing/2016/5/14/chartex" xmlns:mc="http://schemas.openxmlformats.org/markup-compatibility/2006" xmlns:aink="http://schemas.microsoft.com/office/drawing/2016/ink" xmlns:am3d="http://schemas.microsoft.com/office/drawing/2017/model3d" xmlns:o="urn:schemas-microsoft-com:office:office" xmlns:oel="http://schemas.microsoft.com/office/2019/extlst" xmlns:r="http://schemas.openxmlformats.org/officeDocument/2006/relationships" xmlns:m="http://schemas.openxmlformats.org/officeDocument/2006/math" xmlns:v="urn:schemas-microsoft-com:vml" xmlns:wp14="http://schemas.microsoft.com/office/word/2010/wordprocessingDrawing" xmlns:wp="http://schemas.openxmlformats.org/drawingml/2006/wordprocessingDrawing" xmlns:w10="urn:schemas-microsoft-com:office:word" xmlns:w="http://schemas.openxmlformats.org/wordprocessingml/2006/main" xmlns:w14="http://schemas.microsoft.com/office/word/2010/wordml" xmlns:w15="http://schemas.microsoft.com/office/word/2012/wordml" xmlns:w16cex="http://schemas.microsoft.com/office/word/2018/wordml/cex" xmlns:w16cid="http://schemas.microsoft.com/office/word/2016/wordml/cid" xmlns:w16="http://schemas.microsoft.com/office/word/2018/wordml" xmlns:w16du="http://schemas.microsoft.com/office/word/2023/wordml/word16du" xmlns:w16sdtdh="http://schemas.microsoft.com/office/word/2020/wordml/sdtdatahash" xmlns:w16sdtfl="http://schemas.microsoft.com/office/word/2024/wordml/sdtformatlock" xmlns:w16se="http://schemas.microsoft.com/office/word/2015/wordml/symex" xmlns:wpg="http://schemas.microsoft.com/office/word/2010/wordprocessingGroup" xmlns:wpi="http://schemas.microsoft.com/office/word/2010/wordprocessingInk" xmlns:wne="http://schemas.microsoft.com/office/word/2006/wordml" xmlns:wps="http://schemas.microsoft.com/office/word/2010/wordprocessingShape" mc:Ignorable="w14 w15 w16se w16cid w16 w16cex w16sdtdh w16sdtfl w16du wp14">
-  <w:abstractNum w:abstractNumId="0" w15:restartNumberingAfterBreak="0">
+<w:numbering xmlns:wpc="http://schemas.microsoft.com/office/word/2010/wordprocessingCanvas" xmlns:mc="http://schemas.openxmlformats.org/markup-compatibility/2006" xmlns:o="urn:schemas-microsoft-com:office:office" xmlns:r="http://schemas.openxmlformats.org/officeDocument/2006/relationships" xmlns:m="http://schemas.openxmlformats.org/officeDocument/2006/math" xmlns:v="urn:schemas-microsoft-com:vml" xmlns:wp14="http://schemas.microsoft.com/office/word/2010/wordprocessingDrawing" xmlns:wp="http://schemas.openxmlformats.org/drawingml/2006/wordprocessingDrawing" xmlns:w10="urn:schemas-microsoft-com:office:word" xmlns:w="http://schemas.openxmlformats.org/wordprocessingml/2006/main" xmlns:w14="http://schemas.microsoft.com/office/word/2010/wordml" xmlns:wpg="http://schemas.microsoft.com/office/word/2010/wordprocessingGroup" xmlns:wpi="http://schemas.microsoft.com/office/word/2010/wordprocessingInk" xmlns:wne="http://schemas.microsoft.com/office/word/2006/wordml" xmlns:wps="http://schemas.microsoft.com/office/word/2010/wordprocessingShape" mc:Ignorable="w14 wp14">
+  <w:abstractNum w:abstractNumId="0">
     <w:nsid w:val="00376D0F"/>
     <w:multiLevelType w:val="multilevel"/>
     <w:tmpl w:val="267CE59A"/>
@@ -42435,7 +42654,7 @@
       </w:rPr>
     </w:lvl>
   </w:abstractNum>
-  <w:abstractNum w:abstractNumId="1" w15:restartNumberingAfterBreak="0">
+  <w:abstractNum w:abstractNumId="1">
     <w:nsid w:val="00BF590F"/>
     <w:multiLevelType w:val="multilevel"/>
     <w:tmpl w:val="78B8B77E"/>
@@ -42549,7 +42768,7 @@
       </w:rPr>
     </w:lvl>
   </w:abstractNum>
-  <w:abstractNum w:abstractNumId="2" w15:restartNumberingAfterBreak="0">
+  <w:abstractNum w:abstractNumId="2">
     <w:nsid w:val="01776194"/>
     <w:multiLevelType w:val="multilevel"/>
     <w:tmpl w:val="A9B62A46"/>
@@ -42663,7 +42882,7 @@
       </w:rPr>
     </w:lvl>
   </w:abstractNum>
-  <w:abstractNum w:abstractNumId="3" w15:restartNumberingAfterBreak="0">
+  <w:abstractNum w:abstractNumId="3">
     <w:nsid w:val="01833A21"/>
     <w:multiLevelType w:val="multilevel"/>
     <w:tmpl w:val="6464AE3E"/>
@@ -42777,7 +42996,7 @@
       </w:rPr>
     </w:lvl>
   </w:abstractNum>
-  <w:abstractNum w:abstractNumId="4" w15:restartNumberingAfterBreak="0">
+  <w:abstractNum w:abstractNumId="4">
     <w:nsid w:val="02496680"/>
     <w:multiLevelType w:val="multilevel"/>
     <w:tmpl w:val="89642FDA"/>
@@ -42891,7 +43110,7 @@
       </w:rPr>
     </w:lvl>
   </w:abstractNum>
-  <w:abstractNum w:abstractNumId="5" w15:restartNumberingAfterBreak="0">
+  <w:abstractNum w:abstractNumId="5">
     <w:nsid w:val="02EB2503"/>
     <w:multiLevelType w:val="multilevel"/>
     <w:tmpl w:val="1F9E6A5E"/>
@@ -43005,7 +43224,7 @@
       </w:rPr>
     </w:lvl>
   </w:abstractNum>
-  <w:abstractNum w:abstractNumId="6" w15:restartNumberingAfterBreak="0">
+  <w:abstractNum w:abstractNumId="6">
     <w:nsid w:val="05523D25"/>
     <w:multiLevelType w:val="multilevel"/>
     <w:tmpl w:val="F976E46E"/>
@@ -43119,7 +43338,7 @@
       </w:rPr>
     </w:lvl>
   </w:abstractNum>
-  <w:abstractNum w:abstractNumId="7" w15:restartNumberingAfterBreak="0">
+  <w:abstractNum w:abstractNumId="7">
     <w:nsid w:val="05647DBD"/>
     <w:multiLevelType w:val="multilevel"/>
     <w:tmpl w:val="F8F6A8A4"/>
@@ -43233,7 +43452,7 @@
       </w:rPr>
     </w:lvl>
   </w:abstractNum>
-  <w:abstractNum w:abstractNumId="8" w15:restartNumberingAfterBreak="0">
+  <w:abstractNum w:abstractNumId="8">
     <w:nsid w:val="05A24A4B"/>
     <w:multiLevelType w:val="multilevel"/>
     <w:tmpl w:val="EAE28078"/>
@@ -43347,7 +43566,7 @@
       </w:rPr>
     </w:lvl>
   </w:abstractNum>
-  <w:abstractNum w:abstractNumId="9" w15:restartNumberingAfterBreak="0">
+  <w:abstractNum w:abstractNumId="9">
     <w:nsid w:val="070B5097"/>
     <w:multiLevelType w:val="hybridMultilevel"/>
     <w:tmpl w:val="C7D01E22"/>
@@ -43460,7 +43679,7 @@
       </w:rPr>
     </w:lvl>
   </w:abstractNum>
-  <w:abstractNum w:abstractNumId="10" w15:restartNumberingAfterBreak="0">
+  <w:abstractNum w:abstractNumId="10">
     <w:nsid w:val="08EA1743"/>
     <w:multiLevelType w:val="multilevel"/>
     <w:tmpl w:val="522A6668"/>
@@ -43574,7 +43793,7 @@
       </w:rPr>
     </w:lvl>
   </w:abstractNum>
-  <w:abstractNum w:abstractNumId="11" w15:restartNumberingAfterBreak="0">
+  <w:abstractNum w:abstractNumId="11">
     <w:nsid w:val="096D4B99"/>
     <w:multiLevelType w:val="multilevel"/>
     <w:tmpl w:val="8896670E"/>
@@ -43688,7 +43907,7 @@
       </w:rPr>
     </w:lvl>
   </w:abstractNum>
-  <w:abstractNum w:abstractNumId="12" w15:restartNumberingAfterBreak="0">
+  <w:abstractNum w:abstractNumId="12">
     <w:nsid w:val="108038C7"/>
     <w:multiLevelType w:val="hybridMultilevel"/>
     <w:tmpl w:val="B464FB8A"/>
@@ -43801,7 +44020,7 @@
       </w:rPr>
     </w:lvl>
   </w:abstractNum>
-  <w:abstractNum w:abstractNumId="13" w15:restartNumberingAfterBreak="0">
+  <w:abstractNum w:abstractNumId="13">
     <w:nsid w:val="11DB233C"/>
     <w:multiLevelType w:val="multilevel"/>
     <w:tmpl w:val="F612B47A"/>
@@ -43915,7 +44134,7 @@
       </w:rPr>
     </w:lvl>
   </w:abstractNum>
-  <w:abstractNum w:abstractNumId="14" w15:restartNumberingAfterBreak="0">
+  <w:abstractNum w:abstractNumId="14">
     <w:nsid w:val="15E52944"/>
     <w:multiLevelType w:val="multilevel"/>
     <w:tmpl w:val="5766485A"/>
@@ -44029,7 +44248,7 @@
       </w:rPr>
     </w:lvl>
   </w:abstractNum>
-  <w:abstractNum w:abstractNumId="15" w15:restartNumberingAfterBreak="0">
+  <w:abstractNum w:abstractNumId="15">
     <w:nsid w:val="16FA26C8"/>
     <w:multiLevelType w:val="multilevel"/>
     <w:tmpl w:val="1F626C14"/>
@@ -44143,7 +44362,7 @@
       </w:rPr>
     </w:lvl>
   </w:abstractNum>
-  <w:abstractNum w:abstractNumId="16" w15:restartNumberingAfterBreak="0">
+  <w:abstractNum w:abstractNumId="16">
     <w:nsid w:val="17E73A19"/>
     <w:multiLevelType w:val="multilevel"/>
     <w:tmpl w:val="2FECED74"/>
@@ -44257,7 +44476,7 @@
       </w:rPr>
     </w:lvl>
   </w:abstractNum>
-  <w:abstractNum w:abstractNumId="17" w15:restartNumberingAfterBreak="0">
+  <w:abstractNum w:abstractNumId="17">
     <w:nsid w:val="18FC2A9A"/>
     <w:multiLevelType w:val="multilevel"/>
     <w:tmpl w:val="7E2E3D36"/>
@@ -44371,7 +44590,7 @@
       </w:rPr>
     </w:lvl>
   </w:abstractNum>
-  <w:abstractNum w:abstractNumId="18" w15:restartNumberingAfterBreak="0">
+  <w:abstractNum w:abstractNumId="18">
     <w:nsid w:val="19AE4B80"/>
     <w:multiLevelType w:val="multilevel"/>
     <w:tmpl w:val="B57C016E"/>
@@ -44492,7 +44711,7 @@
       </w:rPr>
     </w:lvl>
   </w:abstractNum>
-  <w:abstractNum w:abstractNumId="19" w15:restartNumberingAfterBreak="0">
+  <w:abstractNum w:abstractNumId="19">
     <w:nsid w:val="19B026A5"/>
     <w:multiLevelType w:val="multilevel"/>
     <w:tmpl w:val="B25868E4"/>
@@ -44606,7 +44825,7 @@
       </w:rPr>
     </w:lvl>
   </w:abstractNum>
-  <w:abstractNum w:abstractNumId="20" w15:restartNumberingAfterBreak="0">
+  <w:abstractNum w:abstractNumId="20">
     <w:nsid w:val="19D36FFE"/>
     <w:multiLevelType w:val="multilevel"/>
     <w:tmpl w:val="2C66BC58"/>
@@ -44720,7 +44939,7 @@
       </w:rPr>
     </w:lvl>
   </w:abstractNum>
-  <w:abstractNum w:abstractNumId="21" w15:restartNumberingAfterBreak="0">
+  <w:abstractNum w:abstractNumId="21">
     <w:nsid w:val="1A6B293C"/>
     <w:multiLevelType w:val="multilevel"/>
     <w:tmpl w:val="19CCF932"/>
@@ -44832,7 +45051,7 @@
       </w:rPr>
     </w:lvl>
   </w:abstractNum>
-  <w:abstractNum w:abstractNumId="22" w15:restartNumberingAfterBreak="0">
+  <w:abstractNum w:abstractNumId="22">
     <w:nsid w:val="1CFB0107"/>
     <w:multiLevelType w:val="hybridMultilevel"/>
     <w:tmpl w:val="50F2AB8C"/>
@@ -44945,7 +45164,7 @@
       </w:rPr>
     </w:lvl>
   </w:abstractNum>
-  <w:abstractNum w:abstractNumId="23" w15:restartNumberingAfterBreak="0">
+  <w:abstractNum w:abstractNumId="23">
     <w:nsid w:val="1F012458"/>
     <w:multiLevelType w:val="multilevel"/>
     <w:tmpl w:val="0F8E06B8"/>
@@ -45059,7 +45278,7 @@
       </w:rPr>
     </w:lvl>
   </w:abstractNum>
-  <w:abstractNum w:abstractNumId="24" w15:restartNumberingAfterBreak="0">
+  <w:abstractNum w:abstractNumId="24">
     <w:nsid w:val="20B5793B"/>
     <w:multiLevelType w:val="multilevel"/>
     <w:tmpl w:val="016CDA6E"/>
@@ -45173,7 +45392,7 @@
       </w:rPr>
     </w:lvl>
   </w:abstractNum>
-  <w:abstractNum w:abstractNumId="25" w15:restartNumberingAfterBreak="0">
+  <w:abstractNum w:abstractNumId="25">
     <w:nsid w:val="23606197"/>
     <w:multiLevelType w:val="multilevel"/>
     <w:tmpl w:val="EF2C038A"/>
@@ -45287,7 +45506,7 @@
       </w:rPr>
     </w:lvl>
   </w:abstractNum>
-  <w:abstractNum w:abstractNumId="26" w15:restartNumberingAfterBreak="0">
+  <w:abstractNum w:abstractNumId="26">
     <w:nsid w:val="27CF71A1"/>
     <w:multiLevelType w:val="multilevel"/>
     <w:tmpl w:val="0498A408"/>
@@ -45401,7 +45620,7 @@
       </w:rPr>
     </w:lvl>
   </w:abstractNum>
-  <w:abstractNum w:abstractNumId="27" w15:restartNumberingAfterBreak="0">
+  <w:abstractNum w:abstractNumId="27">
     <w:nsid w:val="283D78F9"/>
     <w:multiLevelType w:val="multilevel"/>
     <w:tmpl w:val="68260C04"/>
@@ -45515,7 +45734,7 @@
       </w:rPr>
     </w:lvl>
   </w:abstractNum>
-  <w:abstractNum w:abstractNumId="28" w15:restartNumberingAfterBreak="0">
+  <w:abstractNum w:abstractNumId="28">
     <w:nsid w:val="29E9196C"/>
     <w:multiLevelType w:val="multilevel"/>
     <w:tmpl w:val="D78EF3EC"/>
@@ -45629,7 +45848,7 @@
       </w:rPr>
     </w:lvl>
   </w:abstractNum>
-  <w:abstractNum w:abstractNumId="29" w15:restartNumberingAfterBreak="0">
+  <w:abstractNum w:abstractNumId="29">
     <w:nsid w:val="29FB31DE"/>
     <w:multiLevelType w:val="multilevel"/>
     <w:tmpl w:val="0CE6496E"/>
@@ -45743,7 +45962,7 @@
       </w:rPr>
     </w:lvl>
   </w:abstractNum>
-  <w:abstractNum w:abstractNumId="30" w15:restartNumberingAfterBreak="0">
+  <w:abstractNum w:abstractNumId="30">
     <w:nsid w:val="2AF069FB"/>
     <w:multiLevelType w:val="multilevel"/>
     <w:tmpl w:val="A6E05B2E"/>
@@ -45857,7 +46076,7 @@
       </w:rPr>
     </w:lvl>
   </w:abstractNum>
-  <w:abstractNum w:abstractNumId="31" w15:restartNumberingAfterBreak="0">
+  <w:abstractNum w:abstractNumId="31">
     <w:nsid w:val="2B82651A"/>
     <w:multiLevelType w:val="multilevel"/>
     <w:tmpl w:val="F47E49B0"/>
@@ -45971,7 +46190,7 @@
       </w:rPr>
     </w:lvl>
   </w:abstractNum>
-  <w:abstractNum w:abstractNumId="32" w15:restartNumberingAfterBreak="0">
+  <w:abstractNum w:abstractNumId="32">
     <w:nsid w:val="2E2444A9"/>
     <w:multiLevelType w:val="multilevel"/>
     <w:tmpl w:val="1054B6DA"/>
@@ -46085,7 +46304,7 @@
       </w:rPr>
     </w:lvl>
   </w:abstractNum>
-  <w:abstractNum w:abstractNumId="33" w15:restartNumberingAfterBreak="0">
+  <w:abstractNum w:abstractNumId="33">
     <w:nsid w:val="353A3628"/>
     <w:multiLevelType w:val="hybridMultilevel"/>
     <w:tmpl w:val="CB9CBB9A"/>
@@ -46198,7 +46417,7 @@
       </w:rPr>
     </w:lvl>
   </w:abstractNum>
-  <w:abstractNum w:abstractNumId="34" w15:restartNumberingAfterBreak="0">
+  <w:abstractNum w:abstractNumId="34">
     <w:nsid w:val="359D15CB"/>
     <w:multiLevelType w:val="multilevel"/>
     <w:tmpl w:val="70026AD8"/>
@@ -46312,7 +46531,7 @@
       </w:rPr>
     </w:lvl>
   </w:abstractNum>
-  <w:abstractNum w:abstractNumId="35" w15:restartNumberingAfterBreak="0">
+  <w:abstractNum w:abstractNumId="35">
     <w:nsid w:val="37B60F26"/>
     <w:multiLevelType w:val="multilevel"/>
     <w:tmpl w:val="3962EC64"/>
@@ -46426,7 +46645,7 @@
       </w:rPr>
     </w:lvl>
   </w:abstractNum>
-  <w:abstractNum w:abstractNumId="36" w15:restartNumberingAfterBreak="0">
+  <w:abstractNum w:abstractNumId="36">
     <w:nsid w:val="452611D8"/>
     <w:multiLevelType w:val="multilevel"/>
     <w:tmpl w:val="C0A8A46E"/>
@@ -46540,7 +46759,7 @@
       </w:rPr>
     </w:lvl>
   </w:abstractNum>
-  <w:abstractNum w:abstractNumId="37" w15:restartNumberingAfterBreak="0">
+  <w:abstractNum w:abstractNumId="37">
     <w:nsid w:val="459D5C91"/>
     <w:multiLevelType w:val="multilevel"/>
     <w:tmpl w:val="4808F090"/>
@@ -46654,7 +46873,7 @@
       </w:rPr>
     </w:lvl>
   </w:abstractNum>
-  <w:abstractNum w:abstractNumId="38" w15:restartNumberingAfterBreak="0">
+  <w:abstractNum w:abstractNumId="38">
     <w:nsid w:val="467F2D56"/>
     <w:multiLevelType w:val="multilevel"/>
     <w:tmpl w:val="CFA8D62A"/>
@@ -46768,7 +46987,7 @@
       </w:rPr>
     </w:lvl>
   </w:abstractNum>
-  <w:abstractNum w:abstractNumId="39" w15:restartNumberingAfterBreak="0">
+  <w:abstractNum w:abstractNumId="39">
     <w:nsid w:val="49517AD7"/>
     <w:multiLevelType w:val="multilevel"/>
     <w:tmpl w:val="AA9A6680"/>
@@ -46882,7 +47101,7 @@
       </w:rPr>
     </w:lvl>
   </w:abstractNum>
-  <w:abstractNum w:abstractNumId="40" w15:restartNumberingAfterBreak="0">
+  <w:abstractNum w:abstractNumId="40">
     <w:nsid w:val="4C6E6F23"/>
     <w:multiLevelType w:val="multilevel"/>
     <w:tmpl w:val="92542BE0"/>
@@ -46996,7 +47215,7 @@
       </w:rPr>
     </w:lvl>
   </w:abstractNum>
-  <w:abstractNum w:abstractNumId="41" w15:restartNumberingAfterBreak="0">
+  <w:abstractNum w:abstractNumId="41">
     <w:nsid w:val="4CBA44A1"/>
     <w:multiLevelType w:val="hybridMultilevel"/>
     <w:tmpl w:val="2390AB8E"/>
@@ -47109,7 +47328,7 @@
       </w:rPr>
     </w:lvl>
   </w:abstractNum>
-  <w:abstractNum w:abstractNumId="42" w15:restartNumberingAfterBreak="0">
+  <w:abstractNum w:abstractNumId="42">
     <w:nsid w:val="4E47507D"/>
     <w:multiLevelType w:val="multilevel"/>
     <w:tmpl w:val="B454AA94"/>
@@ -47223,7 +47442,7 @@
       </w:rPr>
     </w:lvl>
   </w:abstractNum>
-  <w:abstractNum w:abstractNumId="43" w15:restartNumberingAfterBreak="0">
+  <w:abstractNum w:abstractNumId="43">
     <w:nsid w:val="52567CAC"/>
     <w:multiLevelType w:val="hybridMultilevel"/>
     <w:tmpl w:val="528092B6"/>
@@ -47336,7 +47555,7 @@
       </w:rPr>
     </w:lvl>
   </w:abstractNum>
-  <w:abstractNum w:abstractNumId="44" w15:restartNumberingAfterBreak="0">
+  <w:abstractNum w:abstractNumId="44">
     <w:nsid w:val="53D84DE8"/>
     <w:multiLevelType w:val="multilevel"/>
     <w:tmpl w:val="DDE0554C"/>
@@ -47450,7 +47669,7 @@
       </w:rPr>
     </w:lvl>
   </w:abstractNum>
-  <w:abstractNum w:abstractNumId="45" w15:restartNumberingAfterBreak="0">
+  <w:abstractNum w:abstractNumId="45">
     <w:nsid w:val="56A0089B"/>
     <w:multiLevelType w:val="multilevel"/>
     <w:tmpl w:val="03BA53EA"/>
@@ -47564,7 +47783,7 @@
       </w:rPr>
     </w:lvl>
   </w:abstractNum>
-  <w:abstractNum w:abstractNumId="46" w15:restartNumberingAfterBreak="0">
+  <w:abstractNum w:abstractNumId="46">
     <w:nsid w:val="583070D0"/>
     <w:multiLevelType w:val="multilevel"/>
     <w:tmpl w:val="95B0F200"/>
@@ -47678,7 +47897,7 @@
       </w:rPr>
     </w:lvl>
   </w:abstractNum>
-  <w:abstractNum w:abstractNumId="47" w15:restartNumberingAfterBreak="0">
+  <w:abstractNum w:abstractNumId="47">
     <w:nsid w:val="585B75A2"/>
     <w:multiLevelType w:val="multilevel"/>
     <w:tmpl w:val="3E3AA398"/>
@@ -47792,7 +48011,7 @@
       </w:rPr>
     </w:lvl>
   </w:abstractNum>
-  <w:abstractNum w:abstractNumId="48" w15:restartNumberingAfterBreak="0">
+  <w:abstractNum w:abstractNumId="48">
     <w:nsid w:val="5C600DE1"/>
     <w:multiLevelType w:val="hybridMultilevel"/>
     <w:tmpl w:val="20B293C8"/>
@@ -47905,7 +48124,7 @@
       </w:rPr>
     </w:lvl>
   </w:abstractNum>
-  <w:abstractNum w:abstractNumId="49" w15:restartNumberingAfterBreak="0">
+  <w:abstractNum w:abstractNumId="49">
     <w:nsid w:val="607118C9"/>
     <w:multiLevelType w:val="multilevel"/>
     <w:tmpl w:val="70026AD8"/>
@@ -48019,7 +48238,7 @@
       </w:rPr>
     </w:lvl>
   </w:abstractNum>
-  <w:abstractNum w:abstractNumId="50" w15:restartNumberingAfterBreak="0">
+  <w:abstractNum w:abstractNumId="50">
     <w:nsid w:val="64B83787"/>
     <w:multiLevelType w:val="multilevel"/>
     <w:tmpl w:val="BE846360"/>
@@ -48133,7 +48352,7 @@
       </w:rPr>
     </w:lvl>
   </w:abstractNum>
-  <w:abstractNum w:abstractNumId="51" w15:restartNumberingAfterBreak="0">
+  <w:abstractNum w:abstractNumId="51">
     <w:nsid w:val="681E05E6"/>
     <w:multiLevelType w:val="multilevel"/>
     <w:tmpl w:val="918E5DDC"/>
@@ -48280,7 +48499,7 @@
       </w:rPr>
     </w:lvl>
   </w:abstractNum>
-  <w:abstractNum w:abstractNumId="52" w15:restartNumberingAfterBreak="0">
+  <w:abstractNum w:abstractNumId="52">
     <w:nsid w:val="686F2CE4"/>
     <w:multiLevelType w:val="multilevel"/>
     <w:tmpl w:val="DCC2A886"/>
@@ -48394,7 +48613,7 @@
       </w:rPr>
     </w:lvl>
   </w:abstractNum>
-  <w:abstractNum w:abstractNumId="53" w15:restartNumberingAfterBreak="0">
+  <w:abstractNum w:abstractNumId="53">
     <w:nsid w:val="6BF559D6"/>
     <w:multiLevelType w:val="multilevel"/>
     <w:tmpl w:val="DA462D94"/>
@@ -48508,7 +48727,7 @@
       </w:rPr>
     </w:lvl>
   </w:abstractNum>
-  <w:abstractNum w:abstractNumId="54" w15:restartNumberingAfterBreak="0">
+  <w:abstractNum w:abstractNumId="54">
     <w:nsid w:val="6D800E67"/>
     <w:multiLevelType w:val="multilevel"/>
     <w:tmpl w:val="CDF25622"/>
@@ -48622,7 +48841,7 @@
       </w:rPr>
     </w:lvl>
   </w:abstractNum>
-  <w:abstractNum w:abstractNumId="55" w15:restartNumberingAfterBreak="0">
+  <w:abstractNum w:abstractNumId="55">
     <w:nsid w:val="700948E0"/>
     <w:multiLevelType w:val="multilevel"/>
     <w:tmpl w:val="22EC0366"/>
@@ -48736,7 +48955,7 @@
       </w:rPr>
     </w:lvl>
   </w:abstractNum>
-  <w:abstractNum w:abstractNumId="56" w15:restartNumberingAfterBreak="0">
+  <w:abstractNum w:abstractNumId="56">
     <w:nsid w:val="74FB0E2E"/>
     <w:multiLevelType w:val="multilevel"/>
     <w:tmpl w:val="6A5EFE10"/>
@@ -48885,7 +49104,7 @@
       </w:rPr>
     </w:lvl>
   </w:abstractNum>
-  <w:abstractNum w:abstractNumId="57" w15:restartNumberingAfterBreak="0">
+  <w:abstractNum w:abstractNumId="57">
     <w:nsid w:val="763A501E"/>
     <w:multiLevelType w:val="multilevel"/>
     <w:tmpl w:val="AE92BBC6"/>
@@ -48997,7 +49216,7 @@
       </w:rPr>
     </w:lvl>
   </w:abstractNum>
-  <w:abstractNum w:abstractNumId="58" w15:restartNumberingAfterBreak="0">
+  <w:abstractNum w:abstractNumId="58">
     <w:nsid w:val="782502C0"/>
     <w:multiLevelType w:val="multilevel"/>
     <w:tmpl w:val="A336E716"/>
@@ -49111,7 +49330,7 @@
       </w:rPr>
     </w:lvl>
   </w:abstractNum>
-  <w:abstractNum w:abstractNumId="59" w15:restartNumberingAfterBreak="0">
+  <w:abstractNum w:abstractNumId="59">
     <w:nsid w:val="7D613444"/>
     <w:multiLevelType w:val="multilevel"/>
     <w:tmpl w:val="BDF0564C"/>
@@ -49225,7 +49444,7 @@
       </w:rPr>
     </w:lvl>
   </w:abstractNum>
-  <w:num w:numId="1" w16cid:durableId="777792816">
+  <w:num w:numId="1">
     <w:abstractNumId w:val="18"/>
     <w:lvlOverride w:ilvl="0">
       <w:lvl w:ilvl="0">
@@ -49363,88 +49582,88 @@
       </w:lvl>
     </w:lvlOverride>
   </w:num>
-  <w:num w:numId="2" w16cid:durableId="416946494">
+  <w:num w:numId="2">
     <w:abstractNumId w:val="9"/>
   </w:num>
-  <w:num w:numId="3" w16cid:durableId="707412058">
+  <w:num w:numId="3">
     <w:abstractNumId w:val="48"/>
   </w:num>
-  <w:num w:numId="4" w16cid:durableId="1025911540">
+  <w:num w:numId="4">
     <w:abstractNumId w:val="34"/>
   </w:num>
-  <w:num w:numId="5" w16cid:durableId="816530562">
+  <w:num w:numId="5">
     <w:abstractNumId w:val="49"/>
   </w:num>
-  <w:num w:numId="6" w16cid:durableId="463472921">
+  <w:num w:numId="6">
     <w:abstractNumId w:val="17"/>
   </w:num>
-  <w:num w:numId="7" w16cid:durableId="2025672304">
+  <w:num w:numId="7">
     <w:abstractNumId w:val="19"/>
   </w:num>
-  <w:num w:numId="8" w16cid:durableId="1668434613">
+  <w:num w:numId="8">
     <w:abstractNumId w:val="25"/>
   </w:num>
-  <w:num w:numId="9" w16cid:durableId="345714521">
+  <w:num w:numId="9">
     <w:abstractNumId w:val="57"/>
   </w:num>
-  <w:num w:numId="10" w16cid:durableId="706301387">
+  <w:num w:numId="10">
     <w:abstractNumId w:val="21"/>
   </w:num>
-  <w:num w:numId="11" w16cid:durableId="1467159580">
+  <w:num w:numId="11">
     <w:abstractNumId w:val="15"/>
   </w:num>
-  <w:num w:numId="12" w16cid:durableId="1137603053">
+  <w:num w:numId="12">
     <w:abstractNumId w:val="59"/>
   </w:num>
-  <w:num w:numId="13" w16cid:durableId="392392773">
+  <w:num w:numId="13">
     <w:abstractNumId w:val="23"/>
   </w:num>
-  <w:num w:numId="14" w16cid:durableId="1029599136">
+  <w:num w:numId="14">
     <w:abstractNumId w:val="13"/>
   </w:num>
-  <w:num w:numId="15" w16cid:durableId="330302063">
+  <w:num w:numId="15">
     <w:abstractNumId w:val="40"/>
   </w:num>
-  <w:num w:numId="16" w16cid:durableId="910430453">
+  <w:num w:numId="16">
     <w:abstractNumId w:val="7"/>
   </w:num>
-  <w:num w:numId="17" w16cid:durableId="1261991825">
+  <w:num w:numId="17">
     <w:abstractNumId w:val="10"/>
   </w:num>
-  <w:num w:numId="18" w16cid:durableId="148251311">
+  <w:num w:numId="18">
     <w:abstractNumId w:val="44"/>
   </w:num>
-  <w:num w:numId="19" w16cid:durableId="2090885989">
+  <w:num w:numId="19">
     <w:abstractNumId w:val="26"/>
   </w:num>
-  <w:num w:numId="20" w16cid:durableId="1112869605">
+  <w:num w:numId="20">
     <w:abstractNumId w:val="58"/>
   </w:num>
-  <w:num w:numId="21" w16cid:durableId="2024550958">
+  <w:num w:numId="21">
     <w:abstractNumId w:val="16"/>
   </w:num>
-  <w:num w:numId="22" w16cid:durableId="570044704">
+  <w:num w:numId="22">
     <w:abstractNumId w:val="38"/>
   </w:num>
-  <w:num w:numId="23" w16cid:durableId="1875268759">
+  <w:num w:numId="23">
     <w:abstractNumId w:val="50"/>
   </w:num>
-  <w:num w:numId="24" w16cid:durableId="1113019086">
+  <w:num w:numId="24">
     <w:abstractNumId w:val="5"/>
   </w:num>
-  <w:num w:numId="25" w16cid:durableId="1254320862">
+  <w:num w:numId="25">
     <w:abstractNumId w:val="20"/>
   </w:num>
-  <w:num w:numId="26" w16cid:durableId="1494839322">
+  <w:num w:numId="26">
     <w:abstractNumId w:val="31"/>
   </w:num>
-  <w:num w:numId="27" w16cid:durableId="2081979572">
+  <w:num w:numId="27">
     <w:abstractNumId w:val="35"/>
   </w:num>
-  <w:num w:numId="28" w16cid:durableId="1199583969">
+  <w:num w:numId="28">
     <w:abstractNumId w:val="11"/>
   </w:num>
-  <w:num w:numId="29" w16cid:durableId="2032561252">
+  <w:num w:numId="29">
     <w:abstractNumId w:val="21"/>
     <w:lvlOverride w:ilvl="0">
       <w:lvl w:ilvl="0">
@@ -49572,82 +49791,82 @@
       </w:lvl>
     </w:lvlOverride>
   </w:num>
-  <w:num w:numId="30" w16cid:durableId="203955577">
+  <w:num w:numId="30">
     <w:abstractNumId w:val="42"/>
   </w:num>
-  <w:num w:numId="31" w16cid:durableId="303661004">
+  <w:num w:numId="31">
     <w:abstractNumId w:val="52"/>
   </w:num>
-  <w:num w:numId="32" w16cid:durableId="31732262">
+  <w:num w:numId="32">
     <w:abstractNumId w:val="37"/>
   </w:num>
-  <w:num w:numId="33" w16cid:durableId="1915046840">
+  <w:num w:numId="33">
     <w:abstractNumId w:val="39"/>
   </w:num>
-  <w:num w:numId="34" w16cid:durableId="1467621119">
+  <w:num w:numId="34">
     <w:abstractNumId w:val="8"/>
   </w:num>
-  <w:num w:numId="35" w16cid:durableId="793602131">
+  <w:num w:numId="35">
     <w:abstractNumId w:val="53"/>
   </w:num>
-  <w:num w:numId="36" w16cid:durableId="1990860892">
+  <w:num w:numId="36">
     <w:abstractNumId w:val="32"/>
   </w:num>
-  <w:num w:numId="37" w16cid:durableId="1635988306">
+  <w:num w:numId="37">
     <w:abstractNumId w:val="1"/>
   </w:num>
-  <w:num w:numId="38" w16cid:durableId="306471729">
+  <w:num w:numId="38">
     <w:abstractNumId w:val="55"/>
   </w:num>
-  <w:num w:numId="39" w16cid:durableId="199784119">
+  <w:num w:numId="39">
     <w:abstractNumId w:val="30"/>
   </w:num>
-  <w:num w:numId="40" w16cid:durableId="137839661">
+  <w:num w:numId="40">
     <w:abstractNumId w:val="28"/>
   </w:num>
-  <w:num w:numId="41" w16cid:durableId="149056180">
+  <w:num w:numId="41">
     <w:abstractNumId w:val="54"/>
   </w:num>
-  <w:num w:numId="42" w16cid:durableId="712775383">
+  <w:num w:numId="42">
     <w:abstractNumId w:val="45"/>
   </w:num>
-  <w:num w:numId="43" w16cid:durableId="1656102617">
+  <w:num w:numId="43">
     <w:abstractNumId w:val="2"/>
   </w:num>
-  <w:num w:numId="44" w16cid:durableId="748843743">
+  <w:num w:numId="44">
     <w:abstractNumId w:val="14"/>
   </w:num>
-  <w:num w:numId="45" w16cid:durableId="2125803515">
+  <w:num w:numId="45">
     <w:abstractNumId w:val="36"/>
   </w:num>
-  <w:num w:numId="46" w16cid:durableId="1587610290">
+  <w:num w:numId="46">
     <w:abstractNumId w:val="29"/>
   </w:num>
-  <w:num w:numId="47" w16cid:durableId="680594406">
+  <w:num w:numId="47">
     <w:abstractNumId w:val="51"/>
   </w:num>
-  <w:num w:numId="48" w16cid:durableId="188645059">
+  <w:num w:numId="48">
     <w:abstractNumId w:val="4"/>
   </w:num>
-  <w:num w:numId="49" w16cid:durableId="1024134265">
+  <w:num w:numId="49">
     <w:abstractNumId w:val="24"/>
   </w:num>
-  <w:num w:numId="50" w16cid:durableId="672607760">
+  <w:num w:numId="50">
     <w:abstractNumId w:val="47"/>
   </w:num>
-  <w:num w:numId="51" w16cid:durableId="1457287641">
+  <w:num w:numId="51">
     <w:abstractNumId w:val="6"/>
   </w:num>
-  <w:num w:numId="52" w16cid:durableId="496846854">
+  <w:num w:numId="52">
     <w:abstractNumId w:val="27"/>
   </w:num>
-  <w:num w:numId="53" w16cid:durableId="1572234977">
+  <w:num w:numId="53">
     <w:abstractNumId w:val="46"/>
   </w:num>
-  <w:num w:numId="54" w16cid:durableId="1880194514">
+  <w:num w:numId="54">
     <w:abstractNumId w:val="0"/>
   </w:num>
-  <w:num w:numId="55" w16cid:durableId="147134470">
+  <w:num w:numId="55">
     <w:abstractNumId w:val="18"/>
     <w:lvlOverride w:ilvl="0">
       <w:lvl w:ilvl="0">
@@ -49786,25 +50005,25 @@
       </w:lvl>
     </w:lvlOverride>
   </w:num>
-  <w:num w:numId="56" w16cid:durableId="1340308293">
+  <w:num w:numId="56">
     <w:abstractNumId w:val="56"/>
   </w:num>
-  <w:num w:numId="57" w16cid:durableId="623729325">
+  <w:num w:numId="57">
     <w:abstractNumId w:val="33"/>
   </w:num>
-  <w:num w:numId="58" w16cid:durableId="313224360">
+  <w:num w:numId="58">
     <w:abstractNumId w:val="3"/>
   </w:num>
-  <w:num w:numId="59" w16cid:durableId="1913539773">
+  <w:num w:numId="59">
     <w:abstractNumId w:val="43"/>
   </w:num>
-  <w:num w:numId="60" w16cid:durableId="583295381">
+  <w:num w:numId="60">
     <w:abstractNumId w:val="12"/>
   </w:num>
-  <w:num w:numId="61" w16cid:durableId="323363834">
+  <w:num w:numId="61">
     <w:abstractNumId w:val="22"/>
   </w:num>
-  <w:num w:numId="62" w16cid:durableId="1639870619">
+  <w:num w:numId="62">
     <w:abstractNumId w:val="41"/>
   </w:num>
   <w:numIdMacAtCleanup w:val="54"/>
@@ -49812,7 +50031,7 @@
 </file>
 
 <file path=word/styles.xml><?xml version="1.0" encoding="utf-8"?>
-<w:styles xmlns:mc="http://schemas.openxmlformats.org/markup-compatibility/2006" xmlns:r="http://schemas.openxmlformats.org/officeDocument/2006/relationships" xmlns:w="http://schemas.openxmlformats.org/wordprocessingml/2006/main" xmlns:w14="http://schemas.microsoft.com/office/word/2010/wordml" xmlns:w15="http://schemas.microsoft.com/office/word/2012/wordml" xmlns:w16cex="http://schemas.microsoft.com/office/word/2018/wordml/cex" xmlns:w16cid="http://schemas.microsoft.com/office/word/2016/wordml/cid" xmlns:w16="http://schemas.microsoft.com/office/word/2018/wordml" xmlns:w16du="http://schemas.microsoft.com/office/word/2023/wordml/word16du" xmlns:w16sdtdh="http://schemas.microsoft.com/office/word/2020/wordml/sdtdatahash" xmlns:w16sdtfl="http://schemas.microsoft.com/office/word/2024/wordml/sdtformatlock" xmlns:w16se="http://schemas.microsoft.com/office/word/2015/wordml/symex" mc:Ignorable="w14 w15 w16se w16cid w16 w16cex w16sdtdh w16sdtfl w16du">
+<w:styles xmlns:mc="http://schemas.openxmlformats.org/markup-compatibility/2006" xmlns:r="http://schemas.openxmlformats.org/officeDocument/2006/relationships" xmlns:w="http://schemas.openxmlformats.org/wordprocessingml/2006/main" xmlns:w14="http://schemas.microsoft.com/office/word/2010/wordml" mc:Ignorable="w14">
   <w:docDefaults>
     <w:rPrDefault>
       <w:rPr>
@@ -49828,383 +50047,146 @@
       </w:pPr>
     </w:pPrDefault>
   </w:docDefaults>
-  <w:latentStyles w:defLockedState="0" w:defUIPriority="99" w:defSemiHidden="0" w:defUnhideWhenUsed="0" w:defQFormat="0" w:count="376">
-    <w:lsdException w:name="Normal" w:uiPriority="0" w:qFormat="1"/>
-    <w:lsdException w:name="heading 1" w:uiPriority="9" w:qFormat="1"/>
-    <w:lsdException w:name="heading 2" w:semiHidden="1" w:uiPriority="9" w:unhideWhenUsed="1" w:qFormat="1"/>
-    <w:lsdException w:name="heading 3" w:semiHidden="1" w:uiPriority="9" w:unhideWhenUsed="1" w:qFormat="1"/>
-    <w:lsdException w:name="heading 4" w:semiHidden="1" w:uiPriority="9" w:unhideWhenUsed="1" w:qFormat="1"/>
-    <w:lsdException w:name="heading 5" w:semiHidden="1" w:uiPriority="9" w:unhideWhenUsed="1" w:qFormat="1"/>
-    <w:lsdException w:name="heading 6" w:semiHidden="1" w:uiPriority="9" w:unhideWhenUsed="1" w:qFormat="1"/>
-    <w:lsdException w:name="heading 7" w:semiHidden="1" w:uiPriority="9" w:unhideWhenUsed="1" w:qFormat="1"/>
-    <w:lsdException w:name="heading 8" w:semiHidden="1" w:uiPriority="9" w:unhideWhenUsed="1" w:qFormat="1"/>
-    <w:lsdException w:name="heading 9" w:semiHidden="1" w:uiPriority="9" w:unhideWhenUsed="1" w:qFormat="1"/>
-    <w:lsdException w:name="index 1" w:semiHidden="1" w:unhideWhenUsed="1"/>
-    <w:lsdException w:name="index 2" w:semiHidden="1" w:unhideWhenUsed="1"/>
-    <w:lsdException w:name="index 3" w:semiHidden="1" w:unhideWhenUsed="1"/>
-    <w:lsdException w:name="index 4" w:semiHidden="1" w:unhideWhenUsed="1"/>
-    <w:lsdException w:name="index 5" w:semiHidden="1" w:unhideWhenUsed="1"/>
-    <w:lsdException w:name="index 6" w:semiHidden="1" w:unhideWhenUsed="1"/>
-    <w:lsdException w:name="index 7" w:semiHidden="1" w:unhideWhenUsed="1"/>
-    <w:lsdException w:name="index 8" w:semiHidden="1" w:unhideWhenUsed="1"/>
-    <w:lsdException w:name="index 9" w:semiHidden="1" w:unhideWhenUsed="1"/>
-    <w:lsdException w:name="toc 1" w:semiHidden="1" w:uiPriority="39" w:unhideWhenUsed="1"/>
-    <w:lsdException w:name="toc 2" w:semiHidden="1" w:uiPriority="39" w:unhideWhenUsed="1"/>
-    <w:lsdException w:name="toc 3" w:semiHidden="1" w:uiPriority="39" w:unhideWhenUsed="1"/>
-    <w:lsdException w:name="toc 4" w:semiHidden="1" w:uiPriority="39" w:unhideWhenUsed="1"/>
-    <w:lsdException w:name="toc 5" w:semiHidden="1" w:uiPriority="39" w:unhideWhenUsed="1"/>
-    <w:lsdException w:name="toc 6" w:semiHidden="1" w:uiPriority="39" w:unhideWhenUsed="1"/>
-    <w:lsdException w:name="toc 7" w:semiHidden="1" w:uiPriority="39" w:unhideWhenUsed="1"/>
-    <w:lsdException w:name="toc 8" w:semiHidden="1" w:uiPriority="39" w:unhideWhenUsed="1"/>
-    <w:lsdException w:name="toc 9" w:semiHidden="1" w:uiPriority="39" w:unhideWhenUsed="1"/>
-    <w:lsdException w:name="Normal Indent" w:semiHidden="1" w:unhideWhenUsed="1"/>
-    <w:lsdException w:name="footnote text" w:semiHidden="1" w:unhideWhenUsed="1"/>
-    <w:lsdException w:name="annotation text" w:semiHidden="1" w:unhideWhenUsed="1"/>
-    <w:lsdException w:name="header" w:semiHidden="1" w:unhideWhenUsed="1" w:qFormat="1"/>
-    <w:lsdException w:name="footer" w:semiHidden="1" w:unhideWhenUsed="1" w:qFormat="1"/>
-    <w:lsdException w:name="index heading" w:semiHidden="1" w:unhideWhenUsed="1"/>
-    <w:lsdException w:name="caption" w:semiHidden="1" w:uiPriority="35" w:unhideWhenUsed="1" w:qFormat="1"/>
-    <w:lsdException w:name="table of figures" w:semiHidden="1" w:unhideWhenUsed="1"/>
-    <w:lsdException w:name="envelope address" w:semiHidden="1" w:unhideWhenUsed="1"/>
-    <w:lsdException w:name="envelope return" w:semiHidden="1" w:unhideWhenUsed="1"/>
-    <w:lsdException w:name="footnote reference" w:semiHidden="1" w:unhideWhenUsed="1"/>
-    <w:lsdException w:name="annotation reference" w:semiHidden="1" w:unhideWhenUsed="1"/>
-    <w:lsdException w:name="line number" w:semiHidden="1" w:unhideWhenUsed="1"/>
-    <w:lsdException w:name="page number" w:semiHidden="1" w:unhideWhenUsed="1"/>
-    <w:lsdException w:name="endnote reference" w:semiHidden="1" w:unhideWhenUsed="1"/>
-    <w:lsdException w:name="endnote text" w:semiHidden="1" w:unhideWhenUsed="1"/>
-    <w:lsdException w:name="table of authorities" w:semiHidden="1" w:unhideWhenUsed="1"/>
-    <w:lsdException w:name="macro" w:semiHidden="1" w:unhideWhenUsed="1"/>
-    <w:lsdException w:name="toa heading" w:semiHidden="1" w:unhideWhenUsed="1"/>
-    <w:lsdException w:name="List" w:semiHidden="1" w:unhideWhenUsed="1"/>
-    <w:lsdException w:name="List Bullet" w:semiHidden="1" w:unhideWhenUsed="1"/>
-    <w:lsdException w:name="List Number" w:semiHidden="1" w:unhideWhenUsed="1"/>
-    <w:lsdException w:name="List 2" w:semiHidden="1" w:unhideWhenUsed="1"/>
-    <w:lsdException w:name="List 3" w:semiHidden="1" w:unhideWhenUsed="1"/>
-    <w:lsdException w:name="List 4" w:semiHidden="1" w:unhideWhenUsed="1"/>
-    <w:lsdException w:name="List 5" w:semiHidden="1" w:unhideWhenUsed="1"/>
-    <w:lsdException w:name="List Bullet 2" w:semiHidden="1" w:unhideWhenUsed="1"/>
-    <w:lsdException w:name="List Bullet 3" w:semiHidden="1" w:unhideWhenUsed="1"/>
-    <w:lsdException w:name="List Bullet 4" w:semiHidden="1" w:unhideWhenUsed="1"/>
-    <w:lsdException w:name="List Bullet 5" w:semiHidden="1" w:unhideWhenUsed="1"/>
-    <w:lsdException w:name="List Number 2" w:semiHidden="1" w:unhideWhenUsed="1"/>
-    <w:lsdException w:name="List Number 3" w:semiHidden="1" w:unhideWhenUsed="1"/>
-    <w:lsdException w:name="List Number 4" w:semiHidden="1" w:unhideWhenUsed="1"/>
-    <w:lsdException w:name="List Number 5" w:semiHidden="1" w:unhideWhenUsed="1"/>
-    <w:lsdException w:name="Title" w:uiPriority="10" w:qFormat="1"/>
-    <w:lsdException w:name="Closing" w:semiHidden="1" w:unhideWhenUsed="1"/>
-    <w:lsdException w:name="Signature" w:semiHidden="1" w:unhideWhenUsed="1"/>
-    <w:lsdException w:name="Default Paragraph Font" w:semiHidden="1" w:uiPriority="1" w:unhideWhenUsed="1"/>
-    <w:lsdException w:name="Body Text" w:semiHidden="1" w:unhideWhenUsed="1"/>
-    <w:lsdException w:name="Body Text Indent" w:semiHidden="1" w:unhideWhenUsed="1"/>
-    <w:lsdException w:name="List Continue" w:semiHidden="1" w:unhideWhenUsed="1"/>
-    <w:lsdException w:name="List Continue 2" w:semiHidden="1" w:unhideWhenUsed="1"/>
-    <w:lsdException w:name="List Continue 3" w:semiHidden="1" w:unhideWhenUsed="1"/>
-    <w:lsdException w:name="List Continue 4" w:semiHidden="1" w:unhideWhenUsed="1"/>
-    <w:lsdException w:name="List Continue 5" w:semiHidden="1" w:unhideWhenUsed="1"/>
-    <w:lsdException w:name="Message Header" w:semiHidden="1" w:unhideWhenUsed="1"/>
-    <w:lsdException w:name="Subtitle" w:uiPriority="11" w:qFormat="1"/>
-    <w:lsdException w:name="Salutation" w:semiHidden="1" w:unhideWhenUsed="1"/>
-    <w:lsdException w:name="Date" w:semiHidden="1" w:unhideWhenUsed="1"/>
-    <w:lsdException w:name="Body Text First Indent" w:semiHidden="1" w:unhideWhenUsed="1"/>
-    <w:lsdException w:name="Body Text First Indent 2" w:semiHidden="1" w:unhideWhenUsed="1"/>
-    <w:lsdException w:name="Note Heading" w:semiHidden="1" w:unhideWhenUsed="1"/>
-    <w:lsdException w:name="Body Text 2" w:semiHidden="1" w:unhideWhenUsed="1"/>
-    <w:lsdException w:name="Body Text 3" w:semiHidden="1" w:unhideWhenUsed="1"/>
-    <w:lsdException w:name="Body Text Indent 2" w:semiHidden="1" w:unhideWhenUsed="1"/>
-    <w:lsdException w:name="Body Text Indent 3" w:semiHidden="1" w:unhideWhenUsed="1"/>
-    <w:lsdException w:name="Block Text" w:semiHidden="1" w:unhideWhenUsed="1"/>
-    <w:lsdException w:name="Hyperlink" w:semiHidden="1" w:unhideWhenUsed="1"/>
-    <w:lsdException w:name="FollowedHyperlink" w:semiHidden="1" w:unhideWhenUsed="1"/>
-    <w:lsdException w:name="Strong" w:uiPriority="22" w:qFormat="1"/>
-    <w:lsdException w:name="Emphasis" w:uiPriority="20" w:qFormat="1"/>
-    <w:lsdException w:name="Document Map" w:semiHidden="1" w:unhideWhenUsed="1"/>
-    <w:lsdException w:name="Plain Text" w:semiHidden="1" w:unhideWhenUsed="1"/>
-    <w:lsdException w:name="E-mail Signature" w:semiHidden="1" w:unhideWhenUsed="1"/>
-    <w:lsdException w:name="HTML Top of Form" w:semiHidden="1" w:unhideWhenUsed="1"/>
-    <w:lsdException w:name="HTML Bottom of Form" w:semiHidden="1" w:unhideWhenUsed="1"/>
-    <w:lsdException w:name="Normal (Web)" w:semiHidden="1" w:unhideWhenUsed="1"/>
-    <w:lsdException w:name="HTML Acronym" w:semiHidden="1" w:unhideWhenUsed="1"/>
-    <w:lsdException w:name="HTML Address" w:semiHidden="1" w:unhideWhenUsed="1"/>
-    <w:lsdException w:name="HTML Cite" w:semiHidden="1" w:unhideWhenUsed="1"/>
-    <w:lsdException w:name="HTML Code" w:semiHidden="1" w:unhideWhenUsed="1"/>
-    <w:lsdException w:name="HTML Definition" w:semiHidden="1" w:unhideWhenUsed="1"/>
-    <w:lsdException w:name="HTML Keyboard" w:semiHidden="1" w:unhideWhenUsed="1"/>
-    <w:lsdException w:name="HTML Preformatted" w:semiHidden="1" w:unhideWhenUsed="1"/>
-    <w:lsdException w:name="HTML Sample" w:semiHidden="1" w:unhideWhenUsed="1"/>
-    <w:lsdException w:name="HTML Typewriter" w:semiHidden="1" w:unhideWhenUsed="1"/>
-    <w:lsdException w:name="HTML Variable" w:semiHidden="1" w:unhideWhenUsed="1"/>
-    <w:lsdException w:name="Normal Table" w:semiHidden="1" w:unhideWhenUsed="1"/>
-    <w:lsdException w:name="annotation subject" w:semiHidden="1" w:unhideWhenUsed="1"/>
-    <w:lsdException w:name="No List" w:semiHidden="1" w:unhideWhenUsed="1"/>
-    <w:lsdException w:name="Outline List 1" w:semiHidden="1" w:unhideWhenUsed="1"/>
-    <w:lsdException w:name="Outline List 2" w:semiHidden="1" w:unhideWhenUsed="1"/>
-    <w:lsdException w:name="Outline List 3" w:semiHidden="1" w:unhideWhenUsed="1"/>
-    <w:lsdException w:name="Table Simple 1" w:semiHidden="1" w:unhideWhenUsed="1"/>
-    <w:lsdException w:name="Table Simple 2" w:semiHidden="1" w:unhideWhenUsed="1"/>
-    <w:lsdException w:name="Table Simple 3" w:semiHidden="1" w:unhideWhenUsed="1"/>
-    <w:lsdException w:name="Table Classic 1" w:semiHidden="1" w:unhideWhenUsed="1"/>
-    <w:lsdException w:name="Table Classic 2" w:semiHidden="1" w:unhideWhenUsed="1"/>
-    <w:lsdException w:name="Table Classic 3" w:semiHidden="1" w:unhideWhenUsed="1"/>
-    <w:lsdException w:name="Table Classic 4" w:semiHidden="1" w:unhideWhenUsed="1"/>
-    <w:lsdException w:name="Table Colorful 1" w:semiHidden="1" w:unhideWhenUsed="1"/>
-    <w:lsdException w:name="Table Colorful 2" w:semiHidden="1" w:unhideWhenUsed="1"/>
-    <w:lsdException w:name="Table Colorful 3" w:semiHidden="1" w:unhideWhenUsed="1"/>
-    <w:lsdException w:name="Table Columns 1" w:semiHidden="1" w:unhideWhenUsed="1"/>
-    <w:lsdException w:name="Table Columns 2" w:semiHidden="1" w:unhideWhenUsed="1"/>
-    <w:lsdException w:name="Table Columns 3" w:semiHidden="1" w:unhideWhenUsed="1"/>
-    <w:lsdException w:name="Table Columns 4" w:semiHidden="1" w:unhideWhenUsed="1"/>
-    <w:lsdException w:name="Table Columns 5" w:semiHidden="1" w:unhideWhenUsed="1"/>
-    <w:lsdException w:name="Table Grid 1" w:semiHidden="1" w:unhideWhenUsed="1"/>
-    <w:lsdException w:name="Table Grid 2" w:semiHidden="1" w:unhideWhenUsed="1"/>
-    <w:lsdException w:name="Table Grid 3" w:semiHidden="1" w:unhideWhenUsed="1"/>
-    <w:lsdException w:name="Table Grid 4" w:semiHidden="1" w:unhideWhenUsed="1"/>
-    <w:lsdException w:name="Table Grid 5" w:semiHidden="1" w:unhideWhenUsed="1"/>
-    <w:lsdException w:name="Table Grid 6" w:semiHidden="1" w:unhideWhenUsed="1"/>
-    <w:lsdException w:name="Table Grid 7" w:semiHidden="1" w:unhideWhenUsed="1"/>
-    <w:lsdException w:name="Table Grid 8" w:semiHidden="1" w:unhideWhenUsed="1"/>
-    <w:lsdException w:name="Table List 1" w:semiHidden="1" w:unhideWhenUsed="1"/>
-    <w:lsdException w:name="Table List 2" w:semiHidden="1" w:unhideWhenUsed="1"/>
-    <w:lsdException w:name="Table List 3" w:semiHidden="1" w:unhideWhenUsed="1"/>
-    <w:lsdException w:name="Table List 4" w:semiHidden="1" w:unhideWhenUsed="1"/>
-    <w:lsdException w:name="Table List 5" w:semiHidden="1" w:unhideWhenUsed="1"/>
-    <w:lsdException w:name="Table List 6" w:semiHidden="1" w:unhideWhenUsed="1"/>
-    <w:lsdException w:name="Table List 7" w:semiHidden="1" w:unhideWhenUsed="1"/>
-    <w:lsdException w:name="Table List 8" w:semiHidden="1" w:unhideWhenUsed="1"/>
-    <w:lsdException w:name="Table 3D effects 1" w:semiHidden="1" w:unhideWhenUsed="1"/>
-    <w:lsdException w:name="Table 3D effects 2" w:semiHidden="1" w:unhideWhenUsed="1"/>
-    <w:lsdException w:name="Table 3D effects 3" w:semiHidden="1" w:unhideWhenUsed="1"/>
-    <w:lsdException w:name="Table Contemporary" w:semiHidden="1" w:unhideWhenUsed="1"/>
-    <w:lsdException w:name="Table Elegant" w:semiHidden="1" w:unhideWhenUsed="1"/>
-    <w:lsdException w:name="Table Professional" w:semiHidden="1" w:unhideWhenUsed="1"/>
-    <w:lsdException w:name="Table Subtle 1" w:semiHidden="1" w:unhideWhenUsed="1"/>
-    <w:lsdException w:name="Table Subtle 2" w:semiHidden="1" w:unhideWhenUsed="1"/>
-    <w:lsdException w:name="Table Web 1" w:semiHidden="1" w:unhideWhenUsed="1"/>
-    <w:lsdException w:name="Table Web 2" w:semiHidden="1" w:unhideWhenUsed="1"/>
-    <w:lsdException w:name="Table Web 3" w:semiHidden="1" w:unhideWhenUsed="1"/>
-    <w:lsdException w:name="Balloon Text" w:semiHidden="1" w:unhideWhenUsed="1"/>
-    <w:lsdException w:name="Table Grid" w:uiPriority="39" w:qFormat="1"/>
-    <w:lsdException w:name="Table Theme" w:semiHidden="1" w:unhideWhenUsed="1"/>
-    <w:lsdException w:name="Placeholder Text" w:semiHidden="1"/>
-    <w:lsdException w:name="No Spacing" w:uiPriority="1" w:qFormat="1"/>
-    <w:lsdException w:name="Light Shading" w:uiPriority="60"/>
-    <w:lsdException w:name="Light List" w:uiPriority="61"/>
-    <w:lsdException w:name="Light Grid" w:uiPriority="62"/>
-    <w:lsdException w:name="Medium Shading 1" w:uiPriority="63"/>
-    <w:lsdException w:name="Medium Shading 2" w:uiPriority="64"/>
-    <w:lsdException w:name="Medium List 1" w:uiPriority="65"/>
-    <w:lsdException w:name="Medium List 2" w:uiPriority="66"/>
-    <w:lsdException w:name="Medium Grid 1" w:uiPriority="67"/>
-    <w:lsdException w:name="Medium Grid 2" w:uiPriority="68"/>
-    <w:lsdException w:name="Medium Grid 3" w:uiPriority="69"/>
-    <w:lsdException w:name="Dark List" w:uiPriority="70"/>
-    <w:lsdException w:name="Colorful Shading" w:uiPriority="71"/>
-    <w:lsdException w:name="Colorful List" w:uiPriority="72"/>
-    <w:lsdException w:name="Colorful Grid" w:uiPriority="73"/>
-    <w:lsdException w:name="Light Shading Accent 1" w:uiPriority="60"/>
-    <w:lsdException w:name="Light List Accent 1" w:uiPriority="61"/>
-    <w:lsdException w:name="Light Grid Accent 1" w:uiPriority="62"/>
-    <w:lsdException w:name="Medium Shading 1 Accent 1" w:uiPriority="63"/>
-    <w:lsdException w:name="Medium Shading 2 Accent 1" w:uiPriority="64"/>
-    <w:lsdException w:name="Medium List 1 Accent 1" w:uiPriority="65"/>
-    <w:lsdException w:name="Revision" w:semiHidden="1"/>
-    <w:lsdException w:name="List Paragraph" w:uiPriority="34" w:qFormat="1"/>
-    <w:lsdException w:name="Quote" w:uiPriority="29" w:qFormat="1"/>
-    <w:lsdException w:name="Intense Quote" w:uiPriority="30" w:qFormat="1"/>
-    <w:lsdException w:name="Medium List 2 Accent 1" w:uiPriority="66"/>
-    <w:lsdException w:name="Medium Grid 1 Accent 1" w:uiPriority="67"/>
-    <w:lsdException w:name="Medium Grid 2 Accent 1" w:uiPriority="68"/>
-    <w:lsdException w:name="Medium Grid 3 Accent 1" w:uiPriority="69"/>
-    <w:lsdException w:name="Dark List Accent 1" w:uiPriority="70"/>
-    <w:lsdException w:name="Colorful Shading Accent 1" w:uiPriority="71"/>
-    <w:lsdException w:name="Colorful List Accent 1" w:uiPriority="72"/>
-    <w:lsdException w:name="Colorful Grid Accent 1" w:uiPriority="73"/>
-    <w:lsdException w:name="Light Shading Accent 2" w:uiPriority="60"/>
-    <w:lsdException w:name="Light List Accent 2" w:uiPriority="61"/>
-    <w:lsdException w:name="Light Grid Accent 2" w:uiPriority="62"/>
-    <w:lsdException w:name="Medium Shading 1 Accent 2" w:uiPriority="63"/>
-    <w:lsdException w:name="Medium Shading 2 Accent 2" w:uiPriority="64"/>
-    <w:lsdException w:name="Medium List 1 Accent 2" w:uiPriority="65"/>
-    <w:lsdException w:name="Medium List 2 Accent 2" w:uiPriority="66"/>
-    <w:lsdException w:name="Medium Grid 1 Accent 2" w:uiPriority="67"/>
-    <w:lsdException w:name="Medium Grid 2 Accent 2" w:uiPriority="68"/>
-    <w:lsdException w:name="Medium Grid 3 Accent 2" w:uiPriority="69"/>
-    <w:lsdException w:name="Dark List Accent 2" w:uiPriority="70"/>
-    <w:lsdException w:name="Colorful Shading Accent 2" w:uiPriority="71"/>
-    <w:lsdException w:name="Colorful List Accent 2" w:uiPriority="72"/>
-    <w:lsdException w:name="Colorful Grid Accent 2" w:uiPriority="73"/>
-    <w:lsdException w:name="Light Shading Accent 3" w:uiPriority="60"/>
-    <w:lsdException w:name="Light List Accent 3" w:uiPriority="61"/>
-    <w:lsdException w:name="Light Grid Accent 3" w:uiPriority="62"/>
-    <w:lsdException w:name="Medium Shading 1 Accent 3" w:uiPriority="63"/>
-    <w:lsdException w:name="Medium Shading 2 Accent 3" w:uiPriority="64"/>
-    <w:lsdException w:name="Medium List 1 Accent 3" w:uiPriority="65"/>
-    <w:lsdException w:name="Medium List 2 Accent 3" w:uiPriority="66"/>
-    <w:lsdException w:name="Medium Grid 1 Accent 3" w:uiPriority="67"/>
-    <w:lsdException w:name="Medium Grid 2 Accent 3" w:uiPriority="68"/>
-    <w:lsdException w:name="Medium Grid 3 Accent 3" w:uiPriority="69"/>
-    <w:lsdException w:name="Dark List Accent 3" w:uiPriority="70"/>
-    <w:lsdException w:name="Colorful Shading Accent 3" w:uiPriority="71"/>
-    <w:lsdException w:name="Colorful List Accent 3" w:uiPriority="72"/>
-    <w:lsdException w:name="Colorful Grid Accent 3" w:uiPriority="73"/>
-    <w:lsdException w:name="Light Shading Accent 4" w:uiPriority="60"/>
-    <w:lsdException w:name="Light List Accent 4" w:uiPriority="61"/>
-    <w:lsdException w:name="Light Grid Accent 4" w:uiPriority="62"/>
-    <w:lsdException w:name="Medium Shading 1 Accent 4" w:uiPriority="63"/>
-    <w:lsdException w:name="Medium Shading 2 Accent 4" w:uiPriority="64"/>
-    <w:lsdException w:name="Medium List 1 Accent 4" w:uiPriority="65"/>
-    <w:lsdException w:name="Medium List 2 Accent 4" w:uiPriority="66"/>
-    <w:lsdException w:name="Medium Grid 1 Accent 4" w:uiPriority="67"/>
-    <w:lsdException w:name="Medium Grid 2 Accent 4" w:uiPriority="68"/>
-    <w:lsdException w:name="Medium Grid 3 Accent 4" w:uiPriority="69"/>
-    <w:lsdException w:name="Dark List Accent 4" w:uiPriority="70"/>
-    <w:lsdException w:name="Colorful Shading Accent 4" w:uiPriority="71"/>
-    <w:lsdException w:name="Colorful List Accent 4" w:uiPriority="72"/>
-    <w:lsdException w:name="Colorful Grid Accent 4" w:uiPriority="73"/>
-    <w:lsdException w:name="Light Shading Accent 5" w:uiPriority="60"/>
-    <w:lsdException w:name="Light List Accent 5" w:uiPriority="61"/>
-    <w:lsdException w:name="Light Grid Accent 5" w:uiPriority="62"/>
-    <w:lsdException w:name="Medium Shading 1 Accent 5" w:uiPriority="63"/>
-    <w:lsdException w:name="Medium Shading 2 Accent 5" w:uiPriority="64"/>
-    <w:lsdException w:name="Medium List 1 Accent 5" w:uiPriority="65"/>
-    <w:lsdException w:name="Medium List 2 Accent 5" w:uiPriority="66"/>
-    <w:lsdException w:name="Medium Grid 1 Accent 5" w:uiPriority="67"/>
-    <w:lsdException w:name="Medium Grid 2 Accent 5" w:uiPriority="68"/>
-    <w:lsdException w:name="Medium Grid 3 Accent 5" w:uiPriority="69"/>
-    <w:lsdException w:name="Dark List Accent 5" w:uiPriority="70"/>
-    <w:lsdException w:name="Colorful Shading Accent 5" w:uiPriority="71"/>
-    <w:lsdException w:name="Colorful List Accent 5" w:uiPriority="72"/>
-    <w:lsdException w:name="Colorful Grid Accent 5" w:uiPriority="73"/>
-    <w:lsdException w:name="Light Shading Accent 6" w:uiPriority="60"/>
-    <w:lsdException w:name="Light List Accent 6" w:uiPriority="61"/>
-    <w:lsdException w:name="Light Grid Accent 6" w:uiPriority="62"/>
-    <w:lsdException w:name="Medium Shading 1 Accent 6" w:uiPriority="63"/>
-    <w:lsdException w:name="Medium Shading 2 Accent 6" w:uiPriority="64"/>
-    <w:lsdException w:name="Medium List 1 Accent 6" w:uiPriority="65"/>
-    <w:lsdException w:name="Medium List 2 Accent 6" w:uiPriority="66"/>
-    <w:lsdException w:name="Medium Grid 1 Accent 6" w:uiPriority="67"/>
-    <w:lsdException w:name="Medium Grid 2 Accent 6" w:uiPriority="68"/>
-    <w:lsdException w:name="Medium Grid 3 Accent 6" w:uiPriority="69"/>
-    <w:lsdException w:name="Dark List Accent 6" w:uiPriority="70"/>
-    <w:lsdException w:name="Colorful Shading Accent 6" w:uiPriority="71"/>
-    <w:lsdException w:name="Colorful List Accent 6" w:uiPriority="72"/>
-    <w:lsdException w:name="Colorful Grid Accent 6" w:uiPriority="73"/>
-    <w:lsdException w:name="Subtle Emphasis" w:uiPriority="19" w:qFormat="1"/>
-    <w:lsdException w:name="Intense Emphasis" w:uiPriority="21" w:qFormat="1"/>
-    <w:lsdException w:name="Subtle Reference" w:uiPriority="31" w:qFormat="1"/>
-    <w:lsdException w:name="Intense Reference" w:uiPriority="32" w:qFormat="1"/>
-    <w:lsdException w:name="Book Title" w:uiPriority="33" w:qFormat="1"/>
-    <w:lsdException w:name="Bibliography" w:semiHidden="1" w:uiPriority="37" w:unhideWhenUsed="1"/>
-    <w:lsdException w:name="TOC Heading" w:semiHidden="1" w:uiPriority="39" w:unhideWhenUsed="1" w:qFormat="1"/>
-    <w:lsdException w:name="Plain Table 1" w:uiPriority="41"/>
-    <w:lsdException w:name="Plain Table 2" w:uiPriority="42"/>
-    <w:lsdException w:name="Plain Table 3" w:uiPriority="43"/>
-    <w:lsdException w:name="Plain Table 4" w:uiPriority="44"/>
-    <w:lsdException w:name="Plain Table 5" w:uiPriority="45"/>
-    <w:lsdException w:name="Grid Table Light" w:uiPriority="40"/>
-    <w:lsdException w:name="Grid Table 1 Light" w:uiPriority="46"/>
-    <w:lsdException w:name="Grid Table 2" w:uiPriority="47"/>
-    <w:lsdException w:name="Grid Table 3" w:uiPriority="48"/>
-    <w:lsdException w:name="Grid Table 4" w:uiPriority="49"/>
-    <w:lsdException w:name="Grid Table 5 Dark" w:uiPriority="50"/>
-    <w:lsdException w:name="Grid Table 6 Colorful" w:uiPriority="51"/>
-    <w:lsdException w:name="Grid Table 7 Colorful" w:uiPriority="52"/>
-    <w:lsdException w:name="Grid Table 1 Light Accent 1" w:uiPriority="46"/>
-    <w:lsdException w:name="Grid Table 2 Accent 1" w:uiPriority="47"/>
-    <w:lsdException w:name="Grid Table 3 Accent 1" w:uiPriority="48"/>
-    <w:lsdException w:name="Grid Table 4 Accent 1" w:uiPriority="49"/>
-    <w:lsdException w:name="Grid Table 5 Dark Accent 1" w:uiPriority="50"/>
-    <w:lsdException w:name="Grid Table 6 Colorful Accent 1" w:uiPriority="51"/>
-    <w:lsdException w:name="Grid Table 7 Colorful Accent 1" w:uiPriority="52"/>
-    <w:lsdException w:name="Grid Table 1 Light Accent 2" w:uiPriority="46"/>
-    <w:lsdException w:name="Grid Table 2 Accent 2" w:uiPriority="47"/>
-    <w:lsdException w:name="Grid Table 3 Accent 2" w:uiPriority="48"/>
-    <w:lsdException w:name="Grid Table 4 Accent 2" w:uiPriority="49"/>
-    <w:lsdException w:name="Grid Table 5 Dark Accent 2" w:uiPriority="50"/>
-    <w:lsdException w:name="Grid Table 6 Colorful Accent 2" w:uiPriority="51"/>
-    <w:lsdException w:name="Grid Table 7 Colorful Accent 2" w:uiPriority="52"/>
-    <w:lsdException w:name="Grid Table 1 Light Accent 3" w:uiPriority="46"/>
-    <w:lsdException w:name="Grid Table 2 Accent 3" w:uiPriority="47"/>
-    <w:lsdException w:name="Grid Table 3 Accent 3" w:uiPriority="48"/>
-    <w:lsdException w:name="Grid Table 4 Accent 3" w:uiPriority="49"/>
-    <w:lsdException w:name="Grid Table 5 Dark Accent 3" w:uiPriority="50"/>
-    <w:lsdException w:name="Grid Table 6 Colorful Accent 3" w:uiPriority="51"/>
-    <w:lsdException w:name="Grid Table 7 Colorful Accent 3" w:uiPriority="52"/>
-    <w:lsdException w:name="Grid Table 1 Light Accent 4" w:uiPriority="46"/>
-    <w:lsdException w:name="Grid Table 2 Accent 4" w:uiPriority="47"/>
-    <w:lsdException w:name="Grid Table 3 Accent 4" w:uiPriority="48"/>
-    <w:lsdException w:name="Grid Table 4 Accent 4" w:uiPriority="49"/>
-    <w:lsdException w:name="Grid Table 5 Dark Accent 4" w:uiPriority="50"/>
-    <w:lsdException w:name="Grid Table 6 Colorful Accent 4" w:uiPriority="51"/>
-    <w:lsdException w:name="Grid Table 7 Colorful Accent 4" w:uiPriority="52"/>
-    <w:lsdException w:name="Grid Table 1 Light Accent 5" w:uiPriority="46"/>
-    <w:lsdException w:name="Grid Table 2 Accent 5" w:uiPriority="47"/>
-    <w:lsdException w:name="Grid Table 3 Accent 5" w:uiPriority="48"/>
-    <w:lsdException w:name="Grid Table 4 Accent 5" w:uiPriority="49"/>
-    <w:lsdException w:name="Grid Table 5 Dark Accent 5" w:uiPriority="50"/>
-    <w:lsdException w:name="Grid Table 6 Colorful Accent 5" w:uiPriority="51"/>
-    <w:lsdException w:name="Grid Table 7 Colorful Accent 5" w:uiPriority="52"/>
-    <w:lsdException w:name="Grid Table 1 Light Accent 6" w:uiPriority="46"/>
-    <w:lsdException w:name="Grid Table 2 Accent 6" w:uiPriority="47"/>
-    <w:lsdException w:name="Grid Table 3 Accent 6" w:uiPriority="48"/>
-    <w:lsdException w:name="Grid Table 4 Accent 6" w:uiPriority="49"/>
-    <w:lsdException w:name="Grid Table 5 Dark Accent 6" w:uiPriority="50"/>
-    <w:lsdException w:name="Grid Table 6 Colorful Accent 6" w:uiPriority="51"/>
-    <w:lsdException w:name="Grid Table 7 Colorful Accent 6" w:uiPriority="52"/>
-    <w:lsdException w:name="List Table 1 Light" w:uiPriority="46"/>
-    <w:lsdException w:name="List Table 2" w:uiPriority="47"/>
-    <w:lsdException w:name="List Table 3" w:uiPriority="48"/>
-    <w:lsdException w:name="List Table 4" w:uiPriority="49"/>
-    <w:lsdException w:name="List Table 5 Dark" w:uiPriority="50"/>
-    <w:lsdException w:name="List Table 6 Colorful" w:uiPriority="51"/>
-    <w:lsdException w:name="List Table 7 Colorful" w:uiPriority="52"/>
-    <w:lsdException w:name="List Table 1 Light Accent 1" w:uiPriority="46"/>
-    <w:lsdException w:name="List Table 2 Accent 1" w:uiPriority="47"/>
-    <w:lsdException w:name="List Table 3 Accent 1" w:uiPriority="48"/>
-    <w:lsdException w:name="List Table 4 Accent 1" w:uiPriority="49"/>
-    <w:lsdException w:name="List Table 5 Dark Accent 1" w:uiPriority="50"/>
-    <w:lsdException w:name="List Table 6 Colorful Accent 1" w:uiPriority="51"/>
-    <w:lsdException w:name="List Table 7 Colorful Accent 1" w:uiPriority="52"/>
-    <w:lsdException w:name="List Table 1 Light Accent 2" w:uiPriority="46"/>
-    <w:lsdException w:name="List Table 2 Accent 2" w:uiPriority="47"/>
-    <w:lsdException w:name="List Table 3 Accent 2" w:uiPriority="48"/>
-    <w:lsdException w:name="List Table 4 Accent 2" w:uiPriority="49"/>
-    <w:lsdException w:name="List Table 5 Dark Accent 2" w:uiPriority="50"/>
-    <w:lsdException w:name="List Table 6 Colorful Accent 2" w:uiPriority="51"/>
-    <w:lsdException w:name="List Table 7 Colorful Accent 2" w:uiPriority="52"/>
-    <w:lsdException w:name="List Table 1 Light Accent 3" w:uiPriority="46"/>
-    <w:lsdException w:name="List Table 2 Accent 3" w:uiPriority="47"/>
-    <w:lsdException w:name="List Table 3 Accent 3" w:uiPriority="48"/>
-    <w:lsdException w:name="List Table 4 Accent 3" w:uiPriority="49"/>
-    <w:lsdException w:name="List Table 5 Dark Accent 3" w:uiPriority="50"/>
-    <w:lsdException w:name="List Table 6 Colorful Accent 3" w:uiPriority="51"/>
-    <w:lsdException w:name="List Table 7 Colorful Accent 3" w:uiPriority="52"/>
-    <w:lsdException w:name="List Table 1 Light Accent 4" w:uiPriority="46"/>
-    <w:lsdException w:name="List Table 2 Accent 4" w:uiPriority="47"/>
-    <w:lsdException w:name="List Table 3 Accent 4" w:uiPriority="48"/>
-    <w:lsdException w:name="List Table 4 Accent 4" w:uiPriority="49"/>
-    <w:lsdException w:name="List Table 5 Dark Accent 4" w:uiPriority="50"/>
-    <w:lsdException w:name="List Table 6 Colorful Accent 4" w:uiPriority="51"/>
-    <w:lsdException w:name="List Table 7 Colorful Accent 4" w:uiPriority="52"/>
-    <w:lsdException w:name="List Table 1 Light Accent 5" w:uiPriority="46"/>
-    <w:lsdException w:name="List Table 2 Accent 5" w:uiPriority="47"/>
-    <w:lsdException w:name="List Table 3 Accent 5" w:uiPriority="48"/>
-    <w:lsdException w:name="List Table 4 Accent 5" w:uiPriority="49"/>
-    <w:lsdException w:name="List Table 5 Dark Accent 5" w:uiPriority="50"/>
-    <w:lsdException w:name="List Table 6 Colorful Accent 5" w:uiPriority="51"/>
-    <w:lsdException w:name="List Table 7 Colorful Accent 5" w:uiPriority="52"/>
-    <w:lsdException w:name="List Table 1 Light Accent 6" w:uiPriority="46"/>
-    <w:lsdException w:name="List Table 2 Accent 6" w:uiPriority="47"/>
-    <w:lsdException w:name="List Table 3 Accent 6" w:uiPriority="48"/>
-    <w:lsdException w:name="List Table 4 Accent 6" w:uiPriority="49"/>
-    <w:lsdException w:name="List Table 5 Dark Accent 6" w:uiPriority="50"/>
-    <w:lsdException w:name="List Table 6 Colorful Accent 6" w:uiPriority="51"/>
-    <w:lsdException w:name="List Table 7 Colorful Accent 6" w:uiPriority="52"/>
-    <w:lsdException w:name="Mention" w:semiHidden="1" w:unhideWhenUsed="1"/>
-    <w:lsdException w:name="Smart Hyperlink" w:semiHidden="1" w:unhideWhenUsed="1"/>
-    <w:lsdException w:name="Hashtag" w:semiHidden="1" w:unhideWhenUsed="1"/>
-    <w:lsdException w:name="Unresolved Mention" w:semiHidden="1" w:unhideWhenUsed="1"/>
-    <w:lsdException w:name="Smart Link" w:semiHidden="1" w:unhideWhenUsed="1"/>
+  <w:latentStyles w:defLockedState="0" w:defUIPriority="99" w:defSemiHidden="1" w:defUnhideWhenUsed="1" w:defQFormat="0" w:count="267">
+    <w:lsdException w:name="Normal" w:semiHidden="0" w:uiPriority="0" w:unhideWhenUsed="0" w:qFormat="1"/>
+    <w:lsdException w:name="heading 1" w:semiHidden="0" w:uiPriority="9" w:unhideWhenUsed="0" w:qFormat="1"/>
+    <w:lsdException w:name="heading 2" w:uiPriority="9" w:qFormat="1"/>
+    <w:lsdException w:name="heading 3" w:uiPriority="9" w:qFormat="1"/>
+    <w:lsdException w:name="heading 4" w:uiPriority="9" w:qFormat="1"/>
+    <w:lsdException w:name="heading 5" w:uiPriority="9" w:qFormat="1"/>
+    <w:lsdException w:name="heading 6" w:uiPriority="9" w:qFormat="1"/>
+    <w:lsdException w:name="heading 7" w:uiPriority="9" w:qFormat="1"/>
+    <w:lsdException w:name="heading 8" w:uiPriority="9" w:qFormat="1"/>
+    <w:lsdException w:name="heading 9" w:uiPriority="9" w:qFormat="1"/>
+    <w:lsdException w:name="toc 1" w:uiPriority="39"/>
+    <w:lsdException w:name="toc 2" w:uiPriority="39"/>
+    <w:lsdException w:name="toc 3" w:uiPriority="39"/>
+    <w:lsdException w:name="toc 4" w:uiPriority="39"/>
+    <w:lsdException w:name="toc 5" w:uiPriority="39"/>
+    <w:lsdException w:name="toc 6" w:uiPriority="39"/>
+    <w:lsdException w:name="toc 7" w:uiPriority="39"/>
+    <w:lsdException w:name="toc 8" w:uiPriority="39"/>
+    <w:lsdException w:name="toc 9" w:uiPriority="39"/>
+    <w:lsdException w:name="header" w:qFormat="1"/>
+    <w:lsdException w:name="footer" w:qFormat="1"/>
+    <w:lsdException w:name="caption" w:uiPriority="35" w:qFormat="1"/>
+    <w:lsdException w:name="Title" w:semiHidden="0" w:uiPriority="10" w:unhideWhenUsed="0" w:qFormat="1"/>
+    <w:lsdException w:name="Default Paragraph Font" w:uiPriority="1"/>
+    <w:lsdException w:name="Subtitle" w:semiHidden="0" w:uiPriority="11" w:unhideWhenUsed="0" w:qFormat="1"/>
+    <w:lsdException w:name="Strong" w:semiHidden="0" w:uiPriority="22" w:unhideWhenUsed="0" w:qFormat="1"/>
+    <w:lsdException w:name="Emphasis" w:semiHidden="0" w:uiPriority="20" w:unhideWhenUsed="0" w:qFormat="1"/>
+    <w:lsdException w:name="Table Grid" w:semiHidden="0" w:uiPriority="39" w:unhideWhenUsed="0" w:qFormat="1"/>
+    <w:lsdException w:name="Placeholder Text" w:unhideWhenUsed="0"/>
+    <w:lsdException w:name="No Spacing" w:semiHidden="0" w:uiPriority="1" w:unhideWhenUsed="0" w:qFormat="1"/>
+    <w:lsdException w:name="Light Shading" w:semiHidden="0" w:uiPriority="60" w:unhideWhenUsed="0"/>
+    <w:lsdException w:name="Light List" w:semiHidden="0" w:uiPriority="61" w:unhideWhenUsed="0"/>
+    <w:lsdException w:name="Light Grid" w:semiHidden="0" w:uiPriority="62" w:unhideWhenUsed="0"/>
+    <w:lsdException w:name="Medium Shading 1" w:semiHidden="0" w:uiPriority="63" w:unhideWhenUsed="0"/>
+    <w:lsdException w:name="Medium Shading 2" w:semiHidden="0" w:uiPriority="64" w:unhideWhenUsed="0"/>
+    <w:lsdException w:name="Medium List 1" w:semiHidden="0" w:uiPriority="65" w:unhideWhenUsed="0"/>
+    <w:lsdException w:name="Medium List 2" w:semiHidden="0" w:uiPriority="66" w:unhideWhenUsed="0"/>
+    <w:lsdException w:name="Medium Grid 1" w:semiHidden="0" w:uiPriority="67" w:unhideWhenUsed="0"/>
+    <w:lsdException w:name="Medium Grid 2" w:semiHidden="0" w:uiPriority="68" w:unhideWhenUsed="0"/>
+    <w:lsdException w:name="Medium Grid 3" w:semiHidden="0" w:uiPriority="69" w:unhideWhenUsed="0"/>
+    <w:lsdException w:name="Dark List" w:semiHidden="0" w:uiPriority="70" w:unhideWhenUsed="0"/>
+    <w:lsdException w:name="Colorful Shading" w:semiHidden="0" w:uiPriority="71" w:unhideWhenUsed="0"/>
+    <w:lsdException w:name="Colorful List" w:semiHidden="0" w:uiPriority="72" w:unhideWhenUsed="0"/>
+    <w:lsdException w:name="Colorful Grid" w:semiHidden="0" w:uiPriority="73" w:unhideWhenUsed="0"/>
+    <w:lsdException w:name="Light Shading Accent 1" w:semiHidden="0" w:uiPriority="60" w:unhideWhenUsed="0"/>
+    <w:lsdException w:name="Light List Accent 1" w:semiHidden="0" w:uiPriority="61" w:unhideWhenUsed="0"/>
+    <w:lsdException w:name="Light Grid Accent 1" w:semiHidden="0" w:uiPriority="62" w:unhideWhenUsed="0"/>
+    <w:lsdException w:name="Medium Shading 1 Accent 1" w:semiHidden="0" w:uiPriority="63" w:unhideWhenUsed="0"/>
+    <w:lsdException w:name="Medium Shading 2 Accent 1" w:semiHidden="0" w:uiPriority="64" w:unhideWhenUsed="0"/>
+    <w:lsdException w:name="Medium List 1 Accent 1" w:semiHidden="0" w:uiPriority="65" w:unhideWhenUsed="0"/>
+    <w:lsdException w:name="Revision" w:unhideWhenUsed="0"/>
+    <w:lsdException w:name="List Paragraph" w:semiHidden="0" w:uiPriority="34" w:unhideWhenUsed="0" w:qFormat="1"/>
+    <w:lsdException w:name="Quote" w:semiHidden="0" w:uiPriority="29" w:unhideWhenUsed="0" w:qFormat="1"/>
+    <w:lsdException w:name="Intense Quote" w:semiHidden="0" w:uiPriority="30" w:unhideWhenUsed="0" w:qFormat="1"/>
+    <w:lsdException w:name="Medium List 2 Accent 1" w:semiHidden="0" w:uiPriority="66" w:unhideWhenUsed="0"/>
+    <w:lsdException w:name="Medium Grid 1 Accent 1" w:semiHidden="0" w:uiPriority="67" w:unhideWhenUsed="0"/>
+    <w:lsdException w:name="Medium Grid 2 Accent 1" w:semiHidden="0" w:uiPriority="68" w:unhideWhenUsed="0"/>
+    <w:lsdException w:name="Medium Grid 3 Accent 1" w:semiHidden="0" w:uiPriority="69" w:unhideWhenUsed="0"/>
+    <w:lsdException w:name="Dark List Accent 1" w:semiHidden="0" w:uiPriority="70" w:unhideWhenUsed="0"/>
+    <w:lsdException w:name="Colorful Shading Accent 1" w:semiHidden="0" w:uiPriority="71" w:unhideWhenUsed="0"/>
+    <w:lsdException w:name="Colorful List Accent 1" w:semiHidden="0" w:uiPriority="72" w:unhideWhenUsed="0"/>
+    <w:lsdException w:name="Colorful Grid Accent 1" w:semiHidden="0" w:uiPriority="73" w:unhideWhenUsed="0"/>
+    <w:lsdException w:name="Light Shading Accent 2" w:semiHidden="0" w:uiPriority="60" w:unhideWhenUsed="0"/>
+    <w:lsdException w:name="Light List Accent 2" w:semiHidden="0" w:uiPriority="61" w:unhideWhenUsed="0"/>
+    <w:lsdException w:name="Light Grid Accent 2" w:semiHidden="0" w:uiPriority="62" w:unhideWhenUsed="0"/>
+    <w:lsdException w:name="Medium Shading 1 Accent 2" w:semiHidden="0" w:uiPriority="63" w:unhideWhenUsed="0"/>
+    <w:lsdException w:name="Medium Shading 2 Accent 2" w:semiHidden="0" w:uiPriority="64" w:unhideWhenUsed="0"/>
+    <w:lsdException w:name="Medium List 1 Accent 2" w:semiHidden="0" w:uiPriority="65" w:unhideWhenUsed="0"/>
+    <w:lsdException w:name="Medium List 2 Accent 2" w:semiHidden="0" w:uiPriority="66" w:unhideWhenUsed="0"/>
+    <w:lsdException w:name="Medium Grid 1 Accent 2" w:semiHidden="0" w:uiPriority="67" w:unhideWhenUsed="0"/>
+    <w:lsdException w:name="Medium Grid 2 Accent 2" w:semiHidden="0" w:uiPriority="68" w:unhideWhenUsed="0"/>
+    <w:lsdException w:name="Medium Grid 3 Accent 2" w:semiHidden="0" w:uiPriority="69" w:unhideWhenUsed="0"/>
+    <w:lsdException w:name="Dark List Accent 2" w:semiHidden="0" w:uiPriority="70" w:unhideWhenUsed="0"/>
+    <w:lsdException w:name="Colorful Shading Accent 2" w:semiHidden="0" w:uiPriority="71" w:unhideWhenUsed="0"/>
+    <w:lsdException w:name="Colorful List Accent 2" w:semiHidden="0" w:uiPriority="72" w:unhideWhenUsed="0"/>
+    <w:lsdException w:name="Colorful Grid Accent 2" w:semiHidden="0" w:uiPriority="73" w:unhideWhenUsed="0"/>
+    <w:lsdException w:name="Light Shading Accent 3" w:semiHidden="0" w:uiPriority="60" w:unhideWhenUsed="0"/>
+    <w:lsdException w:name="Light List Accent 3" w:semiHidden="0" w:uiPriority="61" w:unhideWhenUsed="0"/>
+    <w:lsdException w:name="Light Grid Accent 3" w:semiHidden="0" w:uiPriority="62" w:unhideWhenUsed="0"/>
+    <w:lsdException w:name="Medium Shading 1 Accent 3" w:semiHidden="0" w:uiPriority="63" w:unhideWhenUsed="0"/>
+    <w:lsdException w:name="Medium Shading 2 Accent 3" w:semiHidden="0" w:uiPriority="64" w:unhideWhenUsed="0"/>
+    <w:lsdException w:name="Medium List 1 Accent 3" w:semiHidden="0" w:uiPriority="65" w:unhideWhenUsed="0"/>
+    <w:lsdException w:name="Medium List 2 Accent 3" w:semiHidden="0" w:uiPriority="66" w:unhideWhenUsed="0"/>
+    <w:lsdException w:name="Medium Grid 1 Accent 3" w:semiHidden="0" w:uiPriority="67" w:unhideWhenUsed="0"/>
+    <w:lsdException w:name="Medium Grid 2 Accent 3" w:semiHidden="0" w:uiPriority="68" w:unhideWhenUsed="0"/>
+    <w:lsdException w:name="Medium Grid 3 Accent 3" w:semiHidden="0" w:uiPriority="69" w:unhideWhenUsed="0"/>
+    <w:lsdException w:name="Dark List Accent 3" w:semiHidden="0" w:uiPriority="70" w:unhideWhenUsed="0"/>
+    <w:lsdException w:name="Colorful Shading Accent 3" w:semiHidden="0" w:uiPriority="71" w:unhideWhenUsed="0"/>
+    <w:lsdException w:name="Colorful List Accent 3" w:semiHidden="0" w:uiPriority="72" w:unhideWhenUsed="0"/>
+    <w:lsdException w:name="Colorful Grid Accent 3" w:semiHidden="0" w:uiPriority="73" w:unhideWhenUsed="0"/>
+    <w:lsdException w:name="Light Shading Accent 4" w:semiHidden="0" w:uiPriority="60" w:unhideWhenUsed="0"/>
+    <w:lsdException w:name="Light List Accent 4" w:semiHidden="0" w:uiPriority="61" w:unhideWhenUsed="0"/>
+    <w:lsdException w:name="Light Grid Accent 4" w:semiHidden="0" w:uiPriority="62" w:unhideWhenUsed="0"/>
+    <w:lsdException w:name="Medium Shading 1 Accent 4" w:semiHidden="0" w:uiPriority="63" w:unhideWhenUsed="0"/>
+    <w:lsdException w:name="Medium Shading 2 Accent 4" w:semiHidden="0" w:uiPriority="64" w:unhideWhenUsed="0"/>
+    <w:lsdException w:name="Medium List 1 Accent 4" w:semiHidden="0" w:uiPriority="65" w:unhideWhenUsed="0"/>
+    <w:lsdException w:name="Medium List 2 Accent 4" w:semiHidden="0" w:uiPriority="66" w:unhideWhenUsed="0"/>
+    <w:lsdException w:name="Medium Grid 1 Accent 4" w:semiHidden="0" w:uiPriority="67" w:unhideWhenUsed="0"/>
+    <w:lsdException w:name="Medium Grid 2 Accent 4" w:semiHidden="0" w:uiPriority="68" w:unhideWhenUsed="0"/>
+    <w:lsdException w:name="Medium Grid 3 Accent 4" w:semiHidden="0" w:uiPriority="69" w:unhideWhenUsed="0"/>
+    <w:lsdException w:name="Dark List Accent 4" w:semiHidden="0" w:uiPriority="70" w:unhideWhenUsed="0"/>
+    <w:lsdException w:name="Colorful Shading Accent 4" w:semiHidden="0" w:uiPriority="71" w:unhideWhenUsed="0"/>
+    <w:lsdException w:name="Colorful List Accent 4" w:semiHidden="0" w:uiPriority="72" w:unhideWhenUsed="0"/>
+    <w:lsdException w:name="Colorful Grid Accent 4" w:semiHidden="0" w:uiPriority="73" w:unhideWhenUsed="0"/>
+    <w:lsdException w:name="Light Shading Accent 5" w:semiHidden="0" w:uiPriority="60" w:unhideWhenUsed="0"/>
+    <w:lsdException w:name="Light List Accent 5" w:semiHidden="0" w:uiPriority="61" w:unhideWhenUsed="0"/>
+    <w:lsdException w:name="Light Grid Accent 5" w:semiHidden="0" w:uiPriority="62" w:unhideWhenUsed="0"/>
+    <w:lsdException w:name="Medium Shading 1 Accent 5" w:semiHidden="0" w:uiPriority="63" w:unhideWhenUsed="0"/>
+    <w:lsdException w:name="Medium Shading 2 Accent 5" w:semiHidden="0" w:uiPriority="64" w:unhideWhenUsed="0"/>
+    <w:lsdException w:name="Medium List 1 Accent 5" w:semiHidden="0" w:uiPriority="65" w:unhideWhenUsed="0"/>
+    <w:lsdException w:name="Medium List 2 Accent 5" w:semiHidden="0" w:uiPriority="66" w:unhideWhenUsed="0"/>
+    <w:lsdException w:name="Medium Grid 1 Accent 5" w:semiHidden="0" w:uiPriority="67" w:unhideWhenUsed="0"/>
+    <w:lsdException w:name="Medium Grid 2 Accent 5" w:semiHidden="0" w:uiPriority="68" w:unhideWhenUsed="0"/>
+    <w:lsdException w:name="Medium Grid 3 Accent 5" w:semiHidden="0" w:uiPriority="69" w:unhideWhenUsed="0"/>
+    <w:lsdException w:name="Dark List Accent 5" w:semiHidden="0" w:uiPriority="70" w:unhideWhenUsed="0"/>
+    <w:lsdException w:name="Colorful Shading Accent 5" w:semiHidden="0" w:uiPriority="71" w:unhideWhenUsed="0"/>
+    <w:lsdException w:name="Colorful List Accent 5" w:semiHidden="0" w:uiPriority="72" w:unhideWhenUsed="0"/>
+    <w:lsdException w:name="Colorful Grid Accent 5" w:semiHidden="0" w:uiPriority="73" w:unhideWhenUsed="0"/>
+    <w:lsdException w:name="Light Shading Accent 6" w:semiHidden="0" w:uiPriority="60" w:unhideWhenUsed="0"/>
+    <w:lsdException w:name="Light List Accent 6" w:semiHidden="0" w:uiPriority="61" w:unhideWhenUsed="0"/>
+    <w:lsdException w:name="Light Grid Accent 6" w:semiHidden="0" w:uiPriority="62" w:unhideWhenUsed="0"/>
+    <w:lsdException w:name="Medium Shading 1 Accent 6" w:semiHidden="0" w:uiPriority="63" w:unhideWhenUsed="0"/>
+    <w:lsdException w:name="Medium Shading 2 Accent 6" w:semiHidden="0" w:uiPriority="64" w:unhideWhenUsed="0"/>
+    <w:lsdException w:name="Medium List 1 Accent 6" w:semiHidden="0" w:uiPriority="65" w:unhideWhenUsed="0"/>
+    <w:lsdException w:name="Medium List 2 Accent 6" w:semiHidden="0" w:uiPriority="66" w:unhideWhenUsed="0"/>
+    <w:lsdException w:name="Medium Grid 1 Accent 6" w:semiHidden="0" w:uiPriority="67" w:unhideWhenUsed="0"/>
+    <w:lsdException w:name="Medium Grid 2 Accent 6" w:semiHidden="0" w:uiPriority="68" w:unhideWhenUsed="0"/>
+    <w:lsdException w:name="Medium Grid 3 Accent 6" w:semiHidden="0" w:uiPriority="69" w:unhideWhenUsed="0"/>
+    <w:lsdException w:name="Dark List Accent 6" w:semiHidden="0" w:uiPriority="70" w:unhideWhenUsed="0"/>
+    <w:lsdException w:name="Colorful Shading Accent 6" w:semiHidden="0" w:uiPriority="71" w:unhideWhenUsed="0"/>
+    <w:lsdException w:name="Colorful List Accent 6" w:semiHidden="0" w:uiPriority="72" w:unhideWhenUsed="0"/>
+    <w:lsdException w:name="Colorful Grid Accent 6" w:semiHidden="0" w:uiPriority="73" w:unhideWhenUsed="0"/>
+    <w:lsdException w:name="Subtle Emphasis" w:semiHidden="0" w:uiPriority="19" w:unhideWhenUsed="0" w:qFormat="1"/>
+    <w:lsdException w:name="Intense Emphasis" w:semiHidden="0" w:uiPriority="21" w:unhideWhenUsed="0" w:qFormat="1"/>
+    <w:lsdException w:name="Subtle Reference" w:semiHidden="0" w:uiPriority="31" w:unhideWhenUsed="0" w:qFormat="1"/>
+    <w:lsdException w:name="Intense Reference" w:semiHidden="0" w:uiPriority="32" w:unhideWhenUsed="0" w:qFormat="1"/>
+    <w:lsdException w:name="Book Title" w:semiHidden="0" w:uiPriority="33" w:unhideWhenUsed="0" w:qFormat="1"/>
+    <w:lsdException w:name="Bibliography" w:uiPriority="37"/>
+    <w:lsdException w:name="TOC Heading" w:uiPriority="39" w:qFormat="1"/>
   </w:latentStyles>
   <w:style w:type="paragraph" w:default="1" w:styleId="Normal">
     <w:name w:val="Normal"/>
@@ -50313,6 +50295,7 @@
       <w:spacing w:after="0" w:line="240" w:lineRule="auto"/>
     </w:pPr>
     <w:tblPr>
+      <w:tblInd w:w="0" w:type="dxa"/>
       <w:tblBorders>
         <w:top w:val="single" w:sz="4" w:space="0" w:color="auto"/>
         <w:left w:val="single" w:sz="4" w:space="0" w:color="auto"/>
@@ -50321,6 +50304,533 @@
         <w:insideH w:val="single" w:sz="4" w:space="0" w:color="auto"/>
         <w:insideV w:val="single" w:sz="4" w:space="0" w:color="auto"/>
       </w:tblBorders>
+      <w:tblCellMar>
+        <w:top w:w="0" w:type="dxa"/>
+        <w:left w:w="108" w:type="dxa"/>
+        <w:bottom w:w="0" w:type="dxa"/>
+        <w:right w:w="108" w:type="dxa"/>
+      </w:tblCellMar>
+    </w:tblPr>
+  </w:style>
+  <w:style w:type="character" w:styleId="Hyperlink">
+    <w:name w:val="Hyperlink"/>
+    <w:basedOn w:val="DefaultParagraphFont"/>
+    <w:uiPriority w:val="99"/>
+    <w:unhideWhenUsed/>
+    <w:rsid w:val="00A50003"/>
+    <w:rPr>
+      <w:color w:val="0563C1" w:themeColor="hyperlink"/>
+      <w:u w:val="single"/>
+    </w:rPr>
+  </w:style>
+  <w:style w:type="character" w:customStyle="1" w:styleId="InternetLink">
+    <w:name w:val="Internet Link"/>
+    <w:basedOn w:val="DefaultParagraphFont"/>
+    <w:uiPriority w:val="99"/>
+    <w:unhideWhenUsed/>
+    <w:qFormat/>
+    <w:rsid w:val="00F4442D"/>
+    <w:rPr>
+      <w:color w:val="0563C1" w:themeColor="hyperlink"/>
+      <w:u w:val="single"/>
+    </w:rPr>
+  </w:style>
+  <w:style w:type="paragraph" w:styleId="ListParagraph">
+    <w:name w:val="List Paragraph"/>
+    <w:basedOn w:val="Normal"/>
+    <w:link w:val="ListParagraphChar"/>
+    <w:uiPriority w:val="34"/>
+    <w:qFormat/>
+    <w:rsid w:val="002C46A0"/>
+    <w:pPr>
+      <w:ind w:left="720"/>
+      <w:contextualSpacing/>
+    </w:pPr>
+  </w:style>
+  <w:style w:type="character" w:customStyle="1" w:styleId="ListParagraphChar">
+    <w:name w:val="List Paragraph Char"/>
+    <w:link w:val="ListParagraph"/>
+    <w:uiPriority w:val="34"/>
+    <w:qFormat/>
+    <w:locked/>
+    <w:rsid w:val="00D020E0"/>
+  </w:style>
+  <w:style w:type="character" w:styleId="Strong">
+    <w:name w:val="Strong"/>
+    <w:basedOn w:val="DefaultParagraphFont"/>
+    <w:uiPriority w:val="22"/>
+    <w:qFormat/>
+    <w:rsid w:val="00775A43"/>
+    <w:rPr>
+      <w:b/>
+      <w:bCs/>
+    </w:rPr>
+  </w:style>
+  <w:style w:type="paragraph" w:styleId="NormalWeb">
+    <w:name w:val="Normal (Web)"/>
+    <w:basedOn w:val="Normal"/>
+    <w:uiPriority w:val="99"/>
+    <w:unhideWhenUsed/>
+    <w:rsid w:val="00AD687A"/>
+    <w:pPr>
+      <w:spacing w:before="100" w:beforeAutospacing="1" w:after="100" w:afterAutospacing="1" w:line="240" w:lineRule="auto"/>
+    </w:pPr>
+    <w:rPr>
+      <w:rFonts w:ascii="Times New Roman" w:eastAsia="Times New Roman" w:hAnsi="Times New Roman" w:cs="Times New Roman"/>
+      <w:sz w:val="24"/>
+      <w:szCs w:val="24"/>
+    </w:rPr>
+  </w:style>
+  <w:style w:type="paragraph" w:styleId="Header">
+    <w:name w:val="header"/>
+    <w:basedOn w:val="Normal"/>
+    <w:link w:val="HeaderChar"/>
+    <w:uiPriority w:val="99"/>
+    <w:unhideWhenUsed/>
+    <w:qFormat/>
+    <w:rsid w:val="003C468E"/>
+    <w:pPr>
+      <w:tabs>
+        <w:tab w:val="center" w:pos="4680"/>
+        <w:tab w:val="right" w:pos="9360"/>
+      </w:tabs>
+      <w:spacing w:after="0" w:line="240" w:lineRule="auto"/>
+    </w:pPr>
+  </w:style>
+  <w:style w:type="character" w:customStyle="1" w:styleId="HeaderChar">
+    <w:name w:val="Header Char"/>
+    <w:basedOn w:val="DefaultParagraphFont"/>
+    <w:link w:val="Header"/>
+    <w:uiPriority w:val="99"/>
+    <w:qFormat/>
+    <w:rsid w:val="003C468E"/>
+  </w:style>
+  <w:style w:type="paragraph" w:styleId="Footer">
+    <w:name w:val="footer"/>
+    <w:basedOn w:val="Normal"/>
+    <w:link w:val="FooterChar"/>
+    <w:uiPriority w:val="99"/>
+    <w:unhideWhenUsed/>
+    <w:qFormat/>
+    <w:rsid w:val="003C468E"/>
+    <w:pPr>
+      <w:tabs>
+        <w:tab w:val="center" w:pos="4680"/>
+        <w:tab w:val="right" w:pos="9360"/>
+      </w:tabs>
+      <w:spacing w:after="0" w:line="240" w:lineRule="auto"/>
+    </w:pPr>
+  </w:style>
+  <w:style w:type="character" w:customStyle="1" w:styleId="FooterChar">
+    <w:name w:val="Footer Char"/>
+    <w:basedOn w:val="DefaultParagraphFont"/>
+    <w:link w:val="Footer"/>
+    <w:uiPriority w:val="99"/>
+    <w:qFormat/>
+    <w:rsid w:val="003C468E"/>
+  </w:style>
+  <w:style w:type="character" w:customStyle="1" w:styleId="Heading1Char">
+    <w:name w:val="Heading 1 Char"/>
+    <w:basedOn w:val="DefaultParagraphFont"/>
+    <w:link w:val="Heading1"/>
+    <w:uiPriority w:val="9"/>
+    <w:rsid w:val="00995DB5"/>
+    <w:rPr>
+      <w:rFonts w:asciiTheme="majorHAnsi" w:eastAsiaTheme="majorEastAsia" w:hAnsiTheme="majorHAnsi" w:cstheme="majorBidi"/>
+      <w:color w:val="2F5496" w:themeColor="accent1" w:themeShade="BF"/>
+      <w:sz w:val="32"/>
+      <w:szCs w:val="32"/>
+    </w:rPr>
+  </w:style>
+  <w:style w:type="character" w:customStyle="1" w:styleId="Heading2Char">
+    <w:name w:val="Heading 2 Char"/>
+    <w:basedOn w:val="DefaultParagraphFont"/>
+    <w:link w:val="Heading2"/>
+    <w:uiPriority w:val="9"/>
+    <w:rsid w:val="00995DB5"/>
+    <w:rPr>
+      <w:rFonts w:asciiTheme="majorHAnsi" w:eastAsiaTheme="majorEastAsia" w:hAnsiTheme="majorHAnsi" w:cstheme="majorBidi"/>
+      <w:color w:val="2F5496" w:themeColor="accent1" w:themeShade="BF"/>
+      <w:sz w:val="26"/>
+      <w:szCs w:val="26"/>
+    </w:rPr>
+  </w:style>
+  <w:style w:type="paragraph" w:styleId="BalloonText">
+    <w:name w:val="Balloon Text"/>
+    <w:basedOn w:val="Normal"/>
+    <w:link w:val="BalloonTextChar"/>
+    <w:uiPriority w:val="99"/>
+    <w:semiHidden/>
+    <w:unhideWhenUsed/>
+    <w:rsid w:val="003B4317"/>
+    <w:pPr>
+      <w:spacing w:after="0" w:line="240" w:lineRule="auto"/>
+    </w:pPr>
+    <w:rPr>
+      <w:rFonts w:ascii="Segoe UI" w:hAnsi="Segoe UI" w:cs="Segoe UI"/>
+      <w:sz w:val="18"/>
+      <w:szCs w:val="18"/>
+    </w:rPr>
+  </w:style>
+  <w:style w:type="character" w:customStyle="1" w:styleId="BalloonTextChar">
+    <w:name w:val="Balloon Text Char"/>
+    <w:basedOn w:val="DefaultParagraphFont"/>
+    <w:link w:val="BalloonText"/>
+    <w:uiPriority w:val="99"/>
+    <w:semiHidden/>
+    <w:rsid w:val="003B4317"/>
+    <w:rPr>
+      <w:rFonts w:ascii="Segoe UI" w:hAnsi="Segoe UI" w:cs="Segoe UI"/>
+      <w:sz w:val="18"/>
+      <w:szCs w:val="18"/>
+    </w:rPr>
+  </w:style>
+  <w:style w:type="paragraph" w:styleId="TOCHeading">
+    <w:name w:val="TOC Heading"/>
+    <w:basedOn w:val="Heading1"/>
+    <w:next w:val="Normal"/>
+    <w:uiPriority w:val="39"/>
+    <w:unhideWhenUsed/>
+    <w:qFormat/>
+    <w:rsid w:val="00A95D5A"/>
+    <w:pPr>
+      <w:outlineLvl w:val="9"/>
+    </w:pPr>
+  </w:style>
+  <w:style w:type="paragraph" w:styleId="TOC1">
+    <w:name w:val="toc 1"/>
+    <w:basedOn w:val="Normal"/>
+    <w:next w:val="Normal"/>
+    <w:autoRedefine/>
+    <w:uiPriority w:val="39"/>
+    <w:unhideWhenUsed/>
+    <w:rsid w:val="00A95D5A"/>
+    <w:pPr>
+      <w:spacing w:after="100"/>
+    </w:pPr>
+  </w:style>
+  <w:style w:type="paragraph" w:styleId="TOC2">
+    <w:name w:val="toc 2"/>
+    <w:basedOn w:val="Normal"/>
+    <w:next w:val="Normal"/>
+    <w:autoRedefine/>
+    <w:uiPriority w:val="39"/>
+    <w:unhideWhenUsed/>
+    <w:rsid w:val="00A95D5A"/>
+    <w:pPr>
+      <w:spacing w:after="100"/>
+      <w:ind w:left="220"/>
+    </w:pPr>
+  </w:style>
+  <w:style w:type="character" w:customStyle="1" w:styleId="Heading3Char">
+    <w:name w:val="Heading 3 Char"/>
+    <w:basedOn w:val="DefaultParagraphFont"/>
+    <w:link w:val="Heading3"/>
+    <w:uiPriority w:val="9"/>
+    <w:rsid w:val="00CC17AE"/>
+    <w:rPr>
+      <w:rFonts w:asciiTheme="majorHAnsi" w:eastAsiaTheme="majorEastAsia" w:hAnsiTheme="majorHAnsi" w:cstheme="majorBidi"/>
+      <w:color w:val="1F3763" w:themeColor="accent1" w:themeShade="7F"/>
+      <w:sz w:val="24"/>
+      <w:szCs w:val="24"/>
+    </w:rPr>
+  </w:style>
+  <w:style w:type="paragraph" w:styleId="TOC3">
+    <w:name w:val="toc 3"/>
+    <w:basedOn w:val="Normal"/>
+    <w:next w:val="Normal"/>
+    <w:autoRedefine/>
+    <w:uiPriority w:val="39"/>
+    <w:unhideWhenUsed/>
+    <w:rsid w:val="005766FD"/>
+    <w:pPr>
+      <w:spacing w:after="100"/>
+      <w:ind w:left="440"/>
+    </w:pPr>
+  </w:style>
+</w:styles>
+</file>
+
+<file path=word/stylesWithEffects.xml><?xml version="1.0" encoding="utf-8"?>
+<w:styles xmlns:wpc="http://schemas.microsoft.com/office/word/2010/wordprocessingCanvas" xmlns:mc="http://schemas.openxmlformats.org/markup-compatibility/2006" xmlns:o="urn:schemas-microsoft-com:office:office" xmlns:r="http://schemas.openxmlformats.org/officeDocument/2006/relationships" xmlns:m="http://schemas.openxmlformats.org/officeDocument/2006/math" xmlns:v="urn:schemas-microsoft-com:vml" xmlns:wp14="http://schemas.microsoft.com/office/word/2010/wordprocessingDrawing" xmlns:wp="http://schemas.openxmlformats.org/drawingml/2006/wordprocessingDrawing" xmlns:w10="urn:schemas-microsoft-com:office:word" xmlns:w="http://schemas.openxmlformats.org/wordprocessingml/2006/main" xmlns:w14="http://schemas.microsoft.com/office/word/2010/wordml" xmlns:wpg="http://schemas.microsoft.com/office/word/2010/wordprocessingGroup" xmlns:wpi="http://schemas.microsoft.com/office/word/2010/wordprocessingInk" xmlns:wne="http://schemas.microsoft.com/office/word/2006/wordml" xmlns:wps="http://schemas.microsoft.com/office/word/2010/wordprocessingShape" mc:Ignorable="w14 wp14">
+  <w:docDefaults>
+    <w:rPrDefault>
+      <w:rPr>
+        <w:rFonts w:asciiTheme="minorHAnsi" w:eastAsiaTheme="minorHAnsi" w:hAnsiTheme="minorHAnsi" w:cstheme="minorBidi"/>
+        <w:sz w:val="22"/>
+        <w:szCs w:val="22"/>
+        <w:lang w:val="en-US" w:eastAsia="en-US" w:bidi="ar-SA"/>
+      </w:rPr>
+    </w:rPrDefault>
+    <w:pPrDefault>
+      <w:pPr>
+        <w:spacing w:after="160" w:line="259" w:lineRule="auto"/>
+      </w:pPr>
+    </w:pPrDefault>
+  </w:docDefaults>
+  <w:latentStyles w:defLockedState="0" w:defUIPriority="99" w:defSemiHidden="1" w:defUnhideWhenUsed="1" w:defQFormat="0" w:count="267">
+    <w:lsdException w:name="Normal" w:semiHidden="0" w:uiPriority="0" w:unhideWhenUsed="0" w:qFormat="1"/>
+    <w:lsdException w:name="heading 1" w:semiHidden="0" w:uiPriority="9" w:unhideWhenUsed="0" w:qFormat="1"/>
+    <w:lsdException w:name="heading 2" w:uiPriority="9" w:qFormat="1"/>
+    <w:lsdException w:name="heading 3" w:uiPriority="9" w:qFormat="1"/>
+    <w:lsdException w:name="heading 4" w:uiPriority="9" w:qFormat="1"/>
+    <w:lsdException w:name="heading 5" w:uiPriority="9" w:qFormat="1"/>
+    <w:lsdException w:name="heading 6" w:uiPriority="9" w:qFormat="1"/>
+    <w:lsdException w:name="heading 7" w:uiPriority="9" w:qFormat="1"/>
+    <w:lsdException w:name="heading 8" w:uiPriority="9" w:qFormat="1"/>
+    <w:lsdException w:name="heading 9" w:uiPriority="9" w:qFormat="1"/>
+    <w:lsdException w:name="toc 1" w:uiPriority="39"/>
+    <w:lsdException w:name="toc 2" w:uiPriority="39"/>
+    <w:lsdException w:name="toc 3" w:uiPriority="39"/>
+    <w:lsdException w:name="toc 4" w:uiPriority="39"/>
+    <w:lsdException w:name="toc 5" w:uiPriority="39"/>
+    <w:lsdException w:name="toc 6" w:uiPriority="39"/>
+    <w:lsdException w:name="toc 7" w:uiPriority="39"/>
+    <w:lsdException w:name="toc 8" w:uiPriority="39"/>
+    <w:lsdException w:name="toc 9" w:uiPriority="39"/>
+    <w:lsdException w:name="header" w:qFormat="1"/>
+    <w:lsdException w:name="footer" w:qFormat="1"/>
+    <w:lsdException w:name="caption" w:uiPriority="35" w:qFormat="1"/>
+    <w:lsdException w:name="Title" w:semiHidden="0" w:uiPriority="10" w:unhideWhenUsed="0" w:qFormat="1"/>
+    <w:lsdException w:name="Default Paragraph Font" w:uiPriority="1"/>
+    <w:lsdException w:name="Subtitle" w:semiHidden="0" w:uiPriority="11" w:unhideWhenUsed="0" w:qFormat="1"/>
+    <w:lsdException w:name="Strong" w:semiHidden="0" w:uiPriority="22" w:unhideWhenUsed="0" w:qFormat="1"/>
+    <w:lsdException w:name="Emphasis" w:semiHidden="0" w:uiPriority="20" w:unhideWhenUsed="0" w:qFormat="1"/>
+    <w:lsdException w:name="Table Grid" w:semiHidden="0" w:uiPriority="39" w:unhideWhenUsed="0" w:qFormat="1"/>
+    <w:lsdException w:name="Placeholder Text" w:unhideWhenUsed="0"/>
+    <w:lsdException w:name="No Spacing" w:semiHidden="0" w:uiPriority="1" w:unhideWhenUsed="0" w:qFormat="1"/>
+    <w:lsdException w:name="Light Shading" w:semiHidden="0" w:uiPriority="60" w:unhideWhenUsed="0"/>
+    <w:lsdException w:name="Light List" w:semiHidden="0" w:uiPriority="61" w:unhideWhenUsed="0"/>
+    <w:lsdException w:name="Light Grid" w:semiHidden="0" w:uiPriority="62" w:unhideWhenUsed="0"/>
+    <w:lsdException w:name="Medium Shading 1" w:semiHidden="0" w:uiPriority="63" w:unhideWhenUsed="0"/>
+    <w:lsdException w:name="Medium Shading 2" w:semiHidden="0" w:uiPriority="64" w:unhideWhenUsed="0"/>
+    <w:lsdException w:name="Medium List 1" w:semiHidden="0" w:uiPriority="65" w:unhideWhenUsed="0"/>
+    <w:lsdException w:name="Medium List 2" w:semiHidden="0" w:uiPriority="66" w:unhideWhenUsed="0"/>
+    <w:lsdException w:name="Medium Grid 1" w:semiHidden="0" w:uiPriority="67" w:unhideWhenUsed="0"/>
+    <w:lsdException w:name="Medium Grid 2" w:semiHidden="0" w:uiPriority="68" w:unhideWhenUsed="0"/>
+    <w:lsdException w:name="Medium Grid 3" w:semiHidden="0" w:uiPriority="69" w:unhideWhenUsed="0"/>
+    <w:lsdException w:name="Dark List" w:semiHidden="0" w:uiPriority="70" w:unhideWhenUsed="0"/>
+    <w:lsdException w:name="Colorful Shading" w:semiHidden="0" w:uiPriority="71" w:unhideWhenUsed="0"/>
+    <w:lsdException w:name="Colorful List" w:semiHidden="0" w:uiPriority="72" w:unhideWhenUsed="0"/>
+    <w:lsdException w:name="Colorful Grid" w:semiHidden="0" w:uiPriority="73" w:unhideWhenUsed="0"/>
+    <w:lsdException w:name="Light Shading Accent 1" w:semiHidden="0" w:uiPriority="60" w:unhideWhenUsed="0"/>
+    <w:lsdException w:name="Light List Accent 1" w:semiHidden="0" w:uiPriority="61" w:unhideWhenUsed="0"/>
+    <w:lsdException w:name="Light Grid Accent 1" w:semiHidden="0" w:uiPriority="62" w:unhideWhenUsed="0"/>
+    <w:lsdException w:name="Medium Shading 1 Accent 1" w:semiHidden="0" w:uiPriority="63" w:unhideWhenUsed="0"/>
+    <w:lsdException w:name="Medium Shading 2 Accent 1" w:semiHidden="0" w:uiPriority="64" w:unhideWhenUsed="0"/>
+    <w:lsdException w:name="Medium List 1 Accent 1" w:semiHidden="0" w:uiPriority="65" w:unhideWhenUsed="0"/>
+    <w:lsdException w:name="Revision" w:unhideWhenUsed="0"/>
+    <w:lsdException w:name="List Paragraph" w:semiHidden="0" w:uiPriority="34" w:unhideWhenUsed="0" w:qFormat="1"/>
+    <w:lsdException w:name="Quote" w:semiHidden="0" w:uiPriority="29" w:unhideWhenUsed="0" w:qFormat="1"/>
+    <w:lsdException w:name="Intense Quote" w:semiHidden="0" w:uiPriority="30" w:unhideWhenUsed="0" w:qFormat="1"/>
+    <w:lsdException w:name="Medium List 2 Accent 1" w:semiHidden="0" w:uiPriority="66" w:unhideWhenUsed="0"/>
+    <w:lsdException w:name="Medium Grid 1 Accent 1" w:semiHidden="0" w:uiPriority="67" w:unhideWhenUsed="0"/>
+    <w:lsdException w:name="Medium Grid 2 Accent 1" w:semiHidden="0" w:uiPriority="68" w:unhideWhenUsed="0"/>
+    <w:lsdException w:name="Medium Grid 3 Accent 1" w:semiHidden="0" w:uiPriority="69" w:unhideWhenUsed="0"/>
+    <w:lsdException w:name="Dark List Accent 1" w:semiHidden="0" w:uiPriority="70" w:unhideWhenUsed="0"/>
+    <w:lsdException w:name="Colorful Shading Accent 1" w:semiHidden="0" w:uiPriority="71" w:unhideWhenUsed="0"/>
+    <w:lsdException w:name="Colorful List Accent 1" w:semiHidden="0" w:uiPriority="72" w:unhideWhenUsed="0"/>
+    <w:lsdException w:name="Colorful Grid Accent 1" w:semiHidden="0" w:uiPriority="73" w:unhideWhenUsed="0"/>
+    <w:lsdException w:name="Light Shading Accent 2" w:semiHidden="0" w:uiPriority="60" w:unhideWhenUsed="0"/>
+    <w:lsdException w:name="Light List Accent 2" w:semiHidden="0" w:uiPriority="61" w:unhideWhenUsed="0"/>
+    <w:lsdException w:name="Light Grid Accent 2" w:semiHidden="0" w:uiPriority="62" w:unhideWhenUsed="0"/>
+    <w:lsdException w:name="Medium Shading 1 Accent 2" w:semiHidden="0" w:uiPriority="63" w:unhideWhenUsed="0"/>
+    <w:lsdException w:name="Medium Shading 2 Accent 2" w:semiHidden="0" w:uiPriority="64" w:unhideWhenUsed="0"/>
+    <w:lsdException w:name="Medium List 1 Accent 2" w:semiHidden="0" w:uiPriority="65" w:unhideWhenUsed="0"/>
+    <w:lsdException w:name="Medium List 2 Accent 2" w:semiHidden="0" w:uiPriority="66" w:unhideWhenUsed="0"/>
+    <w:lsdException w:name="Medium Grid 1 Accent 2" w:semiHidden="0" w:uiPriority="67" w:unhideWhenUsed="0"/>
+    <w:lsdException w:name="Medium Grid 2 Accent 2" w:semiHidden="0" w:uiPriority="68" w:unhideWhenUsed="0"/>
+    <w:lsdException w:name="Medium Grid 3 Accent 2" w:semiHidden="0" w:uiPriority="69" w:unhideWhenUsed="0"/>
+    <w:lsdException w:name="Dark List Accent 2" w:semiHidden="0" w:uiPriority="70" w:unhideWhenUsed="0"/>
+    <w:lsdException w:name="Colorful Shading Accent 2" w:semiHidden="0" w:uiPriority="71" w:unhideWhenUsed="0"/>
+    <w:lsdException w:name="Colorful List Accent 2" w:semiHidden="0" w:uiPriority="72" w:unhideWhenUsed="0"/>
+    <w:lsdException w:name="Colorful Grid Accent 2" w:semiHidden="0" w:uiPriority="73" w:unhideWhenUsed="0"/>
+    <w:lsdException w:name="Light Shading Accent 3" w:semiHidden="0" w:uiPriority="60" w:unhideWhenUsed="0"/>
+    <w:lsdException w:name="Light List Accent 3" w:semiHidden="0" w:uiPriority="61" w:unhideWhenUsed="0"/>
+    <w:lsdException w:name="Light Grid Accent 3" w:semiHidden="0" w:uiPriority="62" w:unhideWhenUsed="0"/>
+    <w:lsdException w:name="Medium Shading 1 Accent 3" w:semiHidden="0" w:uiPriority="63" w:unhideWhenUsed="0"/>
+    <w:lsdException w:name="Medium Shading 2 Accent 3" w:semiHidden="0" w:uiPriority="64" w:unhideWhenUsed="0"/>
+    <w:lsdException w:name="Medium List 1 Accent 3" w:semiHidden="0" w:uiPriority="65" w:unhideWhenUsed="0"/>
+    <w:lsdException w:name="Medium List 2 Accent 3" w:semiHidden="0" w:uiPriority="66" w:unhideWhenUsed="0"/>
+    <w:lsdException w:name="Medium Grid 1 Accent 3" w:semiHidden="0" w:uiPriority="67" w:unhideWhenUsed="0"/>
+    <w:lsdException w:name="Medium Grid 2 Accent 3" w:semiHidden="0" w:uiPriority="68" w:unhideWhenUsed="0"/>
+    <w:lsdException w:name="Medium Grid 3 Accent 3" w:semiHidden="0" w:uiPriority="69" w:unhideWhenUsed="0"/>
+    <w:lsdException w:name="Dark List Accent 3" w:semiHidden="0" w:uiPriority="70" w:unhideWhenUsed="0"/>
+    <w:lsdException w:name="Colorful Shading Accent 3" w:semiHidden="0" w:uiPriority="71" w:unhideWhenUsed="0"/>
+    <w:lsdException w:name="Colorful List Accent 3" w:semiHidden="0" w:uiPriority="72" w:unhideWhenUsed="0"/>
+    <w:lsdException w:name="Colorful Grid Accent 3" w:semiHidden="0" w:uiPriority="73" w:unhideWhenUsed="0"/>
+    <w:lsdException w:name="Light Shading Accent 4" w:semiHidden="0" w:uiPriority="60" w:unhideWhenUsed="0"/>
+    <w:lsdException w:name="Light List Accent 4" w:semiHidden="0" w:uiPriority="61" w:unhideWhenUsed="0"/>
+    <w:lsdException w:name="Light Grid Accent 4" w:semiHidden="0" w:uiPriority="62" w:unhideWhenUsed="0"/>
+    <w:lsdException w:name="Medium Shading 1 Accent 4" w:semiHidden="0" w:uiPriority="63" w:unhideWhenUsed="0"/>
+    <w:lsdException w:name="Medium Shading 2 Accent 4" w:semiHidden="0" w:uiPriority="64" w:unhideWhenUsed="0"/>
+    <w:lsdException w:name="Medium List 1 Accent 4" w:semiHidden="0" w:uiPriority="65" w:unhideWhenUsed="0"/>
+    <w:lsdException w:name="Medium List 2 Accent 4" w:semiHidden="0" w:uiPriority="66" w:unhideWhenUsed="0"/>
+    <w:lsdException w:name="Medium Grid 1 Accent 4" w:semiHidden="0" w:uiPriority="67" w:unhideWhenUsed="0"/>
+    <w:lsdException w:name="Medium Grid 2 Accent 4" w:semiHidden="0" w:uiPriority="68" w:unhideWhenUsed="0"/>
+    <w:lsdException w:name="Medium Grid 3 Accent 4" w:semiHidden="0" w:uiPriority="69" w:unhideWhenUsed="0"/>
+    <w:lsdException w:name="Dark List Accent 4" w:semiHidden="0" w:uiPriority="70" w:unhideWhenUsed="0"/>
+    <w:lsdException w:name="Colorful Shading Accent 4" w:semiHidden="0" w:uiPriority="71" w:unhideWhenUsed="0"/>
+    <w:lsdException w:name="Colorful List Accent 4" w:semiHidden="0" w:uiPriority="72" w:unhideWhenUsed="0"/>
+    <w:lsdException w:name="Colorful Grid Accent 4" w:semiHidden="0" w:uiPriority="73" w:unhideWhenUsed="0"/>
+    <w:lsdException w:name="Light Shading Accent 5" w:semiHidden="0" w:uiPriority="60" w:unhideWhenUsed="0"/>
+    <w:lsdException w:name="Light List Accent 5" w:semiHidden="0" w:uiPriority="61" w:unhideWhenUsed="0"/>
+    <w:lsdException w:name="Light Grid Accent 5" w:semiHidden="0" w:uiPriority="62" w:unhideWhenUsed="0"/>
+    <w:lsdException w:name="Medium Shading 1 Accent 5" w:semiHidden="0" w:uiPriority="63" w:unhideWhenUsed="0"/>
+    <w:lsdException w:name="Medium Shading 2 Accent 5" w:semiHidden="0" w:uiPriority="64" w:unhideWhenUsed="0"/>
+    <w:lsdException w:name="Medium List 1 Accent 5" w:semiHidden="0" w:uiPriority="65" w:unhideWhenUsed="0"/>
+    <w:lsdException w:name="Medium List 2 Accent 5" w:semiHidden="0" w:uiPriority="66" w:unhideWhenUsed="0"/>
+    <w:lsdException w:name="Medium Grid 1 Accent 5" w:semiHidden="0" w:uiPriority="67" w:unhideWhenUsed="0"/>
+    <w:lsdException w:name="Medium Grid 2 Accent 5" w:semiHidden="0" w:uiPriority="68" w:unhideWhenUsed="0"/>
+    <w:lsdException w:name="Medium Grid 3 Accent 5" w:semiHidden="0" w:uiPriority="69" w:unhideWhenUsed="0"/>
+    <w:lsdException w:name="Dark List Accent 5" w:semiHidden="0" w:uiPriority="70" w:unhideWhenUsed="0"/>
+    <w:lsdException w:name="Colorful Shading Accent 5" w:semiHidden="0" w:uiPriority="71" w:unhideWhenUsed="0"/>
+    <w:lsdException w:name="Colorful List Accent 5" w:semiHidden="0" w:uiPriority="72" w:unhideWhenUsed="0"/>
+    <w:lsdException w:name="Colorful Grid Accent 5" w:semiHidden="0" w:uiPriority="73" w:unhideWhenUsed="0"/>
+    <w:lsdException w:name="Light Shading Accent 6" w:semiHidden="0" w:uiPriority="60" w:unhideWhenUsed="0"/>
+    <w:lsdException w:name="Light List Accent 6" w:semiHidden="0" w:uiPriority="61" w:unhideWhenUsed="0"/>
+    <w:lsdException w:name="Light Grid Accent 6" w:semiHidden="0" w:uiPriority="62" w:unhideWhenUsed="0"/>
+    <w:lsdException w:name="Medium Shading 1 Accent 6" w:semiHidden="0" w:uiPriority="63" w:unhideWhenUsed="0"/>
+    <w:lsdException w:name="Medium Shading 2 Accent 6" w:semiHidden="0" w:uiPriority="64" w:unhideWhenUsed="0"/>
+    <w:lsdException w:name="Medium List 1 Accent 6" w:semiHidden="0" w:uiPriority="65" w:unhideWhenUsed="0"/>
+    <w:lsdException w:name="Medium List 2 Accent 6" w:semiHidden="0" w:uiPriority="66" w:unhideWhenUsed="0"/>
+    <w:lsdException w:name="Medium Grid 1 Accent 6" w:semiHidden="0" w:uiPriority="67" w:unhideWhenUsed="0"/>
+    <w:lsdException w:name="Medium Grid 2 Accent 6" w:semiHidden="0" w:uiPriority="68" w:unhideWhenUsed="0"/>
+    <w:lsdException w:name="Medium Grid 3 Accent 6" w:semiHidden="0" w:uiPriority="69" w:unhideWhenUsed="0"/>
+    <w:lsdException w:name="Dark List Accent 6" w:semiHidden="0" w:uiPriority="70" w:unhideWhenUsed="0"/>
+    <w:lsdException w:name="Colorful Shading Accent 6" w:semiHidden="0" w:uiPriority="71" w:unhideWhenUsed="0"/>
+    <w:lsdException w:name="Colorful List Accent 6" w:semiHidden="0" w:uiPriority="72" w:unhideWhenUsed="0"/>
+    <w:lsdException w:name="Colorful Grid Accent 6" w:semiHidden="0" w:uiPriority="73" w:unhideWhenUsed="0"/>
+    <w:lsdException w:name="Subtle Emphasis" w:semiHidden="0" w:uiPriority="19" w:unhideWhenUsed="0" w:qFormat="1"/>
+    <w:lsdException w:name="Intense Emphasis" w:semiHidden="0" w:uiPriority="21" w:unhideWhenUsed="0" w:qFormat="1"/>
+    <w:lsdException w:name="Subtle Reference" w:semiHidden="0" w:uiPriority="31" w:unhideWhenUsed="0" w:qFormat="1"/>
+    <w:lsdException w:name="Intense Reference" w:semiHidden="0" w:uiPriority="32" w:unhideWhenUsed="0" w:qFormat="1"/>
+    <w:lsdException w:name="Book Title" w:semiHidden="0" w:uiPriority="33" w:unhideWhenUsed="0" w:qFormat="1"/>
+    <w:lsdException w:name="Bibliography" w:uiPriority="37"/>
+    <w:lsdException w:name="TOC Heading" w:uiPriority="39" w:qFormat="1"/>
+  </w:latentStyles>
+  <w:style w:type="paragraph" w:default="1" w:styleId="Normal">
+    <w:name w:val="Normal"/>
+    <w:qFormat/>
+    <w:rsid w:val="009626B1"/>
+  </w:style>
+  <w:style w:type="paragraph" w:styleId="Heading1">
+    <w:name w:val="heading 1"/>
+    <w:basedOn w:val="Normal"/>
+    <w:next w:val="Normal"/>
+    <w:link w:val="Heading1Char"/>
+    <w:uiPriority w:val="9"/>
+    <w:qFormat/>
+    <w:rsid w:val="00995DB5"/>
+    <w:pPr>
+      <w:keepNext/>
+      <w:keepLines/>
+      <w:spacing w:before="240" w:after="0"/>
+      <w:outlineLvl w:val="0"/>
+    </w:pPr>
+    <w:rPr>
+      <w:rFonts w:asciiTheme="majorHAnsi" w:eastAsiaTheme="majorEastAsia" w:hAnsiTheme="majorHAnsi" w:cstheme="majorBidi"/>
+      <w:color w:val="2F5496" w:themeColor="accent1" w:themeShade="BF"/>
+      <w:sz w:val="32"/>
+      <w:szCs w:val="32"/>
+    </w:rPr>
+  </w:style>
+  <w:style w:type="paragraph" w:styleId="Heading2">
+    <w:name w:val="heading 2"/>
+    <w:basedOn w:val="Normal"/>
+    <w:next w:val="Normal"/>
+    <w:link w:val="Heading2Char"/>
+    <w:uiPriority w:val="9"/>
+    <w:unhideWhenUsed/>
+    <w:qFormat/>
+    <w:rsid w:val="00995DB5"/>
+    <w:pPr>
+      <w:keepNext/>
+      <w:keepLines/>
+      <w:spacing w:before="40" w:after="0"/>
+      <w:outlineLvl w:val="1"/>
+    </w:pPr>
+    <w:rPr>
+      <w:rFonts w:asciiTheme="majorHAnsi" w:eastAsiaTheme="majorEastAsia" w:hAnsiTheme="majorHAnsi" w:cstheme="majorBidi"/>
+      <w:color w:val="2F5496" w:themeColor="accent1" w:themeShade="BF"/>
+      <w:sz w:val="26"/>
+      <w:szCs w:val="26"/>
+    </w:rPr>
+  </w:style>
+  <w:style w:type="paragraph" w:styleId="Heading3">
+    <w:name w:val="heading 3"/>
+    <w:basedOn w:val="Normal"/>
+    <w:next w:val="Normal"/>
+    <w:link w:val="Heading3Char"/>
+    <w:uiPriority w:val="9"/>
+    <w:unhideWhenUsed/>
+    <w:qFormat/>
+    <w:rsid w:val="00CC17AE"/>
+    <w:pPr>
+      <w:keepNext/>
+      <w:keepLines/>
+      <w:spacing w:before="40" w:after="0"/>
+      <w:outlineLvl w:val="2"/>
+    </w:pPr>
+    <w:rPr>
+      <w:rFonts w:asciiTheme="majorHAnsi" w:eastAsiaTheme="majorEastAsia" w:hAnsiTheme="majorHAnsi" w:cstheme="majorBidi"/>
+      <w:color w:val="1F3763" w:themeColor="accent1" w:themeShade="7F"/>
+      <w:sz w:val="24"/>
+      <w:szCs w:val="24"/>
+    </w:rPr>
+  </w:style>
+  <w:style w:type="character" w:default="1" w:styleId="DefaultParagraphFont">
+    <w:name w:val="Default Paragraph Font"/>
+    <w:uiPriority w:val="1"/>
+    <w:semiHidden/>
+    <w:unhideWhenUsed/>
+  </w:style>
+  <w:style w:type="table" w:default="1" w:styleId="TableNormal">
+    <w:name w:val="Normal Table"/>
+    <w:uiPriority w:val="99"/>
+    <w:semiHidden/>
+    <w:unhideWhenUsed/>
+    <w:tblPr>
+      <w:tblInd w:w="0" w:type="dxa"/>
+      <w:tblCellMar>
+        <w:top w:w="0" w:type="dxa"/>
+        <w:left w:w="108" w:type="dxa"/>
+        <w:bottom w:w="0" w:type="dxa"/>
+        <w:right w:w="108" w:type="dxa"/>
+      </w:tblCellMar>
+    </w:tblPr>
+  </w:style>
+  <w:style w:type="numbering" w:default="1" w:styleId="NoList">
+    <w:name w:val="No List"/>
+    <w:uiPriority w:val="99"/>
+    <w:semiHidden/>
+    <w:unhideWhenUsed/>
+  </w:style>
+  <w:style w:type="table" w:styleId="TableGrid">
+    <w:name w:val="Table Grid"/>
+    <w:basedOn w:val="TableNormal"/>
+    <w:uiPriority w:val="39"/>
+    <w:qFormat/>
+    <w:rsid w:val="00A50003"/>
+    <w:pPr>
+      <w:spacing w:after="0" w:line="240" w:lineRule="auto"/>
+    </w:pPr>
+    <w:tblPr>
+      <w:tblInd w:w="0" w:type="dxa"/>
+      <w:tblBorders>
+        <w:top w:val="single" w:sz="4" w:space="0" w:color="auto"/>
+        <w:left w:val="single" w:sz="4" w:space="0" w:color="auto"/>
+        <w:bottom w:val="single" w:sz="4" w:space="0" w:color="auto"/>
+        <w:right w:val="single" w:sz="4" w:space="0" w:color="auto"/>
+        <w:insideH w:val="single" w:sz="4" w:space="0" w:color="auto"/>
+        <w:insideV w:val="single" w:sz="4" w:space="0" w:color="auto"/>
+      </w:tblBorders>
+      <w:tblCellMar>
+        <w:top w:w="0" w:type="dxa"/>
+        <w:left w:w="108" w:type="dxa"/>
+        <w:bottom w:w="0" w:type="dxa"/>
+        <w:right w:w="108" w:type="dxa"/>
+      </w:tblCellMar>
     </w:tblPr>
   </w:style>
   <w:style w:type="character" w:styleId="Hyperlink">
@@ -50605,7 +51115,7 @@
     </a:clrScheme>
     <a:fontScheme name="Office">
       <a:majorFont>
-        <a:latin typeface="Calibri Light" panose="020F0302020204030204"/>
+        <a:latin typeface="Calibri Light"/>
         <a:ea typeface=""/>
         <a:cs typeface=""/>
         <a:font script="Jpan" typeface="ＭＳ ゴシック"/>
@@ -50640,7 +51150,7 @@
         <a:font script="Geor" typeface="Sylfaen"/>
       </a:majorFont>
       <a:minorFont>
-        <a:latin typeface="Calibri" panose="020F0502020204030204"/>
+        <a:latin typeface="Calibri"/>
         <a:ea typeface=""/>
         <a:cs typeface=""/>
         <a:font script="Jpan" typeface="ＭＳ 明朝"/>
@@ -50817,7 +51327,7 @@
   <a:extraClrSchemeLst/>
   <a:extLst>
     <a:ext uri="{05A4C25C-085E-4340-85A3-A5531E510DB2}">
-      <thm15:themeFamily xmlns:thm15="http://schemas.microsoft.com/office/thememl/2012/main" name="Office Theme" id="{62F939B6-93AF-4DB8-9C6B-D6C7DFDC589F}" vid="{4A3C46E8-61CC-4603-A589-7422A47A8E4A}"/>
+      <thm15:themeFamily xmlns="" xmlns:thm15="http://schemas.microsoft.com/office/thememl/2012/main" name="Office Theme" id="{62F939B6-93AF-4DB8-9C6B-D6C7DFDC589F}" vid="{4A3C46E8-61CC-4603-A589-7422A47A8E4A}"/>
     </a:ext>
   </a:extLst>
 </a:theme>
@@ -50828,7 +51338,7 @@
 </file>
 
 <file path=customXml/itemProps1.xml><?xml version="1.0" encoding="utf-8"?>
-<ds:datastoreItem xmlns:ds="http://schemas.openxmlformats.org/officeDocument/2006/customXml" ds:itemID="{D3985647-22E3-4324-AA14-8DFCEAD4089C}">
+<ds:datastoreItem xmlns:ds="http://schemas.openxmlformats.org/officeDocument/2006/customXml" ds:itemID="{4FE078F8-8C5E-4FC2-B4A6-25CE2AF48F85}">
   <ds:schemaRefs>
     <ds:schemaRef ds:uri="http://schemas.openxmlformats.org/officeDocument/2006/bibliography"/>
   </ds:schemaRefs>
